--- a/Documentation/Section32B_Project4 Resume Uploader JINJA2 FRONTEND INTEGRATE.docx
+++ b/Documentation/Section32B_Project4 Resume Uploader JINJA2 FRONTEND INTEGRATE.docx
@@ -16,134 +16,9320 @@
     </w:p>
     <w:p>
       <w:r>
-        <w:t>S</w:t>
-      </w:r>
-      <w:r>
-        <w:t>tep2</w:t>
-      </w:r>
-      <w:r>
-        <w:t>:</w:t>
-      </w:r>
-    </w:p>
-    <w:p>
-      <w:r>
-        <w:t>S</w:t>
-      </w:r>
-      <w:r>
-        <w:t>tep3</w:t>
-      </w:r>
-      <w:r>
-        <w:t>:</w:t>
-      </w:r>
-    </w:p>
-    <w:p>
-      <w:r>
-        <w:t>S</w:t>
-      </w:r>
-      <w:r>
-        <w:t>tep4</w:t>
-      </w:r>
-      <w:r>
-        <w:t>:</w:t>
-      </w:r>
-    </w:p>
-    <w:p>
-      <w:r>
-        <w:t>S</w:t>
-      </w:r>
-      <w:r>
-        <w:t>tep5</w:t>
-      </w:r>
-      <w:r>
-        <w:t>:</w:t>
-      </w:r>
-    </w:p>
-    <w:p>
-      <w:r>
-        <w:t>S</w:t>
-      </w:r>
-      <w:r>
-        <w:t>tep6</w:t>
-      </w:r>
-      <w:r>
-        <w:t>:</w:t>
-      </w:r>
-    </w:p>
-    <w:p>
-      <w:r>
-        <w:t>S</w:t>
-      </w:r>
-      <w:r>
-        <w:t>tep7</w:t>
-      </w:r>
-      <w:r>
-        <w:t>:</w:t>
-      </w:r>
-    </w:p>
-    <w:p>
-      <w:r>
-        <w:t>S</w:t>
-      </w:r>
-      <w:r>
-        <w:t>tep8</w:t>
-      </w:r>
-      <w:r>
-        <w:t>:</w:t>
-      </w:r>
-    </w:p>
-    <w:p>
-      <w:r>
-        <w:t>S</w:t>
-      </w:r>
-      <w:r>
-        <w:t>tep9</w:t>
-      </w:r>
-      <w:r>
-        <w:t>:</w:t>
-      </w:r>
-    </w:p>
-    <w:p>
-      <w:r>
-        <w:t>Step1</w:t>
-      </w:r>
-      <w:r>
-        <w:t>0</w:t>
-      </w:r>
-      <w:r>
-        <w:t>:</w:t>
-      </w:r>
-    </w:p>
-    <w:p>
-      <w:r>
-        <w:t>Step1</w:t>
-      </w:r>
-      <w:r>
-        <w:t>1</w:t>
-      </w:r>
-      <w:r>
-        <w:t>:</w:t>
-      </w:r>
-    </w:p>
-    <w:p>
-      <w:r>
-        <w:t>Step1</w:t>
-      </w:r>
-      <w:r>
-        <w:t>2</w:t>
-      </w:r>
-      <w:r>
-        <w:t>:</w:t>
-      </w:r>
-    </w:p>
-    <w:p>
-      <w:r>
-        <w:t>Step1</w:t>
-      </w:r>
-      <w:r>
-        <w:t>3</w:t>
-      </w:r>
-      <w:r>
-        <w:t>:</w:t>
+        <w:t>Simple copy the ch119 backend code into ch120 , and  now work with frontend jinja2</w:t>
+      </w:r>
+    </w:p>
+    <w:p>
+      <w:r>
+        <w:t>Jinja2 is already install because it come with standad[“fastapi”] so , if not so install pip install jinja2</w:t>
+      </w:r>
+    </w:p>
+    <w:p>
+      <w:r>
+        <w:t xml:space="preserve">So just activate now and run to check the fastapi backend work for now or not </w:t>
+      </w:r>
+    </w:p>
+    <w:p>
+      <w:r>
+        <w:t>Step2:</w:t>
+      </w:r>
+    </w:p>
+    <w:p>
+      <w:r>
+        <w:t xml:space="preserve">Create two directories inside the app </w:t>
+      </w:r>
+    </w:p>
+    <w:p>
+      <w:r>
+        <w:t>app/static</w:t>
+      </w:r>
+    </w:p>
+    <w:p>
+      <w:r>
+        <w:t xml:space="preserve">app/templates </w:t>
+      </w:r>
+    </w:p>
+    <w:p>
+      <w:r>
+        <w:t xml:space="preserve">inside the templates </w:t>
+      </w:r>
+    </w:p>
+    <w:p>
+      <w:r>
+        <w:t>app/templates/resume_list.html,base.html,upload_resume.html</w:t>
+      </w:r>
+    </w:p>
+    <w:p>
+      <w:r>
+        <w:t>inside the static make folder name css and inside the css have style.css</w:t>
+      </w:r>
+    </w:p>
+    <w:p>
+      <w:r>
+        <w:t>ch120/app/static/css/styles.css: (see code go into ch120 folder )</w:t>
+      </w:r>
+    </w:p>
+    <w:p/>
+    <w:p>
+      <w:r>
+        <w:t>Step3:</w:t>
+      </w:r>
+    </w:p>
+    <w:p>
+      <w:r>
+        <w:t>Tempaltes/base.html:</w:t>
+      </w:r>
+    </w:p>
+    <w:p>
+      <w:pPr>
+        <w:shd w:val="clear" w:color="auto" w:fill="1E1E1E"/>
+        <w:spacing w:after="0" w:line="285" w:lineRule="atLeast"/>
+        <w:rPr>
+          <w:rFonts w:ascii="Consolas" w:eastAsia="Times New Roman" w:hAnsi="Consolas" w:cs="Times New Roman"/>
+          <w:color w:val="D4D4D4"/>
+          <w:sz w:val="16"/>
+          <w:szCs w:val="16"/>
+        </w:rPr>
+      </w:pPr>
+      <w:r>
+        <w:rPr>
+          <w:rFonts w:ascii="Consolas" w:eastAsia="Times New Roman" w:hAnsi="Consolas" w:cs="Times New Roman"/>
+          <w:color w:val="808080"/>
+          <w:sz w:val="16"/>
+          <w:szCs w:val="16"/>
+        </w:rPr>
+        <w:t>&lt;!</w:t>
+      </w:r>
+      <w:r>
+        <w:rPr>
+          <w:rFonts w:ascii="Consolas" w:eastAsia="Times New Roman" w:hAnsi="Consolas" w:cs="Times New Roman"/>
+          <w:color w:val="D4D4D4"/>
+          <w:sz w:val="16"/>
+          <w:szCs w:val="16"/>
+        </w:rPr>
+        <w:t>DOCTYPE html</w:t>
+      </w:r>
+      <w:r>
+        <w:rPr>
+          <w:rFonts w:ascii="Consolas" w:eastAsia="Times New Roman" w:hAnsi="Consolas" w:cs="Times New Roman"/>
+          <w:color w:val="808080"/>
+          <w:sz w:val="16"/>
+          <w:szCs w:val="16"/>
+        </w:rPr>
+        <w:t>&gt;</w:t>
+      </w:r>
+    </w:p>
+    <w:p>
+      <w:pPr>
+        <w:shd w:val="clear" w:color="auto" w:fill="1E1E1E"/>
+        <w:spacing w:after="0" w:line="285" w:lineRule="atLeast"/>
+        <w:rPr>
+          <w:rFonts w:ascii="Consolas" w:eastAsia="Times New Roman" w:hAnsi="Consolas" w:cs="Times New Roman"/>
+          <w:color w:val="D4D4D4"/>
+          <w:sz w:val="16"/>
+          <w:szCs w:val="16"/>
+        </w:rPr>
+      </w:pPr>
+      <w:r>
+        <w:rPr>
+          <w:rFonts w:ascii="Consolas" w:eastAsia="Times New Roman" w:hAnsi="Consolas" w:cs="Times New Roman"/>
+          <w:color w:val="808080"/>
+          <w:sz w:val="16"/>
+          <w:szCs w:val="16"/>
+        </w:rPr>
+        <w:t>&lt;</w:t>
+      </w:r>
+      <w:r>
+        <w:rPr>
+          <w:rFonts w:ascii="Consolas" w:eastAsia="Times New Roman" w:hAnsi="Consolas" w:cs="Times New Roman"/>
+          <w:color w:val="569CD6"/>
+          <w:sz w:val="16"/>
+          <w:szCs w:val="16"/>
+        </w:rPr>
+        <w:t>html</w:t>
+      </w:r>
+      <w:r>
+        <w:rPr>
+          <w:rFonts w:ascii="Consolas" w:eastAsia="Times New Roman" w:hAnsi="Consolas" w:cs="Times New Roman"/>
+          <w:color w:val="D4D4D4"/>
+          <w:sz w:val="16"/>
+          <w:szCs w:val="16"/>
+        </w:rPr>
+        <w:t xml:space="preserve"> </w:t>
+      </w:r>
+      <w:r>
+        <w:rPr>
+          <w:rFonts w:ascii="Consolas" w:eastAsia="Times New Roman" w:hAnsi="Consolas" w:cs="Times New Roman"/>
+          <w:color w:val="9CDCFE"/>
+          <w:sz w:val="16"/>
+          <w:szCs w:val="16"/>
+        </w:rPr>
+        <w:t>lang</w:t>
+      </w:r>
+      <w:r>
+        <w:rPr>
+          <w:rFonts w:ascii="Consolas" w:eastAsia="Times New Roman" w:hAnsi="Consolas" w:cs="Times New Roman"/>
+          <w:color w:val="D4D4D4"/>
+          <w:sz w:val="16"/>
+          <w:szCs w:val="16"/>
+        </w:rPr>
+        <w:t>=</w:t>
+      </w:r>
+      <w:r>
+        <w:rPr>
+          <w:rFonts w:ascii="Consolas" w:eastAsia="Times New Roman" w:hAnsi="Consolas" w:cs="Times New Roman"/>
+          <w:color w:val="CE9178"/>
+          <w:sz w:val="16"/>
+          <w:szCs w:val="16"/>
+        </w:rPr>
+        <w:t>"en"</w:t>
+      </w:r>
+      <w:r>
+        <w:rPr>
+          <w:rFonts w:ascii="Consolas" w:eastAsia="Times New Roman" w:hAnsi="Consolas" w:cs="Times New Roman"/>
+          <w:color w:val="808080"/>
+          <w:sz w:val="16"/>
+          <w:szCs w:val="16"/>
+        </w:rPr>
+        <w:t>&gt;</w:t>
+      </w:r>
+    </w:p>
+    <w:p>
+      <w:pPr>
+        <w:shd w:val="clear" w:color="auto" w:fill="1E1E1E"/>
+        <w:spacing w:after="0" w:line="285" w:lineRule="atLeast"/>
+        <w:rPr>
+          <w:rFonts w:ascii="Consolas" w:eastAsia="Times New Roman" w:hAnsi="Consolas" w:cs="Times New Roman"/>
+          <w:color w:val="D4D4D4"/>
+          <w:sz w:val="16"/>
+          <w:szCs w:val="16"/>
+        </w:rPr>
+      </w:pPr>
+      <w:r>
+        <w:rPr>
+          <w:rFonts w:ascii="Consolas" w:eastAsia="Times New Roman" w:hAnsi="Consolas" w:cs="Times New Roman"/>
+          <w:color w:val="808080"/>
+          <w:sz w:val="16"/>
+          <w:szCs w:val="16"/>
+        </w:rPr>
+        <w:t>&lt;</w:t>
+      </w:r>
+      <w:r>
+        <w:rPr>
+          <w:rFonts w:ascii="Consolas" w:eastAsia="Times New Roman" w:hAnsi="Consolas" w:cs="Times New Roman"/>
+          <w:color w:val="569CD6"/>
+          <w:sz w:val="16"/>
+          <w:szCs w:val="16"/>
+        </w:rPr>
+        <w:t>head</w:t>
+      </w:r>
+      <w:r>
+        <w:rPr>
+          <w:rFonts w:ascii="Consolas" w:eastAsia="Times New Roman" w:hAnsi="Consolas" w:cs="Times New Roman"/>
+          <w:color w:val="808080"/>
+          <w:sz w:val="16"/>
+          <w:szCs w:val="16"/>
+        </w:rPr>
+        <w:t>&gt;</w:t>
+      </w:r>
+    </w:p>
+    <w:p>
+      <w:pPr>
+        <w:shd w:val="clear" w:color="auto" w:fill="1E1E1E"/>
+        <w:spacing w:after="0" w:line="285" w:lineRule="atLeast"/>
+        <w:rPr>
+          <w:rFonts w:ascii="Consolas" w:eastAsia="Times New Roman" w:hAnsi="Consolas" w:cs="Times New Roman"/>
+          <w:color w:val="D4D4D4"/>
+          <w:sz w:val="16"/>
+          <w:szCs w:val="16"/>
+        </w:rPr>
+      </w:pPr>
+      <w:r>
+        <w:rPr>
+          <w:rFonts w:ascii="Consolas" w:eastAsia="Times New Roman" w:hAnsi="Consolas" w:cs="Times New Roman"/>
+          <w:color w:val="D4D4D4"/>
+          <w:sz w:val="16"/>
+          <w:szCs w:val="16"/>
+        </w:rPr>
+        <w:t xml:space="preserve">    </w:t>
+      </w:r>
+      <w:r>
+        <w:rPr>
+          <w:rFonts w:ascii="Consolas" w:eastAsia="Times New Roman" w:hAnsi="Consolas" w:cs="Times New Roman"/>
+          <w:color w:val="808080"/>
+          <w:sz w:val="16"/>
+          <w:szCs w:val="16"/>
+        </w:rPr>
+        <w:t>&lt;</w:t>
+      </w:r>
+      <w:r>
+        <w:rPr>
+          <w:rFonts w:ascii="Consolas" w:eastAsia="Times New Roman" w:hAnsi="Consolas" w:cs="Times New Roman"/>
+          <w:color w:val="569CD6"/>
+          <w:sz w:val="16"/>
+          <w:szCs w:val="16"/>
+        </w:rPr>
+        <w:t>meta</w:t>
+      </w:r>
+      <w:r>
+        <w:rPr>
+          <w:rFonts w:ascii="Consolas" w:eastAsia="Times New Roman" w:hAnsi="Consolas" w:cs="Times New Roman"/>
+          <w:color w:val="D4D4D4"/>
+          <w:sz w:val="16"/>
+          <w:szCs w:val="16"/>
+        </w:rPr>
+        <w:t xml:space="preserve"> </w:t>
+      </w:r>
+      <w:r>
+        <w:rPr>
+          <w:rFonts w:ascii="Consolas" w:eastAsia="Times New Roman" w:hAnsi="Consolas" w:cs="Times New Roman"/>
+          <w:color w:val="9CDCFE"/>
+          <w:sz w:val="16"/>
+          <w:szCs w:val="16"/>
+        </w:rPr>
+        <w:t>charset</w:t>
+      </w:r>
+      <w:r>
+        <w:rPr>
+          <w:rFonts w:ascii="Consolas" w:eastAsia="Times New Roman" w:hAnsi="Consolas" w:cs="Times New Roman"/>
+          <w:color w:val="D4D4D4"/>
+          <w:sz w:val="16"/>
+          <w:szCs w:val="16"/>
+        </w:rPr>
+        <w:t>=</w:t>
+      </w:r>
+      <w:r>
+        <w:rPr>
+          <w:rFonts w:ascii="Consolas" w:eastAsia="Times New Roman" w:hAnsi="Consolas" w:cs="Times New Roman"/>
+          <w:color w:val="CE9178"/>
+          <w:sz w:val="16"/>
+          <w:szCs w:val="16"/>
+        </w:rPr>
+        <w:t>"UTF-8"</w:t>
+      </w:r>
+      <w:r>
+        <w:rPr>
+          <w:rFonts w:ascii="Consolas" w:eastAsia="Times New Roman" w:hAnsi="Consolas" w:cs="Times New Roman"/>
+          <w:color w:val="808080"/>
+          <w:sz w:val="16"/>
+          <w:szCs w:val="16"/>
+        </w:rPr>
+        <w:t>&gt;</w:t>
+      </w:r>
+    </w:p>
+    <w:p>
+      <w:pPr>
+        <w:shd w:val="clear" w:color="auto" w:fill="1E1E1E"/>
+        <w:spacing w:after="0" w:line="285" w:lineRule="atLeast"/>
+        <w:rPr>
+          <w:rFonts w:ascii="Consolas" w:eastAsia="Times New Roman" w:hAnsi="Consolas" w:cs="Times New Roman"/>
+          <w:color w:val="D4D4D4"/>
+          <w:sz w:val="16"/>
+          <w:szCs w:val="16"/>
+        </w:rPr>
+      </w:pPr>
+      <w:r>
+        <w:rPr>
+          <w:rFonts w:ascii="Consolas" w:eastAsia="Times New Roman" w:hAnsi="Consolas" w:cs="Times New Roman"/>
+          <w:color w:val="D4D4D4"/>
+          <w:sz w:val="16"/>
+          <w:szCs w:val="16"/>
+        </w:rPr>
+        <w:t xml:space="preserve">    </w:t>
+      </w:r>
+      <w:r>
+        <w:rPr>
+          <w:rFonts w:ascii="Consolas" w:eastAsia="Times New Roman" w:hAnsi="Consolas" w:cs="Times New Roman"/>
+          <w:color w:val="808080"/>
+          <w:sz w:val="16"/>
+          <w:szCs w:val="16"/>
+        </w:rPr>
+        <w:t>&lt;</w:t>
+      </w:r>
+      <w:r>
+        <w:rPr>
+          <w:rFonts w:ascii="Consolas" w:eastAsia="Times New Roman" w:hAnsi="Consolas" w:cs="Times New Roman"/>
+          <w:color w:val="569CD6"/>
+          <w:sz w:val="16"/>
+          <w:szCs w:val="16"/>
+        </w:rPr>
+        <w:t>title</w:t>
+      </w:r>
+      <w:r>
+        <w:rPr>
+          <w:rFonts w:ascii="Consolas" w:eastAsia="Times New Roman" w:hAnsi="Consolas" w:cs="Times New Roman"/>
+          <w:color w:val="808080"/>
+          <w:sz w:val="16"/>
+          <w:szCs w:val="16"/>
+        </w:rPr>
+        <w:t>&gt;</w:t>
+      </w:r>
+      <w:r>
+        <w:rPr>
+          <w:rFonts w:ascii="Consolas" w:eastAsia="Times New Roman" w:hAnsi="Consolas" w:cs="Times New Roman"/>
+          <w:color w:val="569CD6"/>
+          <w:sz w:val="16"/>
+          <w:szCs w:val="16"/>
+        </w:rPr>
+        <w:t xml:space="preserve">{% </w:t>
+      </w:r>
+      <w:r>
+        <w:rPr>
+          <w:rFonts w:ascii="Consolas" w:eastAsia="Times New Roman" w:hAnsi="Consolas" w:cs="Times New Roman"/>
+          <w:color w:val="C586C0"/>
+          <w:sz w:val="16"/>
+          <w:szCs w:val="16"/>
+        </w:rPr>
+        <w:t>block</w:t>
+      </w:r>
+      <w:r>
+        <w:rPr>
+          <w:rFonts w:ascii="Consolas" w:eastAsia="Times New Roman" w:hAnsi="Consolas" w:cs="Times New Roman"/>
+          <w:color w:val="569CD6"/>
+          <w:sz w:val="16"/>
+          <w:szCs w:val="16"/>
+        </w:rPr>
+        <w:t xml:space="preserve"> </w:t>
+      </w:r>
+      <w:r>
+        <w:rPr>
+          <w:rFonts w:ascii="Consolas" w:eastAsia="Times New Roman" w:hAnsi="Consolas" w:cs="Times New Roman"/>
+          <w:color w:val="CE9178"/>
+          <w:sz w:val="16"/>
+          <w:szCs w:val="16"/>
+        </w:rPr>
+        <w:t>title</w:t>
+      </w:r>
+      <w:r>
+        <w:rPr>
+          <w:rFonts w:ascii="Consolas" w:eastAsia="Times New Roman" w:hAnsi="Consolas" w:cs="Times New Roman"/>
+          <w:color w:val="569CD6"/>
+          <w:sz w:val="16"/>
+          <w:szCs w:val="16"/>
+        </w:rPr>
+        <w:t xml:space="preserve"> %}</w:t>
+      </w:r>
+      <w:r>
+        <w:rPr>
+          <w:rFonts w:ascii="Consolas" w:eastAsia="Times New Roman" w:hAnsi="Consolas" w:cs="Times New Roman"/>
+          <w:color w:val="D4D4D4"/>
+          <w:sz w:val="16"/>
+          <w:szCs w:val="16"/>
+        </w:rPr>
+        <w:t>ResumeApp</w:t>
+      </w:r>
+      <w:r>
+        <w:rPr>
+          <w:rFonts w:ascii="Consolas" w:eastAsia="Times New Roman" w:hAnsi="Consolas" w:cs="Times New Roman"/>
+          <w:color w:val="569CD6"/>
+          <w:sz w:val="16"/>
+          <w:szCs w:val="16"/>
+        </w:rPr>
+        <w:t xml:space="preserve">{% </w:t>
+      </w:r>
+      <w:r>
+        <w:rPr>
+          <w:rFonts w:ascii="Consolas" w:eastAsia="Times New Roman" w:hAnsi="Consolas" w:cs="Times New Roman"/>
+          <w:color w:val="C586C0"/>
+          <w:sz w:val="16"/>
+          <w:szCs w:val="16"/>
+        </w:rPr>
+        <w:t>endblock</w:t>
+      </w:r>
+      <w:r>
+        <w:rPr>
+          <w:rFonts w:ascii="Consolas" w:eastAsia="Times New Roman" w:hAnsi="Consolas" w:cs="Times New Roman"/>
+          <w:color w:val="569CD6"/>
+          <w:sz w:val="16"/>
+          <w:szCs w:val="16"/>
+        </w:rPr>
+        <w:t xml:space="preserve"> </w:t>
+      </w:r>
+      <w:r>
+        <w:rPr>
+          <w:rFonts w:ascii="Consolas" w:eastAsia="Times New Roman" w:hAnsi="Consolas" w:cs="Times New Roman"/>
+          <w:color w:val="CE9178"/>
+          <w:sz w:val="16"/>
+          <w:szCs w:val="16"/>
+        </w:rPr>
+        <w:t>title</w:t>
+      </w:r>
+      <w:r>
+        <w:rPr>
+          <w:rFonts w:ascii="Consolas" w:eastAsia="Times New Roman" w:hAnsi="Consolas" w:cs="Times New Roman"/>
+          <w:color w:val="569CD6"/>
+          <w:sz w:val="16"/>
+          <w:szCs w:val="16"/>
+        </w:rPr>
+        <w:t xml:space="preserve"> %}</w:t>
+      </w:r>
+      <w:r>
+        <w:rPr>
+          <w:rFonts w:ascii="Consolas" w:eastAsia="Times New Roman" w:hAnsi="Consolas" w:cs="Times New Roman"/>
+          <w:color w:val="808080"/>
+          <w:sz w:val="16"/>
+          <w:szCs w:val="16"/>
+        </w:rPr>
+        <w:t>&lt;/</w:t>
+      </w:r>
+      <w:r>
+        <w:rPr>
+          <w:rFonts w:ascii="Consolas" w:eastAsia="Times New Roman" w:hAnsi="Consolas" w:cs="Times New Roman"/>
+          <w:color w:val="569CD6"/>
+          <w:sz w:val="16"/>
+          <w:szCs w:val="16"/>
+        </w:rPr>
+        <w:t>title</w:t>
+      </w:r>
+      <w:r>
+        <w:rPr>
+          <w:rFonts w:ascii="Consolas" w:eastAsia="Times New Roman" w:hAnsi="Consolas" w:cs="Times New Roman"/>
+          <w:color w:val="808080"/>
+          <w:sz w:val="16"/>
+          <w:szCs w:val="16"/>
+        </w:rPr>
+        <w:t>&gt;</w:t>
+      </w:r>
+    </w:p>
+    <w:p>
+      <w:pPr>
+        <w:shd w:val="clear" w:color="auto" w:fill="1E1E1E"/>
+        <w:spacing w:after="0" w:line="285" w:lineRule="atLeast"/>
+        <w:rPr>
+          <w:rFonts w:ascii="Consolas" w:eastAsia="Times New Roman" w:hAnsi="Consolas" w:cs="Times New Roman"/>
+          <w:color w:val="D4D4D4"/>
+          <w:sz w:val="16"/>
+          <w:szCs w:val="16"/>
+        </w:rPr>
+      </w:pPr>
+      <w:r>
+        <w:rPr>
+          <w:rFonts w:ascii="Consolas" w:eastAsia="Times New Roman" w:hAnsi="Consolas" w:cs="Times New Roman"/>
+          <w:color w:val="D4D4D4"/>
+          <w:sz w:val="16"/>
+          <w:szCs w:val="16"/>
+        </w:rPr>
+        <w:t xml:space="preserve">    </w:t>
+      </w:r>
+    </w:p>
+    <w:p>
+      <w:pPr>
+        <w:shd w:val="clear" w:color="auto" w:fill="1E1E1E"/>
+        <w:spacing w:after="0" w:line="285" w:lineRule="atLeast"/>
+        <w:rPr>
+          <w:rFonts w:ascii="Consolas" w:eastAsia="Times New Roman" w:hAnsi="Consolas" w:cs="Times New Roman"/>
+          <w:color w:val="D4D4D4"/>
+          <w:sz w:val="16"/>
+          <w:szCs w:val="16"/>
+        </w:rPr>
+      </w:pPr>
+      <w:r>
+        <w:rPr>
+          <w:rFonts w:ascii="Consolas" w:eastAsia="Times New Roman" w:hAnsi="Consolas" w:cs="Times New Roman"/>
+          <w:color w:val="D4D4D4"/>
+          <w:sz w:val="16"/>
+          <w:szCs w:val="16"/>
+        </w:rPr>
+        <w:t xml:space="preserve">    </w:t>
+      </w:r>
+      <w:r>
+        <w:rPr>
+          <w:rFonts w:ascii="Consolas" w:eastAsia="Times New Roman" w:hAnsi="Consolas" w:cs="Times New Roman"/>
+          <w:color w:val="808080"/>
+          <w:sz w:val="16"/>
+          <w:szCs w:val="16"/>
+        </w:rPr>
+        <w:t>&lt;</w:t>
+      </w:r>
+      <w:r>
+        <w:rPr>
+          <w:rFonts w:ascii="Consolas" w:eastAsia="Times New Roman" w:hAnsi="Consolas" w:cs="Times New Roman"/>
+          <w:color w:val="569CD6"/>
+          <w:sz w:val="16"/>
+          <w:szCs w:val="16"/>
+        </w:rPr>
+        <w:t>meta</w:t>
+      </w:r>
+      <w:r>
+        <w:rPr>
+          <w:rFonts w:ascii="Consolas" w:eastAsia="Times New Roman" w:hAnsi="Consolas" w:cs="Times New Roman"/>
+          <w:color w:val="D4D4D4"/>
+          <w:sz w:val="16"/>
+          <w:szCs w:val="16"/>
+        </w:rPr>
+        <w:t xml:space="preserve"> </w:t>
+      </w:r>
+      <w:r>
+        <w:rPr>
+          <w:rFonts w:ascii="Consolas" w:eastAsia="Times New Roman" w:hAnsi="Consolas" w:cs="Times New Roman"/>
+          <w:color w:val="9CDCFE"/>
+          <w:sz w:val="16"/>
+          <w:szCs w:val="16"/>
+        </w:rPr>
+        <w:t>name</w:t>
+      </w:r>
+      <w:r>
+        <w:rPr>
+          <w:rFonts w:ascii="Consolas" w:eastAsia="Times New Roman" w:hAnsi="Consolas" w:cs="Times New Roman"/>
+          <w:color w:val="D4D4D4"/>
+          <w:sz w:val="16"/>
+          <w:szCs w:val="16"/>
+        </w:rPr>
+        <w:t>=</w:t>
+      </w:r>
+      <w:r>
+        <w:rPr>
+          <w:rFonts w:ascii="Consolas" w:eastAsia="Times New Roman" w:hAnsi="Consolas" w:cs="Times New Roman"/>
+          <w:color w:val="CE9178"/>
+          <w:sz w:val="16"/>
+          <w:szCs w:val="16"/>
+        </w:rPr>
+        <w:t>"viewport"</w:t>
+      </w:r>
+      <w:r>
+        <w:rPr>
+          <w:rFonts w:ascii="Consolas" w:eastAsia="Times New Roman" w:hAnsi="Consolas" w:cs="Times New Roman"/>
+          <w:color w:val="D4D4D4"/>
+          <w:sz w:val="16"/>
+          <w:szCs w:val="16"/>
+        </w:rPr>
+        <w:t xml:space="preserve"> </w:t>
+      </w:r>
+      <w:r>
+        <w:rPr>
+          <w:rFonts w:ascii="Consolas" w:eastAsia="Times New Roman" w:hAnsi="Consolas" w:cs="Times New Roman"/>
+          <w:color w:val="9CDCFE"/>
+          <w:sz w:val="16"/>
+          <w:szCs w:val="16"/>
+        </w:rPr>
+        <w:t>content</w:t>
+      </w:r>
+      <w:r>
+        <w:rPr>
+          <w:rFonts w:ascii="Consolas" w:eastAsia="Times New Roman" w:hAnsi="Consolas" w:cs="Times New Roman"/>
+          <w:color w:val="D4D4D4"/>
+          <w:sz w:val="16"/>
+          <w:szCs w:val="16"/>
+        </w:rPr>
+        <w:t>=</w:t>
+      </w:r>
+      <w:r>
+        <w:rPr>
+          <w:rFonts w:ascii="Consolas" w:eastAsia="Times New Roman" w:hAnsi="Consolas" w:cs="Times New Roman"/>
+          <w:color w:val="CE9178"/>
+          <w:sz w:val="16"/>
+          <w:szCs w:val="16"/>
+        </w:rPr>
+        <w:t>"width=device-width, initial-scale=1.0"</w:t>
+      </w:r>
+      <w:r>
+        <w:rPr>
+          <w:rFonts w:ascii="Consolas" w:eastAsia="Times New Roman" w:hAnsi="Consolas" w:cs="Times New Roman"/>
+          <w:color w:val="808080"/>
+          <w:sz w:val="16"/>
+          <w:szCs w:val="16"/>
+        </w:rPr>
+        <w:t>&gt;</w:t>
+      </w:r>
+    </w:p>
+    <w:p>
+      <w:pPr>
+        <w:shd w:val="clear" w:color="auto" w:fill="1E1E1E"/>
+        <w:spacing w:after="0" w:line="285" w:lineRule="atLeast"/>
+        <w:rPr>
+          <w:rFonts w:ascii="Consolas" w:eastAsia="Times New Roman" w:hAnsi="Consolas" w:cs="Times New Roman"/>
+          <w:color w:val="D4D4D4"/>
+          <w:sz w:val="16"/>
+          <w:szCs w:val="16"/>
+        </w:rPr>
+      </w:pPr>
+      <w:r>
+        <w:rPr>
+          <w:rFonts w:ascii="Consolas" w:eastAsia="Times New Roman" w:hAnsi="Consolas" w:cs="Times New Roman"/>
+          <w:color w:val="D4D4D4"/>
+          <w:sz w:val="16"/>
+          <w:szCs w:val="16"/>
+        </w:rPr>
+        <w:t xml:space="preserve">    </w:t>
+      </w:r>
+      <w:r>
+        <w:rPr>
+          <w:rFonts w:ascii="Consolas" w:eastAsia="Times New Roman" w:hAnsi="Consolas" w:cs="Times New Roman"/>
+          <w:color w:val="808080"/>
+          <w:sz w:val="16"/>
+          <w:szCs w:val="16"/>
+        </w:rPr>
+        <w:t>&lt;</w:t>
+      </w:r>
+      <w:r>
+        <w:rPr>
+          <w:rFonts w:ascii="Consolas" w:eastAsia="Times New Roman" w:hAnsi="Consolas" w:cs="Times New Roman"/>
+          <w:color w:val="569CD6"/>
+          <w:sz w:val="16"/>
+          <w:szCs w:val="16"/>
+        </w:rPr>
+        <w:t>title</w:t>
+      </w:r>
+      <w:r>
+        <w:rPr>
+          <w:rFonts w:ascii="Consolas" w:eastAsia="Times New Roman" w:hAnsi="Consolas" w:cs="Times New Roman"/>
+          <w:color w:val="808080"/>
+          <w:sz w:val="16"/>
+          <w:szCs w:val="16"/>
+        </w:rPr>
+        <w:t>&gt;</w:t>
+      </w:r>
+      <w:r>
+        <w:rPr>
+          <w:rFonts w:ascii="Consolas" w:eastAsia="Times New Roman" w:hAnsi="Consolas" w:cs="Times New Roman"/>
+          <w:color w:val="D4D4D4"/>
+          <w:sz w:val="16"/>
+          <w:szCs w:val="16"/>
+        </w:rPr>
+        <w:t>Document</w:t>
+      </w:r>
+      <w:r>
+        <w:rPr>
+          <w:rFonts w:ascii="Consolas" w:eastAsia="Times New Roman" w:hAnsi="Consolas" w:cs="Times New Roman"/>
+          <w:color w:val="808080"/>
+          <w:sz w:val="16"/>
+          <w:szCs w:val="16"/>
+        </w:rPr>
+        <w:t>&lt;/</w:t>
+      </w:r>
+      <w:r>
+        <w:rPr>
+          <w:rFonts w:ascii="Consolas" w:eastAsia="Times New Roman" w:hAnsi="Consolas" w:cs="Times New Roman"/>
+          <w:color w:val="569CD6"/>
+          <w:sz w:val="16"/>
+          <w:szCs w:val="16"/>
+        </w:rPr>
+        <w:t>title</w:t>
+      </w:r>
+      <w:r>
+        <w:rPr>
+          <w:rFonts w:ascii="Consolas" w:eastAsia="Times New Roman" w:hAnsi="Consolas" w:cs="Times New Roman"/>
+          <w:color w:val="808080"/>
+          <w:sz w:val="16"/>
+          <w:szCs w:val="16"/>
+        </w:rPr>
+        <w:t>&gt;</w:t>
+      </w:r>
+    </w:p>
+    <w:p>
+      <w:pPr>
+        <w:shd w:val="clear" w:color="auto" w:fill="1E1E1E"/>
+        <w:spacing w:after="0" w:line="285" w:lineRule="atLeast"/>
+        <w:rPr>
+          <w:rFonts w:ascii="Consolas" w:eastAsia="Times New Roman" w:hAnsi="Consolas" w:cs="Times New Roman"/>
+          <w:color w:val="D4D4D4"/>
+          <w:sz w:val="16"/>
+          <w:szCs w:val="16"/>
+        </w:rPr>
+      </w:pPr>
+      <w:r>
+        <w:rPr>
+          <w:rFonts w:ascii="Consolas" w:eastAsia="Times New Roman" w:hAnsi="Consolas" w:cs="Times New Roman"/>
+          <w:color w:val="808080"/>
+          <w:sz w:val="16"/>
+          <w:szCs w:val="16"/>
+        </w:rPr>
+        <w:t>&lt;/</w:t>
+      </w:r>
+      <w:r>
+        <w:rPr>
+          <w:rFonts w:ascii="Consolas" w:eastAsia="Times New Roman" w:hAnsi="Consolas" w:cs="Times New Roman"/>
+          <w:color w:val="569CD6"/>
+          <w:sz w:val="16"/>
+          <w:szCs w:val="16"/>
+        </w:rPr>
+        <w:t>head</w:t>
+      </w:r>
+      <w:r>
+        <w:rPr>
+          <w:rFonts w:ascii="Consolas" w:eastAsia="Times New Roman" w:hAnsi="Consolas" w:cs="Times New Roman"/>
+          <w:color w:val="808080"/>
+          <w:sz w:val="16"/>
+          <w:szCs w:val="16"/>
+        </w:rPr>
+        <w:t>&gt;</w:t>
+      </w:r>
+    </w:p>
+    <w:p>
+      <w:pPr>
+        <w:shd w:val="clear" w:color="auto" w:fill="1E1E1E"/>
+        <w:spacing w:after="0" w:line="285" w:lineRule="atLeast"/>
+        <w:rPr>
+          <w:rFonts w:ascii="Consolas" w:eastAsia="Times New Roman" w:hAnsi="Consolas" w:cs="Times New Roman"/>
+          <w:color w:val="D4D4D4"/>
+          <w:sz w:val="16"/>
+          <w:szCs w:val="16"/>
+        </w:rPr>
+      </w:pPr>
+    </w:p>
+    <w:p>
+      <w:pPr>
+        <w:shd w:val="clear" w:color="auto" w:fill="1E1E1E"/>
+        <w:spacing w:after="0" w:line="285" w:lineRule="atLeast"/>
+        <w:rPr>
+          <w:rFonts w:ascii="Consolas" w:eastAsia="Times New Roman" w:hAnsi="Consolas" w:cs="Times New Roman"/>
+          <w:color w:val="D4D4D4"/>
+          <w:sz w:val="16"/>
+          <w:szCs w:val="16"/>
+        </w:rPr>
+      </w:pPr>
+      <w:r>
+        <w:rPr>
+          <w:rFonts w:ascii="Consolas" w:eastAsia="Times New Roman" w:hAnsi="Consolas" w:cs="Times New Roman"/>
+          <w:color w:val="808080"/>
+          <w:sz w:val="16"/>
+          <w:szCs w:val="16"/>
+        </w:rPr>
+        <w:t>&lt;</w:t>
+      </w:r>
+      <w:r>
+        <w:rPr>
+          <w:rFonts w:ascii="Consolas" w:eastAsia="Times New Roman" w:hAnsi="Consolas" w:cs="Times New Roman"/>
+          <w:color w:val="569CD6"/>
+          <w:sz w:val="16"/>
+          <w:szCs w:val="16"/>
+        </w:rPr>
+        <w:t>body</w:t>
+      </w:r>
+      <w:r>
+        <w:rPr>
+          <w:rFonts w:ascii="Consolas" w:eastAsia="Times New Roman" w:hAnsi="Consolas" w:cs="Times New Roman"/>
+          <w:color w:val="808080"/>
+          <w:sz w:val="16"/>
+          <w:szCs w:val="16"/>
+        </w:rPr>
+        <w:t>&gt;</w:t>
+      </w:r>
+    </w:p>
+    <w:p>
+      <w:pPr>
+        <w:shd w:val="clear" w:color="auto" w:fill="1E1E1E"/>
+        <w:spacing w:after="0" w:line="285" w:lineRule="atLeast"/>
+        <w:rPr>
+          <w:rFonts w:ascii="Consolas" w:eastAsia="Times New Roman" w:hAnsi="Consolas" w:cs="Times New Roman"/>
+          <w:color w:val="D4D4D4"/>
+          <w:sz w:val="16"/>
+          <w:szCs w:val="16"/>
+        </w:rPr>
+      </w:pPr>
+    </w:p>
+    <w:p>
+      <w:pPr>
+        <w:shd w:val="clear" w:color="auto" w:fill="1E1E1E"/>
+        <w:spacing w:after="0" w:line="285" w:lineRule="atLeast"/>
+        <w:rPr>
+          <w:rFonts w:ascii="Consolas" w:eastAsia="Times New Roman" w:hAnsi="Consolas" w:cs="Times New Roman"/>
+          <w:color w:val="D4D4D4"/>
+          <w:sz w:val="16"/>
+          <w:szCs w:val="16"/>
+        </w:rPr>
+      </w:pPr>
+      <w:r>
+        <w:rPr>
+          <w:rFonts w:ascii="Consolas" w:eastAsia="Times New Roman" w:hAnsi="Consolas" w:cs="Times New Roman"/>
+          <w:color w:val="D4D4D4"/>
+          <w:sz w:val="16"/>
+          <w:szCs w:val="16"/>
+        </w:rPr>
+        <w:t xml:space="preserve">    </w:t>
+      </w:r>
+      <w:r>
+        <w:rPr>
+          <w:rFonts w:ascii="Consolas" w:eastAsia="Times New Roman" w:hAnsi="Consolas" w:cs="Times New Roman"/>
+          <w:color w:val="808080"/>
+          <w:sz w:val="16"/>
+          <w:szCs w:val="16"/>
+        </w:rPr>
+        <w:t>&lt;</w:t>
+      </w:r>
+      <w:r>
+        <w:rPr>
+          <w:rFonts w:ascii="Consolas" w:eastAsia="Times New Roman" w:hAnsi="Consolas" w:cs="Times New Roman"/>
+          <w:color w:val="569CD6"/>
+          <w:sz w:val="16"/>
+          <w:szCs w:val="16"/>
+        </w:rPr>
+        <w:t>div</w:t>
+      </w:r>
+      <w:r>
+        <w:rPr>
+          <w:rFonts w:ascii="Consolas" w:eastAsia="Times New Roman" w:hAnsi="Consolas" w:cs="Times New Roman"/>
+          <w:color w:val="D4D4D4"/>
+          <w:sz w:val="16"/>
+          <w:szCs w:val="16"/>
+        </w:rPr>
+        <w:t xml:space="preserve"> </w:t>
+      </w:r>
+      <w:r>
+        <w:rPr>
+          <w:rFonts w:ascii="Consolas" w:eastAsia="Times New Roman" w:hAnsi="Consolas" w:cs="Times New Roman"/>
+          <w:color w:val="9CDCFE"/>
+          <w:sz w:val="16"/>
+          <w:szCs w:val="16"/>
+        </w:rPr>
+        <w:t>class</w:t>
+      </w:r>
+      <w:r>
+        <w:rPr>
+          <w:rFonts w:ascii="Consolas" w:eastAsia="Times New Roman" w:hAnsi="Consolas" w:cs="Times New Roman"/>
+          <w:color w:val="D4D4D4"/>
+          <w:sz w:val="16"/>
+          <w:szCs w:val="16"/>
+        </w:rPr>
+        <w:t>=</w:t>
+      </w:r>
+      <w:r>
+        <w:rPr>
+          <w:rFonts w:ascii="Consolas" w:eastAsia="Times New Roman" w:hAnsi="Consolas" w:cs="Times New Roman"/>
+          <w:color w:val="CE9178"/>
+          <w:sz w:val="16"/>
+          <w:szCs w:val="16"/>
+        </w:rPr>
+        <w:t>"container"</w:t>
+      </w:r>
+      <w:r>
+        <w:rPr>
+          <w:rFonts w:ascii="Consolas" w:eastAsia="Times New Roman" w:hAnsi="Consolas" w:cs="Times New Roman"/>
+          <w:color w:val="808080"/>
+          <w:sz w:val="16"/>
+          <w:szCs w:val="16"/>
+        </w:rPr>
+        <w:t>&gt;</w:t>
+      </w:r>
+    </w:p>
+    <w:p>
+      <w:pPr>
+        <w:shd w:val="clear" w:color="auto" w:fill="1E1E1E"/>
+        <w:spacing w:after="0" w:line="285" w:lineRule="atLeast"/>
+        <w:rPr>
+          <w:rFonts w:ascii="Consolas" w:eastAsia="Times New Roman" w:hAnsi="Consolas" w:cs="Times New Roman"/>
+          <w:color w:val="D4D4D4"/>
+          <w:sz w:val="16"/>
+          <w:szCs w:val="16"/>
+        </w:rPr>
+      </w:pPr>
+      <w:r>
+        <w:rPr>
+          <w:rFonts w:ascii="Consolas" w:eastAsia="Times New Roman" w:hAnsi="Consolas" w:cs="Times New Roman"/>
+          <w:color w:val="D4D4D4"/>
+          <w:sz w:val="16"/>
+          <w:szCs w:val="16"/>
+        </w:rPr>
+        <w:t xml:space="preserve">        </w:t>
+      </w:r>
+      <w:r>
+        <w:rPr>
+          <w:rFonts w:ascii="Consolas" w:eastAsia="Times New Roman" w:hAnsi="Consolas" w:cs="Times New Roman"/>
+          <w:color w:val="569CD6"/>
+          <w:sz w:val="16"/>
+          <w:szCs w:val="16"/>
+        </w:rPr>
+        <w:t xml:space="preserve">{% </w:t>
+      </w:r>
+      <w:r>
+        <w:rPr>
+          <w:rFonts w:ascii="Consolas" w:eastAsia="Times New Roman" w:hAnsi="Consolas" w:cs="Times New Roman"/>
+          <w:color w:val="C586C0"/>
+          <w:sz w:val="16"/>
+          <w:szCs w:val="16"/>
+        </w:rPr>
+        <w:t>block</w:t>
+      </w:r>
+      <w:r>
+        <w:rPr>
+          <w:rFonts w:ascii="Consolas" w:eastAsia="Times New Roman" w:hAnsi="Consolas" w:cs="Times New Roman"/>
+          <w:color w:val="569CD6"/>
+          <w:sz w:val="16"/>
+          <w:szCs w:val="16"/>
+        </w:rPr>
+        <w:t xml:space="preserve"> </w:t>
+      </w:r>
+      <w:r>
+        <w:rPr>
+          <w:rFonts w:ascii="Consolas" w:eastAsia="Times New Roman" w:hAnsi="Consolas" w:cs="Times New Roman"/>
+          <w:color w:val="CE9178"/>
+          <w:sz w:val="16"/>
+          <w:szCs w:val="16"/>
+        </w:rPr>
+        <w:t>content</w:t>
+      </w:r>
+      <w:r>
+        <w:rPr>
+          <w:rFonts w:ascii="Consolas" w:eastAsia="Times New Roman" w:hAnsi="Consolas" w:cs="Times New Roman"/>
+          <w:color w:val="569CD6"/>
+          <w:sz w:val="16"/>
+          <w:szCs w:val="16"/>
+        </w:rPr>
+        <w:t xml:space="preserve"> %}</w:t>
+      </w:r>
+      <w:r>
+        <w:rPr>
+          <w:rFonts w:ascii="Consolas" w:eastAsia="Times New Roman" w:hAnsi="Consolas" w:cs="Times New Roman"/>
+          <w:color w:val="D4D4D4"/>
+          <w:sz w:val="16"/>
+          <w:szCs w:val="16"/>
+        </w:rPr>
+        <w:t xml:space="preserve"> {%endblock  %}</w:t>
+      </w:r>
+    </w:p>
+    <w:p>
+      <w:pPr>
+        <w:shd w:val="clear" w:color="auto" w:fill="1E1E1E"/>
+        <w:spacing w:after="0" w:line="285" w:lineRule="atLeast"/>
+        <w:rPr>
+          <w:rFonts w:ascii="Consolas" w:eastAsia="Times New Roman" w:hAnsi="Consolas" w:cs="Times New Roman"/>
+          <w:color w:val="D4D4D4"/>
+          <w:sz w:val="16"/>
+          <w:szCs w:val="16"/>
+        </w:rPr>
+      </w:pPr>
+      <w:r>
+        <w:rPr>
+          <w:rFonts w:ascii="Consolas" w:eastAsia="Times New Roman" w:hAnsi="Consolas" w:cs="Times New Roman"/>
+          <w:color w:val="D4D4D4"/>
+          <w:sz w:val="16"/>
+          <w:szCs w:val="16"/>
+        </w:rPr>
+        <w:t xml:space="preserve">    </w:t>
+      </w:r>
+      <w:r>
+        <w:rPr>
+          <w:rFonts w:ascii="Consolas" w:eastAsia="Times New Roman" w:hAnsi="Consolas" w:cs="Times New Roman"/>
+          <w:color w:val="808080"/>
+          <w:sz w:val="16"/>
+          <w:szCs w:val="16"/>
+        </w:rPr>
+        <w:t>&lt;/</w:t>
+      </w:r>
+      <w:r>
+        <w:rPr>
+          <w:rFonts w:ascii="Consolas" w:eastAsia="Times New Roman" w:hAnsi="Consolas" w:cs="Times New Roman"/>
+          <w:color w:val="569CD6"/>
+          <w:sz w:val="16"/>
+          <w:szCs w:val="16"/>
+        </w:rPr>
+        <w:t>div</w:t>
+      </w:r>
+      <w:r>
+        <w:rPr>
+          <w:rFonts w:ascii="Consolas" w:eastAsia="Times New Roman" w:hAnsi="Consolas" w:cs="Times New Roman"/>
+          <w:color w:val="808080"/>
+          <w:sz w:val="16"/>
+          <w:szCs w:val="16"/>
+        </w:rPr>
+        <w:t>&gt;</w:t>
+      </w:r>
+    </w:p>
+    <w:p>
+      <w:pPr>
+        <w:shd w:val="clear" w:color="auto" w:fill="1E1E1E"/>
+        <w:spacing w:after="0" w:line="285" w:lineRule="atLeast"/>
+        <w:rPr>
+          <w:rFonts w:ascii="Consolas" w:eastAsia="Times New Roman" w:hAnsi="Consolas" w:cs="Times New Roman"/>
+          <w:color w:val="D4D4D4"/>
+          <w:sz w:val="16"/>
+          <w:szCs w:val="16"/>
+        </w:rPr>
+      </w:pPr>
+    </w:p>
+    <w:p>
+      <w:pPr>
+        <w:shd w:val="clear" w:color="auto" w:fill="1E1E1E"/>
+        <w:spacing w:after="0" w:line="285" w:lineRule="atLeast"/>
+        <w:rPr>
+          <w:rFonts w:ascii="Consolas" w:eastAsia="Times New Roman" w:hAnsi="Consolas" w:cs="Times New Roman"/>
+          <w:color w:val="D4D4D4"/>
+          <w:sz w:val="16"/>
+          <w:szCs w:val="16"/>
+        </w:rPr>
+      </w:pPr>
+      <w:r>
+        <w:rPr>
+          <w:rFonts w:ascii="Consolas" w:eastAsia="Times New Roman" w:hAnsi="Consolas" w:cs="Times New Roman"/>
+          <w:color w:val="D4D4D4"/>
+          <w:sz w:val="16"/>
+          <w:szCs w:val="16"/>
+        </w:rPr>
+        <w:t xml:space="preserve">    </w:t>
+      </w:r>
+    </w:p>
+    <w:p>
+      <w:pPr>
+        <w:shd w:val="clear" w:color="auto" w:fill="1E1E1E"/>
+        <w:spacing w:after="0" w:line="285" w:lineRule="atLeast"/>
+        <w:rPr>
+          <w:rFonts w:ascii="Consolas" w:eastAsia="Times New Roman" w:hAnsi="Consolas" w:cs="Times New Roman"/>
+          <w:color w:val="D4D4D4"/>
+          <w:sz w:val="16"/>
+          <w:szCs w:val="16"/>
+        </w:rPr>
+      </w:pPr>
+      <w:r>
+        <w:rPr>
+          <w:rFonts w:ascii="Consolas" w:eastAsia="Times New Roman" w:hAnsi="Consolas" w:cs="Times New Roman"/>
+          <w:color w:val="808080"/>
+          <w:sz w:val="16"/>
+          <w:szCs w:val="16"/>
+        </w:rPr>
+        <w:t>&lt;/</w:t>
+      </w:r>
+      <w:r>
+        <w:rPr>
+          <w:rFonts w:ascii="Consolas" w:eastAsia="Times New Roman" w:hAnsi="Consolas" w:cs="Times New Roman"/>
+          <w:color w:val="569CD6"/>
+          <w:sz w:val="16"/>
+          <w:szCs w:val="16"/>
+        </w:rPr>
+        <w:t>body</w:t>
+      </w:r>
+      <w:r>
+        <w:rPr>
+          <w:rFonts w:ascii="Consolas" w:eastAsia="Times New Roman" w:hAnsi="Consolas" w:cs="Times New Roman"/>
+          <w:color w:val="808080"/>
+          <w:sz w:val="16"/>
+          <w:szCs w:val="16"/>
+        </w:rPr>
+        <w:t>&gt;</w:t>
+      </w:r>
+    </w:p>
+    <w:p>
+      <w:pPr>
+        <w:shd w:val="clear" w:color="auto" w:fill="1E1E1E"/>
+        <w:spacing w:after="0" w:line="285" w:lineRule="atLeast"/>
+        <w:rPr>
+          <w:rFonts w:ascii="Consolas" w:eastAsia="Times New Roman" w:hAnsi="Consolas" w:cs="Times New Roman"/>
+          <w:color w:val="D4D4D4"/>
+          <w:sz w:val="16"/>
+          <w:szCs w:val="16"/>
+        </w:rPr>
+      </w:pPr>
+      <w:r>
+        <w:rPr>
+          <w:rFonts w:ascii="Consolas" w:eastAsia="Times New Roman" w:hAnsi="Consolas" w:cs="Times New Roman"/>
+          <w:color w:val="808080"/>
+          <w:sz w:val="16"/>
+          <w:szCs w:val="16"/>
+        </w:rPr>
+        <w:lastRenderedPageBreak/>
+        <w:t>&lt;/</w:t>
+      </w:r>
+      <w:r>
+        <w:rPr>
+          <w:rFonts w:ascii="Consolas" w:eastAsia="Times New Roman" w:hAnsi="Consolas" w:cs="Times New Roman"/>
+          <w:color w:val="569CD6"/>
+          <w:sz w:val="16"/>
+          <w:szCs w:val="16"/>
+        </w:rPr>
+        <w:t>html</w:t>
+      </w:r>
+      <w:r>
+        <w:rPr>
+          <w:rFonts w:ascii="Consolas" w:eastAsia="Times New Roman" w:hAnsi="Consolas" w:cs="Times New Roman"/>
+          <w:color w:val="808080"/>
+          <w:sz w:val="16"/>
+          <w:szCs w:val="16"/>
+        </w:rPr>
+        <w:t>&gt;</w:t>
+      </w:r>
+    </w:p>
+    <w:p/>
+    <w:p>
+      <w:r>
+        <w:t>Templates/resume_list.html:</w:t>
+      </w:r>
+    </w:p>
+    <w:p>
+      <w:pPr>
+        <w:shd w:val="clear" w:color="auto" w:fill="1E1E1E"/>
+        <w:spacing w:after="0" w:line="285" w:lineRule="atLeast"/>
+        <w:rPr>
+          <w:rFonts w:ascii="Consolas" w:eastAsia="Times New Roman" w:hAnsi="Consolas" w:cs="Times New Roman"/>
+          <w:color w:val="D4D4D4"/>
+          <w:sz w:val="21"/>
+          <w:szCs w:val="21"/>
+        </w:rPr>
+      </w:pPr>
+      <w:r>
+        <w:rPr>
+          <w:rFonts w:ascii="Consolas" w:eastAsia="Times New Roman" w:hAnsi="Consolas" w:cs="Times New Roman"/>
+          <w:color w:val="569CD6"/>
+          <w:sz w:val="21"/>
+          <w:szCs w:val="21"/>
+        </w:rPr>
+        <w:t xml:space="preserve">{% </w:t>
+      </w:r>
+      <w:r>
+        <w:rPr>
+          <w:rFonts w:ascii="Consolas" w:eastAsia="Times New Roman" w:hAnsi="Consolas" w:cs="Times New Roman"/>
+          <w:color w:val="C586C0"/>
+          <w:sz w:val="21"/>
+          <w:szCs w:val="21"/>
+        </w:rPr>
+        <w:t>extends</w:t>
+      </w:r>
+      <w:r>
+        <w:rPr>
+          <w:rFonts w:ascii="Consolas" w:eastAsia="Times New Roman" w:hAnsi="Consolas" w:cs="Times New Roman"/>
+          <w:color w:val="569CD6"/>
+          <w:sz w:val="21"/>
+          <w:szCs w:val="21"/>
+        </w:rPr>
+        <w:t xml:space="preserve"> </w:t>
+      </w:r>
+      <w:r>
+        <w:rPr>
+          <w:rFonts w:ascii="Consolas" w:eastAsia="Times New Roman" w:hAnsi="Consolas" w:cs="Times New Roman"/>
+          <w:color w:val="CE9178"/>
+          <w:sz w:val="21"/>
+          <w:szCs w:val="21"/>
+        </w:rPr>
+        <w:t>"base.html"</w:t>
+      </w:r>
+      <w:r>
+        <w:rPr>
+          <w:rFonts w:ascii="Consolas" w:eastAsia="Times New Roman" w:hAnsi="Consolas" w:cs="Times New Roman"/>
+          <w:color w:val="569CD6"/>
+          <w:sz w:val="21"/>
+          <w:szCs w:val="21"/>
+        </w:rPr>
+        <w:t xml:space="preserve"> %}</w:t>
+      </w:r>
+    </w:p>
+    <w:p>
+      <w:pPr>
+        <w:shd w:val="clear" w:color="auto" w:fill="1E1E1E"/>
+        <w:spacing w:after="0" w:line="285" w:lineRule="atLeast"/>
+        <w:rPr>
+          <w:rFonts w:ascii="Consolas" w:eastAsia="Times New Roman" w:hAnsi="Consolas" w:cs="Times New Roman"/>
+          <w:color w:val="D4D4D4"/>
+          <w:sz w:val="21"/>
+          <w:szCs w:val="21"/>
+        </w:rPr>
+      </w:pPr>
+    </w:p>
+    <w:p>
+      <w:pPr>
+        <w:shd w:val="clear" w:color="auto" w:fill="1E1E1E"/>
+        <w:spacing w:after="0" w:line="285" w:lineRule="atLeast"/>
+        <w:rPr>
+          <w:rFonts w:ascii="Consolas" w:eastAsia="Times New Roman" w:hAnsi="Consolas" w:cs="Times New Roman"/>
+          <w:color w:val="D4D4D4"/>
+          <w:sz w:val="21"/>
+          <w:szCs w:val="21"/>
+        </w:rPr>
+      </w:pPr>
+      <w:r>
+        <w:rPr>
+          <w:rFonts w:ascii="Consolas" w:eastAsia="Times New Roman" w:hAnsi="Consolas" w:cs="Times New Roman"/>
+          <w:color w:val="569CD6"/>
+          <w:sz w:val="21"/>
+          <w:szCs w:val="21"/>
+        </w:rPr>
+        <w:t xml:space="preserve">{% </w:t>
+      </w:r>
+      <w:r>
+        <w:rPr>
+          <w:rFonts w:ascii="Consolas" w:eastAsia="Times New Roman" w:hAnsi="Consolas" w:cs="Times New Roman"/>
+          <w:color w:val="C586C0"/>
+          <w:sz w:val="21"/>
+          <w:szCs w:val="21"/>
+        </w:rPr>
+        <w:t>block</w:t>
+      </w:r>
+      <w:r>
+        <w:rPr>
+          <w:rFonts w:ascii="Consolas" w:eastAsia="Times New Roman" w:hAnsi="Consolas" w:cs="Times New Roman"/>
+          <w:color w:val="569CD6"/>
+          <w:sz w:val="21"/>
+          <w:szCs w:val="21"/>
+        </w:rPr>
+        <w:t xml:space="preserve"> </w:t>
+      </w:r>
+      <w:r>
+        <w:rPr>
+          <w:rFonts w:ascii="Consolas" w:eastAsia="Times New Roman" w:hAnsi="Consolas" w:cs="Times New Roman"/>
+          <w:color w:val="CE9178"/>
+          <w:sz w:val="21"/>
+          <w:szCs w:val="21"/>
+        </w:rPr>
+        <w:t>title</w:t>
+      </w:r>
+      <w:r>
+        <w:rPr>
+          <w:rFonts w:ascii="Consolas" w:eastAsia="Times New Roman" w:hAnsi="Consolas" w:cs="Times New Roman"/>
+          <w:color w:val="569CD6"/>
+          <w:sz w:val="21"/>
+          <w:szCs w:val="21"/>
+        </w:rPr>
+        <w:t xml:space="preserve"> %}</w:t>
+      </w:r>
+      <w:r>
+        <w:rPr>
+          <w:rFonts w:ascii="Consolas" w:eastAsia="Times New Roman" w:hAnsi="Consolas" w:cs="Times New Roman"/>
+          <w:color w:val="D4D4D4"/>
+          <w:sz w:val="21"/>
+          <w:szCs w:val="21"/>
+        </w:rPr>
+        <w:t xml:space="preserve"> All Resumes </w:t>
+      </w:r>
+      <w:r>
+        <w:rPr>
+          <w:rFonts w:ascii="Consolas" w:eastAsia="Times New Roman" w:hAnsi="Consolas" w:cs="Times New Roman"/>
+          <w:color w:val="569CD6"/>
+          <w:sz w:val="21"/>
+          <w:szCs w:val="21"/>
+        </w:rPr>
+        <w:t xml:space="preserve">{% </w:t>
+      </w:r>
+      <w:r>
+        <w:rPr>
+          <w:rFonts w:ascii="Consolas" w:eastAsia="Times New Roman" w:hAnsi="Consolas" w:cs="Times New Roman"/>
+          <w:color w:val="C586C0"/>
+          <w:sz w:val="21"/>
+          <w:szCs w:val="21"/>
+        </w:rPr>
+        <w:t>endblock</w:t>
+      </w:r>
+      <w:r>
+        <w:rPr>
+          <w:rFonts w:ascii="Consolas" w:eastAsia="Times New Roman" w:hAnsi="Consolas" w:cs="Times New Roman"/>
+          <w:color w:val="569CD6"/>
+          <w:sz w:val="21"/>
+          <w:szCs w:val="21"/>
+        </w:rPr>
+        <w:t xml:space="preserve">  %}</w:t>
+      </w:r>
+    </w:p>
+    <w:p>
+      <w:pPr>
+        <w:shd w:val="clear" w:color="auto" w:fill="1E1E1E"/>
+        <w:spacing w:after="0" w:line="285" w:lineRule="atLeast"/>
+        <w:rPr>
+          <w:rFonts w:ascii="Consolas" w:eastAsia="Times New Roman" w:hAnsi="Consolas" w:cs="Times New Roman"/>
+          <w:color w:val="D4D4D4"/>
+          <w:sz w:val="21"/>
+          <w:szCs w:val="21"/>
+        </w:rPr>
+      </w:pPr>
+    </w:p>
+    <w:p>
+      <w:pPr>
+        <w:shd w:val="clear" w:color="auto" w:fill="1E1E1E"/>
+        <w:spacing w:after="0" w:line="285" w:lineRule="atLeast"/>
+        <w:rPr>
+          <w:rFonts w:ascii="Consolas" w:eastAsia="Times New Roman" w:hAnsi="Consolas" w:cs="Times New Roman"/>
+          <w:color w:val="D4D4D4"/>
+          <w:sz w:val="21"/>
+          <w:szCs w:val="21"/>
+        </w:rPr>
+      </w:pPr>
+      <w:r>
+        <w:rPr>
+          <w:rFonts w:ascii="Consolas" w:eastAsia="Times New Roman" w:hAnsi="Consolas" w:cs="Times New Roman"/>
+          <w:color w:val="569CD6"/>
+          <w:sz w:val="21"/>
+          <w:szCs w:val="21"/>
+        </w:rPr>
+        <w:t xml:space="preserve">{% </w:t>
+      </w:r>
+      <w:r>
+        <w:rPr>
+          <w:rFonts w:ascii="Consolas" w:eastAsia="Times New Roman" w:hAnsi="Consolas" w:cs="Times New Roman"/>
+          <w:color w:val="C586C0"/>
+          <w:sz w:val="21"/>
+          <w:szCs w:val="21"/>
+        </w:rPr>
+        <w:t>block</w:t>
+      </w:r>
+      <w:r>
+        <w:rPr>
+          <w:rFonts w:ascii="Consolas" w:eastAsia="Times New Roman" w:hAnsi="Consolas" w:cs="Times New Roman"/>
+          <w:color w:val="569CD6"/>
+          <w:sz w:val="21"/>
+          <w:szCs w:val="21"/>
+        </w:rPr>
+        <w:t xml:space="preserve">  %}</w:t>
+      </w:r>
+    </w:p>
+    <w:p>
+      <w:pPr>
+        <w:shd w:val="clear" w:color="auto" w:fill="1E1E1E"/>
+        <w:spacing w:after="0" w:line="285" w:lineRule="atLeast"/>
+        <w:rPr>
+          <w:rFonts w:ascii="Consolas" w:eastAsia="Times New Roman" w:hAnsi="Consolas" w:cs="Times New Roman"/>
+          <w:color w:val="D4D4D4"/>
+          <w:sz w:val="21"/>
+          <w:szCs w:val="21"/>
+        </w:rPr>
+      </w:pPr>
+      <w:r>
+        <w:rPr>
+          <w:rFonts w:ascii="Consolas" w:eastAsia="Times New Roman" w:hAnsi="Consolas" w:cs="Times New Roman"/>
+          <w:color w:val="808080"/>
+          <w:sz w:val="21"/>
+          <w:szCs w:val="21"/>
+        </w:rPr>
+        <w:t>&lt;</w:t>
+      </w:r>
+      <w:r>
+        <w:rPr>
+          <w:rFonts w:ascii="Consolas" w:eastAsia="Times New Roman" w:hAnsi="Consolas" w:cs="Times New Roman"/>
+          <w:color w:val="569CD6"/>
+          <w:sz w:val="21"/>
+          <w:szCs w:val="21"/>
+        </w:rPr>
+        <w:t>h1</w:t>
+      </w:r>
+      <w:r>
+        <w:rPr>
+          <w:rFonts w:ascii="Consolas" w:eastAsia="Times New Roman" w:hAnsi="Consolas" w:cs="Times New Roman"/>
+          <w:color w:val="808080"/>
+          <w:sz w:val="21"/>
+          <w:szCs w:val="21"/>
+        </w:rPr>
+        <w:t>&gt;</w:t>
+      </w:r>
+      <w:r>
+        <w:rPr>
+          <w:rFonts w:ascii="Consolas" w:eastAsia="Times New Roman" w:hAnsi="Consolas" w:cs="Times New Roman"/>
+          <w:color w:val="D4D4D4"/>
+          <w:sz w:val="21"/>
+          <w:szCs w:val="21"/>
+        </w:rPr>
+        <w:t>Uploaded Resumes</w:t>
+      </w:r>
+      <w:r>
+        <w:rPr>
+          <w:rFonts w:ascii="Consolas" w:eastAsia="Times New Roman" w:hAnsi="Consolas" w:cs="Times New Roman"/>
+          <w:color w:val="808080"/>
+          <w:sz w:val="21"/>
+          <w:szCs w:val="21"/>
+        </w:rPr>
+        <w:t>&lt;/</w:t>
+      </w:r>
+      <w:r>
+        <w:rPr>
+          <w:rFonts w:ascii="Consolas" w:eastAsia="Times New Roman" w:hAnsi="Consolas" w:cs="Times New Roman"/>
+          <w:color w:val="569CD6"/>
+          <w:sz w:val="21"/>
+          <w:szCs w:val="21"/>
+        </w:rPr>
+        <w:t>h1</w:t>
+      </w:r>
+      <w:r>
+        <w:rPr>
+          <w:rFonts w:ascii="Consolas" w:eastAsia="Times New Roman" w:hAnsi="Consolas" w:cs="Times New Roman"/>
+          <w:color w:val="808080"/>
+          <w:sz w:val="21"/>
+          <w:szCs w:val="21"/>
+        </w:rPr>
+        <w:t>&gt;</w:t>
+      </w:r>
+    </w:p>
+    <w:p>
+      <w:pPr>
+        <w:shd w:val="clear" w:color="auto" w:fill="1E1E1E"/>
+        <w:spacing w:after="0" w:line="285" w:lineRule="atLeast"/>
+        <w:rPr>
+          <w:rFonts w:ascii="Consolas" w:eastAsia="Times New Roman" w:hAnsi="Consolas" w:cs="Times New Roman"/>
+          <w:color w:val="D4D4D4"/>
+          <w:sz w:val="21"/>
+          <w:szCs w:val="21"/>
+        </w:rPr>
+      </w:pPr>
+      <w:r>
+        <w:rPr>
+          <w:rFonts w:ascii="Consolas" w:eastAsia="Times New Roman" w:hAnsi="Consolas" w:cs="Times New Roman"/>
+          <w:color w:val="808080"/>
+          <w:sz w:val="21"/>
+          <w:szCs w:val="21"/>
+        </w:rPr>
+        <w:t>&lt;</w:t>
+      </w:r>
+      <w:r>
+        <w:rPr>
+          <w:rFonts w:ascii="Consolas" w:eastAsia="Times New Roman" w:hAnsi="Consolas" w:cs="Times New Roman"/>
+          <w:color w:val="569CD6"/>
+          <w:sz w:val="21"/>
+          <w:szCs w:val="21"/>
+        </w:rPr>
+        <w:t>a</w:t>
+      </w:r>
+      <w:r>
+        <w:rPr>
+          <w:rFonts w:ascii="Consolas" w:eastAsia="Times New Roman" w:hAnsi="Consolas" w:cs="Times New Roman"/>
+          <w:color w:val="D4D4D4"/>
+          <w:sz w:val="21"/>
+          <w:szCs w:val="21"/>
+        </w:rPr>
+        <w:t xml:space="preserve"> </w:t>
+      </w:r>
+      <w:r>
+        <w:rPr>
+          <w:rFonts w:ascii="Consolas" w:eastAsia="Times New Roman" w:hAnsi="Consolas" w:cs="Times New Roman"/>
+          <w:color w:val="9CDCFE"/>
+          <w:sz w:val="21"/>
+          <w:szCs w:val="21"/>
+        </w:rPr>
+        <w:t>href</w:t>
+      </w:r>
+      <w:r>
+        <w:rPr>
+          <w:rFonts w:ascii="Consolas" w:eastAsia="Times New Roman" w:hAnsi="Consolas" w:cs="Times New Roman"/>
+          <w:color w:val="D4D4D4"/>
+          <w:sz w:val="21"/>
+          <w:szCs w:val="21"/>
+        </w:rPr>
+        <w:t>=</w:t>
+      </w:r>
+      <w:r>
+        <w:rPr>
+          <w:rFonts w:ascii="Consolas" w:eastAsia="Times New Roman" w:hAnsi="Consolas" w:cs="Times New Roman"/>
+          <w:color w:val="CE9178"/>
+          <w:sz w:val="21"/>
+          <w:szCs w:val="21"/>
+        </w:rPr>
+        <w:t>"/create"</w:t>
+      </w:r>
+      <w:r>
+        <w:rPr>
+          <w:rFonts w:ascii="Consolas" w:eastAsia="Times New Roman" w:hAnsi="Consolas" w:cs="Times New Roman"/>
+          <w:color w:val="808080"/>
+          <w:sz w:val="21"/>
+          <w:szCs w:val="21"/>
+        </w:rPr>
+        <w:t>&gt;</w:t>
+      </w:r>
+      <w:r>
+        <w:rPr>
+          <w:rFonts w:ascii="Consolas" w:eastAsia="Times New Roman" w:hAnsi="Consolas" w:cs="Times New Roman"/>
+          <w:color w:val="D4D4D4"/>
+          <w:sz w:val="21"/>
+          <w:szCs w:val="21"/>
+        </w:rPr>
+        <w:t>Add New Resume</w:t>
+      </w:r>
+      <w:r>
+        <w:rPr>
+          <w:rFonts w:ascii="Consolas" w:eastAsia="Times New Roman" w:hAnsi="Consolas" w:cs="Times New Roman"/>
+          <w:color w:val="808080"/>
+          <w:sz w:val="21"/>
+          <w:szCs w:val="21"/>
+        </w:rPr>
+        <w:t>&lt;/</w:t>
+      </w:r>
+      <w:r>
+        <w:rPr>
+          <w:rFonts w:ascii="Consolas" w:eastAsia="Times New Roman" w:hAnsi="Consolas" w:cs="Times New Roman"/>
+          <w:color w:val="569CD6"/>
+          <w:sz w:val="21"/>
+          <w:szCs w:val="21"/>
+        </w:rPr>
+        <w:t>a</w:t>
+      </w:r>
+      <w:r>
+        <w:rPr>
+          <w:rFonts w:ascii="Consolas" w:eastAsia="Times New Roman" w:hAnsi="Consolas" w:cs="Times New Roman"/>
+          <w:color w:val="808080"/>
+          <w:sz w:val="21"/>
+          <w:szCs w:val="21"/>
+        </w:rPr>
+        <w:t>&gt;</w:t>
+      </w:r>
+    </w:p>
+    <w:p>
+      <w:pPr>
+        <w:shd w:val="clear" w:color="auto" w:fill="1E1E1E"/>
+        <w:spacing w:after="0" w:line="285" w:lineRule="atLeast"/>
+        <w:rPr>
+          <w:rFonts w:ascii="Consolas" w:eastAsia="Times New Roman" w:hAnsi="Consolas" w:cs="Times New Roman"/>
+          <w:color w:val="D4D4D4"/>
+          <w:sz w:val="21"/>
+          <w:szCs w:val="21"/>
+        </w:rPr>
+      </w:pPr>
+    </w:p>
+    <w:p>
+      <w:pPr>
+        <w:shd w:val="clear" w:color="auto" w:fill="1E1E1E"/>
+        <w:spacing w:after="0" w:line="285" w:lineRule="atLeast"/>
+        <w:rPr>
+          <w:rFonts w:ascii="Consolas" w:eastAsia="Times New Roman" w:hAnsi="Consolas" w:cs="Times New Roman"/>
+          <w:color w:val="D4D4D4"/>
+          <w:sz w:val="21"/>
+          <w:szCs w:val="21"/>
+        </w:rPr>
+      </w:pPr>
+      <w:r>
+        <w:rPr>
+          <w:rFonts w:ascii="Consolas" w:eastAsia="Times New Roman" w:hAnsi="Consolas" w:cs="Times New Roman"/>
+          <w:color w:val="569CD6"/>
+          <w:sz w:val="21"/>
+          <w:szCs w:val="21"/>
+        </w:rPr>
+        <w:t xml:space="preserve">{% </w:t>
+      </w:r>
+      <w:r>
+        <w:rPr>
+          <w:rFonts w:ascii="Consolas" w:eastAsia="Times New Roman" w:hAnsi="Consolas" w:cs="Times New Roman"/>
+          <w:color w:val="C586C0"/>
+          <w:sz w:val="21"/>
+          <w:szCs w:val="21"/>
+        </w:rPr>
+        <w:t>endblock</w:t>
+      </w:r>
+      <w:r>
+        <w:rPr>
+          <w:rFonts w:ascii="Consolas" w:eastAsia="Times New Roman" w:hAnsi="Consolas" w:cs="Times New Roman"/>
+          <w:color w:val="569CD6"/>
+          <w:sz w:val="21"/>
+          <w:szCs w:val="21"/>
+        </w:rPr>
+        <w:t xml:space="preserve">  %}</w:t>
+      </w:r>
+    </w:p>
+    <w:p>
+      <w:pPr>
+        <w:shd w:val="clear" w:color="auto" w:fill="1E1E1E"/>
+        <w:spacing w:after="0" w:line="285" w:lineRule="atLeast"/>
+        <w:rPr>
+          <w:rFonts w:ascii="Consolas" w:eastAsia="Times New Roman" w:hAnsi="Consolas" w:cs="Times New Roman"/>
+          <w:color w:val="D4D4D4"/>
+          <w:sz w:val="21"/>
+          <w:szCs w:val="21"/>
+        </w:rPr>
+      </w:pPr>
+    </w:p>
+    <w:p/>
+    <w:p>
+      <w:r>
+        <w:t xml:space="preserve">So here we need resume so we need to work to get resume for show here  and also config for jinja2 ,so we need to work for that </w:t>
+      </w:r>
+    </w:p>
+    <w:p>
+      <w:r>
+        <w:t>Main.py:</w:t>
+      </w:r>
+    </w:p>
+    <w:p>
+      <w:pPr>
+        <w:shd w:val="clear" w:color="auto" w:fill="1E1E1E"/>
+        <w:spacing w:after="0" w:line="285" w:lineRule="atLeast"/>
+        <w:rPr>
+          <w:rFonts w:ascii="Consolas" w:eastAsia="Times New Roman" w:hAnsi="Consolas" w:cs="Times New Roman"/>
+          <w:color w:val="D4D4D4"/>
+          <w:sz w:val="16"/>
+          <w:szCs w:val="16"/>
+        </w:rPr>
+      </w:pPr>
+      <w:r>
+        <w:rPr>
+          <w:rFonts w:ascii="Consolas" w:eastAsia="Times New Roman" w:hAnsi="Consolas" w:cs="Times New Roman"/>
+          <w:color w:val="C586C0"/>
+          <w:sz w:val="16"/>
+          <w:szCs w:val="16"/>
+        </w:rPr>
+        <w:t>from</w:t>
+      </w:r>
+      <w:r>
+        <w:rPr>
+          <w:rFonts w:ascii="Consolas" w:eastAsia="Times New Roman" w:hAnsi="Consolas" w:cs="Times New Roman"/>
+          <w:color w:val="D4D4D4"/>
+          <w:sz w:val="16"/>
+          <w:szCs w:val="16"/>
+        </w:rPr>
+        <w:t xml:space="preserve"> </w:t>
+      </w:r>
+      <w:r>
+        <w:rPr>
+          <w:rFonts w:ascii="Consolas" w:eastAsia="Times New Roman" w:hAnsi="Consolas" w:cs="Times New Roman"/>
+          <w:color w:val="4EC9B0"/>
+          <w:sz w:val="16"/>
+          <w:szCs w:val="16"/>
+        </w:rPr>
+        <w:t>fastapi</w:t>
+      </w:r>
+      <w:r>
+        <w:rPr>
+          <w:rFonts w:ascii="Consolas" w:eastAsia="Times New Roman" w:hAnsi="Consolas" w:cs="Times New Roman"/>
+          <w:color w:val="D4D4D4"/>
+          <w:sz w:val="16"/>
+          <w:szCs w:val="16"/>
+        </w:rPr>
+        <w:t xml:space="preserve"> </w:t>
+      </w:r>
+      <w:r>
+        <w:rPr>
+          <w:rFonts w:ascii="Consolas" w:eastAsia="Times New Roman" w:hAnsi="Consolas" w:cs="Times New Roman"/>
+          <w:color w:val="C586C0"/>
+          <w:sz w:val="16"/>
+          <w:szCs w:val="16"/>
+        </w:rPr>
+        <w:t>import</w:t>
+      </w:r>
+      <w:r>
+        <w:rPr>
+          <w:rFonts w:ascii="Consolas" w:eastAsia="Times New Roman" w:hAnsi="Consolas" w:cs="Times New Roman"/>
+          <w:color w:val="D4D4D4"/>
+          <w:sz w:val="16"/>
+          <w:szCs w:val="16"/>
+        </w:rPr>
+        <w:t xml:space="preserve"> </w:t>
+      </w:r>
+      <w:r>
+        <w:rPr>
+          <w:rFonts w:ascii="Consolas" w:eastAsia="Times New Roman" w:hAnsi="Consolas" w:cs="Times New Roman"/>
+          <w:color w:val="4EC9B0"/>
+          <w:sz w:val="16"/>
+          <w:szCs w:val="16"/>
+        </w:rPr>
+        <w:t>FastAPI</w:t>
+      </w:r>
+      <w:r>
+        <w:rPr>
+          <w:rFonts w:ascii="Consolas" w:eastAsia="Times New Roman" w:hAnsi="Consolas" w:cs="Times New Roman"/>
+          <w:color w:val="D4D4D4"/>
+          <w:sz w:val="16"/>
+          <w:szCs w:val="16"/>
+        </w:rPr>
+        <w:t>,</w:t>
+      </w:r>
+      <w:r>
+        <w:rPr>
+          <w:rFonts w:ascii="Consolas" w:eastAsia="Times New Roman" w:hAnsi="Consolas" w:cs="Times New Roman"/>
+          <w:color w:val="4EC9B0"/>
+          <w:sz w:val="16"/>
+          <w:szCs w:val="16"/>
+        </w:rPr>
+        <w:t>Request</w:t>
+      </w:r>
+    </w:p>
+    <w:p>
+      <w:pPr>
+        <w:shd w:val="clear" w:color="auto" w:fill="1E1E1E"/>
+        <w:spacing w:after="0" w:line="285" w:lineRule="atLeast"/>
+        <w:rPr>
+          <w:rFonts w:ascii="Consolas" w:eastAsia="Times New Roman" w:hAnsi="Consolas" w:cs="Times New Roman"/>
+          <w:color w:val="D4D4D4"/>
+          <w:sz w:val="16"/>
+          <w:szCs w:val="16"/>
+        </w:rPr>
+      </w:pPr>
+      <w:r>
+        <w:rPr>
+          <w:rFonts w:ascii="Consolas" w:eastAsia="Times New Roman" w:hAnsi="Consolas" w:cs="Times New Roman"/>
+          <w:color w:val="C586C0"/>
+          <w:sz w:val="16"/>
+          <w:szCs w:val="16"/>
+        </w:rPr>
+        <w:t>from</w:t>
+      </w:r>
+      <w:r>
+        <w:rPr>
+          <w:rFonts w:ascii="Consolas" w:eastAsia="Times New Roman" w:hAnsi="Consolas" w:cs="Times New Roman"/>
+          <w:color w:val="D4D4D4"/>
+          <w:sz w:val="16"/>
+          <w:szCs w:val="16"/>
+        </w:rPr>
+        <w:t xml:space="preserve"> </w:t>
+      </w:r>
+      <w:r>
+        <w:rPr>
+          <w:rFonts w:ascii="Consolas" w:eastAsia="Times New Roman" w:hAnsi="Consolas" w:cs="Times New Roman"/>
+          <w:color w:val="4EC9B0"/>
+          <w:sz w:val="16"/>
+          <w:szCs w:val="16"/>
+        </w:rPr>
+        <w:t>app</w:t>
+      </w:r>
+      <w:r>
+        <w:rPr>
+          <w:rFonts w:ascii="Consolas" w:eastAsia="Times New Roman" w:hAnsi="Consolas" w:cs="Times New Roman"/>
+          <w:color w:val="D4D4D4"/>
+          <w:sz w:val="16"/>
+          <w:szCs w:val="16"/>
+        </w:rPr>
+        <w:t>.</w:t>
+      </w:r>
+      <w:r>
+        <w:rPr>
+          <w:rFonts w:ascii="Consolas" w:eastAsia="Times New Roman" w:hAnsi="Consolas" w:cs="Times New Roman"/>
+          <w:color w:val="4EC9B0"/>
+          <w:sz w:val="16"/>
+          <w:szCs w:val="16"/>
+        </w:rPr>
+        <w:t>resume</w:t>
+      </w:r>
+      <w:r>
+        <w:rPr>
+          <w:rFonts w:ascii="Consolas" w:eastAsia="Times New Roman" w:hAnsi="Consolas" w:cs="Times New Roman"/>
+          <w:color w:val="D4D4D4"/>
+          <w:sz w:val="16"/>
+          <w:szCs w:val="16"/>
+        </w:rPr>
+        <w:t>.</w:t>
+      </w:r>
+      <w:r>
+        <w:rPr>
+          <w:rFonts w:ascii="Consolas" w:eastAsia="Times New Roman" w:hAnsi="Consolas" w:cs="Times New Roman"/>
+          <w:color w:val="4EC9B0"/>
+          <w:sz w:val="16"/>
+          <w:szCs w:val="16"/>
+        </w:rPr>
+        <w:t>routers</w:t>
+      </w:r>
+      <w:r>
+        <w:rPr>
+          <w:rFonts w:ascii="Consolas" w:eastAsia="Times New Roman" w:hAnsi="Consolas" w:cs="Times New Roman"/>
+          <w:color w:val="D4D4D4"/>
+          <w:sz w:val="16"/>
+          <w:szCs w:val="16"/>
+        </w:rPr>
+        <w:t xml:space="preserve"> </w:t>
+      </w:r>
+      <w:r>
+        <w:rPr>
+          <w:rFonts w:ascii="Consolas" w:eastAsia="Times New Roman" w:hAnsi="Consolas" w:cs="Times New Roman"/>
+          <w:color w:val="C586C0"/>
+          <w:sz w:val="16"/>
+          <w:szCs w:val="16"/>
+        </w:rPr>
+        <w:t>import</w:t>
+      </w:r>
+      <w:r>
+        <w:rPr>
+          <w:rFonts w:ascii="Consolas" w:eastAsia="Times New Roman" w:hAnsi="Consolas" w:cs="Times New Roman"/>
+          <w:color w:val="D4D4D4"/>
+          <w:sz w:val="16"/>
+          <w:szCs w:val="16"/>
+        </w:rPr>
+        <w:t xml:space="preserve"> </w:t>
+      </w:r>
+      <w:r>
+        <w:rPr>
+          <w:rFonts w:ascii="Consolas" w:eastAsia="Times New Roman" w:hAnsi="Consolas" w:cs="Times New Roman"/>
+          <w:color w:val="9CDCFE"/>
+          <w:sz w:val="16"/>
+          <w:szCs w:val="16"/>
+        </w:rPr>
+        <w:t>router</w:t>
+      </w:r>
+      <w:r>
+        <w:rPr>
+          <w:rFonts w:ascii="Consolas" w:eastAsia="Times New Roman" w:hAnsi="Consolas" w:cs="Times New Roman"/>
+          <w:color w:val="D4D4D4"/>
+          <w:sz w:val="16"/>
+          <w:szCs w:val="16"/>
+        </w:rPr>
+        <w:t xml:space="preserve"> </w:t>
+      </w:r>
+      <w:r>
+        <w:rPr>
+          <w:rFonts w:ascii="Consolas" w:eastAsia="Times New Roman" w:hAnsi="Consolas" w:cs="Times New Roman"/>
+          <w:color w:val="C586C0"/>
+          <w:sz w:val="16"/>
+          <w:szCs w:val="16"/>
+        </w:rPr>
+        <w:t>as</w:t>
+      </w:r>
+      <w:r>
+        <w:rPr>
+          <w:rFonts w:ascii="Consolas" w:eastAsia="Times New Roman" w:hAnsi="Consolas" w:cs="Times New Roman"/>
+          <w:color w:val="D4D4D4"/>
+          <w:sz w:val="16"/>
+          <w:szCs w:val="16"/>
+        </w:rPr>
+        <w:t xml:space="preserve"> </w:t>
+      </w:r>
+      <w:r>
+        <w:rPr>
+          <w:rFonts w:ascii="Consolas" w:eastAsia="Times New Roman" w:hAnsi="Consolas" w:cs="Times New Roman"/>
+          <w:color w:val="9CDCFE"/>
+          <w:sz w:val="16"/>
+          <w:szCs w:val="16"/>
+        </w:rPr>
+        <w:t>resume_router</w:t>
+      </w:r>
+    </w:p>
+    <w:p>
+      <w:pPr>
+        <w:shd w:val="clear" w:color="auto" w:fill="1E1E1E"/>
+        <w:spacing w:after="0" w:line="285" w:lineRule="atLeast"/>
+        <w:rPr>
+          <w:rFonts w:ascii="Consolas" w:eastAsia="Times New Roman" w:hAnsi="Consolas" w:cs="Times New Roman"/>
+          <w:color w:val="D4D4D4"/>
+          <w:sz w:val="16"/>
+          <w:szCs w:val="16"/>
+        </w:rPr>
+      </w:pPr>
+      <w:r>
+        <w:rPr>
+          <w:rFonts w:ascii="Consolas" w:eastAsia="Times New Roman" w:hAnsi="Consolas" w:cs="Times New Roman"/>
+          <w:color w:val="C586C0"/>
+          <w:sz w:val="16"/>
+          <w:szCs w:val="16"/>
+        </w:rPr>
+        <w:t>from</w:t>
+      </w:r>
+      <w:r>
+        <w:rPr>
+          <w:rFonts w:ascii="Consolas" w:eastAsia="Times New Roman" w:hAnsi="Consolas" w:cs="Times New Roman"/>
+          <w:color w:val="D4D4D4"/>
+          <w:sz w:val="16"/>
+          <w:szCs w:val="16"/>
+        </w:rPr>
+        <w:t xml:space="preserve"> </w:t>
+      </w:r>
+      <w:r>
+        <w:rPr>
+          <w:rFonts w:ascii="Consolas" w:eastAsia="Times New Roman" w:hAnsi="Consolas" w:cs="Times New Roman"/>
+          <w:color w:val="4EC9B0"/>
+          <w:sz w:val="16"/>
+          <w:szCs w:val="16"/>
+        </w:rPr>
+        <w:t>fastapi</w:t>
+      </w:r>
+      <w:r>
+        <w:rPr>
+          <w:rFonts w:ascii="Consolas" w:eastAsia="Times New Roman" w:hAnsi="Consolas" w:cs="Times New Roman"/>
+          <w:color w:val="D4D4D4"/>
+          <w:sz w:val="16"/>
+          <w:szCs w:val="16"/>
+        </w:rPr>
+        <w:t>.</w:t>
+      </w:r>
+      <w:r>
+        <w:rPr>
+          <w:rFonts w:ascii="Consolas" w:eastAsia="Times New Roman" w:hAnsi="Consolas" w:cs="Times New Roman"/>
+          <w:color w:val="4EC9B0"/>
+          <w:sz w:val="16"/>
+          <w:szCs w:val="16"/>
+        </w:rPr>
+        <w:t>responses</w:t>
+      </w:r>
+      <w:r>
+        <w:rPr>
+          <w:rFonts w:ascii="Consolas" w:eastAsia="Times New Roman" w:hAnsi="Consolas" w:cs="Times New Roman"/>
+          <w:color w:val="D4D4D4"/>
+          <w:sz w:val="16"/>
+          <w:szCs w:val="16"/>
+        </w:rPr>
+        <w:t xml:space="preserve"> </w:t>
+      </w:r>
+      <w:r>
+        <w:rPr>
+          <w:rFonts w:ascii="Consolas" w:eastAsia="Times New Roman" w:hAnsi="Consolas" w:cs="Times New Roman"/>
+          <w:color w:val="C586C0"/>
+          <w:sz w:val="16"/>
+          <w:szCs w:val="16"/>
+        </w:rPr>
+        <w:t>import</w:t>
+      </w:r>
+      <w:r>
+        <w:rPr>
+          <w:rFonts w:ascii="Consolas" w:eastAsia="Times New Roman" w:hAnsi="Consolas" w:cs="Times New Roman"/>
+          <w:color w:val="D4D4D4"/>
+          <w:sz w:val="16"/>
+          <w:szCs w:val="16"/>
+        </w:rPr>
+        <w:t xml:space="preserve"> </w:t>
+      </w:r>
+      <w:r>
+        <w:rPr>
+          <w:rFonts w:ascii="Consolas" w:eastAsia="Times New Roman" w:hAnsi="Consolas" w:cs="Times New Roman"/>
+          <w:color w:val="4EC9B0"/>
+          <w:sz w:val="16"/>
+          <w:szCs w:val="16"/>
+        </w:rPr>
+        <w:t>HTMLResponse</w:t>
+      </w:r>
+    </w:p>
+    <w:p>
+      <w:pPr>
+        <w:shd w:val="clear" w:color="auto" w:fill="1E1E1E"/>
+        <w:spacing w:after="0" w:line="285" w:lineRule="atLeast"/>
+        <w:rPr>
+          <w:rFonts w:ascii="Consolas" w:eastAsia="Times New Roman" w:hAnsi="Consolas" w:cs="Times New Roman"/>
+          <w:color w:val="D4D4D4"/>
+          <w:sz w:val="16"/>
+          <w:szCs w:val="16"/>
+        </w:rPr>
+      </w:pPr>
+      <w:r>
+        <w:rPr>
+          <w:rFonts w:ascii="Consolas" w:eastAsia="Times New Roman" w:hAnsi="Consolas" w:cs="Times New Roman"/>
+          <w:color w:val="C586C0"/>
+          <w:sz w:val="16"/>
+          <w:szCs w:val="16"/>
+        </w:rPr>
+        <w:t>from</w:t>
+      </w:r>
+      <w:r>
+        <w:rPr>
+          <w:rFonts w:ascii="Consolas" w:eastAsia="Times New Roman" w:hAnsi="Consolas" w:cs="Times New Roman"/>
+          <w:color w:val="D4D4D4"/>
+          <w:sz w:val="16"/>
+          <w:szCs w:val="16"/>
+        </w:rPr>
+        <w:t xml:space="preserve"> </w:t>
+      </w:r>
+      <w:r>
+        <w:rPr>
+          <w:rFonts w:ascii="Consolas" w:eastAsia="Times New Roman" w:hAnsi="Consolas" w:cs="Times New Roman"/>
+          <w:color w:val="4EC9B0"/>
+          <w:sz w:val="16"/>
+          <w:szCs w:val="16"/>
+        </w:rPr>
+        <w:t>fastapi</w:t>
+      </w:r>
+      <w:r>
+        <w:rPr>
+          <w:rFonts w:ascii="Consolas" w:eastAsia="Times New Roman" w:hAnsi="Consolas" w:cs="Times New Roman"/>
+          <w:color w:val="D4D4D4"/>
+          <w:sz w:val="16"/>
+          <w:szCs w:val="16"/>
+        </w:rPr>
+        <w:t>.</w:t>
+      </w:r>
+      <w:r>
+        <w:rPr>
+          <w:rFonts w:ascii="Consolas" w:eastAsia="Times New Roman" w:hAnsi="Consolas" w:cs="Times New Roman"/>
+          <w:color w:val="4EC9B0"/>
+          <w:sz w:val="16"/>
+          <w:szCs w:val="16"/>
+        </w:rPr>
+        <w:t>templating</w:t>
+      </w:r>
+      <w:r>
+        <w:rPr>
+          <w:rFonts w:ascii="Consolas" w:eastAsia="Times New Roman" w:hAnsi="Consolas" w:cs="Times New Roman"/>
+          <w:color w:val="D4D4D4"/>
+          <w:sz w:val="16"/>
+          <w:szCs w:val="16"/>
+        </w:rPr>
+        <w:t xml:space="preserve"> </w:t>
+      </w:r>
+      <w:r>
+        <w:rPr>
+          <w:rFonts w:ascii="Consolas" w:eastAsia="Times New Roman" w:hAnsi="Consolas" w:cs="Times New Roman"/>
+          <w:color w:val="C586C0"/>
+          <w:sz w:val="16"/>
+          <w:szCs w:val="16"/>
+        </w:rPr>
+        <w:t>import</w:t>
+      </w:r>
+      <w:r>
+        <w:rPr>
+          <w:rFonts w:ascii="Consolas" w:eastAsia="Times New Roman" w:hAnsi="Consolas" w:cs="Times New Roman"/>
+          <w:color w:val="D4D4D4"/>
+          <w:sz w:val="16"/>
+          <w:szCs w:val="16"/>
+        </w:rPr>
+        <w:t xml:space="preserve"> </w:t>
+      </w:r>
+      <w:r>
+        <w:rPr>
+          <w:rFonts w:ascii="Consolas" w:eastAsia="Times New Roman" w:hAnsi="Consolas" w:cs="Times New Roman"/>
+          <w:color w:val="4EC9B0"/>
+          <w:sz w:val="16"/>
+          <w:szCs w:val="16"/>
+        </w:rPr>
+        <w:t>Jinja2Templates</w:t>
+      </w:r>
+    </w:p>
+    <w:p>
+      <w:pPr>
+        <w:shd w:val="clear" w:color="auto" w:fill="1E1E1E"/>
+        <w:spacing w:after="0" w:line="285" w:lineRule="atLeast"/>
+        <w:rPr>
+          <w:rFonts w:ascii="Consolas" w:eastAsia="Times New Roman" w:hAnsi="Consolas" w:cs="Times New Roman"/>
+          <w:color w:val="D4D4D4"/>
+          <w:sz w:val="16"/>
+          <w:szCs w:val="16"/>
+        </w:rPr>
+      </w:pPr>
+      <w:r>
+        <w:rPr>
+          <w:rFonts w:ascii="Consolas" w:eastAsia="Times New Roman" w:hAnsi="Consolas" w:cs="Times New Roman"/>
+          <w:color w:val="C586C0"/>
+          <w:sz w:val="16"/>
+          <w:szCs w:val="16"/>
+        </w:rPr>
+        <w:t>from</w:t>
+      </w:r>
+      <w:r>
+        <w:rPr>
+          <w:rFonts w:ascii="Consolas" w:eastAsia="Times New Roman" w:hAnsi="Consolas" w:cs="Times New Roman"/>
+          <w:color w:val="D4D4D4"/>
+          <w:sz w:val="16"/>
+          <w:szCs w:val="16"/>
+        </w:rPr>
+        <w:t xml:space="preserve"> </w:t>
+      </w:r>
+      <w:r>
+        <w:rPr>
+          <w:rFonts w:ascii="Consolas" w:eastAsia="Times New Roman" w:hAnsi="Consolas" w:cs="Times New Roman"/>
+          <w:color w:val="4EC9B0"/>
+          <w:sz w:val="16"/>
+          <w:szCs w:val="16"/>
+        </w:rPr>
+        <w:t>fastapi</w:t>
+      </w:r>
+      <w:r>
+        <w:rPr>
+          <w:rFonts w:ascii="Consolas" w:eastAsia="Times New Roman" w:hAnsi="Consolas" w:cs="Times New Roman"/>
+          <w:color w:val="D4D4D4"/>
+          <w:sz w:val="16"/>
+          <w:szCs w:val="16"/>
+        </w:rPr>
+        <w:t>.</w:t>
+      </w:r>
+      <w:r>
+        <w:rPr>
+          <w:rFonts w:ascii="Consolas" w:eastAsia="Times New Roman" w:hAnsi="Consolas" w:cs="Times New Roman"/>
+          <w:color w:val="4EC9B0"/>
+          <w:sz w:val="16"/>
+          <w:szCs w:val="16"/>
+        </w:rPr>
+        <w:t>staticfiles</w:t>
+      </w:r>
+      <w:r>
+        <w:rPr>
+          <w:rFonts w:ascii="Consolas" w:eastAsia="Times New Roman" w:hAnsi="Consolas" w:cs="Times New Roman"/>
+          <w:color w:val="D4D4D4"/>
+          <w:sz w:val="16"/>
+          <w:szCs w:val="16"/>
+        </w:rPr>
+        <w:t xml:space="preserve"> </w:t>
+      </w:r>
+      <w:r>
+        <w:rPr>
+          <w:rFonts w:ascii="Consolas" w:eastAsia="Times New Roman" w:hAnsi="Consolas" w:cs="Times New Roman"/>
+          <w:color w:val="C586C0"/>
+          <w:sz w:val="16"/>
+          <w:szCs w:val="16"/>
+        </w:rPr>
+        <w:t>import</w:t>
+      </w:r>
+      <w:r>
+        <w:rPr>
+          <w:rFonts w:ascii="Consolas" w:eastAsia="Times New Roman" w:hAnsi="Consolas" w:cs="Times New Roman"/>
+          <w:color w:val="D4D4D4"/>
+          <w:sz w:val="16"/>
+          <w:szCs w:val="16"/>
+        </w:rPr>
+        <w:t xml:space="preserve"> </w:t>
+      </w:r>
+      <w:r>
+        <w:rPr>
+          <w:rFonts w:ascii="Consolas" w:eastAsia="Times New Roman" w:hAnsi="Consolas" w:cs="Times New Roman"/>
+          <w:color w:val="4EC9B0"/>
+          <w:sz w:val="16"/>
+          <w:szCs w:val="16"/>
+        </w:rPr>
+        <w:t>StaticFiles</w:t>
+      </w:r>
+    </w:p>
+    <w:p>
+      <w:pPr>
+        <w:shd w:val="clear" w:color="auto" w:fill="1E1E1E"/>
+        <w:spacing w:after="0" w:line="285" w:lineRule="atLeast"/>
+        <w:rPr>
+          <w:rFonts w:ascii="Consolas" w:eastAsia="Times New Roman" w:hAnsi="Consolas" w:cs="Times New Roman"/>
+          <w:color w:val="D4D4D4"/>
+          <w:sz w:val="16"/>
+          <w:szCs w:val="16"/>
+        </w:rPr>
+      </w:pPr>
+      <w:r>
+        <w:rPr>
+          <w:rFonts w:ascii="Consolas" w:eastAsia="Times New Roman" w:hAnsi="Consolas" w:cs="Times New Roman"/>
+          <w:color w:val="C586C0"/>
+          <w:sz w:val="16"/>
+          <w:szCs w:val="16"/>
+        </w:rPr>
+        <w:t>from</w:t>
+      </w:r>
+      <w:r>
+        <w:rPr>
+          <w:rFonts w:ascii="Consolas" w:eastAsia="Times New Roman" w:hAnsi="Consolas" w:cs="Times New Roman"/>
+          <w:color w:val="D4D4D4"/>
+          <w:sz w:val="16"/>
+          <w:szCs w:val="16"/>
+        </w:rPr>
+        <w:t xml:space="preserve"> </w:t>
+      </w:r>
+      <w:r>
+        <w:rPr>
+          <w:rFonts w:ascii="Consolas" w:eastAsia="Times New Roman" w:hAnsi="Consolas" w:cs="Times New Roman"/>
+          <w:color w:val="4EC9B0"/>
+          <w:sz w:val="16"/>
+          <w:szCs w:val="16"/>
+        </w:rPr>
+        <w:t>app</w:t>
+      </w:r>
+      <w:r>
+        <w:rPr>
+          <w:rFonts w:ascii="Consolas" w:eastAsia="Times New Roman" w:hAnsi="Consolas" w:cs="Times New Roman"/>
+          <w:color w:val="D4D4D4"/>
+          <w:sz w:val="16"/>
+          <w:szCs w:val="16"/>
+        </w:rPr>
+        <w:t>.</w:t>
+      </w:r>
+      <w:r>
+        <w:rPr>
+          <w:rFonts w:ascii="Consolas" w:eastAsia="Times New Roman" w:hAnsi="Consolas" w:cs="Times New Roman"/>
+          <w:color w:val="4EC9B0"/>
+          <w:sz w:val="16"/>
+          <w:szCs w:val="16"/>
+        </w:rPr>
+        <w:t>db</w:t>
+      </w:r>
+      <w:r>
+        <w:rPr>
+          <w:rFonts w:ascii="Consolas" w:eastAsia="Times New Roman" w:hAnsi="Consolas" w:cs="Times New Roman"/>
+          <w:color w:val="D4D4D4"/>
+          <w:sz w:val="16"/>
+          <w:szCs w:val="16"/>
+        </w:rPr>
+        <w:t>.</w:t>
+      </w:r>
+      <w:r>
+        <w:rPr>
+          <w:rFonts w:ascii="Consolas" w:eastAsia="Times New Roman" w:hAnsi="Consolas" w:cs="Times New Roman"/>
+          <w:color w:val="4EC9B0"/>
+          <w:sz w:val="16"/>
+          <w:szCs w:val="16"/>
+        </w:rPr>
+        <w:t>config</w:t>
+      </w:r>
+      <w:r>
+        <w:rPr>
+          <w:rFonts w:ascii="Consolas" w:eastAsia="Times New Roman" w:hAnsi="Consolas" w:cs="Times New Roman"/>
+          <w:color w:val="D4D4D4"/>
+          <w:sz w:val="16"/>
+          <w:szCs w:val="16"/>
+        </w:rPr>
+        <w:t xml:space="preserve"> </w:t>
+      </w:r>
+      <w:r>
+        <w:rPr>
+          <w:rFonts w:ascii="Consolas" w:eastAsia="Times New Roman" w:hAnsi="Consolas" w:cs="Times New Roman"/>
+          <w:color w:val="C586C0"/>
+          <w:sz w:val="16"/>
+          <w:szCs w:val="16"/>
+        </w:rPr>
+        <w:t>import</w:t>
+      </w:r>
+      <w:r>
+        <w:rPr>
+          <w:rFonts w:ascii="Consolas" w:eastAsia="Times New Roman" w:hAnsi="Consolas" w:cs="Times New Roman"/>
+          <w:color w:val="D4D4D4"/>
+          <w:sz w:val="16"/>
+          <w:szCs w:val="16"/>
+        </w:rPr>
+        <w:t xml:space="preserve"> </w:t>
+      </w:r>
+      <w:r>
+        <w:rPr>
+          <w:rFonts w:ascii="Consolas" w:eastAsia="Times New Roman" w:hAnsi="Consolas" w:cs="Times New Roman"/>
+          <w:color w:val="4EC9B0"/>
+          <w:sz w:val="16"/>
+          <w:szCs w:val="16"/>
+        </w:rPr>
+        <w:t>SessionDep</w:t>
+      </w:r>
+    </w:p>
+    <w:p>
+      <w:pPr>
+        <w:shd w:val="clear" w:color="auto" w:fill="1E1E1E"/>
+        <w:spacing w:after="0" w:line="285" w:lineRule="atLeast"/>
+        <w:rPr>
+          <w:rFonts w:ascii="Consolas" w:eastAsia="Times New Roman" w:hAnsi="Consolas" w:cs="Times New Roman"/>
+          <w:color w:val="D4D4D4"/>
+          <w:sz w:val="16"/>
+          <w:szCs w:val="16"/>
+        </w:rPr>
+      </w:pPr>
+      <w:r>
+        <w:rPr>
+          <w:rFonts w:ascii="Consolas" w:eastAsia="Times New Roman" w:hAnsi="Consolas" w:cs="Times New Roman"/>
+          <w:color w:val="C586C0"/>
+          <w:sz w:val="16"/>
+          <w:szCs w:val="16"/>
+        </w:rPr>
+        <w:t>from</w:t>
+      </w:r>
+      <w:r>
+        <w:rPr>
+          <w:rFonts w:ascii="Consolas" w:eastAsia="Times New Roman" w:hAnsi="Consolas" w:cs="Times New Roman"/>
+          <w:color w:val="D4D4D4"/>
+          <w:sz w:val="16"/>
+          <w:szCs w:val="16"/>
+        </w:rPr>
+        <w:t xml:space="preserve"> </w:t>
+      </w:r>
+      <w:r>
+        <w:rPr>
+          <w:rFonts w:ascii="Consolas" w:eastAsia="Times New Roman" w:hAnsi="Consolas" w:cs="Times New Roman"/>
+          <w:color w:val="4EC9B0"/>
+          <w:sz w:val="16"/>
+          <w:szCs w:val="16"/>
+        </w:rPr>
+        <w:t>app</w:t>
+      </w:r>
+      <w:r>
+        <w:rPr>
+          <w:rFonts w:ascii="Consolas" w:eastAsia="Times New Roman" w:hAnsi="Consolas" w:cs="Times New Roman"/>
+          <w:color w:val="D4D4D4"/>
+          <w:sz w:val="16"/>
+          <w:szCs w:val="16"/>
+        </w:rPr>
+        <w:t>.</w:t>
+      </w:r>
+      <w:r>
+        <w:rPr>
+          <w:rFonts w:ascii="Consolas" w:eastAsia="Times New Roman" w:hAnsi="Consolas" w:cs="Times New Roman"/>
+          <w:color w:val="4EC9B0"/>
+          <w:sz w:val="16"/>
+          <w:szCs w:val="16"/>
+        </w:rPr>
+        <w:t>resume</w:t>
+      </w:r>
+      <w:r>
+        <w:rPr>
+          <w:rFonts w:ascii="Consolas" w:eastAsia="Times New Roman" w:hAnsi="Consolas" w:cs="Times New Roman"/>
+          <w:color w:val="D4D4D4"/>
+          <w:sz w:val="16"/>
+          <w:szCs w:val="16"/>
+        </w:rPr>
+        <w:t>.</w:t>
+      </w:r>
+      <w:r>
+        <w:rPr>
+          <w:rFonts w:ascii="Consolas" w:eastAsia="Times New Roman" w:hAnsi="Consolas" w:cs="Times New Roman"/>
+          <w:color w:val="4EC9B0"/>
+          <w:sz w:val="16"/>
+          <w:szCs w:val="16"/>
+        </w:rPr>
+        <w:t>services</w:t>
+      </w:r>
+      <w:r>
+        <w:rPr>
+          <w:rFonts w:ascii="Consolas" w:eastAsia="Times New Roman" w:hAnsi="Consolas" w:cs="Times New Roman"/>
+          <w:color w:val="D4D4D4"/>
+          <w:sz w:val="16"/>
+          <w:szCs w:val="16"/>
+        </w:rPr>
+        <w:t xml:space="preserve"> </w:t>
+      </w:r>
+      <w:r>
+        <w:rPr>
+          <w:rFonts w:ascii="Consolas" w:eastAsia="Times New Roman" w:hAnsi="Consolas" w:cs="Times New Roman"/>
+          <w:color w:val="C586C0"/>
+          <w:sz w:val="16"/>
+          <w:szCs w:val="16"/>
+        </w:rPr>
+        <w:t>import</w:t>
+      </w:r>
+      <w:r>
+        <w:rPr>
+          <w:rFonts w:ascii="Consolas" w:eastAsia="Times New Roman" w:hAnsi="Consolas" w:cs="Times New Roman"/>
+          <w:color w:val="D4D4D4"/>
+          <w:sz w:val="16"/>
+          <w:szCs w:val="16"/>
+        </w:rPr>
+        <w:t xml:space="preserve"> </w:t>
+      </w:r>
+      <w:r>
+        <w:rPr>
+          <w:rFonts w:ascii="Consolas" w:eastAsia="Times New Roman" w:hAnsi="Consolas" w:cs="Times New Roman"/>
+          <w:color w:val="DCDCAA"/>
+          <w:sz w:val="16"/>
+          <w:szCs w:val="16"/>
+        </w:rPr>
+        <w:t>get_all_resumes</w:t>
+      </w:r>
+    </w:p>
+    <w:p>
+      <w:pPr>
+        <w:shd w:val="clear" w:color="auto" w:fill="1E1E1E"/>
+        <w:spacing w:after="0" w:line="285" w:lineRule="atLeast"/>
+        <w:rPr>
+          <w:rFonts w:ascii="Consolas" w:eastAsia="Times New Roman" w:hAnsi="Consolas" w:cs="Times New Roman"/>
+          <w:color w:val="D4D4D4"/>
+          <w:sz w:val="16"/>
+          <w:szCs w:val="16"/>
+        </w:rPr>
+      </w:pPr>
+      <w:r>
+        <w:rPr>
+          <w:rFonts w:ascii="Consolas" w:eastAsia="Times New Roman" w:hAnsi="Consolas" w:cs="Times New Roman"/>
+          <w:color w:val="9CDCFE"/>
+          <w:sz w:val="16"/>
+          <w:szCs w:val="16"/>
+        </w:rPr>
+        <w:t>app</w:t>
+      </w:r>
+      <w:r>
+        <w:rPr>
+          <w:rFonts w:ascii="Consolas" w:eastAsia="Times New Roman" w:hAnsi="Consolas" w:cs="Times New Roman"/>
+          <w:color w:val="D4D4D4"/>
+          <w:sz w:val="16"/>
+          <w:szCs w:val="16"/>
+        </w:rPr>
+        <w:t xml:space="preserve"> = </w:t>
+      </w:r>
+      <w:r>
+        <w:rPr>
+          <w:rFonts w:ascii="Consolas" w:eastAsia="Times New Roman" w:hAnsi="Consolas" w:cs="Times New Roman"/>
+          <w:color w:val="4EC9B0"/>
+          <w:sz w:val="16"/>
+          <w:szCs w:val="16"/>
+        </w:rPr>
+        <w:t>FastAPI</w:t>
+      </w:r>
+      <w:r>
+        <w:rPr>
+          <w:rFonts w:ascii="Consolas" w:eastAsia="Times New Roman" w:hAnsi="Consolas" w:cs="Times New Roman"/>
+          <w:color w:val="D4D4D4"/>
+          <w:sz w:val="16"/>
+          <w:szCs w:val="16"/>
+        </w:rPr>
+        <w:t>()</w:t>
+      </w:r>
+    </w:p>
+    <w:p>
+      <w:pPr>
+        <w:shd w:val="clear" w:color="auto" w:fill="1E1E1E"/>
+        <w:spacing w:after="0" w:line="285" w:lineRule="atLeast"/>
+        <w:rPr>
+          <w:rFonts w:ascii="Consolas" w:eastAsia="Times New Roman" w:hAnsi="Consolas" w:cs="Times New Roman"/>
+          <w:color w:val="D4D4D4"/>
+          <w:sz w:val="16"/>
+          <w:szCs w:val="16"/>
+        </w:rPr>
+      </w:pPr>
+    </w:p>
+    <w:p>
+      <w:pPr>
+        <w:shd w:val="clear" w:color="auto" w:fill="1E1E1E"/>
+        <w:spacing w:after="0" w:line="285" w:lineRule="atLeast"/>
+        <w:rPr>
+          <w:rFonts w:ascii="Consolas" w:eastAsia="Times New Roman" w:hAnsi="Consolas" w:cs="Times New Roman"/>
+          <w:color w:val="D4D4D4"/>
+          <w:sz w:val="16"/>
+          <w:szCs w:val="16"/>
+        </w:rPr>
+      </w:pPr>
+      <w:r>
+        <w:rPr>
+          <w:rFonts w:ascii="Consolas" w:eastAsia="Times New Roman" w:hAnsi="Consolas" w:cs="Times New Roman"/>
+          <w:color w:val="6A9955"/>
+          <w:sz w:val="16"/>
+          <w:szCs w:val="16"/>
+        </w:rPr>
+        <w:t xml:space="preserve"># mount static files </w:t>
+      </w:r>
+    </w:p>
+    <w:p>
+      <w:pPr>
+        <w:shd w:val="clear" w:color="auto" w:fill="1E1E1E"/>
+        <w:spacing w:after="0" w:line="285" w:lineRule="atLeast"/>
+        <w:rPr>
+          <w:rFonts w:ascii="Consolas" w:eastAsia="Times New Roman" w:hAnsi="Consolas" w:cs="Times New Roman"/>
+          <w:color w:val="D4D4D4"/>
+          <w:sz w:val="16"/>
+          <w:szCs w:val="16"/>
+        </w:rPr>
+      </w:pPr>
+      <w:r>
+        <w:rPr>
+          <w:rFonts w:ascii="Consolas" w:eastAsia="Times New Roman" w:hAnsi="Consolas" w:cs="Times New Roman"/>
+          <w:color w:val="9CDCFE"/>
+          <w:sz w:val="16"/>
+          <w:szCs w:val="16"/>
+        </w:rPr>
+        <w:t>app</w:t>
+      </w:r>
+      <w:r>
+        <w:rPr>
+          <w:rFonts w:ascii="Consolas" w:eastAsia="Times New Roman" w:hAnsi="Consolas" w:cs="Times New Roman"/>
+          <w:color w:val="D4D4D4"/>
+          <w:sz w:val="16"/>
+          <w:szCs w:val="16"/>
+        </w:rPr>
+        <w:t>.</w:t>
+      </w:r>
+      <w:r>
+        <w:rPr>
+          <w:rFonts w:ascii="Consolas" w:eastAsia="Times New Roman" w:hAnsi="Consolas" w:cs="Times New Roman"/>
+          <w:color w:val="DCDCAA"/>
+          <w:sz w:val="16"/>
+          <w:szCs w:val="16"/>
+        </w:rPr>
+        <w:t>mount</w:t>
+      </w:r>
+      <w:r>
+        <w:rPr>
+          <w:rFonts w:ascii="Consolas" w:eastAsia="Times New Roman" w:hAnsi="Consolas" w:cs="Times New Roman"/>
+          <w:color w:val="D4D4D4"/>
+          <w:sz w:val="16"/>
+          <w:szCs w:val="16"/>
+        </w:rPr>
+        <w:t>(</w:t>
+      </w:r>
+      <w:r>
+        <w:rPr>
+          <w:rFonts w:ascii="Consolas" w:eastAsia="Times New Roman" w:hAnsi="Consolas" w:cs="Times New Roman"/>
+          <w:color w:val="CE9178"/>
+          <w:sz w:val="16"/>
+          <w:szCs w:val="16"/>
+        </w:rPr>
+        <w:t>"/static"</w:t>
+      </w:r>
+      <w:r>
+        <w:rPr>
+          <w:rFonts w:ascii="Consolas" w:eastAsia="Times New Roman" w:hAnsi="Consolas" w:cs="Times New Roman"/>
+          <w:color w:val="D4D4D4"/>
+          <w:sz w:val="16"/>
+          <w:szCs w:val="16"/>
+        </w:rPr>
+        <w:t xml:space="preserve">, </w:t>
+      </w:r>
+      <w:r>
+        <w:rPr>
+          <w:rFonts w:ascii="Consolas" w:eastAsia="Times New Roman" w:hAnsi="Consolas" w:cs="Times New Roman"/>
+          <w:color w:val="4EC9B0"/>
+          <w:sz w:val="16"/>
+          <w:szCs w:val="16"/>
+        </w:rPr>
+        <w:t>StaticFiles</w:t>
+      </w:r>
+      <w:r>
+        <w:rPr>
+          <w:rFonts w:ascii="Consolas" w:eastAsia="Times New Roman" w:hAnsi="Consolas" w:cs="Times New Roman"/>
+          <w:color w:val="D4D4D4"/>
+          <w:sz w:val="16"/>
+          <w:szCs w:val="16"/>
+        </w:rPr>
+        <w:t>(</w:t>
+      </w:r>
+      <w:r>
+        <w:rPr>
+          <w:rFonts w:ascii="Consolas" w:eastAsia="Times New Roman" w:hAnsi="Consolas" w:cs="Times New Roman"/>
+          <w:color w:val="9CDCFE"/>
+          <w:sz w:val="16"/>
+          <w:szCs w:val="16"/>
+        </w:rPr>
+        <w:t>directory</w:t>
+      </w:r>
+      <w:r>
+        <w:rPr>
+          <w:rFonts w:ascii="Consolas" w:eastAsia="Times New Roman" w:hAnsi="Consolas" w:cs="Times New Roman"/>
+          <w:color w:val="D4D4D4"/>
+          <w:sz w:val="16"/>
+          <w:szCs w:val="16"/>
+        </w:rPr>
+        <w:t>=</w:t>
+      </w:r>
+      <w:r>
+        <w:rPr>
+          <w:rFonts w:ascii="Consolas" w:eastAsia="Times New Roman" w:hAnsi="Consolas" w:cs="Times New Roman"/>
+          <w:color w:val="CE9178"/>
+          <w:sz w:val="16"/>
+          <w:szCs w:val="16"/>
+        </w:rPr>
+        <w:t>"app/static"</w:t>
+      </w:r>
+      <w:r>
+        <w:rPr>
+          <w:rFonts w:ascii="Consolas" w:eastAsia="Times New Roman" w:hAnsi="Consolas" w:cs="Times New Roman"/>
+          <w:color w:val="D4D4D4"/>
+          <w:sz w:val="16"/>
+          <w:szCs w:val="16"/>
+        </w:rPr>
+        <w:t>),</w:t>
+      </w:r>
+      <w:r>
+        <w:rPr>
+          <w:rFonts w:ascii="Consolas" w:eastAsia="Times New Roman" w:hAnsi="Consolas" w:cs="Times New Roman"/>
+          <w:color w:val="9CDCFE"/>
+          <w:sz w:val="16"/>
+          <w:szCs w:val="16"/>
+        </w:rPr>
+        <w:t>name</w:t>
+      </w:r>
+      <w:r>
+        <w:rPr>
+          <w:rFonts w:ascii="Consolas" w:eastAsia="Times New Roman" w:hAnsi="Consolas" w:cs="Times New Roman"/>
+          <w:color w:val="D4D4D4"/>
+          <w:sz w:val="16"/>
+          <w:szCs w:val="16"/>
+        </w:rPr>
+        <w:t>=</w:t>
+      </w:r>
+      <w:r>
+        <w:rPr>
+          <w:rFonts w:ascii="Consolas" w:eastAsia="Times New Roman" w:hAnsi="Consolas" w:cs="Times New Roman"/>
+          <w:color w:val="CE9178"/>
+          <w:sz w:val="16"/>
+          <w:szCs w:val="16"/>
+        </w:rPr>
+        <w:t>"static"</w:t>
+      </w:r>
+      <w:r>
+        <w:rPr>
+          <w:rFonts w:ascii="Consolas" w:eastAsia="Times New Roman" w:hAnsi="Consolas" w:cs="Times New Roman"/>
+          <w:color w:val="D4D4D4"/>
+          <w:sz w:val="16"/>
+          <w:szCs w:val="16"/>
+        </w:rPr>
+        <w:t>)</w:t>
+      </w:r>
+    </w:p>
+    <w:p>
+      <w:pPr>
+        <w:shd w:val="clear" w:color="auto" w:fill="1E1E1E"/>
+        <w:spacing w:after="0" w:line="285" w:lineRule="atLeast"/>
+        <w:rPr>
+          <w:rFonts w:ascii="Consolas" w:eastAsia="Times New Roman" w:hAnsi="Consolas" w:cs="Times New Roman"/>
+          <w:color w:val="D4D4D4"/>
+          <w:sz w:val="16"/>
+          <w:szCs w:val="16"/>
+        </w:rPr>
+      </w:pPr>
+      <w:r>
+        <w:rPr>
+          <w:rFonts w:ascii="Consolas" w:eastAsia="Times New Roman" w:hAnsi="Consolas" w:cs="Times New Roman"/>
+          <w:color w:val="9CDCFE"/>
+          <w:sz w:val="16"/>
+          <w:szCs w:val="16"/>
+        </w:rPr>
+        <w:t>app</w:t>
+      </w:r>
+      <w:r>
+        <w:rPr>
+          <w:rFonts w:ascii="Consolas" w:eastAsia="Times New Roman" w:hAnsi="Consolas" w:cs="Times New Roman"/>
+          <w:color w:val="D4D4D4"/>
+          <w:sz w:val="16"/>
+          <w:szCs w:val="16"/>
+        </w:rPr>
+        <w:t>.</w:t>
+      </w:r>
+      <w:r>
+        <w:rPr>
+          <w:rFonts w:ascii="Consolas" w:eastAsia="Times New Roman" w:hAnsi="Consolas" w:cs="Times New Roman"/>
+          <w:color w:val="DCDCAA"/>
+          <w:sz w:val="16"/>
+          <w:szCs w:val="16"/>
+        </w:rPr>
+        <w:t>mount</w:t>
+      </w:r>
+      <w:r>
+        <w:rPr>
+          <w:rFonts w:ascii="Consolas" w:eastAsia="Times New Roman" w:hAnsi="Consolas" w:cs="Times New Roman"/>
+          <w:color w:val="D4D4D4"/>
+          <w:sz w:val="16"/>
+          <w:szCs w:val="16"/>
+        </w:rPr>
+        <w:t>(</w:t>
+      </w:r>
+      <w:r>
+        <w:rPr>
+          <w:rFonts w:ascii="Consolas" w:eastAsia="Times New Roman" w:hAnsi="Consolas" w:cs="Times New Roman"/>
+          <w:color w:val="CE9178"/>
+          <w:sz w:val="16"/>
+          <w:szCs w:val="16"/>
+        </w:rPr>
+        <w:t>"/uploads"</w:t>
+      </w:r>
+      <w:r>
+        <w:rPr>
+          <w:rFonts w:ascii="Consolas" w:eastAsia="Times New Roman" w:hAnsi="Consolas" w:cs="Times New Roman"/>
+          <w:color w:val="D4D4D4"/>
+          <w:sz w:val="16"/>
+          <w:szCs w:val="16"/>
+        </w:rPr>
+        <w:t xml:space="preserve">, </w:t>
+      </w:r>
+      <w:r>
+        <w:rPr>
+          <w:rFonts w:ascii="Consolas" w:eastAsia="Times New Roman" w:hAnsi="Consolas" w:cs="Times New Roman"/>
+          <w:color w:val="4EC9B0"/>
+          <w:sz w:val="16"/>
+          <w:szCs w:val="16"/>
+        </w:rPr>
+        <w:t>StaticFiles</w:t>
+      </w:r>
+      <w:r>
+        <w:rPr>
+          <w:rFonts w:ascii="Consolas" w:eastAsia="Times New Roman" w:hAnsi="Consolas" w:cs="Times New Roman"/>
+          <w:color w:val="D4D4D4"/>
+          <w:sz w:val="16"/>
+          <w:szCs w:val="16"/>
+        </w:rPr>
+        <w:t>(</w:t>
+      </w:r>
+      <w:r>
+        <w:rPr>
+          <w:rFonts w:ascii="Consolas" w:eastAsia="Times New Roman" w:hAnsi="Consolas" w:cs="Times New Roman"/>
+          <w:color w:val="9CDCFE"/>
+          <w:sz w:val="16"/>
+          <w:szCs w:val="16"/>
+        </w:rPr>
+        <w:t>directory</w:t>
+      </w:r>
+      <w:r>
+        <w:rPr>
+          <w:rFonts w:ascii="Consolas" w:eastAsia="Times New Roman" w:hAnsi="Consolas" w:cs="Times New Roman"/>
+          <w:color w:val="D4D4D4"/>
+          <w:sz w:val="16"/>
+          <w:szCs w:val="16"/>
+        </w:rPr>
+        <w:t>=</w:t>
+      </w:r>
+      <w:r>
+        <w:rPr>
+          <w:rFonts w:ascii="Consolas" w:eastAsia="Times New Roman" w:hAnsi="Consolas" w:cs="Times New Roman"/>
+          <w:color w:val="CE9178"/>
+          <w:sz w:val="16"/>
+          <w:szCs w:val="16"/>
+        </w:rPr>
+        <w:t>"uploads"</w:t>
+      </w:r>
+      <w:r>
+        <w:rPr>
+          <w:rFonts w:ascii="Consolas" w:eastAsia="Times New Roman" w:hAnsi="Consolas" w:cs="Times New Roman"/>
+          <w:color w:val="D4D4D4"/>
+          <w:sz w:val="16"/>
+          <w:szCs w:val="16"/>
+        </w:rPr>
+        <w:t xml:space="preserve">), </w:t>
+      </w:r>
+      <w:r>
+        <w:rPr>
+          <w:rFonts w:ascii="Consolas" w:eastAsia="Times New Roman" w:hAnsi="Consolas" w:cs="Times New Roman"/>
+          <w:color w:val="9CDCFE"/>
+          <w:sz w:val="16"/>
+          <w:szCs w:val="16"/>
+        </w:rPr>
+        <w:t>name</w:t>
+      </w:r>
+      <w:r>
+        <w:rPr>
+          <w:rFonts w:ascii="Consolas" w:eastAsia="Times New Roman" w:hAnsi="Consolas" w:cs="Times New Roman"/>
+          <w:color w:val="D4D4D4"/>
+          <w:sz w:val="16"/>
+          <w:szCs w:val="16"/>
+        </w:rPr>
+        <w:t>=</w:t>
+      </w:r>
+      <w:r>
+        <w:rPr>
+          <w:rFonts w:ascii="Consolas" w:eastAsia="Times New Roman" w:hAnsi="Consolas" w:cs="Times New Roman"/>
+          <w:color w:val="CE9178"/>
+          <w:sz w:val="16"/>
+          <w:szCs w:val="16"/>
+        </w:rPr>
+        <w:t>"uploads"</w:t>
+      </w:r>
+      <w:r>
+        <w:rPr>
+          <w:rFonts w:ascii="Consolas" w:eastAsia="Times New Roman" w:hAnsi="Consolas" w:cs="Times New Roman"/>
+          <w:color w:val="D4D4D4"/>
+          <w:sz w:val="16"/>
+          <w:szCs w:val="16"/>
+        </w:rPr>
+        <w:t>)</w:t>
+      </w:r>
+    </w:p>
+    <w:p>
+      <w:pPr>
+        <w:shd w:val="clear" w:color="auto" w:fill="1E1E1E"/>
+        <w:spacing w:after="0" w:line="285" w:lineRule="atLeast"/>
+        <w:rPr>
+          <w:rFonts w:ascii="Consolas" w:eastAsia="Times New Roman" w:hAnsi="Consolas" w:cs="Times New Roman"/>
+          <w:color w:val="D4D4D4"/>
+          <w:sz w:val="16"/>
+          <w:szCs w:val="16"/>
+        </w:rPr>
+      </w:pPr>
+      <w:r>
+        <w:rPr>
+          <w:rFonts w:ascii="Consolas" w:eastAsia="Times New Roman" w:hAnsi="Consolas" w:cs="Times New Roman"/>
+          <w:color w:val="6A9955"/>
+          <w:sz w:val="16"/>
+          <w:szCs w:val="16"/>
+        </w:rPr>
+        <w:t># templates</w:t>
+      </w:r>
+    </w:p>
+    <w:p>
+      <w:pPr>
+        <w:shd w:val="clear" w:color="auto" w:fill="1E1E1E"/>
+        <w:spacing w:after="0" w:line="285" w:lineRule="atLeast"/>
+        <w:rPr>
+          <w:rFonts w:ascii="Consolas" w:eastAsia="Times New Roman" w:hAnsi="Consolas" w:cs="Times New Roman"/>
+          <w:color w:val="D4D4D4"/>
+          <w:sz w:val="16"/>
+          <w:szCs w:val="16"/>
+        </w:rPr>
+      </w:pPr>
+      <w:r>
+        <w:rPr>
+          <w:rFonts w:ascii="Consolas" w:eastAsia="Times New Roman" w:hAnsi="Consolas" w:cs="Times New Roman"/>
+          <w:color w:val="9CDCFE"/>
+          <w:sz w:val="16"/>
+          <w:szCs w:val="16"/>
+        </w:rPr>
+        <w:t>templates</w:t>
+      </w:r>
+      <w:r>
+        <w:rPr>
+          <w:rFonts w:ascii="Consolas" w:eastAsia="Times New Roman" w:hAnsi="Consolas" w:cs="Times New Roman"/>
+          <w:color w:val="D4D4D4"/>
+          <w:sz w:val="16"/>
+          <w:szCs w:val="16"/>
+        </w:rPr>
+        <w:t xml:space="preserve"> = </w:t>
+      </w:r>
+      <w:r>
+        <w:rPr>
+          <w:rFonts w:ascii="Consolas" w:eastAsia="Times New Roman" w:hAnsi="Consolas" w:cs="Times New Roman"/>
+          <w:color w:val="4EC9B0"/>
+          <w:sz w:val="16"/>
+          <w:szCs w:val="16"/>
+        </w:rPr>
+        <w:t>Jinja2Templates</w:t>
+      </w:r>
+      <w:r>
+        <w:rPr>
+          <w:rFonts w:ascii="Consolas" w:eastAsia="Times New Roman" w:hAnsi="Consolas" w:cs="Times New Roman"/>
+          <w:color w:val="D4D4D4"/>
+          <w:sz w:val="16"/>
+          <w:szCs w:val="16"/>
+        </w:rPr>
+        <w:t>(</w:t>
+      </w:r>
+      <w:r>
+        <w:rPr>
+          <w:rFonts w:ascii="Consolas" w:eastAsia="Times New Roman" w:hAnsi="Consolas" w:cs="Times New Roman"/>
+          <w:color w:val="9CDCFE"/>
+          <w:sz w:val="16"/>
+          <w:szCs w:val="16"/>
+        </w:rPr>
+        <w:t>directory</w:t>
+      </w:r>
+      <w:r>
+        <w:rPr>
+          <w:rFonts w:ascii="Consolas" w:eastAsia="Times New Roman" w:hAnsi="Consolas" w:cs="Times New Roman"/>
+          <w:color w:val="D4D4D4"/>
+          <w:sz w:val="16"/>
+          <w:szCs w:val="16"/>
+        </w:rPr>
+        <w:t>=</w:t>
+      </w:r>
+      <w:r>
+        <w:rPr>
+          <w:rFonts w:ascii="Consolas" w:eastAsia="Times New Roman" w:hAnsi="Consolas" w:cs="Times New Roman"/>
+          <w:color w:val="CE9178"/>
+          <w:sz w:val="16"/>
+          <w:szCs w:val="16"/>
+        </w:rPr>
+        <w:t>"app/templates"</w:t>
+      </w:r>
+      <w:r>
+        <w:rPr>
+          <w:rFonts w:ascii="Consolas" w:eastAsia="Times New Roman" w:hAnsi="Consolas" w:cs="Times New Roman"/>
+          <w:color w:val="D4D4D4"/>
+          <w:sz w:val="16"/>
+          <w:szCs w:val="16"/>
+        </w:rPr>
+        <w:t>)</w:t>
+      </w:r>
+    </w:p>
+    <w:p>
+      <w:pPr>
+        <w:shd w:val="clear" w:color="auto" w:fill="1E1E1E"/>
+        <w:spacing w:after="240" w:line="285" w:lineRule="atLeast"/>
+        <w:rPr>
+          <w:rFonts w:ascii="Consolas" w:eastAsia="Times New Roman" w:hAnsi="Consolas" w:cs="Times New Roman"/>
+          <w:color w:val="D4D4D4"/>
+          <w:sz w:val="16"/>
+          <w:szCs w:val="16"/>
+        </w:rPr>
+      </w:pPr>
+    </w:p>
+    <w:p>
+      <w:pPr>
+        <w:shd w:val="clear" w:color="auto" w:fill="1E1E1E"/>
+        <w:spacing w:after="0" w:line="285" w:lineRule="atLeast"/>
+        <w:rPr>
+          <w:rFonts w:ascii="Consolas" w:eastAsia="Times New Roman" w:hAnsi="Consolas" w:cs="Times New Roman"/>
+          <w:color w:val="D4D4D4"/>
+          <w:sz w:val="16"/>
+          <w:szCs w:val="16"/>
+        </w:rPr>
+      </w:pPr>
+      <w:r>
+        <w:rPr>
+          <w:rFonts w:ascii="Consolas" w:eastAsia="Times New Roman" w:hAnsi="Consolas" w:cs="Times New Roman"/>
+          <w:color w:val="4FC1FF"/>
+          <w:sz w:val="16"/>
+          <w:szCs w:val="16"/>
+        </w:rPr>
+        <w:t>PAKISTAN_REGIONS</w:t>
+      </w:r>
+      <w:r>
+        <w:rPr>
+          <w:rFonts w:ascii="Consolas" w:eastAsia="Times New Roman" w:hAnsi="Consolas" w:cs="Times New Roman"/>
+          <w:color w:val="D4D4D4"/>
+          <w:sz w:val="16"/>
+          <w:szCs w:val="16"/>
+        </w:rPr>
+        <w:t xml:space="preserve"> = [</w:t>
+      </w:r>
+    </w:p>
+    <w:p>
+      <w:pPr>
+        <w:shd w:val="clear" w:color="auto" w:fill="1E1E1E"/>
+        <w:spacing w:after="0" w:line="285" w:lineRule="atLeast"/>
+        <w:rPr>
+          <w:rFonts w:ascii="Consolas" w:eastAsia="Times New Roman" w:hAnsi="Consolas" w:cs="Times New Roman"/>
+          <w:color w:val="D4D4D4"/>
+          <w:sz w:val="16"/>
+          <w:szCs w:val="16"/>
+        </w:rPr>
+      </w:pPr>
+      <w:r>
+        <w:rPr>
+          <w:rFonts w:ascii="Consolas" w:eastAsia="Times New Roman" w:hAnsi="Consolas" w:cs="Times New Roman"/>
+          <w:color w:val="D4D4D4"/>
+          <w:sz w:val="16"/>
+          <w:szCs w:val="16"/>
+        </w:rPr>
+        <w:t xml:space="preserve">    </w:t>
+      </w:r>
+      <w:r>
+        <w:rPr>
+          <w:rFonts w:ascii="Consolas" w:eastAsia="Times New Roman" w:hAnsi="Consolas" w:cs="Times New Roman"/>
+          <w:color w:val="CE9178"/>
+          <w:sz w:val="16"/>
+          <w:szCs w:val="16"/>
+        </w:rPr>
+        <w:t>"Punjab"</w:t>
+      </w:r>
+      <w:r>
+        <w:rPr>
+          <w:rFonts w:ascii="Consolas" w:eastAsia="Times New Roman" w:hAnsi="Consolas" w:cs="Times New Roman"/>
+          <w:color w:val="D4D4D4"/>
+          <w:sz w:val="16"/>
+          <w:szCs w:val="16"/>
+        </w:rPr>
+        <w:t>,</w:t>
+      </w:r>
+      <w:r>
+        <w:rPr>
+          <w:rFonts w:ascii="Consolas" w:eastAsia="Times New Roman" w:hAnsi="Consolas" w:cs="Times New Roman"/>
+          <w:color w:val="CE9178"/>
+          <w:sz w:val="16"/>
+          <w:szCs w:val="16"/>
+        </w:rPr>
+        <w:t>"Sindh"</w:t>
+      </w:r>
+      <w:r>
+        <w:rPr>
+          <w:rFonts w:ascii="Consolas" w:eastAsia="Times New Roman" w:hAnsi="Consolas" w:cs="Times New Roman"/>
+          <w:color w:val="D4D4D4"/>
+          <w:sz w:val="16"/>
+          <w:szCs w:val="16"/>
+        </w:rPr>
+        <w:t>,</w:t>
+      </w:r>
+      <w:r>
+        <w:rPr>
+          <w:rFonts w:ascii="Consolas" w:eastAsia="Times New Roman" w:hAnsi="Consolas" w:cs="Times New Roman"/>
+          <w:color w:val="CE9178"/>
+          <w:sz w:val="16"/>
+          <w:szCs w:val="16"/>
+        </w:rPr>
+        <w:t>"Khyber Pakhtunkhwa"</w:t>
+      </w:r>
+      <w:r>
+        <w:rPr>
+          <w:rFonts w:ascii="Consolas" w:eastAsia="Times New Roman" w:hAnsi="Consolas" w:cs="Times New Roman"/>
+          <w:color w:val="D4D4D4"/>
+          <w:sz w:val="16"/>
+          <w:szCs w:val="16"/>
+        </w:rPr>
+        <w:t>,</w:t>
+      </w:r>
+      <w:r>
+        <w:rPr>
+          <w:rFonts w:ascii="Consolas" w:eastAsia="Times New Roman" w:hAnsi="Consolas" w:cs="Times New Roman"/>
+          <w:color w:val="CE9178"/>
+          <w:sz w:val="16"/>
+          <w:szCs w:val="16"/>
+        </w:rPr>
+        <w:t>"Balochistan"</w:t>
+      </w:r>
+      <w:r>
+        <w:rPr>
+          <w:rFonts w:ascii="Consolas" w:eastAsia="Times New Roman" w:hAnsi="Consolas" w:cs="Times New Roman"/>
+          <w:color w:val="D4D4D4"/>
+          <w:sz w:val="16"/>
+          <w:szCs w:val="16"/>
+        </w:rPr>
+        <w:t>,</w:t>
+      </w:r>
+    </w:p>
+    <w:p>
+      <w:pPr>
+        <w:shd w:val="clear" w:color="auto" w:fill="1E1E1E"/>
+        <w:spacing w:after="0" w:line="285" w:lineRule="atLeast"/>
+        <w:rPr>
+          <w:rFonts w:ascii="Consolas" w:eastAsia="Times New Roman" w:hAnsi="Consolas" w:cs="Times New Roman"/>
+          <w:color w:val="D4D4D4"/>
+          <w:sz w:val="16"/>
+          <w:szCs w:val="16"/>
+        </w:rPr>
+      </w:pPr>
+      <w:r>
+        <w:rPr>
+          <w:rFonts w:ascii="Consolas" w:eastAsia="Times New Roman" w:hAnsi="Consolas" w:cs="Times New Roman"/>
+          <w:color w:val="D4D4D4"/>
+          <w:sz w:val="16"/>
+          <w:szCs w:val="16"/>
+        </w:rPr>
+        <w:t xml:space="preserve">    </w:t>
+      </w:r>
+      <w:r>
+        <w:rPr>
+          <w:rFonts w:ascii="Consolas" w:eastAsia="Times New Roman" w:hAnsi="Consolas" w:cs="Times New Roman"/>
+          <w:color w:val="CE9178"/>
+          <w:sz w:val="16"/>
+          <w:szCs w:val="16"/>
+        </w:rPr>
+        <w:t>"Islamabad Capital Territory"</w:t>
+      </w:r>
+      <w:r>
+        <w:rPr>
+          <w:rFonts w:ascii="Consolas" w:eastAsia="Times New Roman" w:hAnsi="Consolas" w:cs="Times New Roman"/>
+          <w:color w:val="D4D4D4"/>
+          <w:sz w:val="16"/>
+          <w:szCs w:val="16"/>
+        </w:rPr>
+        <w:t>,</w:t>
+      </w:r>
+      <w:r>
+        <w:rPr>
+          <w:rFonts w:ascii="Consolas" w:eastAsia="Times New Roman" w:hAnsi="Consolas" w:cs="Times New Roman"/>
+          <w:color w:val="CE9178"/>
+          <w:sz w:val="16"/>
+          <w:szCs w:val="16"/>
+        </w:rPr>
+        <w:t>"Azad Jammu and Kashmir"</w:t>
+      </w:r>
+      <w:r>
+        <w:rPr>
+          <w:rFonts w:ascii="Consolas" w:eastAsia="Times New Roman" w:hAnsi="Consolas" w:cs="Times New Roman"/>
+          <w:color w:val="D4D4D4"/>
+          <w:sz w:val="16"/>
+          <w:szCs w:val="16"/>
+        </w:rPr>
+        <w:t>,</w:t>
+      </w:r>
+      <w:r>
+        <w:rPr>
+          <w:rFonts w:ascii="Consolas" w:eastAsia="Times New Roman" w:hAnsi="Consolas" w:cs="Times New Roman"/>
+          <w:color w:val="CE9178"/>
+          <w:sz w:val="16"/>
+          <w:szCs w:val="16"/>
+        </w:rPr>
+        <w:t>"Gilgit-Baltistan"</w:t>
+      </w:r>
+    </w:p>
+    <w:p>
+      <w:pPr>
+        <w:shd w:val="clear" w:color="auto" w:fill="1E1E1E"/>
+        <w:spacing w:after="0" w:line="285" w:lineRule="atLeast"/>
+        <w:rPr>
+          <w:rFonts w:ascii="Consolas" w:eastAsia="Times New Roman" w:hAnsi="Consolas" w:cs="Times New Roman"/>
+          <w:color w:val="D4D4D4"/>
+          <w:sz w:val="16"/>
+          <w:szCs w:val="16"/>
+        </w:rPr>
+      </w:pPr>
+      <w:r>
+        <w:rPr>
+          <w:rFonts w:ascii="Consolas" w:eastAsia="Times New Roman" w:hAnsi="Consolas" w:cs="Times New Roman"/>
+          <w:color w:val="D4D4D4"/>
+          <w:sz w:val="16"/>
+          <w:szCs w:val="16"/>
+        </w:rPr>
+        <w:t>]</w:t>
+      </w:r>
+    </w:p>
+    <w:p>
+      <w:pPr>
+        <w:shd w:val="clear" w:color="auto" w:fill="1E1E1E"/>
+        <w:spacing w:after="0" w:line="285" w:lineRule="atLeast"/>
+        <w:rPr>
+          <w:rFonts w:ascii="Consolas" w:eastAsia="Times New Roman" w:hAnsi="Consolas" w:cs="Times New Roman"/>
+          <w:color w:val="D4D4D4"/>
+          <w:sz w:val="16"/>
+          <w:szCs w:val="16"/>
+        </w:rPr>
+      </w:pPr>
+    </w:p>
+    <w:p>
+      <w:pPr>
+        <w:shd w:val="clear" w:color="auto" w:fill="1E1E1E"/>
+        <w:spacing w:after="0" w:line="285" w:lineRule="atLeast"/>
+        <w:rPr>
+          <w:rFonts w:ascii="Consolas" w:eastAsia="Times New Roman" w:hAnsi="Consolas" w:cs="Times New Roman"/>
+          <w:color w:val="D4D4D4"/>
+          <w:sz w:val="16"/>
+          <w:szCs w:val="16"/>
+        </w:rPr>
+      </w:pPr>
+      <w:r>
+        <w:rPr>
+          <w:rFonts w:ascii="Consolas" w:eastAsia="Times New Roman" w:hAnsi="Consolas" w:cs="Times New Roman"/>
+          <w:color w:val="4FC1FF"/>
+          <w:sz w:val="16"/>
+          <w:szCs w:val="16"/>
+        </w:rPr>
+        <w:t>PREFERRED_LOCATIONS</w:t>
+      </w:r>
+      <w:r>
+        <w:rPr>
+          <w:rFonts w:ascii="Consolas" w:eastAsia="Times New Roman" w:hAnsi="Consolas" w:cs="Times New Roman"/>
+          <w:color w:val="D4D4D4"/>
+          <w:sz w:val="16"/>
+          <w:szCs w:val="16"/>
+        </w:rPr>
+        <w:t xml:space="preserve"> = [</w:t>
+      </w:r>
+    </w:p>
+    <w:p>
+      <w:pPr>
+        <w:shd w:val="clear" w:color="auto" w:fill="1E1E1E"/>
+        <w:spacing w:after="0" w:line="285" w:lineRule="atLeast"/>
+        <w:rPr>
+          <w:rFonts w:ascii="Consolas" w:eastAsia="Times New Roman" w:hAnsi="Consolas" w:cs="Times New Roman"/>
+          <w:color w:val="D4D4D4"/>
+          <w:sz w:val="16"/>
+          <w:szCs w:val="16"/>
+        </w:rPr>
+      </w:pPr>
+      <w:r>
+        <w:rPr>
+          <w:rFonts w:ascii="Consolas" w:eastAsia="Times New Roman" w:hAnsi="Consolas" w:cs="Times New Roman"/>
+          <w:color w:val="D4D4D4"/>
+          <w:sz w:val="16"/>
+          <w:szCs w:val="16"/>
+        </w:rPr>
+        <w:t xml:space="preserve">    </w:t>
+      </w:r>
+      <w:r>
+        <w:rPr>
+          <w:rFonts w:ascii="Consolas" w:eastAsia="Times New Roman" w:hAnsi="Consolas" w:cs="Times New Roman"/>
+          <w:color w:val="CE9178"/>
+          <w:sz w:val="16"/>
+          <w:szCs w:val="16"/>
+        </w:rPr>
+        <w:t>"Islamabad"</w:t>
+      </w:r>
+      <w:r>
+        <w:rPr>
+          <w:rFonts w:ascii="Consolas" w:eastAsia="Times New Roman" w:hAnsi="Consolas" w:cs="Times New Roman"/>
+          <w:color w:val="D4D4D4"/>
+          <w:sz w:val="16"/>
+          <w:szCs w:val="16"/>
+        </w:rPr>
+        <w:t>,</w:t>
+      </w:r>
+      <w:r>
+        <w:rPr>
+          <w:rFonts w:ascii="Consolas" w:eastAsia="Times New Roman" w:hAnsi="Consolas" w:cs="Times New Roman"/>
+          <w:color w:val="CE9178"/>
+          <w:sz w:val="16"/>
+          <w:szCs w:val="16"/>
+        </w:rPr>
+        <w:t>"Rawalpindi"</w:t>
+      </w:r>
+      <w:r>
+        <w:rPr>
+          <w:rFonts w:ascii="Consolas" w:eastAsia="Times New Roman" w:hAnsi="Consolas" w:cs="Times New Roman"/>
+          <w:color w:val="D4D4D4"/>
+          <w:sz w:val="16"/>
+          <w:szCs w:val="16"/>
+        </w:rPr>
+        <w:t>,</w:t>
+      </w:r>
+      <w:r>
+        <w:rPr>
+          <w:rFonts w:ascii="Consolas" w:eastAsia="Times New Roman" w:hAnsi="Consolas" w:cs="Times New Roman"/>
+          <w:color w:val="CE9178"/>
+          <w:sz w:val="16"/>
+          <w:szCs w:val="16"/>
+        </w:rPr>
+        <w:t>"Lahore"</w:t>
+      </w:r>
+      <w:r>
+        <w:rPr>
+          <w:rFonts w:ascii="Consolas" w:eastAsia="Times New Roman" w:hAnsi="Consolas" w:cs="Times New Roman"/>
+          <w:color w:val="D4D4D4"/>
+          <w:sz w:val="16"/>
+          <w:szCs w:val="16"/>
+        </w:rPr>
+        <w:t>,</w:t>
+      </w:r>
+      <w:r>
+        <w:rPr>
+          <w:rFonts w:ascii="Consolas" w:eastAsia="Times New Roman" w:hAnsi="Consolas" w:cs="Times New Roman"/>
+          <w:color w:val="CE9178"/>
+          <w:sz w:val="16"/>
+          <w:szCs w:val="16"/>
+        </w:rPr>
+        <w:t>"Karachi"</w:t>
+      </w:r>
+      <w:r>
+        <w:rPr>
+          <w:rFonts w:ascii="Consolas" w:eastAsia="Times New Roman" w:hAnsi="Consolas" w:cs="Times New Roman"/>
+          <w:color w:val="D4D4D4"/>
+          <w:sz w:val="16"/>
+          <w:szCs w:val="16"/>
+        </w:rPr>
+        <w:t>,</w:t>
+      </w:r>
+    </w:p>
+    <w:p>
+      <w:pPr>
+        <w:shd w:val="clear" w:color="auto" w:fill="1E1E1E"/>
+        <w:spacing w:after="0" w:line="285" w:lineRule="atLeast"/>
+        <w:rPr>
+          <w:rFonts w:ascii="Consolas" w:eastAsia="Times New Roman" w:hAnsi="Consolas" w:cs="Times New Roman"/>
+          <w:color w:val="D4D4D4"/>
+          <w:sz w:val="16"/>
+          <w:szCs w:val="16"/>
+        </w:rPr>
+      </w:pPr>
+      <w:r>
+        <w:rPr>
+          <w:rFonts w:ascii="Consolas" w:eastAsia="Times New Roman" w:hAnsi="Consolas" w:cs="Times New Roman"/>
+          <w:color w:val="D4D4D4"/>
+          <w:sz w:val="16"/>
+          <w:szCs w:val="16"/>
+        </w:rPr>
+        <w:t xml:space="preserve">    </w:t>
+      </w:r>
+      <w:r>
+        <w:rPr>
+          <w:rFonts w:ascii="Consolas" w:eastAsia="Times New Roman" w:hAnsi="Consolas" w:cs="Times New Roman"/>
+          <w:color w:val="CE9178"/>
+          <w:sz w:val="16"/>
+          <w:szCs w:val="16"/>
+        </w:rPr>
+        <w:t>"Faisalabad"</w:t>
+      </w:r>
+      <w:r>
+        <w:rPr>
+          <w:rFonts w:ascii="Consolas" w:eastAsia="Times New Roman" w:hAnsi="Consolas" w:cs="Times New Roman"/>
+          <w:color w:val="D4D4D4"/>
+          <w:sz w:val="16"/>
+          <w:szCs w:val="16"/>
+        </w:rPr>
+        <w:t>,</w:t>
+      </w:r>
+      <w:r>
+        <w:rPr>
+          <w:rFonts w:ascii="Consolas" w:eastAsia="Times New Roman" w:hAnsi="Consolas" w:cs="Times New Roman"/>
+          <w:color w:val="CE9178"/>
+          <w:sz w:val="16"/>
+          <w:szCs w:val="16"/>
+        </w:rPr>
+        <w:t>"Peshawar"</w:t>
+      </w:r>
+      <w:r>
+        <w:rPr>
+          <w:rFonts w:ascii="Consolas" w:eastAsia="Times New Roman" w:hAnsi="Consolas" w:cs="Times New Roman"/>
+          <w:color w:val="D4D4D4"/>
+          <w:sz w:val="16"/>
+          <w:szCs w:val="16"/>
+        </w:rPr>
+        <w:t>,</w:t>
+      </w:r>
+      <w:r>
+        <w:rPr>
+          <w:rFonts w:ascii="Consolas" w:eastAsia="Times New Roman" w:hAnsi="Consolas" w:cs="Times New Roman"/>
+          <w:color w:val="CE9178"/>
+          <w:sz w:val="16"/>
+          <w:szCs w:val="16"/>
+        </w:rPr>
+        <w:t>"Multan"</w:t>
+      </w:r>
+      <w:r>
+        <w:rPr>
+          <w:rFonts w:ascii="Consolas" w:eastAsia="Times New Roman" w:hAnsi="Consolas" w:cs="Times New Roman"/>
+          <w:color w:val="D4D4D4"/>
+          <w:sz w:val="16"/>
+          <w:szCs w:val="16"/>
+        </w:rPr>
+        <w:t>,</w:t>
+      </w:r>
+      <w:r>
+        <w:rPr>
+          <w:rFonts w:ascii="Consolas" w:eastAsia="Times New Roman" w:hAnsi="Consolas" w:cs="Times New Roman"/>
+          <w:color w:val="CE9178"/>
+          <w:sz w:val="16"/>
+          <w:szCs w:val="16"/>
+        </w:rPr>
+        <w:t>"Gujranwala"</w:t>
+      </w:r>
+      <w:r>
+        <w:rPr>
+          <w:rFonts w:ascii="Consolas" w:eastAsia="Times New Roman" w:hAnsi="Consolas" w:cs="Times New Roman"/>
+          <w:color w:val="D4D4D4"/>
+          <w:sz w:val="16"/>
+          <w:szCs w:val="16"/>
+        </w:rPr>
+        <w:t>,</w:t>
+      </w:r>
+    </w:p>
+    <w:p>
+      <w:pPr>
+        <w:shd w:val="clear" w:color="auto" w:fill="1E1E1E"/>
+        <w:spacing w:after="0" w:line="285" w:lineRule="atLeast"/>
+        <w:rPr>
+          <w:rFonts w:ascii="Consolas" w:eastAsia="Times New Roman" w:hAnsi="Consolas" w:cs="Times New Roman"/>
+          <w:color w:val="D4D4D4"/>
+          <w:sz w:val="16"/>
+          <w:szCs w:val="16"/>
+        </w:rPr>
+      </w:pPr>
+      <w:r>
+        <w:rPr>
+          <w:rFonts w:ascii="Consolas" w:eastAsia="Times New Roman" w:hAnsi="Consolas" w:cs="Times New Roman"/>
+          <w:color w:val="D4D4D4"/>
+          <w:sz w:val="16"/>
+          <w:szCs w:val="16"/>
+        </w:rPr>
+        <w:t xml:space="preserve">    </w:t>
+      </w:r>
+      <w:r>
+        <w:rPr>
+          <w:rFonts w:ascii="Consolas" w:eastAsia="Times New Roman" w:hAnsi="Consolas" w:cs="Times New Roman"/>
+          <w:color w:val="CE9178"/>
+          <w:sz w:val="16"/>
+          <w:szCs w:val="16"/>
+        </w:rPr>
+        <w:t>"Sialkot"</w:t>
+      </w:r>
+      <w:r>
+        <w:rPr>
+          <w:rFonts w:ascii="Consolas" w:eastAsia="Times New Roman" w:hAnsi="Consolas" w:cs="Times New Roman"/>
+          <w:color w:val="D4D4D4"/>
+          <w:sz w:val="16"/>
+          <w:szCs w:val="16"/>
+        </w:rPr>
+        <w:t>,</w:t>
+      </w:r>
+      <w:r>
+        <w:rPr>
+          <w:rFonts w:ascii="Consolas" w:eastAsia="Times New Roman" w:hAnsi="Consolas" w:cs="Times New Roman"/>
+          <w:color w:val="CE9178"/>
+          <w:sz w:val="16"/>
+          <w:szCs w:val="16"/>
+        </w:rPr>
+        <w:t>"Quetta"</w:t>
+      </w:r>
+      <w:r>
+        <w:rPr>
+          <w:rFonts w:ascii="Consolas" w:eastAsia="Times New Roman" w:hAnsi="Consolas" w:cs="Times New Roman"/>
+          <w:color w:val="D4D4D4"/>
+          <w:sz w:val="16"/>
+          <w:szCs w:val="16"/>
+        </w:rPr>
+        <w:t>,</w:t>
+      </w:r>
+      <w:r>
+        <w:rPr>
+          <w:rFonts w:ascii="Consolas" w:eastAsia="Times New Roman" w:hAnsi="Consolas" w:cs="Times New Roman"/>
+          <w:color w:val="CE9178"/>
+          <w:sz w:val="16"/>
+          <w:szCs w:val="16"/>
+        </w:rPr>
+        <w:t>"Hyderabad"</w:t>
+      </w:r>
+      <w:r>
+        <w:rPr>
+          <w:rFonts w:ascii="Consolas" w:eastAsia="Times New Roman" w:hAnsi="Consolas" w:cs="Times New Roman"/>
+          <w:color w:val="D4D4D4"/>
+          <w:sz w:val="16"/>
+          <w:szCs w:val="16"/>
+        </w:rPr>
+        <w:t>,</w:t>
+      </w:r>
+      <w:r>
+        <w:rPr>
+          <w:rFonts w:ascii="Consolas" w:eastAsia="Times New Roman" w:hAnsi="Consolas" w:cs="Times New Roman"/>
+          <w:color w:val="CE9178"/>
+          <w:sz w:val="16"/>
+          <w:szCs w:val="16"/>
+        </w:rPr>
+        <w:t>"Abbottabad"</w:t>
+      </w:r>
+    </w:p>
+    <w:p>
+      <w:pPr>
+        <w:shd w:val="clear" w:color="auto" w:fill="1E1E1E"/>
+        <w:spacing w:after="0" w:line="285" w:lineRule="atLeast"/>
+        <w:rPr>
+          <w:rFonts w:ascii="Consolas" w:eastAsia="Times New Roman" w:hAnsi="Consolas" w:cs="Times New Roman"/>
+          <w:color w:val="D4D4D4"/>
+          <w:sz w:val="16"/>
+          <w:szCs w:val="16"/>
+        </w:rPr>
+      </w:pPr>
+      <w:r>
+        <w:rPr>
+          <w:rFonts w:ascii="Consolas" w:eastAsia="Times New Roman" w:hAnsi="Consolas" w:cs="Times New Roman"/>
+          <w:color w:val="D4D4D4"/>
+          <w:sz w:val="16"/>
+          <w:szCs w:val="16"/>
+        </w:rPr>
+        <w:lastRenderedPageBreak/>
+        <w:t>]</w:t>
+      </w:r>
+    </w:p>
+    <w:p>
+      <w:pPr>
+        <w:shd w:val="clear" w:color="auto" w:fill="1E1E1E"/>
+        <w:spacing w:after="0" w:line="285" w:lineRule="atLeast"/>
+        <w:rPr>
+          <w:rFonts w:ascii="Consolas" w:eastAsia="Times New Roman" w:hAnsi="Consolas" w:cs="Times New Roman"/>
+          <w:color w:val="D4D4D4"/>
+          <w:sz w:val="16"/>
+          <w:szCs w:val="16"/>
+        </w:rPr>
+      </w:pPr>
+    </w:p>
+    <w:p>
+      <w:pPr>
+        <w:shd w:val="clear" w:color="auto" w:fill="1E1E1E"/>
+        <w:spacing w:after="0" w:line="285" w:lineRule="atLeast"/>
+        <w:rPr>
+          <w:rFonts w:ascii="Consolas" w:eastAsia="Times New Roman" w:hAnsi="Consolas" w:cs="Times New Roman"/>
+          <w:color w:val="D4D4D4"/>
+          <w:sz w:val="16"/>
+          <w:szCs w:val="16"/>
+        </w:rPr>
+      </w:pPr>
+      <w:r>
+        <w:rPr>
+          <w:rFonts w:ascii="Consolas" w:eastAsia="Times New Roman" w:hAnsi="Consolas" w:cs="Times New Roman"/>
+          <w:color w:val="9CDCFE"/>
+          <w:sz w:val="16"/>
+          <w:szCs w:val="16"/>
+        </w:rPr>
+        <w:t>app</w:t>
+      </w:r>
+      <w:r>
+        <w:rPr>
+          <w:rFonts w:ascii="Consolas" w:eastAsia="Times New Roman" w:hAnsi="Consolas" w:cs="Times New Roman"/>
+          <w:color w:val="D4D4D4"/>
+          <w:sz w:val="16"/>
+          <w:szCs w:val="16"/>
+        </w:rPr>
+        <w:t>.</w:t>
+      </w:r>
+      <w:r>
+        <w:rPr>
+          <w:rFonts w:ascii="Consolas" w:eastAsia="Times New Roman" w:hAnsi="Consolas" w:cs="Times New Roman"/>
+          <w:color w:val="DCDCAA"/>
+          <w:sz w:val="16"/>
+          <w:szCs w:val="16"/>
+        </w:rPr>
+        <w:t>include_router</w:t>
+      </w:r>
+      <w:r>
+        <w:rPr>
+          <w:rFonts w:ascii="Consolas" w:eastAsia="Times New Roman" w:hAnsi="Consolas" w:cs="Times New Roman"/>
+          <w:color w:val="D4D4D4"/>
+          <w:sz w:val="16"/>
+          <w:szCs w:val="16"/>
+        </w:rPr>
+        <w:t>(</w:t>
+      </w:r>
+      <w:r>
+        <w:rPr>
+          <w:rFonts w:ascii="Consolas" w:eastAsia="Times New Roman" w:hAnsi="Consolas" w:cs="Times New Roman"/>
+          <w:color w:val="9CDCFE"/>
+          <w:sz w:val="16"/>
+          <w:szCs w:val="16"/>
+        </w:rPr>
+        <w:t>resume_router</w:t>
+      </w:r>
+      <w:r>
+        <w:rPr>
+          <w:rFonts w:ascii="Consolas" w:eastAsia="Times New Roman" w:hAnsi="Consolas" w:cs="Times New Roman"/>
+          <w:color w:val="D4D4D4"/>
+          <w:sz w:val="16"/>
+          <w:szCs w:val="16"/>
+        </w:rPr>
+        <w:t>)</w:t>
+      </w:r>
+    </w:p>
+    <w:p>
+      <w:pPr>
+        <w:shd w:val="clear" w:color="auto" w:fill="1E1E1E"/>
+        <w:spacing w:after="240" w:line="285" w:lineRule="atLeast"/>
+        <w:rPr>
+          <w:rFonts w:ascii="Consolas" w:eastAsia="Times New Roman" w:hAnsi="Consolas" w:cs="Times New Roman"/>
+          <w:color w:val="D4D4D4"/>
+          <w:sz w:val="16"/>
+          <w:szCs w:val="16"/>
+        </w:rPr>
+      </w:pPr>
+    </w:p>
+    <w:p>
+      <w:pPr>
+        <w:shd w:val="clear" w:color="auto" w:fill="1E1E1E"/>
+        <w:spacing w:after="0" w:line="285" w:lineRule="atLeast"/>
+        <w:rPr>
+          <w:rFonts w:ascii="Consolas" w:eastAsia="Times New Roman" w:hAnsi="Consolas" w:cs="Times New Roman"/>
+          <w:color w:val="D4D4D4"/>
+          <w:sz w:val="16"/>
+          <w:szCs w:val="16"/>
+        </w:rPr>
+      </w:pPr>
+      <w:r>
+        <w:rPr>
+          <w:rFonts w:ascii="Consolas" w:eastAsia="Times New Roman" w:hAnsi="Consolas" w:cs="Times New Roman"/>
+          <w:color w:val="6A9955"/>
+          <w:sz w:val="16"/>
+          <w:szCs w:val="16"/>
+        </w:rPr>
+        <w:t xml:space="preserve"># work for getting resume list </w:t>
+      </w:r>
+    </w:p>
+    <w:p>
+      <w:pPr>
+        <w:shd w:val="clear" w:color="auto" w:fill="1E1E1E"/>
+        <w:spacing w:after="0" w:line="285" w:lineRule="atLeast"/>
+        <w:rPr>
+          <w:rFonts w:ascii="Consolas" w:eastAsia="Times New Roman" w:hAnsi="Consolas" w:cs="Times New Roman"/>
+          <w:color w:val="D4D4D4"/>
+          <w:sz w:val="16"/>
+          <w:szCs w:val="16"/>
+        </w:rPr>
+      </w:pPr>
+      <w:r>
+        <w:rPr>
+          <w:rFonts w:ascii="Consolas" w:eastAsia="Times New Roman" w:hAnsi="Consolas" w:cs="Times New Roman"/>
+          <w:color w:val="DCDCAA"/>
+          <w:sz w:val="16"/>
+          <w:szCs w:val="16"/>
+        </w:rPr>
+        <w:t>@</w:t>
+      </w:r>
+      <w:r>
+        <w:rPr>
+          <w:rFonts w:ascii="Consolas" w:eastAsia="Times New Roman" w:hAnsi="Consolas" w:cs="Times New Roman"/>
+          <w:color w:val="9CDCFE"/>
+          <w:sz w:val="16"/>
+          <w:szCs w:val="16"/>
+        </w:rPr>
+        <w:t>app</w:t>
+      </w:r>
+      <w:r>
+        <w:rPr>
+          <w:rFonts w:ascii="Consolas" w:eastAsia="Times New Roman" w:hAnsi="Consolas" w:cs="Times New Roman"/>
+          <w:color w:val="DCDCAA"/>
+          <w:sz w:val="16"/>
+          <w:szCs w:val="16"/>
+        </w:rPr>
+        <w:t>.get</w:t>
+      </w:r>
+      <w:r>
+        <w:rPr>
+          <w:rFonts w:ascii="Consolas" w:eastAsia="Times New Roman" w:hAnsi="Consolas" w:cs="Times New Roman"/>
+          <w:color w:val="D4D4D4"/>
+          <w:sz w:val="16"/>
+          <w:szCs w:val="16"/>
+        </w:rPr>
+        <w:t>(</w:t>
+      </w:r>
+      <w:r>
+        <w:rPr>
+          <w:rFonts w:ascii="Consolas" w:eastAsia="Times New Roman" w:hAnsi="Consolas" w:cs="Times New Roman"/>
+          <w:color w:val="CE9178"/>
+          <w:sz w:val="16"/>
+          <w:szCs w:val="16"/>
+        </w:rPr>
+        <w:t>"/"</w:t>
+      </w:r>
+      <w:r>
+        <w:rPr>
+          <w:rFonts w:ascii="Consolas" w:eastAsia="Times New Roman" w:hAnsi="Consolas" w:cs="Times New Roman"/>
+          <w:color w:val="D4D4D4"/>
+          <w:sz w:val="16"/>
+          <w:szCs w:val="16"/>
+        </w:rPr>
+        <w:t>,</w:t>
+      </w:r>
+      <w:r>
+        <w:rPr>
+          <w:rFonts w:ascii="Consolas" w:eastAsia="Times New Roman" w:hAnsi="Consolas" w:cs="Times New Roman"/>
+          <w:color w:val="9CDCFE"/>
+          <w:sz w:val="16"/>
+          <w:szCs w:val="16"/>
+        </w:rPr>
+        <w:t>response_class</w:t>
+      </w:r>
+      <w:r>
+        <w:rPr>
+          <w:rFonts w:ascii="Consolas" w:eastAsia="Times New Roman" w:hAnsi="Consolas" w:cs="Times New Roman"/>
+          <w:color w:val="D4D4D4"/>
+          <w:sz w:val="16"/>
+          <w:szCs w:val="16"/>
+        </w:rPr>
+        <w:t>=</w:t>
+      </w:r>
+      <w:r>
+        <w:rPr>
+          <w:rFonts w:ascii="Consolas" w:eastAsia="Times New Roman" w:hAnsi="Consolas" w:cs="Times New Roman"/>
+          <w:color w:val="4EC9B0"/>
+          <w:sz w:val="16"/>
+          <w:szCs w:val="16"/>
+        </w:rPr>
+        <w:t>HTMLResponse</w:t>
+      </w:r>
+      <w:r>
+        <w:rPr>
+          <w:rFonts w:ascii="Consolas" w:eastAsia="Times New Roman" w:hAnsi="Consolas" w:cs="Times New Roman"/>
+          <w:color w:val="D4D4D4"/>
+          <w:sz w:val="16"/>
+          <w:szCs w:val="16"/>
+        </w:rPr>
+        <w:t>)</w:t>
+      </w:r>
+    </w:p>
+    <w:p>
+      <w:pPr>
+        <w:shd w:val="clear" w:color="auto" w:fill="1E1E1E"/>
+        <w:spacing w:after="0" w:line="285" w:lineRule="atLeast"/>
+        <w:rPr>
+          <w:rFonts w:ascii="Consolas" w:eastAsia="Times New Roman" w:hAnsi="Consolas" w:cs="Times New Roman"/>
+          <w:color w:val="D4D4D4"/>
+          <w:sz w:val="16"/>
+          <w:szCs w:val="16"/>
+        </w:rPr>
+      </w:pPr>
+      <w:r>
+        <w:rPr>
+          <w:rFonts w:ascii="Consolas" w:eastAsia="Times New Roman" w:hAnsi="Consolas" w:cs="Times New Roman"/>
+          <w:color w:val="569CD6"/>
+          <w:sz w:val="16"/>
+          <w:szCs w:val="16"/>
+        </w:rPr>
+        <w:t>async</w:t>
+      </w:r>
+      <w:r>
+        <w:rPr>
+          <w:rFonts w:ascii="Consolas" w:eastAsia="Times New Roman" w:hAnsi="Consolas" w:cs="Times New Roman"/>
+          <w:color w:val="D4D4D4"/>
+          <w:sz w:val="16"/>
+          <w:szCs w:val="16"/>
+        </w:rPr>
+        <w:t xml:space="preserve"> </w:t>
+      </w:r>
+      <w:r>
+        <w:rPr>
+          <w:rFonts w:ascii="Consolas" w:eastAsia="Times New Roman" w:hAnsi="Consolas" w:cs="Times New Roman"/>
+          <w:color w:val="569CD6"/>
+          <w:sz w:val="16"/>
+          <w:szCs w:val="16"/>
+        </w:rPr>
+        <w:t>def</w:t>
+      </w:r>
+      <w:r>
+        <w:rPr>
+          <w:rFonts w:ascii="Consolas" w:eastAsia="Times New Roman" w:hAnsi="Consolas" w:cs="Times New Roman"/>
+          <w:color w:val="D4D4D4"/>
+          <w:sz w:val="16"/>
+          <w:szCs w:val="16"/>
+        </w:rPr>
+        <w:t xml:space="preserve"> </w:t>
+      </w:r>
+      <w:r>
+        <w:rPr>
+          <w:rFonts w:ascii="Consolas" w:eastAsia="Times New Roman" w:hAnsi="Consolas" w:cs="Times New Roman"/>
+          <w:color w:val="DCDCAA"/>
+          <w:sz w:val="16"/>
+          <w:szCs w:val="16"/>
+        </w:rPr>
+        <w:t>resume_list</w:t>
+      </w:r>
+      <w:r>
+        <w:rPr>
+          <w:rFonts w:ascii="Consolas" w:eastAsia="Times New Roman" w:hAnsi="Consolas" w:cs="Times New Roman"/>
+          <w:color w:val="D4D4D4"/>
+          <w:sz w:val="16"/>
+          <w:szCs w:val="16"/>
+        </w:rPr>
+        <w:t>(</w:t>
+      </w:r>
+      <w:r>
+        <w:rPr>
+          <w:rFonts w:ascii="Consolas" w:eastAsia="Times New Roman" w:hAnsi="Consolas" w:cs="Times New Roman"/>
+          <w:color w:val="9CDCFE"/>
+          <w:sz w:val="16"/>
+          <w:szCs w:val="16"/>
+        </w:rPr>
+        <w:t>request</w:t>
+      </w:r>
+      <w:r>
+        <w:rPr>
+          <w:rFonts w:ascii="Consolas" w:eastAsia="Times New Roman" w:hAnsi="Consolas" w:cs="Times New Roman"/>
+          <w:color w:val="D4D4D4"/>
+          <w:sz w:val="16"/>
+          <w:szCs w:val="16"/>
+        </w:rPr>
+        <w:t xml:space="preserve">: </w:t>
+      </w:r>
+      <w:r>
+        <w:rPr>
+          <w:rFonts w:ascii="Consolas" w:eastAsia="Times New Roman" w:hAnsi="Consolas" w:cs="Times New Roman"/>
+          <w:color w:val="4EC9B0"/>
+          <w:sz w:val="16"/>
+          <w:szCs w:val="16"/>
+        </w:rPr>
+        <w:t>Request</w:t>
+      </w:r>
+      <w:r>
+        <w:rPr>
+          <w:rFonts w:ascii="Consolas" w:eastAsia="Times New Roman" w:hAnsi="Consolas" w:cs="Times New Roman"/>
+          <w:color w:val="D4D4D4"/>
+          <w:sz w:val="16"/>
+          <w:szCs w:val="16"/>
+        </w:rPr>
+        <w:t xml:space="preserve">, </w:t>
+      </w:r>
+      <w:r>
+        <w:rPr>
+          <w:rFonts w:ascii="Consolas" w:eastAsia="Times New Roman" w:hAnsi="Consolas" w:cs="Times New Roman"/>
+          <w:color w:val="9CDCFE"/>
+          <w:sz w:val="16"/>
+          <w:szCs w:val="16"/>
+        </w:rPr>
+        <w:t>session</w:t>
+      </w:r>
+      <w:r>
+        <w:rPr>
+          <w:rFonts w:ascii="Consolas" w:eastAsia="Times New Roman" w:hAnsi="Consolas" w:cs="Times New Roman"/>
+          <w:color w:val="D4D4D4"/>
+          <w:sz w:val="16"/>
+          <w:szCs w:val="16"/>
+        </w:rPr>
+        <w:t xml:space="preserve">: </w:t>
+      </w:r>
+      <w:r>
+        <w:rPr>
+          <w:rFonts w:ascii="Consolas" w:eastAsia="Times New Roman" w:hAnsi="Consolas" w:cs="Times New Roman"/>
+          <w:color w:val="4EC9B0"/>
+          <w:sz w:val="16"/>
+          <w:szCs w:val="16"/>
+        </w:rPr>
+        <w:t>SessionDep</w:t>
+      </w:r>
+      <w:r>
+        <w:rPr>
+          <w:rFonts w:ascii="Consolas" w:eastAsia="Times New Roman" w:hAnsi="Consolas" w:cs="Times New Roman"/>
+          <w:color w:val="D4D4D4"/>
+          <w:sz w:val="16"/>
+          <w:szCs w:val="16"/>
+        </w:rPr>
+        <w:t>):</w:t>
+      </w:r>
+    </w:p>
+    <w:p>
+      <w:pPr>
+        <w:shd w:val="clear" w:color="auto" w:fill="1E1E1E"/>
+        <w:spacing w:after="0" w:line="285" w:lineRule="atLeast"/>
+        <w:rPr>
+          <w:rFonts w:ascii="Consolas" w:eastAsia="Times New Roman" w:hAnsi="Consolas" w:cs="Times New Roman"/>
+          <w:color w:val="D4D4D4"/>
+          <w:sz w:val="16"/>
+          <w:szCs w:val="16"/>
+        </w:rPr>
+      </w:pPr>
+      <w:r>
+        <w:rPr>
+          <w:rFonts w:ascii="Consolas" w:eastAsia="Times New Roman" w:hAnsi="Consolas" w:cs="Times New Roman"/>
+          <w:color w:val="D4D4D4"/>
+          <w:sz w:val="16"/>
+          <w:szCs w:val="16"/>
+        </w:rPr>
+        <w:t xml:space="preserve">    </w:t>
+      </w:r>
+      <w:r>
+        <w:rPr>
+          <w:rFonts w:ascii="Consolas" w:eastAsia="Times New Roman" w:hAnsi="Consolas" w:cs="Times New Roman"/>
+          <w:color w:val="9CDCFE"/>
+          <w:sz w:val="16"/>
+          <w:szCs w:val="16"/>
+        </w:rPr>
+        <w:t>resumes</w:t>
+      </w:r>
+      <w:r>
+        <w:rPr>
+          <w:rFonts w:ascii="Consolas" w:eastAsia="Times New Roman" w:hAnsi="Consolas" w:cs="Times New Roman"/>
+          <w:color w:val="D4D4D4"/>
+          <w:sz w:val="16"/>
+          <w:szCs w:val="16"/>
+        </w:rPr>
+        <w:t xml:space="preserve"> = </w:t>
+      </w:r>
+      <w:r>
+        <w:rPr>
+          <w:rFonts w:ascii="Consolas" w:eastAsia="Times New Roman" w:hAnsi="Consolas" w:cs="Times New Roman"/>
+          <w:color w:val="C586C0"/>
+          <w:sz w:val="16"/>
+          <w:szCs w:val="16"/>
+        </w:rPr>
+        <w:t>await</w:t>
+      </w:r>
+      <w:r>
+        <w:rPr>
+          <w:rFonts w:ascii="Consolas" w:eastAsia="Times New Roman" w:hAnsi="Consolas" w:cs="Times New Roman"/>
+          <w:color w:val="D4D4D4"/>
+          <w:sz w:val="16"/>
+          <w:szCs w:val="16"/>
+        </w:rPr>
+        <w:t xml:space="preserve"> </w:t>
+      </w:r>
+      <w:r>
+        <w:rPr>
+          <w:rFonts w:ascii="Consolas" w:eastAsia="Times New Roman" w:hAnsi="Consolas" w:cs="Times New Roman"/>
+          <w:color w:val="DCDCAA"/>
+          <w:sz w:val="16"/>
+          <w:szCs w:val="16"/>
+        </w:rPr>
+        <w:t>get_all_resumes</w:t>
+      </w:r>
+      <w:r>
+        <w:rPr>
+          <w:rFonts w:ascii="Consolas" w:eastAsia="Times New Roman" w:hAnsi="Consolas" w:cs="Times New Roman"/>
+          <w:color w:val="D4D4D4"/>
+          <w:sz w:val="16"/>
+          <w:szCs w:val="16"/>
+        </w:rPr>
+        <w:t>(</w:t>
+      </w:r>
+      <w:r>
+        <w:rPr>
+          <w:rFonts w:ascii="Consolas" w:eastAsia="Times New Roman" w:hAnsi="Consolas" w:cs="Times New Roman"/>
+          <w:color w:val="9CDCFE"/>
+          <w:sz w:val="16"/>
+          <w:szCs w:val="16"/>
+        </w:rPr>
+        <w:t>session</w:t>
+      </w:r>
+      <w:r>
+        <w:rPr>
+          <w:rFonts w:ascii="Consolas" w:eastAsia="Times New Roman" w:hAnsi="Consolas" w:cs="Times New Roman"/>
+          <w:color w:val="D4D4D4"/>
+          <w:sz w:val="16"/>
+          <w:szCs w:val="16"/>
+        </w:rPr>
+        <w:t xml:space="preserve">) </w:t>
+      </w:r>
+      <w:r>
+        <w:rPr>
+          <w:rFonts w:ascii="Consolas" w:eastAsia="Times New Roman" w:hAnsi="Consolas" w:cs="Times New Roman"/>
+          <w:color w:val="6A9955"/>
+          <w:sz w:val="16"/>
+          <w:szCs w:val="16"/>
+        </w:rPr>
+        <w:t># this resume we use for jinjatemplate</w:t>
+      </w:r>
+    </w:p>
+    <w:p>
+      <w:pPr>
+        <w:shd w:val="clear" w:color="auto" w:fill="1E1E1E"/>
+        <w:spacing w:after="0" w:line="285" w:lineRule="atLeast"/>
+        <w:rPr>
+          <w:rFonts w:ascii="Consolas" w:eastAsia="Times New Roman" w:hAnsi="Consolas" w:cs="Times New Roman"/>
+          <w:color w:val="D4D4D4"/>
+          <w:sz w:val="16"/>
+          <w:szCs w:val="16"/>
+        </w:rPr>
+      </w:pPr>
+      <w:r>
+        <w:rPr>
+          <w:rFonts w:ascii="Consolas" w:eastAsia="Times New Roman" w:hAnsi="Consolas" w:cs="Times New Roman"/>
+          <w:color w:val="D4D4D4"/>
+          <w:sz w:val="16"/>
+          <w:szCs w:val="16"/>
+        </w:rPr>
+        <w:t xml:space="preserve">    </w:t>
+      </w:r>
+      <w:r>
+        <w:rPr>
+          <w:rFonts w:ascii="Consolas" w:eastAsia="Times New Roman" w:hAnsi="Consolas" w:cs="Times New Roman"/>
+          <w:color w:val="C586C0"/>
+          <w:sz w:val="16"/>
+          <w:szCs w:val="16"/>
+        </w:rPr>
+        <w:t>return</w:t>
+      </w:r>
+      <w:r>
+        <w:rPr>
+          <w:rFonts w:ascii="Consolas" w:eastAsia="Times New Roman" w:hAnsi="Consolas" w:cs="Times New Roman"/>
+          <w:color w:val="D4D4D4"/>
+          <w:sz w:val="16"/>
+          <w:szCs w:val="16"/>
+        </w:rPr>
+        <w:t xml:space="preserve"> </w:t>
+      </w:r>
+      <w:r>
+        <w:rPr>
+          <w:rFonts w:ascii="Consolas" w:eastAsia="Times New Roman" w:hAnsi="Consolas" w:cs="Times New Roman"/>
+          <w:color w:val="9CDCFE"/>
+          <w:sz w:val="16"/>
+          <w:szCs w:val="16"/>
+        </w:rPr>
+        <w:t>templates</w:t>
+      </w:r>
+      <w:r>
+        <w:rPr>
+          <w:rFonts w:ascii="Consolas" w:eastAsia="Times New Roman" w:hAnsi="Consolas" w:cs="Times New Roman"/>
+          <w:color w:val="D4D4D4"/>
+          <w:sz w:val="16"/>
+          <w:szCs w:val="16"/>
+        </w:rPr>
+        <w:t>.</w:t>
+      </w:r>
+      <w:r>
+        <w:rPr>
+          <w:rFonts w:ascii="Consolas" w:eastAsia="Times New Roman" w:hAnsi="Consolas" w:cs="Times New Roman"/>
+          <w:color w:val="DCDCAA"/>
+          <w:sz w:val="16"/>
+          <w:szCs w:val="16"/>
+        </w:rPr>
+        <w:t>TemplateResponse</w:t>
+      </w:r>
+      <w:r>
+        <w:rPr>
+          <w:rFonts w:ascii="Consolas" w:eastAsia="Times New Roman" w:hAnsi="Consolas" w:cs="Times New Roman"/>
+          <w:color w:val="D4D4D4"/>
+          <w:sz w:val="16"/>
+          <w:szCs w:val="16"/>
+        </w:rPr>
+        <w:t>(</w:t>
+      </w:r>
+    </w:p>
+    <w:p>
+      <w:pPr>
+        <w:shd w:val="clear" w:color="auto" w:fill="1E1E1E"/>
+        <w:spacing w:after="0" w:line="285" w:lineRule="atLeast"/>
+        <w:rPr>
+          <w:rFonts w:ascii="Consolas" w:eastAsia="Times New Roman" w:hAnsi="Consolas" w:cs="Times New Roman"/>
+          <w:color w:val="D4D4D4"/>
+          <w:sz w:val="16"/>
+          <w:szCs w:val="16"/>
+        </w:rPr>
+      </w:pPr>
+      <w:r>
+        <w:rPr>
+          <w:rFonts w:ascii="Consolas" w:eastAsia="Times New Roman" w:hAnsi="Consolas" w:cs="Times New Roman"/>
+          <w:color w:val="D4D4D4"/>
+          <w:sz w:val="16"/>
+          <w:szCs w:val="16"/>
+        </w:rPr>
+        <w:t xml:space="preserve">    </w:t>
+      </w:r>
+      <w:r>
+        <w:rPr>
+          <w:rFonts w:ascii="Consolas" w:eastAsia="Times New Roman" w:hAnsi="Consolas" w:cs="Times New Roman"/>
+          <w:color w:val="9CDCFE"/>
+          <w:sz w:val="16"/>
+          <w:szCs w:val="16"/>
+        </w:rPr>
+        <w:t>request</w:t>
+      </w:r>
+      <w:r>
+        <w:rPr>
+          <w:rFonts w:ascii="Consolas" w:eastAsia="Times New Roman" w:hAnsi="Consolas" w:cs="Times New Roman"/>
+          <w:color w:val="D4D4D4"/>
+          <w:sz w:val="16"/>
+          <w:szCs w:val="16"/>
+        </w:rPr>
+        <w:t>=</w:t>
+      </w:r>
+      <w:r>
+        <w:rPr>
+          <w:rFonts w:ascii="Consolas" w:eastAsia="Times New Roman" w:hAnsi="Consolas" w:cs="Times New Roman"/>
+          <w:color w:val="9CDCFE"/>
+          <w:sz w:val="16"/>
+          <w:szCs w:val="16"/>
+        </w:rPr>
+        <w:t>request</w:t>
+      </w:r>
+      <w:r>
+        <w:rPr>
+          <w:rFonts w:ascii="Consolas" w:eastAsia="Times New Roman" w:hAnsi="Consolas" w:cs="Times New Roman"/>
+          <w:color w:val="D4D4D4"/>
+          <w:sz w:val="16"/>
+          <w:szCs w:val="16"/>
+        </w:rPr>
+        <w:t>,</w:t>
+      </w:r>
+    </w:p>
+    <w:p>
+      <w:pPr>
+        <w:shd w:val="clear" w:color="auto" w:fill="1E1E1E"/>
+        <w:spacing w:after="0" w:line="285" w:lineRule="atLeast"/>
+        <w:rPr>
+          <w:rFonts w:ascii="Consolas" w:eastAsia="Times New Roman" w:hAnsi="Consolas" w:cs="Times New Roman"/>
+          <w:color w:val="D4D4D4"/>
+          <w:sz w:val="16"/>
+          <w:szCs w:val="16"/>
+        </w:rPr>
+      </w:pPr>
+      <w:r>
+        <w:rPr>
+          <w:rFonts w:ascii="Consolas" w:eastAsia="Times New Roman" w:hAnsi="Consolas" w:cs="Times New Roman"/>
+          <w:color w:val="D4D4D4"/>
+          <w:sz w:val="16"/>
+          <w:szCs w:val="16"/>
+        </w:rPr>
+        <w:t xml:space="preserve">    </w:t>
+      </w:r>
+      <w:r>
+        <w:rPr>
+          <w:rFonts w:ascii="Consolas" w:eastAsia="Times New Roman" w:hAnsi="Consolas" w:cs="Times New Roman"/>
+          <w:color w:val="9CDCFE"/>
+          <w:sz w:val="16"/>
+          <w:szCs w:val="16"/>
+        </w:rPr>
+        <w:t>name</w:t>
+      </w:r>
+      <w:r>
+        <w:rPr>
+          <w:rFonts w:ascii="Consolas" w:eastAsia="Times New Roman" w:hAnsi="Consolas" w:cs="Times New Roman"/>
+          <w:color w:val="D4D4D4"/>
+          <w:sz w:val="16"/>
+          <w:szCs w:val="16"/>
+        </w:rPr>
+        <w:t>=</w:t>
+      </w:r>
+      <w:r>
+        <w:rPr>
+          <w:rFonts w:ascii="Consolas" w:eastAsia="Times New Roman" w:hAnsi="Consolas" w:cs="Times New Roman"/>
+          <w:color w:val="CE9178"/>
+          <w:sz w:val="16"/>
+          <w:szCs w:val="16"/>
+        </w:rPr>
+        <w:t>"resume_list.html"</w:t>
+      </w:r>
+      <w:r>
+        <w:rPr>
+          <w:rFonts w:ascii="Consolas" w:eastAsia="Times New Roman" w:hAnsi="Consolas" w:cs="Times New Roman"/>
+          <w:color w:val="D4D4D4"/>
+          <w:sz w:val="16"/>
+          <w:szCs w:val="16"/>
+        </w:rPr>
+        <w:t>,</w:t>
+      </w:r>
+    </w:p>
+    <w:p>
+      <w:pPr>
+        <w:shd w:val="clear" w:color="auto" w:fill="1E1E1E"/>
+        <w:spacing w:after="0" w:line="285" w:lineRule="atLeast"/>
+        <w:rPr>
+          <w:rFonts w:ascii="Consolas" w:eastAsia="Times New Roman" w:hAnsi="Consolas" w:cs="Times New Roman"/>
+          <w:color w:val="D4D4D4"/>
+          <w:sz w:val="16"/>
+          <w:szCs w:val="16"/>
+        </w:rPr>
+      </w:pPr>
+      <w:r>
+        <w:rPr>
+          <w:rFonts w:ascii="Consolas" w:eastAsia="Times New Roman" w:hAnsi="Consolas" w:cs="Times New Roman"/>
+          <w:color w:val="D4D4D4"/>
+          <w:sz w:val="16"/>
+          <w:szCs w:val="16"/>
+        </w:rPr>
+        <w:t xml:space="preserve">    </w:t>
+      </w:r>
+      <w:r>
+        <w:rPr>
+          <w:rFonts w:ascii="Consolas" w:eastAsia="Times New Roman" w:hAnsi="Consolas" w:cs="Times New Roman"/>
+          <w:color w:val="9CDCFE"/>
+          <w:sz w:val="16"/>
+          <w:szCs w:val="16"/>
+        </w:rPr>
+        <w:t>context</w:t>
+      </w:r>
+      <w:r>
+        <w:rPr>
+          <w:rFonts w:ascii="Consolas" w:eastAsia="Times New Roman" w:hAnsi="Consolas" w:cs="Times New Roman"/>
+          <w:color w:val="D4D4D4"/>
+          <w:sz w:val="16"/>
+          <w:szCs w:val="16"/>
+        </w:rPr>
+        <w:t>={</w:t>
+      </w:r>
+      <w:r>
+        <w:rPr>
+          <w:rFonts w:ascii="Consolas" w:eastAsia="Times New Roman" w:hAnsi="Consolas" w:cs="Times New Roman"/>
+          <w:color w:val="CE9178"/>
+          <w:sz w:val="16"/>
+          <w:szCs w:val="16"/>
+        </w:rPr>
+        <w:t>"resumes"</w:t>
+      </w:r>
+      <w:r>
+        <w:rPr>
+          <w:rFonts w:ascii="Consolas" w:eastAsia="Times New Roman" w:hAnsi="Consolas" w:cs="Times New Roman"/>
+          <w:color w:val="D4D4D4"/>
+          <w:sz w:val="16"/>
+          <w:szCs w:val="16"/>
+        </w:rPr>
+        <w:t xml:space="preserve">: </w:t>
+      </w:r>
+      <w:r>
+        <w:rPr>
+          <w:rFonts w:ascii="Consolas" w:eastAsia="Times New Roman" w:hAnsi="Consolas" w:cs="Times New Roman"/>
+          <w:color w:val="9CDCFE"/>
+          <w:sz w:val="16"/>
+          <w:szCs w:val="16"/>
+        </w:rPr>
+        <w:t>resumes</w:t>
+      </w:r>
+      <w:r>
+        <w:rPr>
+          <w:rFonts w:ascii="Consolas" w:eastAsia="Times New Roman" w:hAnsi="Consolas" w:cs="Times New Roman"/>
+          <w:color w:val="D4D4D4"/>
+          <w:sz w:val="16"/>
+          <w:szCs w:val="16"/>
+        </w:rPr>
+        <w:t xml:space="preserve">} </w:t>
+      </w:r>
+      <w:r>
+        <w:rPr>
+          <w:rFonts w:ascii="Consolas" w:eastAsia="Times New Roman" w:hAnsi="Consolas" w:cs="Times New Roman"/>
+          <w:color w:val="6A9955"/>
+          <w:sz w:val="16"/>
+          <w:szCs w:val="16"/>
+        </w:rPr>
+        <w:t># Add your other variables here</w:t>
+      </w:r>
+    </w:p>
+    <w:p>
+      <w:pPr>
+        <w:shd w:val="clear" w:color="auto" w:fill="1E1E1E"/>
+        <w:spacing w:after="0" w:line="285" w:lineRule="atLeast"/>
+        <w:rPr>
+          <w:rFonts w:ascii="Consolas" w:eastAsia="Times New Roman" w:hAnsi="Consolas" w:cs="Times New Roman"/>
+          <w:color w:val="D4D4D4"/>
+          <w:sz w:val="16"/>
+          <w:szCs w:val="16"/>
+        </w:rPr>
+      </w:pPr>
+      <w:r>
+        <w:rPr>
+          <w:rFonts w:ascii="Consolas" w:eastAsia="Times New Roman" w:hAnsi="Consolas" w:cs="Times New Roman"/>
+          <w:color w:val="D4D4D4"/>
+          <w:sz w:val="16"/>
+          <w:szCs w:val="16"/>
+        </w:rPr>
+        <w:t>)</w:t>
+      </w:r>
+    </w:p>
+    <w:p>
+      <w:pPr>
+        <w:shd w:val="clear" w:color="auto" w:fill="1E1E1E"/>
+        <w:spacing w:after="0" w:line="285" w:lineRule="atLeast"/>
+        <w:rPr>
+          <w:rFonts w:ascii="Consolas" w:eastAsia="Times New Roman" w:hAnsi="Consolas" w:cs="Times New Roman"/>
+          <w:color w:val="D4D4D4"/>
+          <w:sz w:val="21"/>
+          <w:szCs w:val="21"/>
+        </w:rPr>
+      </w:pPr>
+    </w:p>
+    <w:p>
+      <w:pPr>
+        <w:rPr>
+          <w:rFonts w:ascii="Consolas" w:eastAsia="Times New Roman" w:hAnsi="Consolas" w:cs="Times New Roman"/>
+          <w:color w:val="C586C0"/>
+          <w:sz w:val="21"/>
+          <w:szCs w:val="21"/>
+        </w:rPr>
+      </w:pPr>
+    </w:p>
+    <w:p>
+      <w:pPr>
+        <w:rPr>
+          <w:rFonts w:ascii="Consolas" w:eastAsia="Times New Roman" w:hAnsi="Consolas" w:cs="Times New Roman"/>
+          <w:color w:val="C586C0"/>
+          <w:sz w:val="21"/>
+          <w:szCs w:val="21"/>
+        </w:rPr>
+      </w:pPr>
+    </w:p>
+    <w:p>
+      <w:r>
+        <w:t xml:space="preserve">You see this code  the resumes passes </w:t>
+      </w:r>
+    </w:p>
+    <w:p>
+      <w:r>
+        <w:t>resume_list.html:</w:t>
+      </w:r>
+    </w:p>
+    <w:p>
+      <w:pPr>
+        <w:shd w:val="clear" w:color="auto" w:fill="1E1E1E"/>
+        <w:spacing w:after="0" w:line="285" w:lineRule="atLeast"/>
+        <w:rPr>
+          <w:rFonts w:ascii="Consolas" w:eastAsia="Times New Roman" w:hAnsi="Consolas" w:cs="Times New Roman"/>
+          <w:color w:val="D4D4D4"/>
+          <w:sz w:val="16"/>
+          <w:szCs w:val="16"/>
+        </w:rPr>
+      </w:pPr>
+      <w:r>
+        <w:rPr>
+          <w:rFonts w:ascii="Consolas" w:eastAsia="Times New Roman" w:hAnsi="Consolas" w:cs="Times New Roman"/>
+          <w:color w:val="569CD6"/>
+          <w:sz w:val="16"/>
+          <w:szCs w:val="16"/>
+        </w:rPr>
+        <w:t xml:space="preserve">{% </w:t>
+      </w:r>
+      <w:r>
+        <w:rPr>
+          <w:rFonts w:ascii="Consolas" w:eastAsia="Times New Roman" w:hAnsi="Consolas" w:cs="Times New Roman"/>
+          <w:color w:val="C586C0"/>
+          <w:sz w:val="16"/>
+          <w:szCs w:val="16"/>
+        </w:rPr>
+        <w:t>extends</w:t>
+      </w:r>
+      <w:r>
+        <w:rPr>
+          <w:rFonts w:ascii="Consolas" w:eastAsia="Times New Roman" w:hAnsi="Consolas" w:cs="Times New Roman"/>
+          <w:color w:val="569CD6"/>
+          <w:sz w:val="16"/>
+          <w:szCs w:val="16"/>
+        </w:rPr>
+        <w:t xml:space="preserve"> </w:t>
+      </w:r>
+      <w:r>
+        <w:rPr>
+          <w:rFonts w:ascii="Consolas" w:eastAsia="Times New Roman" w:hAnsi="Consolas" w:cs="Times New Roman"/>
+          <w:color w:val="CE9178"/>
+          <w:sz w:val="16"/>
+          <w:szCs w:val="16"/>
+        </w:rPr>
+        <w:t>"base.html"</w:t>
+      </w:r>
+      <w:r>
+        <w:rPr>
+          <w:rFonts w:ascii="Consolas" w:eastAsia="Times New Roman" w:hAnsi="Consolas" w:cs="Times New Roman"/>
+          <w:color w:val="569CD6"/>
+          <w:sz w:val="16"/>
+          <w:szCs w:val="16"/>
+        </w:rPr>
+        <w:t xml:space="preserve"> %}</w:t>
+      </w:r>
+    </w:p>
+    <w:p>
+      <w:pPr>
+        <w:shd w:val="clear" w:color="auto" w:fill="1E1E1E"/>
+        <w:spacing w:after="0" w:line="285" w:lineRule="atLeast"/>
+        <w:rPr>
+          <w:rFonts w:ascii="Consolas" w:eastAsia="Times New Roman" w:hAnsi="Consolas" w:cs="Times New Roman"/>
+          <w:color w:val="D4D4D4"/>
+          <w:sz w:val="16"/>
+          <w:szCs w:val="16"/>
+        </w:rPr>
+      </w:pPr>
+      <w:r>
+        <w:rPr>
+          <w:rFonts w:ascii="Consolas" w:eastAsia="Times New Roman" w:hAnsi="Consolas" w:cs="Times New Roman"/>
+          <w:color w:val="569CD6"/>
+          <w:sz w:val="16"/>
+          <w:szCs w:val="16"/>
+        </w:rPr>
+        <w:t xml:space="preserve">{% </w:t>
+      </w:r>
+      <w:r>
+        <w:rPr>
+          <w:rFonts w:ascii="Consolas" w:eastAsia="Times New Roman" w:hAnsi="Consolas" w:cs="Times New Roman"/>
+          <w:color w:val="C586C0"/>
+          <w:sz w:val="16"/>
+          <w:szCs w:val="16"/>
+        </w:rPr>
+        <w:t>block</w:t>
+      </w:r>
+      <w:r>
+        <w:rPr>
+          <w:rFonts w:ascii="Consolas" w:eastAsia="Times New Roman" w:hAnsi="Consolas" w:cs="Times New Roman"/>
+          <w:color w:val="569CD6"/>
+          <w:sz w:val="16"/>
+          <w:szCs w:val="16"/>
+        </w:rPr>
+        <w:t xml:space="preserve"> </w:t>
+      </w:r>
+      <w:r>
+        <w:rPr>
+          <w:rFonts w:ascii="Consolas" w:eastAsia="Times New Roman" w:hAnsi="Consolas" w:cs="Times New Roman"/>
+          <w:color w:val="CE9178"/>
+          <w:sz w:val="16"/>
+          <w:szCs w:val="16"/>
+        </w:rPr>
+        <w:t>title</w:t>
+      </w:r>
+      <w:r>
+        <w:rPr>
+          <w:rFonts w:ascii="Consolas" w:eastAsia="Times New Roman" w:hAnsi="Consolas" w:cs="Times New Roman"/>
+          <w:color w:val="569CD6"/>
+          <w:sz w:val="16"/>
+          <w:szCs w:val="16"/>
+        </w:rPr>
+        <w:t xml:space="preserve"> %}</w:t>
+      </w:r>
+      <w:r>
+        <w:rPr>
+          <w:rFonts w:ascii="Consolas" w:eastAsia="Times New Roman" w:hAnsi="Consolas" w:cs="Times New Roman"/>
+          <w:color w:val="D4D4D4"/>
+          <w:sz w:val="16"/>
+          <w:szCs w:val="16"/>
+        </w:rPr>
+        <w:t>All Resumes</w:t>
+      </w:r>
+      <w:r>
+        <w:rPr>
+          <w:rFonts w:ascii="Consolas" w:eastAsia="Times New Roman" w:hAnsi="Consolas" w:cs="Times New Roman"/>
+          <w:color w:val="569CD6"/>
+          <w:sz w:val="16"/>
+          <w:szCs w:val="16"/>
+        </w:rPr>
+        <w:t xml:space="preserve">{% </w:t>
+      </w:r>
+      <w:r>
+        <w:rPr>
+          <w:rFonts w:ascii="Consolas" w:eastAsia="Times New Roman" w:hAnsi="Consolas" w:cs="Times New Roman"/>
+          <w:color w:val="C586C0"/>
+          <w:sz w:val="16"/>
+          <w:szCs w:val="16"/>
+        </w:rPr>
+        <w:t>endblock</w:t>
+      </w:r>
+      <w:r>
+        <w:rPr>
+          <w:rFonts w:ascii="Consolas" w:eastAsia="Times New Roman" w:hAnsi="Consolas" w:cs="Times New Roman"/>
+          <w:color w:val="569CD6"/>
+          <w:sz w:val="16"/>
+          <w:szCs w:val="16"/>
+        </w:rPr>
+        <w:t xml:space="preserve"> %}</w:t>
+      </w:r>
+    </w:p>
+    <w:p>
+      <w:pPr>
+        <w:shd w:val="clear" w:color="auto" w:fill="1E1E1E"/>
+        <w:spacing w:after="0" w:line="285" w:lineRule="atLeast"/>
+        <w:rPr>
+          <w:rFonts w:ascii="Consolas" w:eastAsia="Times New Roman" w:hAnsi="Consolas" w:cs="Times New Roman"/>
+          <w:color w:val="D4D4D4"/>
+          <w:sz w:val="16"/>
+          <w:szCs w:val="16"/>
+        </w:rPr>
+      </w:pPr>
+      <w:r>
+        <w:rPr>
+          <w:rFonts w:ascii="Consolas" w:eastAsia="Times New Roman" w:hAnsi="Consolas" w:cs="Times New Roman"/>
+          <w:color w:val="569CD6"/>
+          <w:sz w:val="16"/>
+          <w:szCs w:val="16"/>
+        </w:rPr>
+        <w:t xml:space="preserve">{% </w:t>
+      </w:r>
+      <w:r>
+        <w:rPr>
+          <w:rFonts w:ascii="Consolas" w:eastAsia="Times New Roman" w:hAnsi="Consolas" w:cs="Times New Roman"/>
+          <w:color w:val="C586C0"/>
+          <w:sz w:val="16"/>
+          <w:szCs w:val="16"/>
+        </w:rPr>
+        <w:t>block</w:t>
+      </w:r>
+      <w:r>
+        <w:rPr>
+          <w:rFonts w:ascii="Consolas" w:eastAsia="Times New Roman" w:hAnsi="Consolas" w:cs="Times New Roman"/>
+          <w:color w:val="569CD6"/>
+          <w:sz w:val="16"/>
+          <w:szCs w:val="16"/>
+        </w:rPr>
+        <w:t xml:space="preserve"> </w:t>
+      </w:r>
+      <w:r>
+        <w:rPr>
+          <w:rFonts w:ascii="Consolas" w:eastAsia="Times New Roman" w:hAnsi="Consolas" w:cs="Times New Roman"/>
+          <w:color w:val="CE9178"/>
+          <w:sz w:val="16"/>
+          <w:szCs w:val="16"/>
+        </w:rPr>
+        <w:t>content</w:t>
+      </w:r>
+      <w:r>
+        <w:rPr>
+          <w:rFonts w:ascii="Consolas" w:eastAsia="Times New Roman" w:hAnsi="Consolas" w:cs="Times New Roman"/>
+          <w:color w:val="569CD6"/>
+          <w:sz w:val="16"/>
+          <w:szCs w:val="16"/>
+        </w:rPr>
+        <w:t xml:space="preserve"> %}</w:t>
+      </w:r>
+    </w:p>
+    <w:p>
+      <w:pPr>
+        <w:shd w:val="clear" w:color="auto" w:fill="1E1E1E"/>
+        <w:spacing w:after="0" w:line="285" w:lineRule="atLeast"/>
+        <w:rPr>
+          <w:rFonts w:ascii="Consolas" w:eastAsia="Times New Roman" w:hAnsi="Consolas" w:cs="Times New Roman"/>
+          <w:color w:val="D4D4D4"/>
+          <w:sz w:val="16"/>
+          <w:szCs w:val="16"/>
+        </w:rPr>
+      </w:pPr>
+      <w:r>
+        <w:rPr>
+          <w:rFonts w:ascii="Consolas" w:eastAsia="Times New Roman" w:hAnsi="Consolas" w:cs="Times New Roman"/>
+          <w:color w:val="808080"/>
+          <w:sz w:val="16"/>
+          <w:szCs w:val="16"/>
+        </w:rPr>
+        <w:t>&lt;</w:t>
+      </w:r>
+      <w:r>
+        <w:rPr>
+          <w:rFonts w:ascii="Consolas" w:eastAsia="Times New Roman" w:hAnsi="Consolas" w:cs="Times New Roman"/>
+          <w:color w:val="569CD6"/>
+          <w:sz w:val="16"/>
+          <w:szCs w:val="16"/>
+        </w:rPr>
+        <w:t>h1</w:t>
+      </w:r>
+      <w:r>
+        <w:rPr>
+          <w:rFonts w:ascii="Consolas" w:eastAsia="Times New Roman" w:hAnsi="Consolas" w:cs="Times New Roman"/>
+          <w:color w:val="808080"/>
+          <w:sz w:val="16"/>
+          <w:szCs w:val="16"/>
+        </w:rPr>
+        <w:t>&gt;</w:t>
+      </w:r>
+      <w:r>
+        <w:rPr>
+          <w:rFonts w:ascii="Consolas" w:eastAsia="Times New Roman" w:hAnsi="Consolas" w:cs="Times New Roman"/>
+          <w:color w:val="D4D4D4"/>
+          <w:sz w:val="16"/>
+          <w:szCs w:val="16"/>
+        </w:rPr>
+        <w:t>Uploaded Resumes</w:t>
+      </w:r>
+      <w:r>
+        <w:rPr>
+          <w:rFonts w:ascii="Consolas" w:eastAsia="Times New Roman" w:hAnsi="Consolas" w:cs="Times New Roman"/>
+          <w:color w:val="808080"/>
+          <w:sz w:val="16"/>
+          <w:szCs w:val="16"/>
+        </w:rPr>
+        <w:t>&lt;/</w:t>
+      </w:r>
+      <w:r>
+        <w:rPr>
+          <w:rFonts w:ascii="Consolas" w:eastAsia="Times New Roman" w:hAnsi="Consolas" w:cs="Times New Roman"/>
+          <w:color w:val="569CD6"/>
+          <w:sz w:val="16"/>
+          <w:szCs w:val="16"/>
+        </w:rPr>
+        <w:t>h1</w:t>
+      </w:r>
+      <w:r>
+        <w:rPr>
+          <w:rFonts w:ascii="Consolas" w:eastAsia="Times New Roman" w:hAnsi="Consolas" w:cs="Times New Roman"/>
+          <w:color w:val="808080"/>
+          <w:sz w:val="16"/>
+          <w:szCs w:val="16"/>
+        </w:rPr>
+        <w:t>&gt;</w:t>
+      </w:r>
+    </w:p>
+    <w:p>
+      <w:pPr>
+        <w:shd w:val="clear" w:color="auto" w:fill="1E1E1E"/>
+        <w:spacing w:after="0" w:line="285" w:lineRule="atLeast"/>
+        <w:rPr>
+          <w:rFonts w:ascii="Consolas" w:eastAsia="Times New Roman" w:hAnsi="Consolas" w:cs="Times New Roman"/>
+          <w:color w:val="D4D4D4"/>
+          <w:sz w:val="16"/>
+          <w:szCs w:val="16"/>
+        </w:rPr>
+      </w:pPr>
+      <w:r>
+        <w:rPr>
+          <w:rFonts w:ascii="Consolas" w:eastAsia="Times New Roman" w:hAnsi="Consolas" w:cs="Times New Roman"/>
+          <w:color w:val="808080"/>
+          <w:sz w:val="16"/>
+          <w:szCs w:val="16"/>
+        </w:rPr>
+        <w:t>&lt;</w:t>
+      </w:r>
+      <w:r>
+        <w:rPr>
+          <w:rFonts w:ascii="Consolas" w:eastAsia="Times New Roman" w:hAnsi="Consolas" w:cs="Times New Roman"/>
+          <w:color w:val="569CD6"/>
+          <w:sz w:val="16"/>
+          <w:szCs w:val="16"/>
+        </w:rPr>
+        <w:t>a</w:t>
+      </w:r>
+      <w:r>
+        <w:rPr>
+          <w:rFonts w:ascii="Consolas" w:eastAsia="Times New Roman" w:hAnsi="Consolas" w:cs="Times New Roman"/>
+          <w:color w:val="D4D4D4"/>
+          <w:sz w:val="16"/>
+          <w:szCs w:val="16"/>
+        </w:rPr>
+        <w:t xml:space="preserve"> </w:t>
+      </w:r>
+      <w:r>
+        <w:rPr>
+          <w:rFonts w:ascii="Consolas" w:eastAsia="Times New Roman" w:hAnsi="Consolas" w:cs="Times New Roman"/>
+          <w:color w:val="9CDCFE"/>
+          <w:sz w:val="16"/>
+          <w:szCs w:val="16"/>
+        </w:rPr>
+        <w:t>href</w:t>
+      </w:r>
+      <w:r>
+        <w:rPr>
+          <w:rFonts w:ascii="Consolas" w:eastAsia="Times New Roman" w:hAnsi="Consolas" w:cs="Times New Roman"/>
+          <w:color w:val="D4D4D4"/>
+          <w:sz w:val="16"/>
+          <w:szCs w:val="16"/>
+        </w:rPr>
+        <w:t>=</w:t>
+      </w:r>
+      <w:r>
+        <w:rPr>
+          <w:rFonts w:ascii="Consolas" w:eastAsia="Times New Roman" w:hAnsi="Consolas" w:cs="Times New Roman"/>
+          <w:color w:val="CE9178"/>
+          <w:sz w:val="16"/>
+          <w:szCs w:val="16"/>
+        </w:rPr>
+        <w:t>"/create"</w:t>
+      </w:r>
+      <w:r>
+        <w:rPr>
+          <w:rFonts w:ascii="Consolas" w:eastAsia="Times New Roman" w:hAnsi="Consolas" w:cs="Times New Roman"/>
+          <w:color w:val="808080"/>
+          <w:sz w:val="16"/>
+          <w:szCs w:val="16"/>
+        </w:rPr>
+        <w:t>&gt;</w:t>
+      </w:r>
+      <w:r>
+        <w:rPr>
+          <w:rFonts w:ascii="Consolas" w:eastAsia="Times New Roman" w:hAnsi="Consolas" w:cs="Times New Roman"/>
+          <w:color w:val="D4D4D4"/>
+          <w:sz w:val="16"/>
+          <w:szCs w:val="16"/>
+        </w:rPr>
+        <w:t>Add New Resume</w:t>
+      </w:r>
+      <w:r>
+        <w:rPr>
+          <w:rFonts w:ascii="Consolas" w:eastAsia="Times New Roman" w:hAnsi="Consolas" w:cs="Times New Roman"/>
+          <w:color w:val="808080"/>
+          <w:sz w:val="16"/>
+          <w:szCs w:val="16"/>
+        </w:rPr>
+        <w:t>&lt;/</w:t>
+      </w:r>
+      <w:r>
+        <w:rPr>
+          <w:rFonts w:ascii="Consolas" w:eastAsia="Times New Roman" w:hAnsi="Consolas" w:cs="Times New Roman"/>
+          <w:color w:val="569CD6"/>
+          <w:sz w:val="16"/>
+          <w:szCs w:val="16"/>
+        </w:rPr>
+        <w:t>a</w:t>
+      </w:r>
+      <w:r>
+        <w:rPr>
+          <w:rFonts w:ascii="Consolas" w:eastAsia="Times New Roman" w:hAnsi="Consolas" w:cs="Times New Roman"/>
+          <w:color w:val="808080"/>
+          <w:sz w:val="16"/>
+          <w:szCs w:val="16"/>
+        </w:rPr>
+        <w:t>&gt;</w:t>
+      </w:r>
+    </w:p>
+    <w:p>
+      <w:pPr>
+        <w:shd w:val="clear" w:color="auto" w:fill="1E1E1E"/>
+        <w:spacing w:after="0" w:line="285" w:lineRule="atLeast"/>
+        <w:rPr>
+          <w:rFonts w:ascii="Consolas" w:eastAsia="Times New Roman" w:hAnsi="Consolas" w:cs="Times New Roman"/>
+          <w:color w:val="D4D4D4"/>
+          <w:sz w:val="16"/>
+          <w:szCs w:val="16"/>
+        </w:rPr>
+      </w:pPr>
+    </w:p>
+    <w:p>
+      <w:pPr>
+        <w:shd w:val="clear" w:color="auto" w:fill="1E1E1E"/>
+        <w:spacing w:after="0" w:line="285" w:lineRule="atLeast"/>
+        <w:rPr>
+          <w:rFonts w:ascii="Consolas" w:eastAsia="Times New Roman" w:hAnsi="Consolas" w:cs="Times New Roman"/>
+          <w:color w:val="D4D4D4"/>
+          <w:sz w:val="16"/>
+          <w:szCs w:val="16"/>
+        </w:rPr>
+      </w:pPr>
+      <w:r>
+        <w:rPr>
+          <w:rFonts w:ascii="Consolas" w:eastAsia="Times New Roman" w:hAnsi="Consolas" w:cs="Times New Roman"/>
+          <w:color w:val="569CD6"/>
+          <w:sz w:val="16"/>
+          <w:szCs w:val="16"/>
+        </w:rPr>
+        <w:t xml:space="preserve">{% </w:t>
+      </w:r>
+      <w:r>
+        <w:rPr>
+          <w:rFonts w:ascii="Consolas" w:eastAsia="Times New Roman" w:hAnsi="Consolas" w:cs="Times New Roman"/>
+          <w:color w:val="C586C0"/>
+          <w:sz w:val="16"/>
+          <w:szCs w:val="16"/>
+        </w:rPr>
+        <w:t>if</w:t>
+      </w:r>
+      <w:r>
+        <w:rPr>
+          <w:rFonts w:ascii="Consolas" w:eastAsia="Times New Roman" w:hAnsi="Consolas" w:cs="Times New Roman"/>
+          <w:color w:val="569CD6"/>
+          <w:sz w:val="16"/>
+          <w:szCs w:val="16"/>
+        </w:rPr>
+        <w:t xml:space="preserve"> </w:t>
+      </w:r>
+      <w:r>
+        <w:rPr>
+          <w:rFonts w:ascii="Consolas" w:eastAsia="Times New Roman" w:hAnsi="Consolas" w:cs="Times New Roman"/>
+          <w:color w:val="CE9178"/>
+          <w:sz w:val="16"/>
+          <w:szCs w:val="16"/>
+        </w:rPr>
+        <w:t>resumes</w:t>
+      </w:r>
+      <w:r>
+        <w:rPr>
+          <w:rFonts w:ascii="Consolas" w:eastAsia="Times New Roman" w:hAnsi="Consolas" w:cs="Times New Roman"/>
+          <w:color w:val="569CD6"/>
+          <w:sz w:val="16"/>
+          <w:szCs w:val="16"/>
+        </w:rPr>
+        <w:t xml:space="preserve"> %}</w:t>
+      </w:r>
+    </w:p>
+    <w:p>
+      <w:pPr>
+        <w:shd w:val="clear" w:color="auto" w:fill="1E1E1E"/>
+        <w:spacing w:after="0" w:line="285" w:lineRule="atLeast"/>
+        <w:rPr>
+          <w:rFonts w:ascii="Consolas" w:eastAsia="Times New Roman" w:hAnsi="Consolas" w:cs="Times New Roman"/>
+          <w:color w:val="D4D4D4"/>
+          <w:sz w:val="16"/>
+          <w:szCs w:val="16"/>
+        </w:rPr>
+      </w:pPr>
+      <w:r>
+        <w:rPr>
+          <w:rFonts w:ascii="Consolas" w:eastAsia="Times New Roman" w:hAnsi="Consolas" w:cs="Times New Roman"/>
+          <w:color w:val="D4D4D4"/>
+          <w:sz w:val="16"/>
+          <w:szCs w:val="16"/>
+        </w:rPr>
+        <w:t xml:space="preserve">  </w:t>
+      </w:r>
+      <w:r>
+        <w:rPr>
+          <w:rFonts w:ascii="Consolas" w:eastAsia="Times New Roman" w:hAnsi="Consolas" w:cs="Times New Roman"/>
+          <w:color w:val="808080"/>
+          <w:sz w:val="16"/>
+          <w:szCs w:val="16"/>
+        </w:rPr>
+        <w:t>&lt;</w:t>
+      </w:r>
+      <w:r>
+        <w:rPr>
+          <w:rFonts w:ascii="Consolas" w:eastAsia="Times New Roman" w:hAnsi="Consolas" w:cs="Times New Roman"/>
+          <w:color w:val="569CD6"/>
+          <w:sz w:val="16"/>
+          <w:szCs w:val="16"/>
+        </w:rPr>
+        <w:t>table</w:t>
+      </w:r>
+      <w:r>
+        <w:rPr>
+          <w:rFonts w:ascii="Consolas" w:eastAsia="Times New Roman" w:hAnsi="Consolas" w:cs="Times New Roman"/>
+          <w:color w:val="808080"/>
+          <w:sz w:val="16"/>
+          <w:szCs w:val="16"/>
+        </w:rPr>
+        <w:t>&gt;</w:t>
+      </w:r>
+    </w:p>
+    <w:p>
+      <w:pPr>
+        <w:shd w:val="clear" w:color="auto" w:fill="1E1E1E"/>
+        <w:spacing w:after="0" w:line="285" w:lineRule="atLeast"/>
+        <w:rPr>
+          <w:rFonts w:ascii="Consolas" w:eastAsia="Times New Roman" w:hAnsi="Consolas" w:cs="Times New Roman"/>
+          <w:color w:val="D4D4D4"/>
+          <w:sz w:val="16"/>
+          <w:szCs w:val="16"/>
+        </w:rPr>
+      </w:pPr>
+      <w:r>
+        <w:rPr>
+          <w:rFonts w:ascii="Consolas" w:eastAsia="Times New Roman" w:hAnsi="Consolas" w:cs="Times New Roman"/>
+          <w:color w:val="D4D4D4"/>
+          <w:sz w:val="16"/>
+          <w:szCs w:val="16"/>
+        </w:rPr>
+        <w:t xml:space="preserve">    </w:t>
+      </w:r>
+      <w:r>
+        <w:rPr>
+          <w:rFonts w:ascii="Consolas" w:eastAsia="Times New Roman" w:hAnsi="Consolas" w:cs="Times New Roman"/>
+          <w:color w:val="808080"/>
+          <w:sz w:val="16"/>
+          <w:szCs w:val="16"/>
+        </w:rPr>
+        <w:t>&lt;</w:t>
+      </w:r>
+      <w:r>
+        <w:rPr>
+          <w:rFonts w:ascii="Consolas" w:eastAsia="Times New Roman" w:hAnsi="Consolas" w:cs="Times New Roman"/>
+          <w:color w:val="569CD6"/>
+          <w:sz w:val="16"/>
+          <w:szCs w:val="16"/>
+        </w:rPr>
+        <w:t>thead</w:t>
+      </w:r>
+      <w:r>
+        <w:rPr>
+          <w:rFonts w:ascii="Consolas" w:eastAsia="Times New Roman" w:hAnsi="Consolas" w:cs="Times New Roman"/>
+          <w:color w:val="808080"/>
+          <w:sz w:val="16"/>
+          <w:szCs w:val="16"/>
+        </w:rPr>
+        <w:t>&gt;</w:t>
+      </w:r>
+    </w:p>
+    <w:p>
+      <w:pPr>
+        <w:shd w:val="clear" w:color="auto" w:fill="1E1E1E"/>
+        <w:spacing w:after="0" w:line="285" w:lineRule="atLeast"/>
+        <w:rPr>
+          <w:rFonts w:ascii="Consolas" w:eastAsia="Times New Roman" w:hAnsi="Consolas" w:cs="Times New Roman"/>
+          <w:color w:val="D4D4D4"/>
+          <w:sz w:val="16"/>
+          <w:szCs w:val="16"/>
+        </w:rPr>
+      </w:pPr>
+      <w:r>
+        <w:rPr>
+          <w:rFonts w:ascii="Consolas" w:eastAsia="Times New Roman" w:hAnsi="Consolas" w:cs="Times New Roman"/>
+          <w:color w:val="D4D4D4"/>
+          <w:sz w:val="16"/>
+          <w:szCs w:val="16"/>
+        </w:rPr>
+        <w:t xml:space="preserve">        </w:t>
+      </w:r>
+      <w:r>
+        <w:rPr>
+          <w:rFonts w:ascii="Consolas" w:eastAsia="Times New Roman" w:hAnsi="Consolas" w:cs="Times New Roman"/>
+          <w:color w:val="808080"/>
+          <w:sz w:val="16"/>
+          <w:szCs w:val="16"/>
+        </w:rPr>
+        <w:t>&lt;</w:t>
+      </w:r>
+      <w:r>
+        <w:rPr>
+          <w:rFonts w:ascii="Consolas" w:eastAsia="Times New Roman" w:hAnsi="Consolas" w:cs="Times New Roman"/>
+          <w:color w:val="569CD6"/>
+          <w:sz w:val="16"/>
+          <w:szCs w:val="16"/>
+        </w:rPr>
+        <w:t>tr</w:t>
+      </w:r>
+      <w:r>
+        <w:rPr>
+          <w:rFonts w:ascii="Consolas" w:eastAsia="Times New Roman" w:hAnsi="Consolas" w:cs="Times New Roman"/>
+          <w:color w:val="808080"/>
+          <w:sz w:val="16"/>
+          <w:szCs w:val="16"/>
+        </w:rPr>
+        <w:t>&gt;</w:t>
+      </w:r>
+    </w:p>
+    <w:p>
+      <w:pPr>
+        <w:shd w:val="clear" w:color="auto" w:fill="1E1E1E"/>
+        <w:spacing w:after="0" w:line="285" w:lineRule="atLeast"/>
+        <w:rPr>
+          <w:rFonts w:ascii="Consolas" w:eastAsia="Times New Roman" w:hAnsi="Consolas" w:cs="Times New Roman"/>
+          <w:color w:val="D4D4D4"/>
+          <w:sz w:val="16"/>
+          <w:szCs w:val="16"/>
+        </w:rPr>
+      </w:pPr>
+      <w:r>
+        <w:rPr>
+          <w:rFonts w:ascii="Consolas" w:eastAsia="Times New Roman" w:hAnsi="Consolas" w:cs="Times New Roman"/>
+          <w:color w:val="D4D4D4"/>
+          <w:sz w:val="16"/>
+          <w:szCs w:val="16"/>
+        </w:rPr>
+        <w:t xml:space="preserve">            </w:t>
+      </w:r>
+      <w:r>
+        <w:rPr>
+          <w:rFonts w:ascii="Consolas" w:eastAsia="Times New Roman" w:hAnsi="Consolas" w:cs="Times New Roman"/>
+          <w:color w:val="808080"/>
+          <w:sz w:val="16"/>
+          <w:szCs w:val="16"/>
+        </w:rPr>
+        <w:t>&lt;</w:t>
+      </w:r>
+      <w:r>
+        <w:rPr>
+          <w:rFonts w:ascii="Consolas" w:eastAsia="Times New Roman" w:hAnsi="Consolas" w:cs="Times New Roman"/>
+          <w:color w:val="569CD6"/>
+          <w:sz w:val="16"/>
+          <w:szCs w:val="16"/>
+        </w:rPr>
+        <w:t>th</w:t>
+      </w:r>
+      <w:r>
+        <w:rPr>
+          <w:rFonts w:ascii="Consolas" w:eastAsia="Times New Roman" w:hAnsi="Consolas" w:cs="Times New Roman"/>
+          <w:color w:val="808080"/>
+          <w:sz w:val="16"/>
+          <w:szCs w:val="16"/>
+        </w:rPr>
+        <w:t>&gt;</w:t>
+      </w:r>
+      <w:r>
+        <w:rPr>
+          <w:rFonts w:ascii="Consolas" w:eastAsia="Times New Roman" w:hAnsi="Consolas" w:cs="Times New Roman"/>
+          <w:color w:val="D4D4D4"/>
+          <w:sz w:val="16"/>
+          <w:szCs w:val="16"/>
+        </w:rPr>
+        <w:t>ID</w:t>
+      </w:r>
+      <w:r>
+        <w:rPr>
+          <w:rFonts w:ascii="Consolas" w:eastAsia="Times New Roman" w:hAnsi="Consolas" w:cs="Times New Roman"/>
+          <w:color w:val="808080"/>
+          <w:sz w:val="16"/>
+          <w:szCs w:val="16"/>
+        </w:rPr>
+        <w:t>&lt;/</w:t>
+      </w:r>
+      <w:r>
+        <w:rPr>
+          <w:rFonts w:ascii="Consolas" w:eastAsia="Times New Roman" w:hAnsi="Consolas" w:cs="Times New Roman"/>
+          <w:color w:val="569CD6"/>
+          <w:sz w:val="16"/>
+          <w:szCs w:val="16"/>
+        </w:rPr>
+        <w:t>th</w:t>
+      </w:r>
+      <w:r>
+        <w:rPr>
+          <w:rFonts w:ascii="Consolas" w:eastAsia="Times New Roman" w:hAnsi="Consolas" w:cs="Times New Roman"/>
+          <w:color w:val="808080"/>
+          <w:sz w:val="16"/>
+          <w:szCs w:val="16"/>
+        </w:rPr>
+        <w:t>&gt;</w:t>
+      </w:r>
+    </w:p>
+    <w:p>
+      <w:pPr>
+        <w:shd w:val="clear" w:color="auto" w:fill="1E1E1E"/>
+        <w:spacing w:after="0" w:line="285" w:lineRule="atLeast"/>
+        <w:rPr>
+          <w:rFonts w:ascii="Consolas" w:eastAsia="Times New Roman" w:hAnsi="Consolas" w:cs="Times New Roman"/>
+          <w:color w:val="D4D4D4"/>
+          <w:sz w:val="16"/>
+          <w:szCs w:val="16"/>
+        </w:rPr>
+      </w:pPr>
+      <w:r>
+        <w:rPr>
+          <w:rFonts w:ascii="Consolas" w:eastAsia="Times New Roman" w:hAnsi="Consolas" w:cs="Times New Roman"/>
+          <w:color w:val="D4D4D4"/>
+          <w:sz w:val="16"/>
+          <w:szCs w:val="16"/>
+        </w:rPr>
+        <w:t xml:space="preserve">            </w:t>
+      </w:r>
+      <w:r>
+        <w:rPr>
+          <w:rFonts w:ascii="Consolas" w:eastAsia="Times New Roman" w:hAnsi="Consolas" w:cs="Times New Roman"/>
+          <w:color w:val="808080"/>
+          <w:sz w:val="16"/>
+          <w:szCs w:val="16"/>
+        </w:rPr>
+        <w:t>&lt;</w:t>
+      </w:r>
+      <w:r>
+        <w:rPr>
+          <w:rFonts w:ascii="Consolas" w:eastAsia="Times New Roman" w:hAnsi="Consolas" w:cs="Times New Roman"/>
+          <w:color w:val="569CD6"/>
+          <w:sz w:val="16"/>
+          <w:szCs w:val="16"/>
+        </w:rPr>
+        <w:t>th</w:t>
+      </w:r>
+      <w:r>
+        <w:rPr>
+          <w:rFonts w:ascii="Consolas" w:eastAsia="Times New Roman" w:hAnsi="Consolas" w:cs="Times New Roman"/>
+          <w:color w:val="808080"/>
+          <w:sz w:val="16"/>
+          <w:szCs w:val="16"/>
+        </w:rPr>
+        <w:t>&gt;</w:t>
+      </w:r>
+      <w:r>
+        <w:rPr>
+          <w:rFonts w:ascii="Consolas" w:eastAsia="Times New Roman" w:hAnsi="Consolas" w:cs="Times New Roman"/>
+          <w:color w:val="D4D4D4"/>
+          <w:sz w:val="16"/>
+          <w:szCs w:val="16"/>
+        </w:rPr>
+        <w:t>Name</w:t>
+      </w:r>
+      <w:r>
+        <w:rPr>
+          <w:rFonts w:ascii="Consolas" w:eastAsia="Times New Roman" w:hAnsi="Consolas" w:cs="Times New Roman"/>
+          <w:color w:val="808080"/>
+          <w:sz w:val="16"/>
+          <w:szCs w:val="16"/>
+        </w:rPr>
+        <w:t>&lt;/</w:t>
+      </w:r>
+      <w:r>
+        <w:rPr>
+          <w:rFonts w:ascii="Consolas" w:eastAsia="Times New Roman" w:hAnsi="Consolas" w:cs="Times New Roman"/>
+          <w:color w:val="569CD6"/>
+          <w:sz w:val="16"/>
+          <w:szCs w:val="16"/>
+        </w:rPr>
+        <w:t>th</w:t>
+      </w:r>
+      <w:r>
+        <w:rPr>
+          <w:rFonts w:ascii="Consolas" w:eastAsia="Times New Roman" w:hAnsi="Consolas" w:cs="Times New Roman"/>
+          <w:color w:val="808080"/>
+          <w:sz w:val="16"/>
+          <w:szCs w:val="16"/>
+        </w:rPr>
+        <w:t>&gt;</w:t>
+      </w:r>
+    </w:p>
+    <w:p>
+      <w:pPr>
+        <w:shd w:val="clear" w:color="auto" w:fill="1E1E1E"/>
+        <w:spacing w:after="0" w:line="285" w:lineRule="atLeast"/>
+        <w:rPr>
+          <w:rFonts w:ascii="Consolas" w:eastAsia="Times New Roman" w:hAnsi="Consolas" w:cs="Times New Roman"/>
+          <w:color w:val="D4D4D4"/>
+          <w:sz w:val="16"/>
+          <w:szCs w:val="16"/>
+        </w:rPr>
+      </w:pPr>
+      <w:r>
+        <w:rPr>
+          <w:rFonts w:ascii="Consolas" w:eastAsia="Times New Roman" w:hAnsi="Consolas" w:cs="Times New Roman"/>
+          <w:color w:val="D4D4D4"/>
+          <w:sz w:val="16"/>
+          <w:szCs w:val="16"/>
+        </w:rPr>
+        <w:t xml:space="preserve">            </w:t>
+      </w:r>
+      <w:r>
+        <w:rPr>
+          <w:rFonts w:ascii="Consolas" w:eastAsia="Times New Roman" w:hAnsi="Consolas" w:cs="Times New Roman"/>
+          <w:color w:val="808080"/>
+          <w:sz w:val="16"/>
+          <w:szCs w:val="16"/>
+        </w:rPr>
+        <w:t>&lt;</w:t>
+      </w:r>
+      <w:r>
+        <w:rPr>
+          <w:rFonts w:ascii="Consolas" w:eastAsia="Times New Roman" w:hAnsi="Consolas" w:cs="Times New Roman"/>
+          <w:color w:val="569CD6"/>
+          <w:sz w:val="16"/>
+          <w:szCs w:val="16"/>
+        </w:rPr>
+        <w:t>th</w:t>
+      </w:r>
+      <w:r>
+        <w:rPr>
+          <w:rFonts w:ascii="Consolas" w:eastAsia="Times New Roman" w:hAnsi="Consolas" w:cs="Times New Roman"/>
+          <w:color w:val="808080"/>
+          <w:sz w:val="16"/>
+          <w:szCs w:val="16"/>
+        </w:rPr>
+        <w:t>&gt;</w:t>
+      </w:r>
+      <w:r>
+        <w:rPr>
+          <w:rFonts w:ascii="Consolas" w:eastAsia="Times New Roman" w:hAnsi="Consolas" w:cs="Times New Roman"/>
+          <w:color w:val="D4D4D4"/>
+          <w:sz w:val="16"/>
+          <w:szCs w:val="16"/>
+        </w:rPr>
+        <w:t>Email</w:t>
+      </w:r>
+      <w:r>
+        <w:rPr>
+          <w:rFonts w:ascii="Consolas" w:eastAsia="Times New Roman" w:hAnsi="Consolas" w:cs="Times New Roman"/>
+          <w:color w:val="808080"/>
+          <w:sz w:val="16"/>
+          <w:szCs w:val="16"/>
+        </w:rPr>
+        <w:t>&lt;/</w:t>
+      </w:r>
+      <w:r>
+        <w:rPr>
+          <w:rFonts w:ascii="Consolas" w:eastAsia="Times New Roman" w:hAnsi="Consolas" w:cs="Times New Roman"/>
+          <w:color w:val="569CD6"/>
+          <w:sz w:val="16"/>
+          <w:szCs w:val="16"/>
+        </w:rPr>
+        <w:t>th</w:t>
+      </w:r>
+      <w:r>
+        <w:rPr>
+          <w:rFonts w:ascii="Consolas" w:eastAsia="Times New Roman" w:hAnsi="Consolas" w:cs="Times New Roman"/>
+          <w:color w:val="808080"/>
+          <w:sz w:val="16"/>
+          <w:szCs w:val="16"/>
+        </w:rPr>
+        <w:t>&gt;</w:t>
+      </w:r>
+    </w:p>
+    <w:p>
+      <w:pPr>
+        <w:shd w:val="clear" w:color="auto" w:fill="1E1E1E"/>
+        <w:spacing w:after="0" w:line="285" w:lineRule="atLeast"/>
+        <w:rPr>
+          <w:rFonts w:ascii="Consolas" w:eastAsia="Times New Roman" w:hAnsi="Consolas" w:cs="Times New Roman"/>
+          <w:color w:val="D4D4D4"/>
+          <w:sz w:val="16"/>
+          <w:szCs w:val="16"/>
+        </w:rPr>
+      </w:pPr>
+      <w:r>
+        <w:rPr>
+          <w:rFonts w:ascii="Consolas" w:eastAsia="Times New Roman" w:hAnsi="Consolas" w:cs="Times New Roman"/>
+          <w:color w:val="D4D4D4"/>
+          <w:sz w:val="16"/>
+          <w:szCs w:val="16"/>
+        </w:rPr>
+        <w:t xml:space="preserve">            </w:t>
+      </w:r>
+      <w:r>
+        <w:rPr>
+          <w:rFonts w:ascii="Consolas" w:eastAsia="Times New Roman" w:hAnsi="Consolas" w:cs="Times New Roman"/>
+          <w:color w:val="808080"/>
+          <w:sz w:val="16"/>
+          <w:szCs w:val="16"/>
+        </w:rPr>
+        <w:t>&lt;</w:t>
+      </w:r>
+      <w:r>
+        <w:rPr>
+          <w:rFonts w:ascii="Consolas" w:eastAsia="Times New Roman" w:hAnsi="Consolas" w:cs="Times New Roman"/>
+          <w:color w:val="569CD6"/>
+          <w:sz w:val="16"/>
+          <w:szCs w:val="16"/>
+        </w:rPr>
+        <w:t>th</w:t>
+      </w:r>
+      <w:r>
+        <w:rPr>
+          <w:rFonts w:ascii="Consolas" w:eastAsia="Times New Roman" w:hAnsi="Consolas" w:cs="Times New Roman"/>
+          <w:color w:val="808080"/>
+          <w:sz w:val="16"/>
+          <w:szCs w:val="16"/>
+        </w:rPr>
+        <w:t>&gt;</w:t>
+      </w:r>
+      <w:r>
+        <w:rPr>
+          <w:rFonts w:ascii="Consolas" w:eastAsia="Times New Roman" w:hAnsi="Consolas" w:cs="Times New Roman"/>
+          <w:color w:val="D4D4D4"/>
+          <w:sz w:val="16"/>
+          <w:szCs w:val="16"/>
+        </w:rPr>
+        <w:t>Gender</w:t>
+      </w:r>
+      <w:r>
+        <w:rPr>
+          <w:rFonts w:ascii="Consolas" w:eastAsia="Times New Roman" w:hAnsi="Consolas" w:cs="Times New Roman"/>
+          <w:color w:val="808080"/>
+          <w:sz w:val="16"/>
+          <w:szCs w:val="16"/>
+        </w:rPr>
+        <w:t>&lt;/</w:t>
+      </w:r>
+      <w:r>
+        <w:rPr>
+          <w:rFonts w:ascii="Consolas" w:eastAsia="Times New Roman" w:hAnsi="Consolas" w:cs="Times New Roman"/>
+          <w:color w:val="569CD6"/>
+          <w:sz w:val="16"/>
+          <w:szCs w:val="16"/>
+        </w:rPr>
+        <w:t>th</w:t>
+      </w:r>
+      <w:r>
+        <w:rPr>
+          <w:rFonts w:ascii="Consolas" w:eastAsia="Times New Roman" w:hAnsi="Consolas" w:cs="Times New Roman"/>
+          <w:color w:val="808080"/>
+          <w:sz w:val="16"/>
+          <w:szCs w:val="16"/>
+        </w:rPr>
+        <w:t>&gt;</w:t>
+      </w:r>
+    </w:p>
+    <w:p>
+      <w:pPr>
+        <w:shd w:val="clear" w:color="auto" w:fill="1E1E1E"/>
+        <w:spacing w:after="0" w:line="285" w:lineRule="atLeast"/>
+        <w:rPr>
+          <w:rFonts w:ascii="Consolas" w:eastAsia="Times New Roman" w:hAnsi="Consolas" w:cs="Times New Roman"/>
+          <w:color w:val="D4D4D4"/>
+          <w:sz w:val="16"/>
+          <w:szCs w:val="16"/>
+        </w:rPr>
+      </w:pPr>
+      <w:r>
+        <w:rPr>
+          <w:rFonts w:ascii="Consolas" w:eastAsia="Times New Roman" w:hAnsi="Consolas" w:cs="Times New Roman"/>
+          <w:color w:val="D4D4D4"/>
+          <w:sz w:val="16"/>
+          <w:szCs w:val="16"/>
+        </w:rPr>
+        <w:t xml:space="preserve">            </w:t>
+      </w:r>
+      <w:r>
+        <w:rPr>
+          <w:rFonts w:ascii="Consolas" w:eastAsia="Times New Roman" w:hAnsi="Consolas" w:cs="Times New Roman"/>
+          <w:color w:val="808080"/>
+          <w:sz w:val="16"/>
+          <w:szCs w:val="16"/>
+        </w:rPr>
+        <w:t>&lt;</w:t>
+      </w:r>
+      <w:r>
+        <w:rPr>
+          <w:rFonts w:ascii="Consolas" w:eastAsia="Times New Roman" w:hAnsi="Consolas" w:cs="Times New Roman"/>
+          <w:color w:val="569CD6"/>
+          <w:sz w:val="16"/>
+          <w:szCs w:val="16"/>
+        </w:rPr>
+        <w:t>th</w:t>
+      </w:r>
+      <w:r>
+        <w:rPr>
+          <w:rFonts w:ascii="Consolas" w:eastAsia="Times New Roman" w:hAnsi="Consolas" w:cs="Times New Roman"/>
+          <w:color w:val="808080"/>
+          <w:sz w:val="16"/>
+          <w:szCs w:val="16"/>
+        </w:rPr>
+        <w:t>&gt;</w:t>
+      </w:r>
+      <w:r>
+        <w:rPr>
+          <w:rFonts w:ascii="Consolas" w:eastAsia="Times New Roman" w:hAnsi="Consolas" w:cs="Times New Roman"/>
+          <w:color w:val="D4D4D4"/>
+          <w:sz w:val="16"/>
+          <w:szCs w:val="16"/>
+        </w:rPr>
+        <w:t>DOB</w:t>
+      </w:r>
+      <w:r>
+        <w:rPr>
+          <w:rFonts w:ascii="Consolas" w:eastAsia="Times New Roman" w:hAnsi="Consolas" w:cs="Times New Roman"/>
+          <w:color w:val="808080"/>
+          <w:sz w:val="16"/>
+          <w:szCs w:val="16"/>
+        </w:rPr>
+        <w:t>&lt;/</w:t>
+      </w:r>
+      <w:r>
+        <w:rPr>
+          <w:rFonts w:ascii="Consolas" w:eastAsia="Times New Roman" w:hAnsi="Consolas" w:cs="Times New Roman"/>
+          <w:color w:val="569CD6"/>
+          <w:sz w:val="16"/>
+          <w:szCs w:val="16"/>
+        </w:rPr>
+        <w:t>th</w:t>
+      </w:r>
+      <w:r>
+        <w:rPr>
+          <w:rFonts w:ascii="Consolas" w:eastAsia="Times New Roman" w:hAnsi="Consolas" w:cs="Times New Roman"/>
+          <w:color w:val="808080"/>
+          <w:sz w:val="16"/>
+          <w:szCs w:val="16"/>
+        </w:rPr>
+        <w:t>&gt;</w:t>
+      </w:r>
+    </w:p>
+    <w:p>
+      <w:pPr>
+        <w:shd w:val="clear" w:color="auto" w:fill="1E1E1E"/>
+        <w:spacing w:after="0" w:line="285" w:lineRule="atLeast"/>
+        <w:rPr>
+          <w:rFonts w:ascii="Consolas" w:eastAsia="Times New Roman" w:hAnsi="Consolas" w:cs="Times New Roman"/>
+          <w:color w:val="D4D4D4"/>
+          <w:sz w:val="16"/>
+          <w:szCs w:val="16"/>
+        </w:rPr>
+      </w:pPr>
+      <w:r>
+        <w:rPr>
+          <w:rFonts w:ascii="Consolas" w:eastAsia="Times New Roman" w:hAnsi="Consolas" w:cs="Times New Roman"/>
+          <w:color w:val="D4D4D4"/>
+          <w:sz w:val="16"/>
+          <w:szCs w:val="16"/>
+        </w:rPr>
+        <w:t xml:space="preserve">            </w:t>
+      </w:r>
+      <w:r>
+        <w:rPr>
+          <w:rFonts w:ascii="Consolas" w:eastAsia="Times New Roman" w:hAnsi="Consolas" w:cs="Times New Roman"/>
+          <w:color w:val="808080"/>
+          <w:sz w:val="16"/>
+          <w:szCs w:val="16"/>
+        </w:rPr>
+        <w:t>&lt;</w:t>
+      </w:r>
+      <w:r>
+        <w:rPr>
+          <w:rFonts w:ascii="Consolas" w:eastAsia="Times New Roman" w:hAnsi="Consolas" w:cs="Times New Roman"/>
+          <w:color w:val="569CD6"/>
+          <w:sz w:val="16"/>
+          <w:szCs w:val="16"/>
+        </w:rPr>
+        <w:t>th</w:t>
+      </w:r>
+      <w:r>
+        <w:rPr>
+          <w:rFonts w:ascii="Consolas" w:eastAsia="Times New Roman" w:hAnsi="Consolas" w:cs="Times New Roman"/>
+          <w:color w:val="808080"/>
+          <w:sz w:val="16"/>
+          <w:szCs w:val="16"/>
+        </w:rPr>
+        <w:t>&gt;</w:t>
+      </w:r>
+      <w:r>
+        <w:rPr>
+          <w:rFonts w:ascii="Consolas" w:eastAsia="Times New Roman" w:hAnsi="Consolas" w:cs="Times New Roman"/>
+          <w:color w:val="D4D4D4"/>
+          <w:sz w:val="16"/>
+          <w:szCs w:val="16"/>
+        </w:rPr>
+        <w:t>State</w:t>
+      </w:r>
+      <w:r>
+        <w:rPr>
+          <w:rFonts w:ascii="Consolas" w:eastAsia="Times New Roman" w:hAnsi="Consolas" w:cs="Times New Roman"/>
+          <w:color w:val="808080"/>
+          <w:sz w:val="16"/>
+          <w:szCs w:val="16"/>
+        </w:rPr>
+        <w:t>&lt;/</w:t>
+      </w:r>
+      <w:r>
+        <w:rPr>
+          <w:rFonts w:ascii="Consolas" w:eastAsia="Times New Roman" w:hAnsi="Consolas" w:cs="Times New Roman"/>
+          <w:color w:val="569CD6"/>
+          <w:sz w:val="16"/>
+          <w:szCs w:val="16"/>
+        </w:rPr>
+        <w:t>th</w:t>
+      </w:r>
+      <w:r>
+        <w:rPr>
+          <w:rFonts w:ascii="Consolas" w:eastAsia="Times New Roman" w:hAnsi="Consolas" w:cs="Times New Roman"/>
+          <w:color w:val="808080"/>
+          <w:sz w:val="16"/>
+          <w:szCs w:val="16"/>
+        </w:rPr>
+        <w:t>&gt;</w:t>
+      </w:r>
+    </w:p>
+    <w:p>
+      <w:pPr>
+        <w:shd w:val="clear" w:color="auto" w:fill="1E1E1E"/>
+        <w:spacing w:after="0" w:line="285" w:lineRule="atLeast"/>
+        <w:rPr>
+          <w:rFonts w:ascii="Consolas" w:eastAsia="Times New Roman" w:hAnsi="Consolas" w:cs="Times New Roman"/>
+          <w:color w:val="D4D4D4"/>
+          <w:sz w:val="16"/>
+          <w:szCs w:val="16"/>
+        </w:rPr>
+      </w:pPr>
+      <w:r>
+        <w:rPr>
+          <w:rFonts w:ascii="Consolas" w:eastAsia="Times New Roman" w:hAnsi="Consolas" w:cs="Times New Roman"/>
+          <w:color w:val="D4D4D4"/>
+          <w:sz w:val="16"/>
+          <w:szCs w:val="16"/>
+        </w:rPr>
+        <w:t xml:space="preserve">            </w:t>
+      </w:r>
+      <w:r>
+        <w:rPr>
+          <w:rFonts w:ascii="Consolas" w:eastAsia="Times New Roman" w:hAnsi="Consolas" w:cs="Times New Roman"/>
+          <w:color w:val="808080"/>
+          <w:sz w:val="16"/>
+          <w:szCs w:val="16"/>
+        </w:rPr>
+        <w:t>&lt;</w:t>
+      </w:r>
+      <w:r>
+        <w:rPr>
+          <w:rFonts w:ascii="Consolas" w:eastAsia="Times New Roman" w:hAnsi="Consolas" w:cs="Times New Roman"/>
+          <w:color w:val="569CD6"/>
+          <w:sz w:val="16"/>
+          <w:szCs w:val="16"/>
+        </w:rPr>
+        <w:t>th</w:t>
+      </w:r>
+      <w:r>
+        <w:rPr>
+          <w:rFonts w:ascii="Consolas" w:eastAsia="Times New Roman" w:hAnsi="Consolas" w:cs="Times New Roman"/>
+          <w:color w:val="808080"/>
+          <w:sz w:val="16"/>
+          <w:szCs w:val="16"/>
+        </w:rPr>
+        <w:t>&gt;</w:t>
+      </w:r>
+      <w:r>
+        <w:rPr>
+          <w:rFonts w:ascii="Consolas" w:eastAsia="Times New Roman" w:hAnsi="Consolas" w:cs="Times New Roman"/>
+          <w:color w:val="D4D4D4"/>
+          <w:sz w:val="16"/>
+          <w:szCs w:val="16"/>
+        </w:rPr>
+        <w:t>Preferred Locations</w:t>
+      </w:r>
+      <w:r>
+        <w:rPr>
+          <w:rFonts w:ascii="Consolas" w:eastAsia="Times New Roman" w:hAnsi="Consolas" w:cs="Times New Roman"/>
+          <w:color w:val="808080"/>
+          <w:sz w:val="16"/>
+          <w:szCs w:val="16"/>
+        </w:rPr>
+        <w:t>&lt;/</w:t>
+      </w:r>
+      <w:r>
+        <w:rPr>
+          <w:rFonts w:ascii="Consolas" w:eastAsia="Times New Roman" w:hAnsi="Consolas" w:cs="Times New Roman"/>
+          <w:color w:val="569CD6"/>
+          <w:sz w:val="16"/>
+          <w:szCs w:val="16"/>
+        </w:rPr>
+        <w:t>th</w:t>
+      </w:r>
+      <w:r>
+        <w:rPr>
+          <w:rFonts w:ascii="Consolas" w:eastAsia="Times New Roman" w:hAnsi="Consolas" w:cs="Times New Roman"/>
+          <w:color w:val="808080"/>
+          <w:sz w:val="16"/>
+          <w:szCs w:val="16"/>
+        </w:rPr>
+        <w:t>&gt;</w:t>
+      </w:r>
+    </w:p>
+    <w:p>
+      <w:pPr>
+        <w:shd w:val="clear" w:color="auto" w:fill="1E1E1E"/>
+        <w:spacing w:after="0" w:line="285" w:lineRule="atLeast"/>
+        <w:rPr>
+          <w:rFonts w:ascii="Consolas" w:eastAsia="Times New Roman" w:hAnsi="Consolas" w:cs="Times New Roman"/>
+          <w:color w:val="D4D4D4"/>
+          <w:sz w:val="16"/>
+          <w:szCs w:val="16"/>
+        </w:rPr>
+      </w:pPr>
+      <w:r>
+        <w:rPr>
+          <w:rFonts w:ascii="Consolas" w:eastAsia="Times New Roman" w:hAnsi="Consolas" w:cs="Times New Roman"/>
+          <w:color w:val="D4D4D4"/>
+          <w:sz w:val="16"/>
+          <w:szCs w:val="16"/>
+        </w:rPr>
+        <w:t xml:space="preserve">            </w:t>
+      </w:r>
+      <w:r>
+        <w:rPr>
+          <w:rFonts w:ascii="Consolas" w:eastAsia="Times New Roman" w:hAnsi="Consolas" w:cs="Times New Roman"/>
+          <w:color w:val="808080"/>
+          <w:sz w:val="16"/>
+          <w:szCs w:val="16"/>
+        </w:rPr>
+        <w:t>&lt;</w:t>
+      </w:r>
+      <w:r>
+        <w:rPr>
+          <w:rFonts w:ascii="Consolas" w:eastAsia="Times New Roman" w:hAnsi="Consolas" w:cs="Times New Roman"/>
+          <w:color w:val="569CD6"/>
+          <w:sz w:val="16"/>
+          <w:szCs w:val="16"/>
+        </w:rPr>
+        <w:t>th</w:t>
+      </w:r>
+      <w:r>
+        <w:rPr>
+          <w:rFonts w:ascii="Consolas" w:eastAsia="Times New Roman" w:hAnsi="Consolas" w:cs="Times New Roman"/>
+          <w:color w:val="808080"/>
+          <w:sz w:val="16"/>
+          <w:szCs w:val="16"/>
+        </w:rPr>
+        <w:t>&gt;</w:t>
+      </w:r>
+      <w:r>
+        <w:rPr>
+          <w:rFonts w:ascii="Consolas" w:eastAsia="Times New Roman" w:hAnsi="Consolas" w:cs="Times New Roman"/>
+          <w:color w:val="D4D4D4"/>
+          <w:sz w:val="16"/>
+          <w:szCs w:val="16"/>
+        </w:rPr>
+        <w:t>Image</w:t>
+      </w:r>
+      <w:r>
+        <w:rPr>
+          <w:rFonts w:ascii="Consolas" w:eastAsia="Times New Roman" w:hAnsi="Consolas" w:cs="Times New Roman"/>
+          <w:color w:val="808080"/>
+          <w:sz w:val="16"/>
+          <w:szCs w:val="16"/>
+        </w:rPr>
+        <w:t>&lt;/</w:t>
+      </w:r>
+      <w:r>
+        <w:rPr>
+          <w:rFonts w:ascii="Consolas" w:eastAsia="Times New Roman" w:hAnsi="Consolas" w:cs="Times New Roman"/>
+          <w:color w:val="569CD6"/>
+          <w:sz w:val="16"/>
+          <w:szCs w:val="16"/>
+        </w:rPr>
+        <w:t>th</w:t>
+      </w:r>
+      <w:r>
+        <w:rPr>
+          <w:rFonts w:ascii="Consolas" w:eastAsia="Times New Roman" w:hAnsi="Consolas" w:cs="Times New Roman"/>
+          <w:color w:val="808080"/>
+          <w:sz w:val="16"/>
+          <w:szCs w:val="16"/>
+        </w:rPr>
+        <w:t>&gt;</w:t>
+      </w:r>
+    </w:p>
+    <w:p>
+      <w:pPr>
+        <w:shd w:val="clear" w:color="auto" w:fill="1E1E1E"/>
+        <w:spacing w:after="0" w:line="285" w:lineRule="atLeast"/>
+        <w:rPr>
+          <w:rFonts w:ascii="Consolas" w:eastAsia="Times New Roman" w:hAnsi="Consolas" w:cs="Times New Roman"/>
+          <w:color w:val="D4D4D4"/>
+          <w:sz w:val="16"/>
+          <w:szCs w:val="16"/>
+        </w:rPr>
+      </w:pPr>
+      <w:r>
+        <w:rPr>
+          <w:rFonts w:ascii="Consolas" w:eastAsia="Times New Roman" w:hAnsi="Consolas" w:cs="Times New Roman"/>
+          <w:color w:val="D4D4D4"/>
+          <w:sz w:val="16"/>
+          <w:szCs w:val="16"/>
+        </w:rPr>
+        <w:t xml:space="preserve">            </w:t>
+      </w:r>
+      <w:r>
+        <w:rPr>
+          <w:rFonts w:ascii="Consolas" w:eastAsia="Times New Roman" w:hAnsi="Consolas" w:cs="Times New Roman"/>
+          <w:color w:val="808080"/>
+          <w:sz w:val="16"/>
+          <w:szCs w:val="16"/>
+        </w:rPr>
+        <w:t>&lt;</w:t>
+      </w:r>
+      <w:r>
+        <w:rPr>
+          <w:rFonts w:ascii="Consolas" w:eastAsia="Times New Roman" w:hAnsi="Consolas" w:cs="Times New Roman"/>
+          <w:color w:val="569CD6"/>
+          <w:sz w:val="16"/>
+          <w:szCs w:val="16"/>
+        </w:rPr>
+        <w:t>th</w:t>
+      </w:r>
+      <w:r>
+        <w:rPr>
+          <w:rFonts w:ascii="Consolas" w:eastAsia="Times New Roman" w:hAnsi="Consolas" w:cs="Times New Roman"/>
+          <w:color w:val="808080"/>
+          <w:sz w:val="16"/>
+          <w:szCs w:val="16"/>
+        </w:rPr>
+        <w:t>&gt;</w:t>
+      </w:r>
+      <w:r>
+        <w:rPr>
+          <w:rFonts w:ascii="Consolas" w:eastAsia="Times New Roman" w:hAnsi="Consolas" w:cs="Times New Roman"/>
+          <w:color w:val="D4D4D4"/>
+          <w:sz w:val="16"/>
+          <w:szCs w:val="16"/>
+        </w:rPr>
+        <w:t>Resume</w:t>
+      </w:r>
+      <w:r>
+        <w:rPr>
+          <w:rFonts w:ascii="Consolas" w:eastAsia="Times New Roman" w:hAnsi="Consolas" w:cs="Times New Roman"/>
+          <w:color w:val="808080"/>
+          <w:sz w:val="16"/>
+          <w:szCs w:val="16"/>
+        </w:rPr>
+        <w:t>&lt;/</w:t>
+      </w:r>
+      <w:r>
+        <w:rPr>
+          <w:rFonts w:ascii="Consolas" w:eastAsia="Times New Roman" w:hAnsi="Consolas" w:cs="Times New Roman"/>
+          <w:color w:val="569CD6"/>
+          <w:sz w:val="16"/>
+          <w:szCs w:val="16"/>
+        </w:rPr>
+        <w:t>th</w:t>
+      </w:r>
+      <w:r>
+        <w:rPr>
+          <w:rFonts w:ascii="Consolas" w:eastAsia="Times New Roman" w:hAnsi="Consolas" w:cs="Times New Roman"/>
+          <w:color w:val="808080"/>
+          <w:sz w:val="16"/>
+          <w:szCs w:val="16"/>
+        </w:rPr>
+        <w:t>&gt;</w:t>
+      </w:r>
+    </w:p>
+    <w:p>
+      <w:pPr>
+        <w:shd w:val="clear" w:color="auto" w:fill="1E1E1E"/>
+        <w:spacing w:after="0" w:line="285" w:lineRule="atLeast"/>
+        <w:rPr>
+          <w:rFonts w:ascii="Consolas" w:eastAsia="Times New Roman" w:hAnsi="Consolas" w:cs="Times New Roman"/>
+          <w:color w:val="D4D4D4"/>
+          <w:sz w:val="16"/>
+          <w:szCs w:val="16"/>
+        </w:rPr>
+      </w:pPr>
+      <w:r>
+        <w:rPr>
+          <w:rFonts w:ascii="Consolas" w:eastAsia="Times New Roman" w:hAnsi="Consolas" w:cs="Times New Roman"/>
+          <w:color w:val="D4D4D4"/>
+          <w:sz w:val="16"/>
+          <w:szCs w:val="16"/>
+        </w:rPr>
+        <w:t xml:space="preserve">        </w:t>
+      </w:r>
+      <w:r>
+        <w:rPr>
+          <w:rFonts w:ascii="Consolas" w:eastAsia="Times New Roman" w:hAnsi="Consolas" w:cs="Times New Roman"/>
+          <w:color w:val="808080"/>
+          <w:sz w:val="16"/>
+          <w:szCs w:val="16"/>
+        </w:rPr>
+        <w:t>&lt;/</w:t>
+      </w:r>
+      <w:r>
+        <w:rPr>
+          <w:rFonts w:ascii="Consolas" w:eastAsia="Times New Roman" w:hAnsi="Consolas" w:cs="Times New Roman"/>
+          <w:color w:val="569CD6"/>
+          <w:sz w:val="16"/>
+          <w:szCs w:val="16"/>
+        </w:rPr>
+        <w:t>tr</w:t>
+      </w:r>
+      <w:r>
+        <w:rPr>
+          <w:rFonts w:ascii="Consolas" w:eastAsia="Times New Roman" w:hAnsi="Consolas" w:cs="Times New Roman"/>
+          <w:color w:val="808080"/>
+          <w:sz w:val="16"/>
+          <w:szCs w:val="16"/>
+        </w:rPr>
+        <w:t>&gt;</w:t>
+      </w:r>
+    </w:p>
+    <w:p>
+      <w:pPr>
+        <w:shd w:val="clear" w:color="auto" w:fill="1E1E1E"/>
+        <w:spacing w:after="0" w:line="285" w:lineRule="atLeast"/>
+        <w:rPr>
+          <w:rFonts w:ascii="Consolas" w:eastAsia="Times New Roman" w:hAnsi="Consolas" w:cs="Times New Roman"/>
+          <w:color w:val="D4D4D4"/>
+          <w:sz w:val="16"/>
+          <w:szCs w:val="16"/>
+        </w:rPr>
+      </w:pPr>
+      <w:r>
+        <w:rPr>
+          <w:rFonts w:ascii="Consolas" w:eastAsia="Times New Roman" w:hAnsi="Consolas" w:cs="Times New Roman"/>
+          <w:color w:val="D4D4D4"/>
+          <w:sz w:val="16"/>
+          <w:szCs w:val="16"/>
+        </w:rPr>
+        <w:t xml:space="preserve">    </w:t>
+      </w:r>
+      <w:r>
+        <w:rPr>
+          <w:rFonts w:ascii="Consolas" w:eastAsia="Times New Roman" w:hAnsi="Consolas" w:cs="Times New Roman"/>
+          <w:color w:val="808080"/>
+          <w:sz w:val="16"/>
+          <w:szCs w:val="16"/>
+        </w:rPr>
+        <w:t>&lt;/</w:t>
+      </w:r>
+      <w:r>
+        <w:rPr>
+          <w:rFonts w:ascii="Consolas" w:eastAsia="Times New Roman" w:hAnsi="Consolas" w:cs="Times New Roman"/>
+          <w:color w:val="569CD6"/>
+          <w:sz w:val="16"/>
+          <w:szCs w:val="16"/>
+        </w:rPr>
+        <w:t>thead</w:t>
+      </w:r>
+      <w:r>
+        <w:rPr>
+          <w:rFonts w:ascii="Consolas" w:eastAsia="Times New Roman" w:hAnsi="Consolas" w:cs="Times New Roman"/>
+          <w:color w:val="808080"/>
+          <w:sz w:val="16"/>
+          <w:szCs w:val="16"/>
+        </w:rPr>
+        <w:t>&gt;</w:t>
+      </w:r>
+    </w:p>
+    <w:p>
+      <w:pPr>
+        <w:shd w:val="clear" w:color="auto" w:fill="1E1E1E"/>
+        <w:spacing w:after="0" w:line="285" w:lineRule="atLeast"/>
+        <w:rPr>
+          <w:rFonts w:ascii="Consolas" w:eastAsia="Times New Roman" w:hAnsi="Consolas" w:cs="Times New Roman"/>
+          <w:color w:val="D4D4D4"/>
+          <w:sz w:val="16"/>
+          <w:szCs w:val="16"/>
+        </w:rPr>
+      </w:pPr>
+      <w:r>
+        <w:rPr>
+          <w:rFonts w:ascii="Consolas" w:eastAsia="Times New Roman" w:hAnsi="Consolas" w:cs="Times New Roman"/>
+          <w:color w:val="D4D4D4"/>
+          <w:sz w:val="16"/>
+          <w:szCs w:val="16"/>
+        </w:rPr>
+        <w:t xml:space="preserve">    </w:t>
+      </w:r>
+      <w:r>
+        <w:rPr>
+          <w:rFonts w:ascii="Consolas" w:eastAsia="Times New Roman" w:hAnsi="Consolas" w:cs="Times New Roman"/>
+          <w:color w:val="808080"/>
+          <w:sz w:val="16"/>
+          <w:szCs w:val="16"/>
+        </w:rPr>
+        <w:t>&lt;</w:t>
+      </w:r>
+      <w:r>
+        <w:rPr>
+          <w:rFonts w:ascii="Consolas" w:eastAsia="Times New Roman" w:hAnsi="Consolas" w:cs="Times New Roman"/>
+          <w:color w:val="569CD6"/>
+          <w:sz w:val="16"/>
+          <w:szCs w:val="16"/>
+        </w:rPr>
+        <w:t>tbody</w:t>
+      </w:r>
+      <w:r>
+        <w:rPr>
+          <w:rFonts w:ascii="Consolas" w:eastAsia="Times New Roman" w:hAnsi="Consolas" w:cs="Times New Roman"/>
+          <w:color w:val="808080"/>
+          <w:sz w:val="16"/>
+          <w:szCs w:val="16"/>
+        </w:rPr>
+        <w:t>&gt;</w:t>
+      </w:r>
+    </w:p>
+    <w:p>
+      <w:pPr>
+        <w:shd w:val="clear" w:color="auto" w:fill="1E1E1E"/>
+        <w:spacing w:after="0" w:line="285" w:lineRule="atLeast"/>
+        <w:rPr>
+          <w:rFonts w:ascii="Consolas" w:eastAsia="Times New Roman" w:hAnsi="Consolas" w:cs="Times New Roman"/>
+          <w:color w:val="D4D4D4"/>
+          <w:sz w:val="16"/>
+          <w:szCs w:val="16"/>
+        </w:rPr>
+      </w:pPr>
+      <w:r>
+        <w:rPr>
+          <w:rFonts w:ascii="Consolas" w:eastAsia="Times New Roman" w:hAnsi="Consolas" w:cs="Times New Roman"/>
+          <w:color w:val="D4D4D4"/>
+          <w:sz w:val="16"/>
+          <w:szCs w:val="16"/>
+        </w:rPr>
+        <w:t xml:space="preserve">        </w:t>
+      </w:r>
+      <w:r>
+        <w:rPr>
+          <w:rFonts w:ascii="Consolas" w:eastAsia="Times New Roman" w:hAnsi="Consolas" w:cs="Times New Roman"/>
+          <w:color w:val="569CD6"/>
+          <w:sz w:val="16"/>
+          <w:szCs w:val="16"/>
+        </w:rPr>
+        <w:t xml:space="preserve">{% </w:t>
+      </w:r>
+      <w:r>
+        <w:rPr>
+          <w:rFonts w:ascii="Consolas" w:eastAsia="Times New Roman" w:hAnsi="Consolas" w:cs="Times New Roman"/>
+          <w:color w:val="C586C0"/>
+          <w:sz w:val="16"/>
+          <w:szCs w:val="16"/>
+        </w:rPr>
+        <w:t>for</w:t>
+      </w:r>
+      <w:r>
+        <w:rPr>
+          <w:rFonts w:ascii="Consolas" w:eastAsia="Times New Roman" w:hAnsi="Consolas" w:cs="Times New Roman"/>
+          <w:color w:val="569CD6"/>
+          <w:sz w:val="16"/>
+          <w:szCs w:val="16"/>
+        </w:rPr>
+        <w:t xml:space="preserve"> </w:t>
+      </w:r>
+      <w:r>
+        <w:rPr>
+          <w:rFonts w:ascii="Consolas" w:eastAsia="Times New Roman" w:hAnsi="Consolas" w:cs="Times New Roman"/>
+          <w:color w:val="CE9178"/>
+          <w:sz w:val="16"/>
+          <w:szCs w:val="16"/>
+        </w:rPr>
+        <w:t>resume</w:t>
+      </w:r>
+      <w:r>
+        <w:rPr>
+          <w:rFonts w:ascii="Consolas" w:eastAsia="Times New Roman" w:hAnsi="Consolas" w:cs="Times New Roman"/>
+          <w:color w:val="569CD6"/>
+          <w:sz w:val="16"/>
+          <w:szCs w:val="16"/>
+        </w:rPr>
+        <w:t xml:space="preserve"> </w:t>
+      </w:r>
+      <w:r>
+        <w:rPr>
+          <w:rFonts w:ascii="Consolas" w:eastAsia="Times New Roman" w:hAnsi="Consolas" w:cs="Times New Roman"/>
+          <w:color w:val="D4D4D4"/>
+          <w:sz w:val="16"/>
+          <w:szCs w:val="16"/>
+        </w:rPr>
+        <w:t>in</w:t>
+      </w:r>
+      <w:r>
+        <w:rPr>
+          <w:rFonts w:ascii="Consolas" w:eastAsia="Times New Roman" w:hAnsi="Consolas" w:cs="Times New Roman"/>
+          <w:color w:val="569CD6"/>
+          <w:sz w:val="16"/>
+          <w:szCs w:val="16"/>
+        </w:rPr>
+        <w:t xml:space="preserve"> </w:t>
+      </w:r>
+      <w:r>
+        <w:rPr>
+          <w:rFonts w:ascii="Consolas" w:eastAsia="Times New Roman" w:hAnsi="Consolas" w:cs="Times New Roman"/>
+          <w:color w:val="CE9178"/>
+          <w:sz w:val="16"/>
+          <w:szCs w:val="16"/>
+        </w:rPr>
+        <w:t>resumes</w:t>
+      </w:r>
+      <w:r>
+        <w:rPr>
+          <w:rFonts w:ascii="Consolas" w:eastAsia="Times New Roman" w:hAnsi="Consolas" w:cs="Times New Roman"/>
+          <w:color w:val="569CD6"/>
+          <w:sz w:val="16"/>
+          <w:szCs w:val="16"/>
+        </w:rPr>
+        <w:t xml:space="preserve"> %}</w:t>
+      </w:r>
+    </w:p>
+    <w:p>
+      <w:pPr>
+        <w:shd w:val="clear" w:color="auto" w:fill="1E1E1E"/>
+        <w:spacing w:after="0" w:line="285" w:lineRule="atLeast"/>
+        <w:rPr>
+          <w:rFonts w:ascii="Consolas" w:eastAsia="Times New Roman" w:hAnsi="Consolas" w:cs="Times New Roman"/>
+          <w:color w:val="D4D4D4"/>
+          <w:sz w:val="16"/>
+          <w:szCs w:val="16"/>
+        </w:rPr>
+      </w:pPr>
+      <w:r>
+        <w:rPr>
+          <w:rFonts w:ascii="Consolas" w:eastAsia="Times New Roman" w:hAnsi="Consolas" w:cs="Times New Roman"/>
+          <w:color w:val="D4D4D4"/>
+          <w:sz w:val="16"/>
+          <w:szCs w:val="16"/>
+        </w:rPr>
+        <w:t xml:space="preserve">        </w:t>
+      </w:r>
+      <w:r>
+        <w:rPr>
+          <w:rFonts w:ascii="Consolas" w:eastAsia="Times New Roman" w:hAnsi="Consolas" w:cs="Times New Roman"/>
+          <w:color w:val="808080"/>
+          <w:sz w:val="16"/>
+          <w:szCs w:val="16"/>
+        </w:rPr>
+        <w:t>&lt;</w:t>
+      </w:r>
+      <w:r>
+        <w:rPr>
+          <w:rFonts w:ascii="Consolas" w:eastAsia="Times New Roman" w:hAnsi="Consolas" w:cs="Times New Roman"/>
+          <w:color w:val="569CD6"/>
+          <w:sz w:val="16"/>
+          <w:szCs w:val="16"/>
+        </w:rPr>
+        <w:t>tr</w:t>
+      </w:r>
+      <w:r>
+        <w:rPr>
+          <w:rFonts w:ascii="Consolas" w:eastAsia="Times New Roman" w:hAnsi="Consolas" w:cs="Times New Roman"/>
+          <w:color w:val="808080"/>
+          <w:sz w:val="16"/>
+          <w:szCs w:val="16"/>
+        </w:rPr>
+        <w:t>&gt;</w:t>
+      </w:r>
+    </w:p>
+    <w:p>
+      <w:pPr>
+        <w:shd w:val="clear" w:color="auto" w:fill="1E1E1E"/>
+        <w:spacing w:after="0" w:line="285" w:lineRule="atLeast"/>
+        <w:rPr>
+          <w:rFonts w:ascii="Consolas" w:eastAsia="Times New Roman" w:hAnsi="Consolas" w:cs="Times New Roman"/>
+          <w:color w:val="D4D4D4"/>
+          <w:sz w:val="16"/>
+          <w:szCs w:val="16"/>
+        </w:rPr>
+      </w:pPr>
+      <w:r>
+        <w:rPr>
+          <w:rFonts w:ascii="Consolas" w:eastAsia="Times New Roman" w:hAnsi="Consolas" w:cs="Times New Roman"/>
+          <w:color w:val="D4D4D4"/>
+          <w:sz w:val="16"/>
+          <w:szCs w:val="16"/>
+        </w:rPr>
+        <w:lastRenderedPageBreak/>
+        <w:t xml:space="preserve">            </w:t>
+      </w:r>
+      <w:r>
+        <w:rPr>
+          <w:rFonts w:ascii="Consolas" w:eastAsia="Times New Roman" w:hAnsi="Consolas" w:cs="Times New Roman"/>
+          <w:color w:val="808080"/>
+          <w:sz w:val="16"/>
+          <w:szCs w:val="16"/>
+        </w:rPr>
+        <w:t>&lt;</w:t>
+      </w:r>
+      <w:r>
+        <w:rPr>
+          <w:rFonts w:ascii="Consolas" w:eastAsia="Times New Roman" w:hAnsi="Consolas" w:cs="Times New Roman"/>
+          <w:color w:val="569CD6"/>
+          <w:sz w:val="16"/>
+          <w:szCs w:val="16"/>
+        </w:rPr>
+        <w:t>td</w:t>
+      </w:r>
+      <w:r>
+        <w:rPr>
+          <w:rFonts w:ascii="Consolas" w:eastAsia="Times New Roman" w:hAnsi="Consolas" w:cs="Times New Roman"/>
+          <w:color w:val="808080"/>
+          <w:sz w:val="16"/>
+          <w:szCs w:val="16"/>
+        </w:rPr>
+        <w:t>&gt;</w:t>
+      </w:r>
+      <w:r>
+        <w:rPr>
+          <w:rFonts w:ascii="Consolas" w:eastAsia="Times New Roman" w:hAnsi="Consolas" w:cs="Times New Roman"/>
+          <w:color w:val="569CD6"/>
+          <w:sz w:val="16"/>
+          <w:szCs w:val="16"/>
+        </w:rPr>
+        <w:t xml:space="preserve">{{ </w:t>
+      </w:r>
+      <w:r>
+        <w:rPr>
+          <w:rFonts w:ascii="Consolas" w:eastAsia="Times New Roman" w:hAnsi="Consolas" w:cs="Times New Roman"/>
+          <w:color w:val="CE9178"/>
+          <w:sz w:val="16"/>
+          <w:szCs w:val="16"/>
+        </w:rPr>
+        <w:t>resume</w:t>
+      </w:r>
+      <w:r>
+        <w:rPr>
+          <w:rFonts w:ascii="Consolas" w:eastAsia="Times New Roman" w:hAnsi="Consolas" w:cs="Times New Roman"/>
+          <w:color w:val="D4D4D4"/>
+          <w:sz w:val="16"/>
+          <w:szCs w:val="16"/>
+        </w:rPr>
+        <w:t>.</w:t>
+      </w:r>
+      <w:r>
+        <w:rPr>
+          <w:rFonts w:ascii="Consolas" w:eastAsia="Times New Roman" w:hAnsi="Consolas" w:cs="Times New Roman"/>
+          <w:color w:val="CE9178"/>
+          <w:sz w:val="16"/>
+          <w:szCs w:val="16"/>
+        </w:rPr>
+        <w:t>id</w:t>
+      </w:r>
+      <w:r>
+        <w:rPr>
+          <w:rFonts w:ascii="Consolas" w:eastAsia="Times New Roman" w:hAnsi="Consolas" w:cs="Times New Roman"/>
+          <w:color w:val="569CD6"/>
+          <w:sz w:val="16"/>
+          <w:szCs w:val="16"/>
+        </w:rPr>
+        <w:t xml:space="preserve"> }}</w:t>
+      </w:r>
+      <w:r>
+        <w:rPr>
+          <w:rFonts w:ascii="Consolas" w:eastAsia="Times New Roman" w:hAnsi="Consolas" w:cs="Times New Roman"/>
+          <w:color w:val="808080"/>
+          <w:sz w:val="16"/>
+          <w:szCs w:val="16"/>
+        </w:rPr>
+        <w:t>&lt;/</w:t>
+      </w:r>
+      <w:r>
+        <w:rPr>
+          <w:rFonts w:ascii="Consolas" w:eastAsia="Times New Roman" w:hAnsi="Consolas" w:cs="Times New Roman"/>
+          <w:color w:val="569CD6"/>
+          <w:sz w:val="16"/>
+          <w:szCs w:val="16"/>
+        </w:rPr>
+        <w:t>td</w:t>
+      </w:r>
+      <w:r>
+        <w:rPr>
+          <w:rFonts w:ascii="Consolas" w:eastAsia="Times New Roman" w:hAnsi="Consolas" w:cs="Times New Roman"/>
+          <w:color w:val="808080"/>
+          <w:sz w:val="16"/>
+          <w:szCs w:val="16"/>
+        </w:rPr>
+        <w:t>&gt;</w:t>
+      </w:r>
+    </w:p>
+    <w:p>
+      <w:pPr>
+        <w:shd w:val="clear" w:color="auto" w:fill="1E1E1E"/>
+        <w:spacing w:after="0" w:line="285" w:lineRule="atLeast"/>
+        <w:rPr>
+          <w:rFonts w:ascii="Consolas" w:eastAsia="Times New Roman" w:hAnsi="Consolas" w:cs="Times New Roman"/>
+          <w:color w:val="D4D4D4"/>
+          <w:sz w:val="16"/>
+          <w:szCs w:val="16"/>
+        </w:rPr>
+      </w:pPr>
+      <w:r>
+        <w:rPr>
+          <w:rFonts w:ascii="Consolas" w:eastAsia="Times New Roman" w:hAnsi="Consolas" w:cs="Times New Roman"/>
+          <w:color w:val="D4D4D4"/>
+          <w:sz w:val="16"/>
+          <w:szCs w:val="16"/>
+        </w:rPr>
+        <w:t xml:space="preserve">            </w:t>
+      </w:r>
+      <w:r>
+        <w:rPr>
+          <w:rFonts w:ascii="Consolas" w:eastAsia="Times New Roman" w:hAnsi="Consolas" w:cs="Times New Roman"/>
+          <w:color w:val="808080"/>
+          <w:sz w:val="16"/>
+          <w:szCs w:val="16"/>
+        </w:rPr>
+        <w:t>&lt;</w:t>
+      </w:r>
+      <w:r>
+        <w:rPr>
+          <w:rFonts w:ascii="Consolas" w:eastAsia="Times New Roman" w:hAnsi="Consolas" w:cs="Times New Roman"/>
+          <w:color w:val="569CD6"/>
+          <w:sz w:val="16"/>
+          <w:szCs w:val="16"/>
+        </w:rPr>
+        <w:t>td</w:t>
+      </w:r>
+      <w:r>
+        <w:rPr>
+          <w:rFonts w:ascii="Consolas" w:eastAsia="Times New Roman" w:hAnsi="Consolas" w:cs="Times New Roman"/>
+          <w:color w:val="808080"/>
+          <w:sz w:val="16"/>
+          <w:szCs w:val="16"/>
+        </w:rPr>
+        <w:t>&gt;</w:t>
+      </w:r>
+      <w:r>
+        <w:rPr>
+          <w:rFonts w:ascii="Consolas" w:eastAsia="Times New Roman" w:hAnsi="Consolas" w:cs="Times New Roman"/>
+          <w:color w:val="569CD6"/>
+          <w:sz w:val="16"/>
+          <w:szCs w:val="16"/>
+        </w:rPr>
+        <w:t xml:space="preserve">{{ </w:t>
+      </w:r>
+      <w:r>
+        <w:rPr>
+          <w:rFonts w:ascii="Consolas" w:eastAsia="Times New Roman" w:hAnsi="Consolas" w:cs="Times New Roman"/>
+          <w:color w:val="CE9178"/>
+          <w:sz w:val="16"/>
+          <w:szCs w:val="16"/>
+        </w:rPr>
+        <w:t>resume</w:t>
+      </w:r>
+      <w:r>
+        <w:rPr>
+          <w:rFonts w:ascii="Consolas" w:eastAsia="Times New Roman" w:hAnsi="Consolas" w:cs="Times New Roman"/>
+          <w:color w:val="D4D4D4"/>
+          <w:sz w:val="16"/>
+          <w:szCs w:val="16"/>
+        </w:rPr>
+        <w:t>.</w:t>
+      </w:r>
+      <w:r>
+        <w:rPr>
+          <w:rFonts w:ascii="Consolas" w:eastAsia="Times New Roman" w:hAnsi="Consolas" w:cs="Times New Roman"/>
+          <w:color w:val="CE9178"/>
+          <w:sz w:val="16"/>
+          <w:szCs w:val="16"/>
+        </w:rPr>
+        <w:t>name</w:t>
+      </w:r>
+      <w:r>
+        <w:rPr>
+          <w:rFonts w:ascii="Consolas" w:eastAsia="Times New Roman" w:hAnsi="Consolas" w:cs="Times New Roman"/>
+          <w:color w:val="569CD6"/>
+          <w:sz w:val="16"/>
+          <w:szCs w:val="16"/>
+        </w:rPr>
+        <w:t xml:space="preserve"> }}</w:t>
+      </w:r>
+      <w:r>
+        <w:rPr>
+          <w:rFonts w:ascii="Consolas" w:eastAsia="Times New Roman" w:hAnsi="Consolas" w:cs="Times New Roman"/>
+          <w:color w:val="808080"/>
+          <w:sz w:val="16"/>
+          <w:szCs w:val="16"/>
+        </w:rPr>
+        <w:t>&lt;/</w:t>
+      </w:r>
+      <w:r>
+        <w:rPr>
+          <w:rFonts w:ascii="Consolas" w:eastAsia="Times New Roman" w:hAnsi="Consolas" w:cs="Times New Roman"/>
+          <w:color w:val="569CD6"/>
+          <w:sz w:val="16"/>
+          <w:szCs w:val="16"/>
+        </w:rPr>
+        <w:t>td</w:t>
+      </w:r>
+      <w:r>
+        <w:rPr>
+          <w:rFonts w:ascii="Consolas" w:eastAsia="Times New Roman" w:hAnsi="Consolas" w:cs="Times New Roman"/>
+          <w:color w:val="808080"/>
+          <w:sz w:val="16"/>
+          <w:szCs w:val="16"/>
+        </w:rPr>
+        <w:t>&gt;</w:t>
+      </w:r>
+    </w:p>
+    <w:p>
+      <w:pPr>
+        <w:shd w:val="clear" w:color="auto" w:fill="1E1E1E"/>
+        <w:spacing w:after="0" w:line="285" w:lineRule="atLeast"/>
+        <w:rPr>
+          <w:rFonts w:ascii="Consolas" w:eastAsia="Times New Roman" w:hAnsi="Consolas" w:cs="Times New Roman"/>
+          <w:color w:val="D4D4D4"/>
+          <w:sz w:val="16"/>
+          <w:szCs w:val="16"/>
+        </w:rPr>
+      </w:pPr>
+      <w:r>
+        <w:rPr>
+          <w:rFonts w:ascii="Consolas" w:eastAsia="Times New Roman" w:hAnsi="Consolas" w:cs="Times New Roman"/>
+          <w:color w:val="D4D4D4"/>
+          <w:sz w:val="16"/>
+          <w:szCs w:val="16"/>
+        </w:rPr>
+        <w:t xml:space="preserve">            </w:t>
+      </w:r>
+      <w:r>
+        <w:rPr>
+          <w:rFonts w:ascii="Consolas" w:eastAsia="Times New Roman" w:hAnsi="Consolas" w:cs="Times New Roman"/>
+          <w:color w:val="808080"/>
+          <w:sz w:val="16"/>
+          <w:szCs w:val="16"/>
+        </w:rPr>
+        <w:t>&lt;</w:t>
+      </w:r>
+      <w:r>
+        <w:rPr>
+          <w:rFonts w:ascii="Consolas" w:eastAsia="Times New Roman" w:hAnsi="Consolas" w:cs="Times New Roman"/>
+          <w:color w:val="569CD6"/>
+          <w:sz w:val="16"/>
+          <w:szCs w:val="16"/>
+        </w:rPr>
+        <w:t>td</w:t>
+      </w:r>
+      <w:r>
+        <w:rPr>
+          <w:rFonts w:ascii="Consolas" w:eastAsia="Times New Roman" w:hAnsi="Consolas" w:cs="Times New Roman"/>
+          <w:color w:val="808080"/>
+          <w:sz w:val="16"/>
+          <w:szCs w:val="16"/>
+        </w:rPr>
+        <w:t>&gt;</w:t>
+      </w:r>
+      <w:r>
+        <w:rPr>
+          <w:rFonts w:ascii="Consolas" w:eastAsia="Times New Roman" w:hAnsi="Consolas" w:cs="Times New Roman"/>
+          <w:color w:val="569CD6"/>
+          <w:sz w:val="16"/>
+          <w:szCs w:val="16"/>
+        </w:rPr>
+        <w:t xml:space="preserve">{{ </w:t>
+      </w:r>
+      <w:r>
+        <w:rPr>
+          <w:rFonts w:ascii="Consolas" w:eastAsia="Times New Roman" w:hAnsi="Consolas" w:cs="Times New Roman"/>
+          <w:color w:val="CE9178"/>
+          <w:sz w:val="16"/>
+          <w:szCs w:val="16"/>
+        </w:rPr>
+        <w:t>resume</w:t>
+      </w:r>
+      <w:r>
+        <w:rPr>
+          <w:rFonts w:ascii="Consolas" w:eastAsia="Times New Roman" w:hAnsi="Consolas" w:cs="Times New Roman"/>
+          <w:color w:val="D4D4D4"/>
+          <w:sz w:val="16"/>
+          <w:szCs w:val="16"/>
+        </w:rPr>
+        <w:t>.</w:t>
+      </w:r>
+      <w:r>
+        <w:rPr>
+          <w:rFonts w:ascii="Consolas" w:eastAsia="Times New Roman" w:hAnsi="Consolas" w:cs="Times New Roman"/>
+          <w:color w:val="CE9178"/>
+          <w:sz w:val="16"/>
+          <w:szCs w:val="16"/>
+        </w:rPr>
+        <w:t>email</w:t>
+      </w:r>
+      <w:r>
+        <w:rPr>
+          <w:rFonts w:ascii="Consolas" w:eastAsia="Times New Roman" w:hAnsi="Consolas" w:cs="Times New Roman"/>
+          <w:color w:val="569CD6"/>
+          <w:sz w:val="16"/>
+          <w:szCs w:val="16"/>
+        </w:rPr>
+        <w:t xml:space="preserve"> }}</w:t>
+      </w:r>
+      <w:r>
+        <w:rPr>
+          <w:rFonts w:ascii="Consolas" w:eastAsia="Times New Roman" w:hAnsi="Consolas" w:cs="Times New Roman"/>
+          <w:color w:val="808080"/>
+          <w:sz w:val="16"/>
+          <w:szCs w:val="16"/>
+        </w:rPr>
+        <w:t>&lt;/</w:t>
+      </w:r>
+      <w:r>
+        <w:rPr>
+          <w:rFonts w:ascii="Consolas" w:eastAsia="Times New Roman" w:hAnsi="Consolas" w:cs="Times New Roman"/>
+          <w:color w:val="569CD6"/>
+          <w:sz w:val="16"/>
+          <w:szCs w:val="16"/>
+        </w:rPr>
+        <w:t>td</w:t>
+      </w:r>
+      <w:r>
+        <w:rPr>
+          <w:rFonts w:ascii="Consolas" w:eastAsia="Times New Roman" w:hAnsi="Consolas" w:cs="Times New Roman"/>
+          <w:color w:val="808080"/>
+          <w:sz w:val="16"/>
+          <w:szCs w:val="16"/>
+        </w:rPr>
+        <w:t>&gt;</w:t>
+      </w:r>
+    </w:p>
+    <w:p>
+      <w:pPr>
+        <w:shd w:val="clear" w:color="auto" w:fill="1E1E1E"/>
+        <w:spacing w:after="0" w:line="285" w:lineRule="atLeast"/>
+        <w:rPr>
+          <w:rFonts w:ascii="Consolas" w:eastAsia="Times New Roman" w:hAnsi="Consolas" w:cs="Times New Roman"/>
+          <w:color w:val="D4D4D4"/>
+          <w:sz w:val="16"/>
+          <w:szCs w:val="16"/>
+        </w:rPr>
+      </w:pPr>
+      <w:r>
+        <w:rPr>
+          <w:rFonts w:ascii="Consolas" w:eastAsia="Times New Roman" w:hAnsi="Consolas" w:cs="Times New Roman"/>
+          <w:color w:val="D4D4D4"/>
+          <w:sz w:val="16"/>
+          <w:szCs w:val="16"/>
+        </w:rPr>
+        <w:t xml:space="preserve">            </w:t>
+      </w:r>
+      <w:r>
+        <w:rPr>
+          <w:rFonts w:ascii="Consolas" w:eastAsia="Times New Roman" w:hAnsi="Consolas" w:cs="Times New Roman"/>
+          <w:color w:val="808080"/>
+          <w:sz w:val="16"/>
+          <w:szCs w:val="16"/>
+        </w:rPr>
+        <w:t>&lt;</w:t>
+      </w:r>
+      <w:r>
+        <w:rPr>
+          <w:rFonts w:ascii="Consolas" w:eastAsia="Times New Roman" w:hAnsi="Consolas" w:cs="Times New Roman"/>
+          <w:color w:val="569CD6"/>
+          <w:sz w:val="16"/>
+          <w:szCs w:val="16"/>
+        </w:rPr>
+        <w:t>td</w:t>
+      </w:r>
+      <w:r>
+        <w:rPr>
+          <w:rFonts w:ascii="Consolas" w:eastAsia="Times New Roman" w:hAnsi="Consolas" w:cs="Times New Roman"/>
+          <w:color w:val="808080"/>
+          <w:sz w:val="16"/>
+          <w:szCs w:val="16"/>
+        </w:rPr>
+        <w:t>&gt;</w:t>
+      </w:r>
+      <w:r>
+        <w:rPr>
+          <w:rFonts w:ascii="Consolas" w:eastAsia="Times New Roman" w:hAnsi="Consolas" w:cs="Times New Roman"/>
+          <w:color w:val="569CD6"/>
+          <w:sz w:val="16"/>
+          <w:szCs w:val="16"/>
+        </w:rPr>
+        <w:t xml:space="preserve">{{ </w:t>
+      </w:r>
+      <w:r>
+        <w:rPr>
+          <w:rFonts w:ascii="Consolas" w:eastAsia="Times New Roman" w:hAnsi="Consolas" w:cs="Times New Roman"/>
+          <w:color w:val="CE9178"/>
+          <w:sz w:val="16"/>
+          <w:szCs w:val="16"/>
+        </w:rPr>
+        <w:t>resume</w:t>
+      </w:r>
+      <w:r>
+        <w:rPr>
+          <w:rFonts w:ascii="Consolas" w:eastAsia="Times New Roman" w:hAnsi="Consolas" w:cs="Times New Roman"/>
+          <w:color w:val="D4D4D4"/>
+          <w:sz w:val="16"/>
+          <w:szCs w:val="16"/>
+        </w:rPr>
+        <w:t>.</w:t>
+      </w:r>
+      <w:r>
+        <w:rPr>
+          <w:rFonts w:ascii="Consolas" w:eastAsia="Times New Roman" w:hAnsi="Consolas" w:cs="Times New Roman"/>
+          <w:color w:val="CE9178"/>
+          <w:sz w:val="16"/>
+          <w:szCs w:val="16"/>
+        </w:rPr>
+        <w:t>gender</w:t>
+      </w:r>
+      <w:r>
+        <w:rPr>
+          <w:rFonts w:ascii="Consolas" w:eastAsia="Times New Roman" w:hAnsi="Consolas" w:cs="Times New Roman"/>
+          <w:color w:val="D4D4D4"/>
+          <w:sz w:val="16"/>
+          <w:szCs w:val="16"/>
+        </w:rPr>
+        <w:t>.</w:t>
+      </w:r>
+      <w:r>
+        <w:rPr>
+          <w:rFonts w:ascii="Consolas" w:eastAsia="Times New Roman" w:hAnsi="Consolas" w:cs="Times New Roman"/>
+          <w:color w:val="CE9178"/>
+          <w:sz w:val="16"/>
+          <w:szCs w:val="16"/>
+        </w:rPr>
+        <w:t>value</w:t>
+      </w:r>
+      <w:r>
+        <w:rPr>
+          <w:rFonts w:ascii="Consolas" w:eastAsia="Times New Roman" w:hAnsi="Consolas" w:cs="Times New Roman"/>
+          <w:color w:val="DCDCAA"/>
+          <w:sz w:val="16"/>
+          <w:szCs w:val="16"/>
+        </w:rPr>
+        <w:t>|capitalize</w:t>
+      </w:r>
+      <w:r>
+        <w:rPr>
+          <w:rFonts w:ascii="Consolas" w:eastAsia="Times New Roman" w:hAnsi="Consolas" w:cs="Times New Roman"/>
+          <w:color w:val="569CD6"/>
+          <w:sz w:val="16"/>
+          <w:szCs w:val="16"/>
+        </w:rPr>
+        <w:t xml:space="preserve"> }}</w:t>
+      </w:r>
+      <w:r>
+        <w:rPr>
+          <w:rFonts w:ascii="Consolas" w:eastAsia="Times New Roman" w:hAnsi="Consolas" w:cs="Times New Roman"/>
+          <w:color w:val="808080"/>
+          <w:sz w:val="16"/>
+          <w:szCs w:val="16"/>
+        </w:rPr>
+        <w:t>&lt;/</w:t>
+      </w:r>
+      <w:r>
+        <w:rPr>
+          <w:rFonts w:ascii="Consolas" w:eastAsia="Times New Roman" w:hAnsi="Consolas" w:cs="Times New Roman"/>
+          <w:color w:val="569CD6"/>
+          <w:sz w:val="16"/>
+          <w:szCs w:val="16"/>
+        </w:rPr>
+        <w:t>td</w:t>
+      </w:r>
+      <w:r>
+        <w:rPr>
+          <w:rFonts w:ascii="Consolas" w:eastAsia="Times New Roman" w:hAnsi="Consolas" w:cs="Times New Roman"/>
+          <w:color w:val="808080"/>
+          <w:sz w:val="16"/>
+          <w:szCs w:val="16"/>
+        </w:rPr>
+        <w:t>&gt;</w:t>
+      </w:r>
+    </w:p>
+    <w:p>
+      <w:pPr>
+        <w:shd w:val="clear" w:color="auto" w:fill="1E1E1E"/>
+        <w:spacing w:after="0" w:line="285" w:lineRule="atLeast"/>
+        <w:rPr>
+          <w:rFonts w:ascii="Consolas" w:eastAsia="Times New Roman" w:hAnsi="Consolas" w:cs="Times New Roman"/>
+          <w:color w:val="D4D4D4"/>
+          <w:sz w:val="16"/>
+          <w:szCs w:val="16"/>
+        </w:rPr>
+      </w:pPr>
+      <w:r>
+        <w:rPr>
+          <w:rFonts w:ascii="Consolas" w:eastAsia="Times New Roman" w:hAnsi="Consolas" w:cs="Times New Roman"/>
+          <w:color w:val="D4D4D4"/>
+          <w:sz w:val="16"/>
+          <w:szCs w:val="16"/>
+        </w:rPr>
+        <w:t xml:space="preserve">            </w:t>
+      </w:r>
+      <w:r>
+        <w:rPr>
+          <w:rFonts w:ascii="Consolas" w:eastAsia="Times New Roman" w:hAnsi="Consolas" w:cs="Times New Roman"/>
+          <w:color w:val="808080"/>
+          <w:sz w:val="16"/>
+          <w:szCs w:val="16"/>
+        </w:rPr>
+        <w:t>&lt;</w:t>
+      </w:r>
+      <w:r>
+        <w:rPr>
+          <w:rFonts w:ascii="Consolas" w:eastAsia="Times New Roman" w:hAnsi="Consolas" w:cs="Times New Roman"/>
+          <w:color w:val="569CD6"/>
+          <w:sz w:val="16"/>
+          <w:szCs w:val="16"/>
+        </w:rPr>
+        <w:t>td</w:t>
+      </w:r>
+      <w:r>
+        <w:rPr>
+          <w:rFonts w:ascii="Consolas" w:eastAsia="Times New Roman" w:hAnsi="Consolas" w:cs="Times New Roman"/>
+          <w:color w:val="808080"/>
+          <w:sz w:val="16"/>
+          <w:szCs w:val="16"/>
+        </w:rPr>
+        <w:t>&gt;</w:t>
+      </w:r>
+      <w:r>
+        <w:rPr>
+          <w:rFonts w:ascii="Consolas" w:eastAsia="Times New Roman" w:hAnsi="Consolas" w:cs="Times New Roman"/>
+          <w:color w:val="569CD6"/>
+          <w:sz w:val="16"/>
+          <w:szCs w:val="16"/>
+        </w:rPr>
+        <w:t xml:space="preserve">{{ </w:t>
+      </w:r>
+      <w:r>
+        <w:rPr>
+          <w:rFonts w:ascii="Consolas" w:eastAsia="Times New Roman" w:hAnsi="Consolas" w:cs="Times New Roman"/>
+          <w:color w:val="CE9178"/>
+          <w:sz w:val="16"/>
+          <w:szCs w:val="16"/>
+        </w:rPr>
+        <w:t>resume</w:t>
+      </w:r>
+      <w:r>
+        <w:rPr>
+          <w:rFonts w:ascii="Consolas" w:eastAsia="Times New Roman" w:hAnsi="Consolas" w:cs="Times New Roman"/>
+          <w:color w:val="D4D4D4"/>
+          <w:sz w:val="16"/>
+          <w:szCs w:val="16"/>
+        </w:rPr>
+        <w:t>.</w:t>
+      </w:r>
+      <w:r>
+        <w:rPr>
+          <w:rFonts w:ascii="Consolas" w:eastAsia="Times New Roman" w:hAnsi="Consolas" w:cs="Times New Roman"/>
+          <w:color w:val="CE9178"/>
+          <w:sz w:val="16"/>
+          <w:szCs w:val="16"/>
+        </w:rPr>
+        <w:t>dob</w:t>
+      </w:r>
+      <w:r>
+        <w:rPr>
+          <w:rFonts w:ascii="Consolas" w:eastAsia="Times New Roman" w:hAnsi="Consolas" w:cs="Times New Roman"/>
+          <w:color w:val="569CD6"/>
+          <w:sz w:val="16"/>
+          <w:szCs w:val="16"/>
+        </w:rPr>
+        <w:t xml:space="preserve"> }}</w:t>
+      </w:r>
+      <w:r>
+        <w:rPr>
+          <w:rFonts w:ascii="Consolas" w:eastAsia="Times New Roman" w:hAnsi="Consolas" w:cs="Times New Roman"/>
+          <w:color w:val="808080"/>
+          <w:sz w:val="16"/>
+          <w:szCs w:val="16"/>
+        </w:rPr>
+        <w:t>&lt;/</w:t>
+      </w:r>
+      <w:r>
+        <w:rPr>
+          <w:rFonts w:ascii="Consolas" w:eastAsia="Times New Roman" w:hAnsi="Consolas" w:cs="Times New Roman"/>
+          <w:color w:val="569CD6"/>
+          <w:sz w:val="16"/>
+          <w:szCs w:val="16"/>
+        </w:rPr>
+        <w:t>td</w:t>
+      </w:r>
+      <w:r>
+        <w:rPr>
+          <w:rFonts w:ascii="Consolas" w:eastAsia="Times New Roman" w:hAnsi="Consolas" w:cs="Times New Roman"/>
+          <w:color w:val="808080"/>
+          <w:sz w:val="16"/>
+          <w:szCs w:val="16"/>
+        </w:rPr>
+        <w:t>&gt;</w:t>
+      </w:r>
+    </w:p>
+    <w:p>
+      <w:pPr>
+        <w:shd w:val="clear" w:color="auto" w:fill="1E1E1E"/>
+        <w:spacing w:after="0" w:line="285" w:lineRule="atLeast"/>
+        <w:rPr>
+          <w:rFonts w:ascii="Consolas" w:eastAsia="Times New Roman" w:hAnsi="Consolas" w:cs="Times New Roman"/>
+          <w:color w:val="D4D4D4"/>
+          <w:sz w:val="16"/>
+          <w:szCs w:val="16"/>
+        </w:rPr>
+      </w:pPr>
+      <w:r>
+        <w:rPr>
+          <w:rFonts w:ascii="Consolas" w:eastAsia="Times New Roman" w:hAnsi="Consolas" w:cs="Times New Roman"/>
+          <w:color w:val="D4D4D4"/>
+          <w:sz w:val="16"/>
+          <w:szCs w:val="16"/>
+        </w:rPr>
+        <w:t xml:space="preserve">            </w:t>
+      </w:r>
+      <w:r>
+        <w:rPr>
+          <w:rFonts w:ascii="Consolas" w:eastAsia="Times New Roman" w:hAnsi="Consolas" w:cs="Times New Roman"/>
+          <w:color w:val="808080"/>
+          <w:sz w:val="16"/>
+          <w:szCs w:val="16"/>
+        </w:rPr>
+        <w:t>&lt;</w:t>
+      </w:r>
+      <w:r>
+        <w:rPr>
+          <w:rFonts w:ascii="Consolas" w:eastAsia="Times New Roman" w:hAnsi="Consolas" w:cs="Times New Roman"/>
+          <w:color w:val="569CD6"/>
+          <w:sz w:val="16"/>
+          <w:szCs w:val="16"/>
+        </w:rPr>
+        <w:t>td</w:t>
+      </w:r>
+      <w:r>
+        <w:rPr>
+          <w:rFonts w:ascii="Consolas" w:eastAsia="Times New Roman" w:hAnsi="Consolas" w:cs="Times New Roman"/>
+          <w:color w:val="808080"/>
+          <w:sz w:val="16"/>
+          <w:szCs w:val="16"/>
+        </w:rPr>
+        <w:t>&gt;</w:t>
+      </w:r>
+      <w:r>
+        <w:rPr>
+          <w:rFonts w:ascii="Consolas" w:eastAsia="Times New Roman" w:hAnsi="Consolas" w:cs="Times New Roman"/>
+          <w:color w:val="569CD6"/>
+          <w:sz w:val="16"/>
+          <w:szCs w:val="16"/>
+        </w:rPr>
+        <w:t xml:space="preserve">{{ </w:t>
+      </w:r>
+      <w:r>
+        <w:rPr>
+          <w:rFonts w:ascii="Consolas" w:eastAsia="Times New Roman" w:hAnsi="Consolas" w:cs="Times New Roman"/>
+          <w:color w:val="CE9178"/>
+          <w:sz w:val="16"/>
+          <w:szCs w:val="16"/>
+        </w:rPr>
+        <w:t>resume</w:t>
+      </w:r>
+      <w:r>
+        <w:rPr>
+          <w:rFonts w:ascii="Consolas" w:eastAsia="Times New Roman" w:hAnsi="Consolas" w:cs="Times New Roman"/>
+          <w:color w:val="D4D4D4"/>
+          <w:sz w:val="16"/>
+          <w:szCs w:val="16"/>
+        </w:rPr>
+        <w:t>.</w:t>
+      </w:r>
+      <w:r>
+        <w:rPr>
+          <w:rFonts w:ascii="Consolas" w:eastAsia="Times New Roman" w:hAnsi="Consolas" w:cs="Times New Roman"/>
+          <w:color w:val="CE9178"/>
+          <w:sz w:val="16"/>
+          <w:szCs w:val="16"/>
+        </w:rPr>
+        <w:t>state</w:t>
+      </w:r>
+      <w:r>
+        <w:rPr>
+          <w:rFonts w:ascii="Consolas" w:eastAsia="Times New Roman" w:hAnsi="Consolas" w:cs="Times New Roman"/>
+          <w:color w:val="569CD6"/>
+          <w:sz w:val="16"/>
+          <w:szCs w:val="16"/>
+        </w:rPr>
+        <w:t xml:space="preserve"> }}</w:t>
+      </w:r>
+      <w:r>
+        <w:rPr>
+          <w:rFonts w:ascii="Consolas" w:eastAsia="Times New Roman" w:hAnsi="Consolas" w:cs="Times New Roman"/>
+          <w:color w:val="808080"/>
+          <w:sz w:val="16"/>
+          <w:szCs w:val="16"/>
+        </w:rPr>
+        <w:t>&lt;/</w:t>
+      </w:r>
+      <w:r>
+        <w:rPr>
+          <w:rFonts w:ascii="Consolas" w:eastAsia="Times New Roman" w:hAnsi="Consolas" w:cs="Times New Roman"/>
+          <w:color w:val="569CD6"/>
+          <w:sz w:val="16"/>
+          <w:szCs w:val="16"/>
+        </w:rPr>
+        <w:t>td</w:t>
+      </w:r>
+      <w:r>
+        <w:rPr>
+          <w:rFonts w:ascii="Consolas" w:eastAsia="Times New Roman" w:hAnsi="Consolas" w:cs="Times New Roman"/>
+          <w:color w:val="808080"/>
+          <w:sz w:val="16"/>
+          <w:szCs w:val="16"/>
+        </w:rPr>
+        <w:t>&gt;</w:t>
+      </w:r>
+    </w:p>
+    <w:p>
+      <w:pPr>
+        <w:shd w:val="clear" w:color="auto" w:fill="1E1E1E"/>
+        <w:spacing w:after="0" w:line="285" w:lineRule="atLeast"/>
+        <w:rPr>
+          <w:rFonts w:ascii="Consolas" w:eastAsia="Times New Roman" w:hAnsi="Consolas" w:cs="Times New Roman"/>
+          <w:color w:val="D4D4D4"/>
+          <w:sz w:val="16"/>
+          <w:szCs w:val="16"/>
+        </w:rPr>
+      </w:pPr>
+      <w:r>
+        <w:rPr>
+          <w:rFonts w:ascii="Consolas" w:eastAsia="Times New Roman" w:hAnsi="Consolas" w:cs="Times New Roman"/>
+          <w:color w:val="D4D4D4"/>
+          <w:sz w:val="16"/>
+          <w:szCs w:val="16"/>
+        </w:rPr>
+        <w:t xml:space="preserve">            </w:t>
+      </w:r>
+      <w:r>
+        <w:rPr>
+          <w:rFonts w:ascii="Consolas" w:eastAsia="Times New Roman" w:hAnsi="Consolas" w:cs="Times New Roman"/>
+          <w:color w:val="808080"/>
+          <w:sz w:val="16"/>
+          <w:szCs w:val="16"/>
+        </w:rPr>
+        <w:t>&lt;</w:t>
+      </w:r>
+      <w:r>
+        <w:rPr>
+          <w:rFonts w:ascii="Consolas" w:eastAsia="Times New Roman" w:hAnsi="Consolas" w:cs="Times New Roman"/>
+          <w:color w:val="569CD6"/>
+          <w:sz w:val="16"/>
+          <w:szCs w:val="16"/>
+        </w:rPr>
+        <w:t>td</w:t>
+      </w:r>
+      <w:r>
+        <w:rPr>
+          <w:rFonts w:ascii="Consolas" w:eastAsia="Times New Roman" w:hAnsi="Consolas" w:cs="Times New Roman"/>
+          <w:color w:val="808080"/>
+          <w:sz w:val="16"/>
+          <w:szCs w:val="16"/>
+        </w:rPr>
+        <w:t>&gt;</w:t>
+      </w:r>
+      <w:r>
+        <w:rPr>
+          <w:rFonts w:ascii="Consolas" w:eastAsia="Times New Roman" w:hAnsi="Consolas" w:cs="Times New Roman"/>
+          <w:color w:val="569CD6"/>
+          <w:sz w:val="16"/>
+          <w:szCs w:val="16"/>
+        </w:rPr>
+        <w:t xml:space="preserve">{{ </w:t>
+      </w:r>
+      <w:r>
+        <w:rPr>
+          <w:rFonts w:ascii="Consolas" w:eastAsia="Times New Roman" w:hAnsi="Consolas" w:cs="Times New Roman"/>
+          <w:color w:val="CE9178"/>
+          <w:sz w:val="16"/>
+          <w:szCs w:val="16"/>
+        </w:rPr>
+        <w:t>resume</w:t>
+      </w:r>
+      <w:r>
+        <w:rPr>
+          <w:rFonts w:ascii="Consolas" w:eastAsia="Times New Roman" w:hAnsi="Consolas" w:cs="Times New Roman"/>
+          <w:color w:val="D4D4D4"/>
+          <w:sz w:val="16"/>
+          <w:szCs w:val="16"/>
+        </w:rPr>
+        <w:t>.</w:t>
+      </w:r>
+      <w:r>
+        <w:rPr>
+          <w:rFonts w:ascii="Consolas" w:eastAsia="Times New Roman" w:hAnsi="Consolas" w:cs="Times New Roman"/>
+          <w:color w:val="CE9178"/>
+          <w:sz w:val="16"/>
+          <w:szCs w:val="16"/>
+        </w:rPr>
+        <w:t>preferred_locations</w:t>
+      </w:r>
+      <w:r>
+        <w:rPr>
+          <w:rFonts w:ascii="Consolas" w:eastAsia="Times New Roman" w:hAnsi="Consolas" w:cs="Times New Roman"/>
+          <w:color w:val="569CD6"/>
+          <w:sz w:val="16"/>
+          <w:szCs w:val="16"/>
+        </w:rPr>
+        <w:t xml:space="preserve"> }}</w:t>
+      </w:r>
+      <w:r>
+        <w:rPr>
+          <w:rFonts w:ascii="Consolas" w:eastAsia="Times New Roman" w:hAnsi="Consolas" w:cs="Times New Roman"/>
+          <w:color w:val="808080"/>
+          <w:sz w:val="16"/>
+          <w:szCs w:val="16"/>
+        </w:rPr>
+        <w:t>&lt;/</w:t>
+      </w:r>
+      <w:r>
+        <w:rPr>
+          <w:rFonts w:ascii="Consolas" w:eastAsia="Times New Roman" w:hAnsi="Consolas" w:cs="Times New Roman"/>
+          <w:color w:val="569CD6"/>
+          <w:sz w:val="16"/>
+          <w:szCs w:val="16"/>
+        </w:rPr>
+        <w:t>td</w:t>
+      </w:r>
+      <w:r>
+        <w:rPr>
+          <w:rFonts w:ascii="Consolas" w:eastAsia="Times New Roman" w:hAnsi="Consolas" w:cs="Times New Roman"/>
+          <w:color w:val="808080"/>
+          <w:sz w:val="16"/>
+          <w:szCs w:val="16"/>
+        </w:rPr>
+        <w:t>&gt;</w:t>
+      </w:r>
+    </w:p>
+    <w:p>
+      <w:pPr>
+        <w:shd w:val="clear" w:color="auto" w:fill="1E1E1E"/>
+        <w:spacing w:after="0" w:line="285" w:lineRule="atLeast"/>
+        <w:rPr>
+          <w:rFonts w:ascii="Consolas" w:eastAsia="Times New Roman" w:hAnsi="Consolas" w:cs="Times New Roman"/>
+          <w:color w:val="D4D4D4"/>
+          <w:sz w:val="16"/>
+          <w:szCs w:val="16"/>
+        </w:rPr>
+      </w:pPr>
+      <w:r>
+        <w:rPr>
+          <w:rFonts w:ascii="Consolas" w:eastAsia="Times New Roman" w:hAnsi="Consolas" w:cs="Times New Roman"/>
+          <w:color w:val="D4D4D4"/>
+          <w:sz w:val="16"/>
+          <w:szCs w:val="16"/>
+        </w:rPr>
+        <w:t xml:space="preserve">            </w:t>
+      </w:r>
+      <w:r>
+        <w:rPr>
+          <w:rFonts w:ascii="Consolas" w:eastAsia="Times New Roman" w:hAnsi="Consolas" w:cs="Times New Roman"/>
+          <w:color w:val="808080"/>
+          <w:sz w:val="16"/>
+          <w:szCs w:val="16"/>
+        </w:rPr>
+        <w:t>&lt;</w:t>
+      </w:r>
+      <w:r>
+        <w:rPr>
+          <w:rFonts w:ascii="Consolas" w:eastAsia="Times New Roman" w:hAnsi="Consolas" w:cs="Times New Roman"/>
+          <w:color w:val="569CD6"/>
+          <w:sz w:val="16"/>
+          <w:szCs w:val="16"/>
+        </w:rPr>
+        <w:t>td</w:t>
+      </w:r>
+      <w:r>
+        <w:rPr>
+          <w:rFonts w:ascii="Consolas" w:eastAsia="Times New Roman" w:hAnsi="Consolas" w:cs="Times New Roman"/>
+          <w:color w:val="808080"/>
+          <w:sz w:val="16"/>
+          <w:szCs w:val="16"/>
+        </w:rPr>
+        <w:t>&gt;&lt;</w:t>
+      </w:r>
+      <w:r>
+        <w:rPr>
+          <w:rFonts w:ascii="Consolas" w:eastAsia="Times New Roman" w:hAnsi="Consolas" w:cs="Times New Roman"/>
+          <w:color w:val="569CD6"/>
+          <w:sz w:val="16"/>
+          <w:szCs w:val="16"/>
+        </w:rPr>
+        <w:t>img</w:t>
+      </w:r>
+      <w:r>
+        <w:rPr>
+          <w:rFonts w:ascii="Consolas" w:eastAsia="Times New Roman" w:hAnsi="Consolas" w:cs="Times New Roman"/>
+          <w:color w:val="D4D4D4"/>
+          <w:sz w:val="16"/>
+          <w:szCs w:val="16"/>
+        </w:rPr>
+        <w:t xml:space="preserve"> </w:t>
+      </w:r>
+      <w:r>
+        <w:rPr>
+          <w:rFonts w:ascii="Consolas" w:eastAsia="Times New Roman" w:hAnsi="Consolas" w:cs="Times New Roman"/>
+          <w:color w:val="9CDCFE"/>
+          <w:sz w:val="16"/>
+          <w:szCs w:val="16"/>
+        </w:rPr>
+        <w:t>src</w:t>
+      </w:r>
+      <w:r>
+        <w:rPr>
+          <w:rFonts w:ascii="Consolas" w:eastAsia="Times New Roman" w:hAnsi="Consolas" w:cs="Times New Roman"/>
+          <w:color w:val="D4D4D4"/>
+          <w:sz w:val="16"/>
+          <w:szCs w:val="16"/>
+        </w:rPr>
+        <w:t>=</w:t>
+      </w:r>
+      <w:r>
+        <w:rPr>
+          <w:rFonts w:ascii="Consolas" w:eastAsia="Times New Roman" w:hAnsi="Consolas" w:cs="Times New Roman"/>
+          <w:color w:val="CE9178"/>
+          <w:sz w:val="16"/>
+          <w:szCs w:val="16"/>
+        </w:rPr>
+        <w:t>"/</w:t>
+      </w:r>
+      <w:r>
+        <w:rPr>
+          <w:rFonts w:ascii="Consolas" w:eastAsia="Times New Roman" w:hAnsi="Consolas" w:cs="Times New Roman"/>
+          <w:color w:val="569CD6"/>
+          <w:sz w:val="16"/>
+          <w:szCs w:val="16"/>
+        </w:rPr>
+        <w:t xml:space="preserve">{{ </w:t>
+      </w:r>
+      <w:r>
+        <w:rPr>
+          <w:rFonts w:ascii="Consolas" w:eastAsia="Times New Roman" w:hAnsi="Consolas" w:cs="Times New Roman"/>
+          <w:color w:val="CE9178"/>
+          <w:sz w:val="16"/>
+          <w:szCs w:val="16"/>
+        </w:rPr>
+        <w:t>resume</w:t>
+      </w:r>
+      <w:r>
+        <w:rPr>
+          <w:rFonts w:ascii="Consolas" w:eastAsia="Times New Roman" w:hAnsi="Consolas" w:cs="Times New Roman"/>
+          <w:color w:val="D4D4D4"/>
+          <w:sz w:val="16"/>
+          <w:szCs w:val="16"/>
+        </w:rPr>
+        <w:t>.</w:t>
+      </w:r>
+      <w:r>
+        <w:rPr>
+          <w:rFonts w:ascii="Consolas" w:eastAsia="Times New Roman" w:hAnsi="Consolas" w:cs="Times New Roman"/>
+          <w:color w:val="CE9178"/>
+          <w:sz w:val="16"/>
+          <w:szCs w:val="16"/>
+        </w:rPr>
+        <w:t>image_path</w:t>
+      </w:r>
+      <w:r>
+        <w:rPr>
+          <w:rFonts w:ascii="Consolas" w:eastAsia="Times New Roman" w:hAnsi="Consolas" w:cs="Times New Roman"/>
+          <w:color w:val="569CD6"/>
+          <w:sz w:val="16"/>
+          <w:szCs w:val="16"/>
+        </w:rPr>
+        <w:t xml:space="preserve"> }}</w:t>
+      </w:r>
+      <w:r>
+        <w:rPr>
+          <w:rFonts w:ascii="Consolas" w:eastAsia="Times New Roman" w:hAnsi="Consolas" w:cs="Times New Roman"/>
+          <w:color w:val="CE9178"/>
+          <w:sz w:val="16"/>
+          <w:szCs w:val="16"/>
+        </w:rPr>
+        <w:t>"</w:t>
+      </w:r>
+      <w:r>
+        <w:rPr>
+          <w:rFonts w:ascii="Consolas" w:eastAsia="Times New Roman" w:hAnsi="Consolas" w:cs="Times New Roman"/>
+          <w:color w:val="D4D4D4"/>
+          <w:sz w:val="16"/>
+          <w:szCs w:val="16"/>
+        </w:rPr>
+        <w:t xml:space="preserve"> </w:t>
+      </w:r>
+      <w:r>
+        <w:rPr>
+          <w:rFonts w:ascii="Consolas" w:eastAsia="Times New Roman" w:hAnsi="Consolas" w:cs="Times New Roman"/>
+          <w:color w:val="9CDCFE"/>
+          <w:sz w:val="16"/>
+          <w:szCs w:val="16"/>
+        </w:rPr>
+        <w:t>width</w:t>
+      </w:r>
+      <w:r>
+        <w:rPr>
+          <w:rFonts w:ascii="Consolas" w:eastAsia="Times New Roman" w:hAnsi="Consolas" w:cs="Times New Roman"/>
+          <w:color w:val="D4D4D4"/>
+          <w:sz w:val="16"/>
+          <w:szCs w:val="16"/>
+        </w:rPr>
+        <w:t>=60</w:t>
+      </w:r>
+      <w:r>
+        <w:rPr>
+          <w:rFonts w:ascii="Consolas" w:eastAsia="Times New Roman" w:hAnsi="Consolas" w:cs="Times New Roman"/>
+          <w:color w:val="808080"/>
+          <w:sz w:val="16"/>
+          <w:szCs w:val="16"/>
+        </w:rPr>
+        <w:t>/&gt;&lt;/</w:t>
+      </w:r>
+      <w:r>
+        <w:rPr>
+          <w:rFonts w:ascii="Consolas" w:eastAsia="Times New Roman" w:hAnsi="Consolas" w:cs="Times New Roman"/>
+          <w:color w:val="569CD6"/>
+          <w:sz w:val="16"/>
+          <w:szCs w:val="16"/>
+        </w:rPr>
+        <w:t>td</w:t>
+      </w:r>
+      <w:r>
+        <w:rPr>
+          <w:rFonts w:ascii="Consolas" w:eastAsia="Times New Roman" w:hAnsi="Consolas" w:cs="Times New Roman"/>
+          <w:color w:val="808080"/>
+          <w:sz w:val="16"/>
+          <w:szCs w:val="16"/>
+        </w:rPr>
+        <w:t>&gt;</w:t>
+      </w:r>
+    </w:p>
+    <w:p>
+      <w:pPr>
+        <w:shd w:val="clear" w:color="auto" w:fill="1E1E1E"/>
+        <w:spacing w:after="0" w:line="285" w:lineRule="atLeast"/>
+        <w:rPr>
+          <w:rFonts w:ascii="Consolas" w:eastAsia="Times New Roman" w:hAnsi="Consolas" w:cs="Times New Roman"/>
+          <w:color w:val="D4D4D4"/>
+          <w:sz w:val="16"/>
+          <w:szCs w:val="16"/>
+        </w:rPr>
+      </w:pPr>
+      <w:r>
+        <w:rPr>
+          <w:rFonts w:ascii="Consolas" w:eastAsia="Times New Roman" w:hAnsi="Consolas" w:cs="Times New Roman"/>
+          <w:color w:val="D4D4D4"/>
+          <w:sz w:val="16"/>
+          <w:szCs w:val="16"/>
+        </w:rPr>
+        <w:t xml:space="preserve">            </w:t>
+      </w:r>
+      <w:r>
+        <w:rPr>
+          <w:rFonts w:ascii="Consolas" w:eastAsia="Times New Roman" w:hAnsi="Consolas" w:cs="Times New Roman"/>
+          <w:color w:val="808080"/>
+          <w:sz w:val="16"/>
+          <w:szCs w:val="16"/>
+        </w:rPr>
+        <w:t>&lt;</w:t>
+      </w:r>
+      <w:r>
+        <w:rPr>
+          <w:rFonts w:ascii="Consolas" w:eastAsia="Times New Roman" w:hAnsi="Consolas" w:cs="Times New Roman"/>
+          <w:color w:val="569CD6"/>
+          <w:sz w:val="16"/>
+          <w:szCs w:val="16"/>
+        </w:rPr>
+        <w:t>td</w:t>
+      </w:r>
+      <w:r>
+        <w:rPr>
+          <w:rFonts w:ascii="Consolas" w:eastAsia="Times New Roman" w:hAnsi="Consolas" w:cs="Times New Roman"/>
+          <w:color w:val="808080"/>
+          <w:sz w:val="16"/>
+          <w:szCs w:val="16"/>
+        </w:rPr>
+        <w:t>&gt;&lt;</w:t>
+      </w:r>
+      <w:r>
+        <w:rPr>
+          <w:rFonts w:ascii="Consolas" w:eastAsia="Times New Roman" w:hAnsi="Consolas" w:cs="Times New Roman"/>
+          <w:color w:val="569CD6"/>
+          <w:sz w:val="16"/>
+          <w:szCs w:val="16"/>
+        </w:rPr>
+        <w:t>a</w:t>
+      </w:r>
+      <w:r>
+        <w:rPr>
+          <w:rFonts w:ascii="Consolas" w:eastAsia="Times New Roman" w:hAnsi="Consolas" w:cs="Times New Roman"/>
+          <w:color w:val="D4D4D4"/>
+          <w:sz w:val="16"/>
+          <w:szCs w:val="16"/>
+        </w:rPr>
+        <w:t xml:space="preserve"> </w:t>
+      </w:r>
+      <w:r>
+        <w:rPr>
+          <w:rFonts w:ascii="Consolas" w:eastAsia="Times New Roman" w:hAnsi="Consolas" w:cs="Times New Roman"/>
+          <w:color w:val="9CDCFE"/>
+          <w:sz w:val="16"/>
+          <w:szCs w:val="16"/>
+        </w:rPr>
+        <w:t>href</w:t>
+      </w:r>
+      <w:r>
+        <w:rPr>
+          <w:rFonts w:ascii="Consolas" w:eastAsia="Times New Roman" w:hAnsi="Consolas" w:cs="Times New Roman"/>
+          <w:color w:val="D4D4D4"/>
+          <w:sz w:val="16"/>
+          <w:szCs w:val="16"/>
+        </w:rPr>
+        <w:t>=</w:t>
+      </w:r>
+      <w:r>
+        <w:rPr>
+          <w:rFonts w:ascii="Consolas" w:eastAsia="Times New Roman" w:hAnsi="Consolas" w:cs="Times New Roman"/>
+          <w:color w:val="CE9178"/>
+          <w:sz w:val="16"/>
+          <w:szCs w:val="16"/>
+        </w:rPr>
+        <w:t>"/</w:t>
+      </w:r>
+      <w:r>
+        <w:rPr>
+          <w:rFonts w:ascii="Consolas" w:eastAsia="Times New Roman" w:hAnsi="Consolas" w:cs="Times New Roman"/>
+          <w:color w:val="569CD6"/>
+          <w:sz w:val="16"/>
+          <w:szCs w:val="16"/>
+        </w:rPr>
+        <w:t xml:space="preserve">{{ </w:t>
+      </w:r>
+      <w:r>
+        <w:rPr>
+          <w:rFonts w:ascii="Consolas" w:eastAsia="Times New Roman" w:hAnsi="Consolas" w:cs="Times New Roman"/>
+          <w:color w:val="CE9178"/>
+          <w:sz w:val="16"/>
+          <w:szCs w:val="16"/>
+        </w:rPr>
+        <w:t>resume</w:t>
+      </w:r>
+      <w:r>
+        <w:rPr>
+          <w:rFonts w:ascii="Consolas" w:eastAsia="Times New Roman" w:hAnsi="Consolas" w:cs="Times New Roman"/>
+          <w:color w:val="D4D4D4"/>
+          <w:sz w:val="16"/>
+          <w:szCs w:val="16"/>
+        </w:rPr>
+        <w:t>.</w:t>
+      </w:r>
+      <w:r>
+        <w:rPr>
+          <w:rFonts w:ascii="Consolas" w:eastAsia="Times New Roman" w:hAnsi="Consolas" w:cs="Times New Roman"/>
+          <w:color w:val="CE9178"/>
+          <w:sz w:val="16"/>
+          <w:szCs w:val="16"/>
+        </w:rPr>
+        <w:t>resume_file_path</w:t>
+      </w:r>
+      <w:r>
+        <w:rPr>
+          <w:rFonts w:ascii="Consolas" w:eastAsia="Times New Roman" w:hAnsi="Consolas" w:cs="Times New Roman"/>
+          <w:color w:val="569CD6"/>
+          <w:sz w:val="16"/>
+          <w:szCs w:val="16"/>
+        </w:rPr>
+        <w:t xml:space="preserve"> }}</w:t>
+      </w:r>
+      <w:r>
+        <w:rPr>
+          <w:rFonts w:ascii="Consolas" w:eastAsia="Times New Roman" w:hAnsi="Consolas" w:cs="Times New Roman"/>
+          <w:color w:val="CE9178"/>
+          <w:sz w:val="16"/>
+          <w:szCs w:val="16"/>
+        </w:rPr>
+        <w:t>"</w:t>
+      </w:r>
+      <w:r>
+        <w:rPr>
+          <w:rFonts w:ascii="Consolas" w:eastAsia="Times New Roman" w:hAnsi="Consolas" w:cs="Times New Roman"/>
+          <w:color w:val="D4D4D4"/>
+          <w:sz w:val="16"/>
+          <w:szCs w:val="16"/>
+        </w:rPr>
+        <w:t xml:space="preserve"> </w:t>
+      </w:r>
+      <w:r>
+        <w:rPr>
+          <w:rFonts w:ascii="Consolas" w:eastAsia="Times New Roman" w:hAnsi="Consolas" w:cs="Times New Roman"/>
+          <w:color w:val="9CDCFE"/>
+          <w:sz w:val="16"/>
+          <w:szCs w:val="16"/>
+        </w:rPr>
+        <w:t>target</w:t>
+      </w:r>
+      <w:r>
+        <w:rPr>
+          <w:rFonts w:ascii="Consolas" w:eastAsia="Times New Roman" w:hAnsi="Consolas" w:cs="Times New Roman"/>
+          <w:color w:val="D4D4D4"/>
+          <w:sz w:val="16"/>
+          <w:szCs w:val="16"/>
+        </w:rPr>
+        <w:t>=</w:t>
+      </w:r>
+      <w:r>
+        <w:rPr>
+          <w:rFonts w:ascii="Consolas" w:eastAsia="Times New Roman" w:hAnsi="Consolas" w:cs="Times New Roman"/>
+          <w:color w:val="CE9178"/>
+          <w:sz w:val="16"/>
+          <w:szCs w:val="16"/>
+        </w:rPr>
+        <w:t>"_blank"</w:t>
+      </w:r>
+      <w:r>
+        <w:rPr>
+          <w:rFonts w:ascii="Consolas" w:eastAsia="Times New Roman" w:hAnsi="Consolas" w:cs="Times New Roman"/>
+          <w:color w:val="808080"/>
+          <w:sz w:val="16"/>
+          <w:szCs w:val="16"/>
+        </w:rPr>
+        <w:t>&gt;</w:t>
+      </w:r>
+      <w:r>
+        <w:rPr>
+          <w:rFonts w:ascii="Consolas" w:eastAsia="Times New Roman" w:hAnsi="Consolas" w:cs="Times New Roman"/>
+          <w:color w:val="D4D4D4"/>
+          <w:sz w:val="16"/>
+          <w:szCs w:val="16"/>
+        </w:rPr>
+        <w:t>Download</w:t>
+      </w:r>
+      <w:r>
+        <w:rPr>
+          <w:rFonts w:ascii="Consolas" w:eastAsia="Times New Roman" w:hAnsi="Consolas" w:cs="Times New Roman"/>
+          <w:color w:val="808080"/>
+          <w:sz w:val="16"/>
+          <w:szCs w:val="16"/>
+        </w:rPr>
+        <w:t>&lt;/</w:t>
+      </w:r>
+      <w:r>
+        <w:rPr>
+          <w:rFonts w:ascii="Consolas" w:eastAsia="Times New Roman" w:hAnsi="Consolas" w:cs="Times New Roman"/>
+          <w:color w:val="569CD6"/>
+          <w:sz w:val="16"/>
+          <w:szCs w:val="16"/>
+        </w:rPr>
+        <w:t>a</w:t>
+      </w:r>
+      <w:r>
+        <w:rPr>
+          <w:rFonts w:ascii="Consolas" w:eastAsia="Times New Roman" w:hAnsi="Consolas" w:cs="Times New Roman"/>
+          <w:color w:val="808080"/>
+          <w:sz w:val="16"/>
+          <w:szCs w:val="16"/>
+        </w:rPr>
+        <w:t>&gt;&lt;/</w:t>
+      </w:r>
+      <w:r>
+        <w:rPr>
+          <w:rFonts w:ascii="Consolas" w:eastAsia="Times New Roman" w:hAnsi="Consolas" w:cs="Times New Roman"/>
+          <w:color w:val="569CD6"/>
+          <w:sz w:val="16"/>
+          <w:szCs w:val="16"/>
+        </w:rPr>
+        <w:t>td</w:t>
+      </w:r>
+      <w:r>
+        <w:rPr>
+          <w:rFonts w:ascii="Consolas" w:eastAsia="Times New Roman" w:hAnsi="Consolas" w:cs="Times New Roman"/>
+          <w:color w:val="808080"/>
+          <w:sz w:val="16"/>
+          <w:szCs w:val="16"/>
+        </w:rPr>
+        <w:t>&gt;</w:t>
+      </w:r>
+    </w:p>
+    <w:p>
+      <w:pPr>
+        <w:shd w:val="clear" w:color="auto" w:fill="1E1E1E"/>
+        <w:spacing w:after="0" w:line="285" w:lineRule="atLeast"/>
+        <w:rPr>
+          <w:rFonts w:ascii="Consolas" w:eastAsia="Times New Roman" w:hAnsi="Consolas" w:cs="Times New Roman"/>
+          <w:color w:val="D4D4D4"/>
+          <w:sz w:val="16"/>
+          <w:szCs w:val="16"/>
+        </w:rPr>
+      </w:pPr>
+      <w:r>
+        <w:rPr>
+          <w:rFonts w:ascii="Consolas" w:eastAsia="Times New Roman" w:hAnsi="Consolas" w:cs="Times New Roman"/>
+          <w:color w:val="D4D4D4"/>
+          <w:sz w:val="16"/>
+          <w:szCs w:val="16"/>
+        </w:rPr>
+        <w:t xml:space="preserve">        </w:t>
+      </w:r>
+      <w:r>
+        <w:rPr>
+          <w:rFonts w:ascii="Consolas" w:eastAsia="Times New Roman" w:hAnsi="Consolas" w:cs="Times New Roman"/>
+          <w:color w:val="808080"/>
+          <w:sz w:val="16"/>
+          <w:szCs w:val="16"/>
+        </w:rPr>
+        <w:t>&lt;/</w:t>
+      </w:r>
+      <w:r>
+        <w:rPr>
+          <w:rFonts w:ascii="Consolas" w:eastAsia="Times New Roman" w:hAnsi="Consolas" w:cs="Times New Roman"/>
+          <w:color w:val="569CD6"/>
+          <w:sz w:val="16"/>
+          <w:szCs w:val="16"/>
+        </w:rPr>
+        <w:t>tr</w:t>
+      </w:r>
+      <w:r>
+        <w:rPr>
+          <w:rFonts w:ascii="Consolas" w:eastAsia="Times New Roman" w:hAnsi="Consolas" w:cs="Times New Roman"/>
+          <w:color w:val="808080"/>
+          <w:sz w:val="16"/>
+          <w:szCs w:val="16"/>
+        </w:rPr>
+        <w:t>&gt;</w:t>
+      </w:r>
+    </w:p>
+    <w:p>
+      <w:pPr>
+        <w:shd w:val="clear" w:color="auto" w:fill="1E1E1E"/>
+        <w:spacing w:after="0" w:line="285" w:lineRule="atLeast"/>
+        <w:rPr>
+          <w:rFonts w:ascii="Consolas" w:eastAsia="Times New Roman" w:hAnsi="Consolas" w:cs="Times New Roman"/>
+          <w:color w:val="D4D4D4"/>
+          <w:sz w:val="16"/>
+          <w:szCs w:val="16"/>
+        </w:rPr>
+      </w:pPr>
+      <w:r>
+        <w:rPr>
+          <w:rFonts w:ascii="Consolas" w:eastAsia="Times New Roman" w:hAnsi="Consolas" w:cs="Times New Roman"/>
+          <w:color w:val="D4D4D4"/>
+          <w:sz w:val="16"/>
+          <w:szCs w:val="16"/>
+        </w:rPr>
+        <w:t xml:space="preserve">        </w:t>
+      </w:r>
+      <w:r>
+        <w:rPr>
+          <w:rFonts w:ascii="Consolas" w:eastAsia="Times New Roman" w:hAnsi="Consolas" w:cs="Times New Roman"/>
+          <w:color w:val="569CD6"/>
+          <w:sz w:val="16"/>
+          <w:szCs w:val="16"/>
+        </w:rPr>
+        <w:t xml:space="preserve">{% </w:t>
+      </w:r>
+      <w:r>
+        <w:rPr>
+          <w:rFonts w:ascii="Consolas" w:eastAsia="Times New Roman" w:hAnsi="Consolas" w:cs="Times New Roman"/>
+          <w:color w:val="C586C0"/>
+          <w:sz w:val="16"/>
+          <w:szCs w:val="16"/>
+        </w:rPr>
+        <w:t>endfor</w:t>
+      </w:r>
+      <w:r>
+        <w:rPr>
+          <w:rFonts w:ascii="Consolas" w:eastAsia="Times New Roman" w:hAnsi="Consolas" w:cs="Times New Roman"/>
+          <w:color w:val="569CD6"/>
+          <w:sz w:val="16"/>
+          <w:szCs w:val="16"/>
+        </w:rPr>
+        <w:t xml:space="preserve"> %}</w:t>
+      </w:r>
+    </w:p>
+    <w:p>
+      <w:pPr>
+        <w:shd w:val="clear" w:color="auto" w:fill="1E1E1E"/>
+        <w:spacing w:after="0" w:line="285" w:lineRule="atLeast"/>
+        <w:rPr>
+          <w:rFonts w:ascii="Consolas" w:eastAsia="Times New Roman" w:hAnsi="Consolas" w:cs="Times New Roman"/>
+          <w:color w:val="D4D4D4"/>
+          <w:sz w:val="16"/>
+          <w:szCs w:val="16"/>
+        </w:rPr>
+      </w:pPr>
+      <w:r>
+        <w:rPr>
+          <w:rFonts w:ascii="Consolas" w:eastAsia="Times New Roman" w:hAnsi="Consolas" w:cs="Times New Roman"/>
+          <w:color w:val="D4D4D4"/>
+          <w:sz w:val="16"/>
+          <w:szCs w:val="16"/>
+        </w:rPr>
+        <w:t xml:space="preserve">    </w:t>
+      </w:r>
+      <w:r>
+        <w:rPr>
+          <w:rFonts w:ascii="Consolas" w:eastAsia="Times New Roman" w:hAnsi="Consolas" w:cs="Times New Roman"/>
+          <w:color w:val="808080"/>
+          <w:sz w:val="16"/>
+          <w:szCs w:val="16"/>
+        </w:rPr>
+        <w:t>&lt;/</w:t>
+      </w:r>
+      <w:r>
+        <w:rPr>
+          <w:rFonts w:ascii="Consolas" w:eastAsia="Times New Roman" w:hAnsi="Consolas" w:cs="Times New Roman"/>
+          <w:color w:val="569CD6"/>
+          <w:sz w:val="16"/>
+          <w:szCs w:val="16"/>
+        </w:rPr>
+        <w:t>tbody</w:t>
+      </w:r>
+      <w:r>
+        <w:rPr>
+          <w:rFonts w:ascii="Consolas" w:eastAsia="Times New Roman" w:hAnsi="Consolas" w:cs="Times New Roman"/>
+          <w:color w:val="808080"/>
+          <w:sz w:val="16"/>
+          <w:szCs w:val="16"/>
+        </w:rPr>
+        <w:t>&gt;</w:t>
+      </w:r>
+    </w:p>
+    <w:p>
+      <w:pPr>
+        <w:shd w:val="clear" w:color="auto" w:fill="1E1E1E"/>
+        <w:spacing w:after="0" w:line="285" w:lineRule="atLeast"/>
+        <w:rPr>
+          <w:rFonts w:ascii="Consolas" w:eastAsia="Times New Roman" w:hAnsi="Consolas" w:cs="Times New Roman"/>
+          <w:color w:val="D4D4D4"/>
+          <w:sz w:val="16"/>
+          <w:szCs w:val="16"/>
+        </w:rPr>
+      </w:pPr>
+      <w:r>
+        <w:rPr>
+          <w:rFonts w:ascii="Consolas" w:eastAsia="Times New Roman" w:hAnsi="Consolas" w:cs="Times New Roman"/>
+          <w:color w:val="D4D4D4"/>
+          <w:sz w:val="16"/>
+          <w:szCs w:val="16"/>
+        </w:rPr>
+        <w:t xml:space="preserve">  </w:t>
+      </w:r>
+      <w:r>
+        <w:rPr>
+          <w:rFonts w:ascii="Consolas" w:eastAsia="Times New Roman" w:hAnsi="Consolas" w:cs="Times New Roman"/>
+          <w:color w:val="808080"/>
+          <w:sz w:val="16"/>
+          <w:szCs w:val="16"/>
+        </w:rPr>
+        <w:t>&lt;/</w:t>
+      </w:r>
+      <w:r>
+        <w:rPr>
+          <w:rFonts w:ascii="Consolas" w:eastAsia="Times New Roman" w:hAnsi="Consolas" w:cs="Times New Roman"/>
+          <w:color w:val="569CD6"/>
+          <w:sz w:val="16"/>
+          <w:szCs w:val="16"/>
+        </w:rPr>
+        <w:t>table</w:t>
+      </w:r>
+      <w:r>
+        <w:rPr>
+          <w:rFonts w:ascii="Consolas" w:eastAsia="Times New Roman" w:hAnsi="Consolas" w:cs="Times New Roman"/>
+          <w:color w:val="808080"/>
+          <w:sz w:val="16"/>
+          <w:szCs w:val="16"/>
+        </w:rPr>
+        <w:t>&gt;</w:t>
+      </w:r>
+    </w:p>
+    <w:p>
+      <w:pPr>
+        <w:shd w:val="clear" w:color="auto" w:fill="1E1E1E"/>
+        <w:spacing w:after="0" w:line="285" w:lineRule="atLeast"/>
+        <w:rPr>
+          <w:rFonts w:ascii="Consolas" w:eastAsia="Times New Roman" w:hAnsi="Consolas" w:cs="Times New Roman"/>
+          <w:color w:val="D4D4D4"/>
+          <w:sz w:val="16"/>
+          <w:szCs w:val="16"/>
+        </w:rPr>
+      </w:pPr>
+      <w:r>
+        <w:rPr>
+          <w:rFonts w:ascii="Consolas" w:eastAsia="Times New Roman" w:hAnsi="Consolas" w:cs="Times New Roman"/>
+          <w:color w:val="569CD6"/>
+          <w:sz w:val="16"/>
+          <w:szCs w:val="16"/>
+        </w:rPr>
+        <w:t xml:space="preserve">{% </w:t>
+      </w:r>
+      <w:r>
+        <w:rPr>
+          <w:rFonts w:ascii="Consolas" w:eastAsia="Times New Roman" w:hAnsi="Consolas" w:cs="Times New Roman"/>
+          <w:color w:val="C586C0"/>
+          <w:sz w:val="16"/>
+          <w:szCs w:val="16"/>
+        </w:rPr>
+        <w:t>else</w:t>
+      </w:r>
+      <w:r>
+        <w:rPr>
+          <w:rFonts w:ascii="Consolas" w:eastAsia="Times New Roman" w:hAnsi="Consolas" w:cs="Times New Roman"/>
+          <w:color w:val="569CD6"/>
+          <w:sz w:val="16"/>
+          <w:szCs w:val="16"/>
+        </w:rPr>
+        <w:t xml:space="preserve"> %}</w:t>
+      </w:r>
+    </w:p>
+    <w:p>
+      <w:pPr>
+        <w:shd w:val="clear" w:color="auto" w:fill="1E1E1E"/>
+        <w:spacing w:after="0" w:line="285" w:lineRule="atLeast"/>
+        <w:rPr>
+          <w:rFonts w:ascii="Consolas" w:eastAsia="Times New Roman" w:hAnsi="Consolas" w:cs="Times New Roman"/>
+          <w:color w:val="D4D4D4"/>
+          <w:sz w:val="16"/>
+          <w:szCs w:val="16"/>
+        </w:rPr>
+      </w:pPr>
+      <w:r>
+        <w:rPr>
+          <w:rFonts w:ascii="Consolas" w:eastAsia="Times New Roman" w:hAnsi="Consolas" w:cs="Times New Roman"/>
+          <w:color w:val="D4D4D4"/>
+          <w:sz w:val="16"/>
+          <w:szCs w:val="16"/>
+        </w:rPr>
+        <w:t xml:space="preserve">  </w:t>
+      </w:r>
+      <w:r>
+        <w:rPr>
+          <w:rFonts w:ascii="Consolas" w:eastAsia="Times New Roman" w:hAnsi="Consolas" w:cs="Times New Roman"/>
+          <w:color w:val="808080"/>
+          <w:sz w:val="16"/>
+          <w:szCs w:val="16"/>
+        </w:rPr>
+        <w:t>&lt;</w:t>
+      </w:r>
+      <w:r>
+        <w:rPr>
+          <w:rFonts w:ascii="Consolas" w:eastAsia="Times New Roman" w:hAnsi="Consolas" w:cs="Times New Roman"/>
+          <w:color w:val="569CD6"/>
+          <w:sz w:val="16"/>
+          <w:szCs w:val="16"/>
+        </w:rPr>
+        <w:t>p</w:t>
+      </w:r>
+      <w:r>
+        <w:rPr>
+          <w:rFonts w:ascii="Consolas" w:eastAsia="Times New Roman" w:hAnsi="Consolas" w:cs="Times New Roman"/>
+          <w:color w:val="808080"/>
+          <w:sz w:val="16"/>
+          <w:szCs w:val="16"/>
+        </w:rPr>
+        <w:t>&gt;</w:t>
+      </w:r>
+      <w:r>
+        <w:rPr>
+          <w:rFonts w:ascii="Consolas" w:eastAsia="Times New Roman" w:hAnsi="Consolas" w:cs="Times New Roman"/>
+          <w:color w:val="D4D4D4"/>
+          <w:sz w:val="16"/>
+          <w:szCs w:val="16"/>
+        </w:rPr>
+        <w:t>No resumes uploaded yet.</w:t>
+      </w:r>
+      <w:r>
+        <w:rPr>
+          <w:rFonts w:ascii="Consolas" w:eastAsia="Times New Roman" w:hAnsi="Consolas" w:cs="Times New Roman"/>
+          <w:color w:val="808080"/>
+          <w:sz w:val="16"/>
+          <w:szCs w:val="16"/>
+        </w:rPr>
+        <w:t>&lt;/</w:t>
+      </w:r>
+      <w:r>
+        <w:rPr>
+          <w:rFonts w:ascii="Consolas" w:eastAsia="Times New Roman" w:hAnsi="Consolas" w:cs="Times New Roman"/>
+          <w:color w:val="569CD6"/>
+          <w:sz w:val="16"/>
+          <w:szCs w:val="16"/>
+        </w:rPr>
+        <w:t>p</w:t>
+      </w:r>
+      <w:r>
+        <w:rPr>
+          <w:rFonts w:ascii="Consolas" w:eastAsia="Times New Roman" w:hAnsi="Consolas" w:cs="Times New Roman"/>
+          <w:color w:val="808080"/>
+          <w:sz w:val="16"/>
+          <w:szCs w:val="16"/>
+        </w:rPr>
+        <w:t>&gt;</w:t>
+      </w:r>
+    </w:p>
+    <w:p>
+      <w:pPr>
+        <w:shd w:val="clear" w:color="auto" w:fill="1E1E1E"/>
+        <w:spacing w:after="0" w:line="285" w:lineRule="atLeast"/>
+        <w:rPr>
+          <w:rFonts w:ascii="Consolas" w:eastAsia="Times New Roman" w:hAnsi="Consolas" w:cs="Times New Roman"/>
+          <w:color w:val="D4D4D4"/>
+          <w:sz w:val="16"/>
+          <w:szCs w:val="16"/>
+        </w:rPr>
+      </w:pPr>
+      <w:r>
+        <w:rPr>
+          <w:rFonts w:ascii="Consolas" w:eastAsia="Times New Roman" w:hAnsi="Consolas" w:cs="Times New Roman"/>
+          <w:color w:val="569CD6"/>
+          <w:sz w:val="16"/>
+          <w:szCs w:val="16"/>
+        </w:rPr>
+        <w:t xml:space="preserve">{% </w:t>
+      </w:r>
+      <w:r>
+        <w:rPr>
+          <w:rFonts w:ascii="Consolas" w:eastAsia="Times New Roman" w:hAnsi="Consolas" w:cs="Times New Roman"/>
+          <w:color w:val="C586C0"/>
+          <w:sz w:val="16"/>
+          <w:szCs w:val="16"/>
+        </w:rPr>
+        <w:t>endif</w:t>
+      </w:r>
+      <w:r>
+        <w:rPr>
+          <w:rFonts w:ascii="Consolas" w:eastAsia="Times New Roman" w:hAnsi="Consolas" w:cs="Times New Roman"/>
+          <w:color w:val="569CD6"/>
+          <w:sz w:val="16"/>
+          <w:szCs w:val="16"/>
+        </w:rPr>
+        <w:t xml:space="preserve"> %}</w:t>
+      </w:r>
+    </w:p>
+    <w:p>
+      <w:pPr>
+        <w:shd w:val="clear" w:color="auto" w:fill="1E1E1E"/>
+        <w:spacing w:after="0" w:line="285" w:lineRule="atLeast"/>
+        <w:rPr>
+          <w:rFonts w:ascii="Consolas" w:eastAsia="Times New Roman" w:hAnsi="Consolas" w:cs="Times New Roman"/>
+          <w:color w:val="D4D4D4"/>
+          <w:sz w:val="16"/>
+          <w:szCs w:val="16"/>
+        </w:rPr>
+      </w:pPr>
+      <w:r>
+        <w:rPr>
+          <w:rFonts w:ascii="Consolas" w:eastAsia="Times New Roman" w:hAnsi="Consolas" w:cs="Times New Roman"/>
+          <w:color w:val="569CD6"/>
+          <w:sz w:val="16"/>
+          <w:szCs w:val="16"/>
+        </w:rPr>
+        <w:t xml:space="preserve">{% </w:t>
+      </w:r>
+      <w:r>
+        <w:rPr>
+          <w:rFonts w:ascii="Consolas" w:eastAsia="Times New Roman" w:hAnsi="Consolas" w:cs="Times New Roman"/>
+          <w:color w:val="C586C0"/>
+          <w:sz w:val="16"/>
+          <w:szCs w:val="16"/>
+        </w:rPr>
+        <w:t>endblock</w:t>
+      </w:r>
+      <w:r>
+        <w:rPr>
+          <w:rFonts w:ascii="Consolas" w:eastAsia="Times New Roman" w:hAnsi="Consolas" w:cs="Times New Roman"/>
+          <w:color w:val="569CD6"/>
+          <w:sz w:val="16"/>
+          <w:szCs w:val="16"/>
+        </w:rPr>
+        <w:t xml:space="preserve"> </w:t>
+      </w:r>
+      <w:r>
+        <w:rPr>
+          <w:rFonts w:ascii="Consolas" w:eastAsia="Times New Roman" w:hAnsi="Consolas" w:cs="Times New Roman"/>
+          <w:color w:val="CE9178"/>
+          <w:sz w:val="16"/>
+          <w:szCs w:val="16"/>
+        </w:rPr>
+        <w:t>content</w:t>
+      </w:r>
+      <w:r>
+        <w:rPr>
+          <w:rFonts w:ascii="Consolas" w:eastAsia="Times New Roman" w:hAnsi="Consolas" w:cs="Times New Roman"/>
+          <w:color w:val="569CD6"/>
+          <w:sz w:val="16"/>
+          <w:szCs w:val="16"/>
+        </w:rPr>
+        <w:t xml:space="preserve"> %}</w:t>
+      </w:r>
+    </w:p>
+    <w:p/>
+    <w:p>
+      <w:r>
+        <w:t>Step4:</w:t>
+      </w:r>
+    </w:p>
+    <w:p>
+      <w:r>
+        <w:t>Now working for adding a new product/resume:</w:t>
+      </w:r>
+    </w:p>
+    <w:p>
+      <w:r>
+        <w:t>Main.py:</w:t>
+      </w:r>
+    </w:p>
+    <w:p>
+      <w:pPr>
+        <w:shd w:val="clear" w:color="auto" w:fill="1E1E1E"/>
+        <w:spacing w:after="0" w:line="285" w:lineRule="atLeast"/>
+        <w:rPr>
+          <w:rFonts w:ascii="Consolas" w:eastAsia="Times New Roman" w:hAnsi="Consolas" w:cs="Times New Roman"/>
+          <w:color w:val="D4D4D4"/>
+          <w:sz w:val="16"/>
+          <w:szCs w:val="16"/>
+        </w:rPr>
+      </w:pPr>
+      <w:r>
+        <w:rPr>
+          <w:rFonts w:ascii="Consolas" w:eastAsia="Times New Roman" w:hAnsi="Consolas" w:cs="Times New Roman"/>
+          <w:color w:val="DCDCAA"/>
+          <w:sz w:val="16"/>
+          <w:szCs w:val="16"/>
+        </w:rPr>
+        <w:t>@</w:t>
+      </w:r>
+      <w:r>
+        <w:rPr>
+          <w:rFonts w:ascii="Consolas" w:eastAsia="Times New Roman" w:hAnsi="Consolas" w:cs="Times New Roman"/>
+          <w:color w:val="9CDCFE"/>
+          <w:sz w:val="16"/>
+          <w:szCs w:val="16"/>
+        </w:rPr>
+        <w:t>app</w:t>
+      </w:r>
+      <w:r>
+        <w:rPr>
+          <w:rFonts w:ascii="Consolas" w:eastAsia="Times New Roman" w:hAnsi="Consolas" w:cs="Times New Roman"/>
+          <w:color w:val="DCDCAA"/>
+          <w:sz w:val="16"/>
+          <w:szCs w:val="16"/>
+        </w:rPr>
+        <w:t>.get</w:t>
+      </w:r>
+      <w:r>
+        <w:rPr>
+          <w:rFonts w:ascii="Consolas" w:eastAsia="Times New Roman" w:hAnsi="Consolas" w:cs="Times New Roman"/>
+          <w:color w:val="D4D4D4"/>
+          <w:sz w:val="16"/>
+          <w:szCs w:val="16"/>
+        </w:rPr>
+        <w:t>(</w:t>
+      </w:r>
+      <w:r>
+        <w:rPr>
+          <w:rFonts w:ascii="Consolas" w:eastAsia="Times New Roman" w:hAnsi="Consolas" w:cs="Times New Roman"/>
+          <w:color w:val="CE9178"/>
+          <w:sz w:val="16"/>
+          <w:szCs w:val="16"/>
+        </w:rPr>
+        <w:t>"/create"</w:t>
+      </w:r>
+      <w:r>
+        <w:rPr>
+          <w:rFonts w:ascii="Consolas" w:eastAsia="Times New Roman" w:hAnsi="Consolas" w:cs="Times New Roman"/>
+          <w:color w:val="D4D4D4"/>
+          <w:sz w:val="16"/>
+          <w:szCs w:val="16"/>
+        </w:rPr>
+        <w:t>,</w:t>
+      </w:r>
+      <w:r>
+        <w:rPr>
+          <w:rFonts w:ascii="Consolas" w:eastAsia="Times New Roman" w:hAnsi="Consolas" w:cs="Times New Roman"/>
+          <w:color w:val="9CDCFE"/>
+          <w:sz w:val="16"/>
+          <w:szCs w:val="16"/>
+        </w:rPr>
+        <w:t>response_class</w:t>
+      </w:r>
+      <w:r>
+        <w:rPr>
+          <w:rFonts w:ascii="Consolas" w:eastAsia="Times New Roman" w:hAnsi="Consolas" w:cs="Times New Roman"/>
+          <w:color w:val="D4D4D4"/>
+          <w:sz w:val="16"/>
+          <w:szCs w:val="16"/>
+        </w:rPr>
+        <w:t>=</w:t>
+      </w:r>
+      <w:r>
+        <w:rPr>
+          <w:rFonts w:ascii="Consolas" w:eastAsia="Times New Roman" w:hAnsi="Consolas" w:cs="Times New Roman"/>
+          <w:color w:val="4EC9B0"/>
+          <w:sz w:val="16"/>
+          <w:szCs w:val="16"/>
+        </w:rPr>
+        <w:t>HTMLResponse</w:t>
+      </w:r>
+      <w:r>
+        <w:rPr>
+          <w:rFonts w:ascii="Consolas" w:eastAsia="Times New Roman" w:hAnsi="Consolas" w:cs="Times New Roman"/>
+          <w:color w:val="D4D4D4"/>
+          <w:sz w:val="16"/>
+          <w:szCs w:val="16"/>
+        </w:rPr>
+        <w:t>)</w:t>
+      </w:r>
+    </w:p>
+    <w:p>
+      <w:pPr>
+        <w:shd w:val="clear" w:color="auto" w:fill="1E1E1E"/>
+        <w:spacing w:after="0" w:line="285" w:lineRule="atLeast"/>
+        <w:rPr>
+          <w:rFonts w:ascii="Consolas" w:eastAsia="Times New Roman" w:hAnsi="Consolas" w:cs="Times New Roman"/>
+          <w:color w:val="D4D4D4"/>
+          <w:sz w:val="16"/>
+          <w:szCs w:val="16"/>
+        </w:rPr>
+      </w:pPr>
+      <w:r>
+        <w:rPr>
+          <w:rFonts w:ascii="Consolas" w:eastAsia="Times New Roman" w:hAnsi="Consolas" w:cs="Times New Roman"/>
+          <w:color w:val="569CD6"/>
+          <w:sz w:val="16"/>
+          <w:szCs w:val="16"/>
+        </w:rPr>
+        <w:t>async</w:t>
+      </w:r>
+      <w:r>
+        <w:rPr>
+          <w:rFonts w:ascii="Consolas" w:eastAsia="Times New Roman" w:hAnsi="Consolas" w:cs="Times New Roman"/>
+          <w:color w:val="D4D4D4"/>
+          <w:sz w:val="16"/>
+          <w:szCs w:val="16"/>
+        </w:rPr>
+        <w:t xml:space="preserve"> </w:t>
+      </w:r>
+      <w:r>
+        <w:rPr>
+          <w:rFonts w:ascii="Consolas" w:eastAsia="Times New Roman" w:hAnsi="Consolas" w:cs="Times New Roman"/>
+          <w:color w:val="569CD6"/>
+          <w:sz w:val="16"/>
+          <w:szCs w:val="16"/>
+        </w:rPr>
+        <w:t>def</w:t>
+      </w:r>
+      <w:r>
+        <w:rPr>
+          <w:rFonts w:ascii="Consolas" w:eastAsia="Times New Roman" w:hAnsi="Consolas" w:cs="Times New Roman"/>
+          <w:color w:val="D4D4D4"/>
+          <w:sz w:val="16"/>
+          <w:szCs w:val="16"/>
+        </w:rPr>
+        <w:t xml:space="preserve"> </w:t>
+      </w:r>
+      <w:r>
+        <w:rPr>
+          <w:rFonts w:ascii="Consolas" w:eastAsia="Times New Roman" w:hAnsi="Consolas" w:cs="Times New Roman"/>
+          <w:color w:val="DCDCAA"/>
+          <w:sz w:val="16"/>
+          <w:szCs w:val="16"/>
+        </w:rPr>
+        <w:t>form</w:t>
+      </w:r>
+      <w:r>
+        <w:rPr>
+          <w:rFonts w:ascii="Consolas" w:eastAsia="Times New Roman" w:hAnsi="Consolas" w:cs="Times New Roman"/>
+          <w:color w:val="D4D4D4"/>
+          <w:sz w:val="16"/>
+          <w:szCs w:val="16"/>
+        </w:rPr>
+        <w:t>(</w:t>
+      </w:r>
+      <w:r>
+        <w:rPr>
+          <w:rFonts w:ascii="Consolas" w:eastAsia="Times New Roman" w:hAnsi="Consolas" w:cs="Times New Roman"/>
+          <w:color w:val="9CDCFE"/>
+          <w:sz w:val="16"/>
+          <w:szCs w:val="16"/>
+        </w:rPr>
+        <w:t>request</w:t>
+      </w:r>
+      <w:r>
+        <w:rPr>
+          <w:rFonts w:ascii="Consolas" w:eastAsia="Times New Roman" w:hAnsi="Consolas" w:cs="Times New Roman"/>
+          <w:color w:val="D4D4D4"/>
+          <w:sz w:val="16"/>
+          <w:szCs w:val="16"/>
+        </w:rPr>
+        <w:t xml:space="preserve">: </w:t>
+      </w:r>
+      <w:r>
+        <w:rPr>
+          <w:rFonts w:ascii="Consolas" w:eastAsia="Times New Roman" w:hAnsi="Consolas" w:cs="Times New Roman"/>
+          <w:color w:val="4EC9B0"/>
+          <w:sz w:val="16"/>
+          <w:szCs w:val="16"/>
+        </w:rPr>
+        <w:t>Request</w:t>
+      </w:r>
+      <w:r>
+        <w:rPr>
+          <w:rFonts w:ascii="Consolas" w:eastAsia="Times New Roman" w:hAnsi="Consolas" w:cs="Times New Roman"/>
+          <w:color w:val="D4D4D4"/>
+          <w:sz w:val="16"/>
+          <w:szCs w:val="16"/>
+        </w:rPr>
+        <w:t>):</w:t>
+      </w:r>
+    </w:p>
+    <w:p>
+      <w:pPr>
+        <w:shd w:val="clear" w:color="auto" w:fill="1E1E1E"/>
+        <w:spacing w:after="0" w:line="285" w:lineRule="atLeast"/>
+        <w:rPr>
+          <w:rFonts w:ascii="Consolas" w:eastAsia="Times New Roman" w:hAnsi="Consolas" w:cs="Times New Roman"/>
+          <w:color w:val="D4D4D4"/>
+          <w:sz w:val="16"/>
+          <w:szCs w:val="16"/>
+        </w:rPr>
+      </w:pPr>
+      <w:r>
+        <w:rPr>
+          <w:rFonts w:ascii="Consolas" w:eastAsia="Times New Roman" w:hAnsi="Consolas" w:cs="Times New Roman"/>
+          <w:color w:val="D4D4D4"/>
+          <w:sz w:val="16"/>
+          <w:szCs w:val="16"/>
+        </w:rPr>
+        <w:t xml:space="preserve">    </w:t>
+      </w:r>
+      <w:r>
+        <w:rPr>
+          <w:rFonts w:ascii="Consolas" w:eastAsia="Times New Roman" w:hAnsi="Consolas" w:cs="Times New Roman"/>
+          <w:color w:val="C586C0"/>
+          <w:sz w:val="16"/>
+          <w:szCs w:val="16"/>
+        </w:rPr>
+        <w:t>return</w:t>
+      </w:r>
+      <w:r>
+        <w:rPr>
+          <w:rFonts w:ascii="Consolas" w:eastAsia="Times New Roman" w:hAnsi="Consolas" w:cs="Times New Roman"/>
+          <w:color w:val="D4D4D4"/>
+          <w:sz w:val="16"/>
+          <w:szCs w:val="16"/>
+        </w:rPr>
+        <w:t xml:space="preserve"> </w:t>
+      </w:r>
+      <w:r>
+        <w:rPr>
+          <w:rFonts w:ascii="Consolas" w:eastAsia="Times New Roman" w:hAnsi="Consolas" w:cs="Times New Roman"/>
+          <w:color w:val="9CDCFE"/>
+          <w:sz w:val="16"/>
+          <w:szCs w:val="16"/>
+        </w:rPr>
+        <w:t>templates</w:t>
+      </w:r>
+      <w:r>
+        <w:rPr>
+          <w:rFonts w:ascii="Consolas" w:eastAsia="Times New Roman" w:hAnsi="Consolas" w:cs="Times New Roman"/>
+          <w:color w:val="D4D4D4"/>
+          <w:sz w:val="16"/>
+          <w:szCs w:val="16"/>
+        </w:rPr>
+        <w:t>.</w:t>
+      </w:r>
+      <w:r>
+        <w:rPr>
+          <w:rFonts w:ascii="Consolas" w:eastAsia="Times New Roman" w:hAnsi="Consolas" w:cs="Times New Roman"/>
+          <w:color w:val="DCDCAA"/>
+          <w:sz w:val="16"/>
+          <w:szCs w:val="16"/>
+        </w:rPr>
+        <w:t>TemplateResponse</w:t>
+      </w:r>
+      <w:r>
+        <w:rPr>
+          <w:rFonts w:ascii="Consolas" w:eastAsia="Times New Roman" w:hAnsi="Consolas" w:cs="Times New Roman"/>
+          <w:color w:val="D4D4D4"/>
+          <w:sz w:val="16"/>
+          <w:szCs w:val="16"/>
+        </w:rPr>
+        <w:t>(</w:t>
+      </w:r>
+    </w:p>
+    <w:p>
+      <w:pPr>
+        <w:shd w:val="clear" w:color="auto" w:fill="1E1E1E"/>
+        <w:spacing w:after="0" w:line="285" w:lineRule="atLeast"/>
+        <w:rPr>
+          <w:rFonts w:ascii="Consolas" w:eastAsia="Times New Roman" w:hAnsi="Consolas" w:cs="Times New Roman"/>
+          <w:color w:val="D4D4D4"/>
+          <w:sz w:val="16"/>
+          <w:szCs w:val="16"/>
+        </w:rPr>
+      </w:pPr>
+      <w:r>
+        <w:rPr>
+          <w:rFonts w:ascii="Consolas" w:eastAsia="Times New Roman" w:hAnsi="Consolas" w:cs="Times New Roman"/>
+          <w:color w:val="D4D4D4"/>
+          <w:sz w:val="16"/>
+          <w:szCs w:val="16"/>
+        </w:rPr>
+        <w:t xml:space="preserve">        </w:t>
+      </w:r>
+      <w:r>
+        <w:rPr>
+          <w:rFonts w:ascii="Consolas" w:eastAsia="Times New Roman" w:hAnsi="Consolas" w:cs="Times New Roman"/>
+          <w:color w:val="9CDCFE"/>
+          <w:sz w:val="16"/>
+          <w:szCs w:val="16"/>
+        </w:rPr>
+        <w:t>request</w:t>
+      </w:r>
+      <w:r>
+        <w:rPr>
+          <w:rFonts w:ascii="Consolas" w:eastAsia="Times New Roman" w:hAnsi="Consolas" w:cs="Times New Roman"/>
+          <w:color w:val="D4D4D4"/>
+          <w:sz w:val="16"/>
+          <w:szCs w:val="16"/>
+        </w:rPr>
+        <w:t>=</w:t>
+      </w:r>
+      <w:r>
+        <w:rPr>
+          <w:rFonts w:ascii="Consolas" w:eastAsia="Times New Roman" w:hAnsi="Consolas" w:cs="Times New Roman"/>
+          <w:color w:val="9CDCFE"/>
+          <w:sz w:val="16"/>
+          <w:szCs w:val="16"/>
+        </w:rPr>
+        <w:t>request</w:t>
+      </w:r>
+      <w:r>
+        <w:rPr>
+          <w:rFonts w:ascii="Consolas" w:eastAsia="Times New Roman" w:hAnsi="Consolas" w:cs="Times New Roman"/>
+          <w:color w:val="D4D4D4"/>
+          <w:sz w:val="16"/>
+          <w:szCs w:val="16"/>
+        </w:rPr>
+        <w:t>,</w:t>
+      </w:r>
+    </w:p>
+    <w:p>
+      <w:pPr>
+        <w:shd w:val="clear" w:color="auto" w:fill="1E1E1E"/>
+        <w:spacing w:after="0" w:line="285" w:lineRule="atLeast"/>
+        <w:rPr>
+          <w:rFonts w:ascii="Consolas" w:eastAsia="Times New Roman" w:hAnsi="Consolas" w:cs="Times New Roman"/>
+          <w:color w:val="D4D4D4"/>
+          <w:sz w:val="16"/>
+          <w:szCs w:val="16"/>
+        </w:rPr>
+      </w:pPr>
+      <w:r>
+        <w:rPr>
+          <w:rFonts w:ascii="Consolas" w:eastAsia="Times New Roman" w:hAnsi="Consolas" w:cs="Times New Roman"/>
+          <w:color w:val="D4D4D4"/>
+          <w:sz w:val="16"/>
+          <w:szCs w:val="16"/>
+        </w:rPr>
+        <w:t xml:space="preserve">        </w:t>
+      </w:r>
+      <w:r>
+        <w:rPr>
+          <w:rFonts w:ascii="Consolas" w:eastAsia="Times New Roman" w:hAnsi="Consolas" w:cs="Times New Roman"/>
+          <w:color w:val="9CDCFE"/>
+          <w:sz w:val="16"/>
+          <w:szCs w:val="16"/>
+        </w:rPr>
+        <w:t>name</w:t>
+      </w:r>
+      <w:r>
+        <w:rPr>
+          <w:rFonts w:ascii="Consolas" w:eastAsia="Times New Roman" w:hAnsi="Consolas" w:cs="Times New Roman"/>
+          <w:color w:val="D4D4D4"/>
+          <w:sz w:val="16"/>
+          <w:szCs w:val="16"/>
+        </w:rPr>
+        <w:t>=</w:t>
+      </w:r>
+      <w:r>
+        <w:rPr>
+          <w:rFonts w:ascii="Consolas" w:eastAsia="Times New Roman" w:hAnsi="Consolas" w:cs="Times New Roman"/>
+          <w:color w:val="CE9178"/>
+          <w:sz w:val="16"/>
+          <w:szCs w:val="16"/>
+        </w:rPr>
+        <w:t>"upload_resume.html"</w:t>
+      </w:r>
+      <w:r>
+        <w:rPr>
+          <w:rFonts w:ascii="Consolas" w:eastAsia="Times New Roman" w:hAnsi="Consolas" w:cs="Times New Roman"/>
+          <w:color w:val="D4D4D4"/>
+          <w:sz w:val="16"/>
+          <w:szCs w:val="16"/>
+        </w:rPr>
+        <w:t>,</w:t>
+      </w:r>
+    </w:p>
+    <w:p>
+      <w:pPr>
+        <w:shd w:val="clear" w:color="auto" w:fill="1E1E1E"/>
+        <w:spacing w:after="0" w:line="285" w:lineRule="atLeast"/>
+        <w:rPr>
+          <w:rFonts w:ascii="Consolas" w:eastAsia="Times New Roman" w:hAnsi="Consolas" w:cs="Times New Roman"/>
+          <w:color w:val="D4D4D4"/>
+          <w:sz w:val="16"/>
+          <w:szCs w:val="16"/>
+        </w:rPr>
+      </w:pPr>
+      <w:r>
+        <w:rPr>
+          <w:rFonts w:ascii="Consolas" w:eastAsia="Times New Roman" w:hAnsi="Consolas" w:cs="Times New Roman"/>
+          <w:color w:val="D4D4D4"/>
+          <w:sz w:val="16"/>
+          <w:szCs w:val="16"/>
+        </w:rPr>
+        <w:t xml:space="preserve">        </w:t>
+      </w:r>
+      <w:r>
+        <w:rPr>
+          <w:rFonts w:ascii="Consolas" w:eastAsia="Times New Roman" w:hAnsi="Consolas" w:cs="Times New Roman"/>
+          <w:color w:val="9CDCFE"/>
+          <w:sz w:val="16"/>
+          <w:szCs w:val="16"/>
+        </w:rPr>
+        <w:t>context</w:t>
+      </w:r>
+      <w:r>
+        <w:rPr>
+          <w:rFonts w:ascii="Consolas" w:eastAsia="Times New Roman" w:hAnsi="Consolas" w:cs="Times New Roman"/>
+          <w:color w:val="D4D4D4"/>
+          <w:sz w:val="16"/>
+          <w:szCs w:val="16"/>
+        </w:rPr>
+        <w:t>={</w:t>
+      </w:r>
+    </w:p>
+    <w:p>
+      <w:pPr>
+        <w:shd w:val="clear" w:color="auto" w:fill="1E1E1E"/>
+        <w:spacing w:after="0" w:line="285" w:lineRule="atLeast"/>
+        <w:rPr>
+          <w:rFonts w:ascii="Consolas" w:eastAsia="Times New Roman" w:hAnsi="Consolas" w:cs="Times New Roman"/>
+          <w:color w:val="D4D4D4"/>
+          <w:sz w:val="16"/>
+          <w:szCs w:val="16"/>
+        </w:rPr>
+      </w:pPr>
+      <w:r>
+        <w:rPr>
+          <w:rFonts w:ascii="Consolas" w:eastAsia="Times New Roman" w:hAnsi="Consolas" w:cs="Times New Roman"/>
+          <w:color w:val="D4D4D4"/>
+          <w:sz w:val="16"/>
+          <w:szCs w:val="16"/>
+        </w:rPr>
+        <w:t xml:space="preserve">            </w:t>
+      </w:r>
+      <w:r>
+        <w:rPr>
+          <w:rFonts w:ascii="Consolas" w:eastAsia="Times New Roman" w:hAnsi="Consolas" w:cs="Times New Roman"/>
+          <w:color w:val="CE9178"/>
+          <w:sz w:val="16"/>
+          <w:szCs w:val="16"/>
+        </w:rPr>
+        <w:t>"paksitan_regions"</w:t>
+      </w:r>
+      <w:r>
+        <w:rPr>
+          <w:rFonts w:ascii="Consolas" w:eastAsia="Times New Roman" w:hAnsi="Consolas" w:cs="Times New Roman"/>
+          <w:color w:val="D4D4D4"/>
+          <w:sz w:val="16"/>
+          <w:szCs w:val="16"/>
+        </w:rPr>
+        <w:t xml:space="preserve">: </w:t>
+      </w:r>
+      <w:r>
+        <w:rPr>
+          <w:rFonts w:ascii="Consolas" w:eastAsia="Times New Roman" w:hAnsi="Consolas" w:cs="Times New Roman"/>
+          <w:color w:val="4FC1FF"/>
+          <w:sz w:val="16"/>
+          <w:szCs w:val="16"/>
+        </w:rPr>
+        <w:t>PAKISTAN_REGIONS</w:t>
+      </w:r>
+      <w:r>
+        <w:rPr>
+          <w:rFonts w:ascii="Consolas" w:eastAsia="Times New Roman" w:hAnsi="Consolas" w:cs="Times New Roman"/>
+          <w:color w:val="D4D4D4"/>
+          <w:sz w:val="16"/>
+          <w:szCs w:val="16"/>
+        </w:rPr>
+        <w:t>,</w:t>
+      </w:r>
+    </w:p>
+    <w:p>
+      <w:pPr>
+        <w:shd w:val="clear" w:color="auto" w:fill="1E1E1E"/>
+        <w:spacing w:after="0" w:line="285" w:lineRule="atLeast"/>
+        <w:rPr>
+          <w:rFonts w:ascii="Consolas" w:eastAsia="Times New Roman" w:hAnsi="Consolas" w:cs="Times New Roman"/>
+          <w:color w:val="D4D4D4"/>
+          <w:sz w:val="16"/>
+          <w:szCs w:val="16"/>
+        </w:rPr>
+      </w:pPr>
+      <w:r>
+        <w:rPr>
+          <w:rFonts w:ascii="Consolas" w:eastAsia="Times New Roman" w:hAnsi="Consolas" w:cs="Times New Roman"/>
+          <w:color w:val="D4D4D4"/>
+          <w:sz w:val="16"/>
+          <w:szCs w:val="16"/>
+        </w:rPr>
+        <w:t xml:space="preserve">            </w:t>
+      </w:r>
+      <w:r>
+        <w:rPr>
+          <w:rFonts w:ascii="Consolas" w:eastAsia="Times New Roman" w:hAnsi="Consolas" w:cs="Times New Roman"/>
+          <w:color w:val="CE9178"/>
+          <w:sz w:val="16"/>
+          <w:szCs w:val="16"/>
+        </w:rPr>
+        <w:t>"preferred_location_option"</w:t>
+      </w:r>
+      <w:r>
+        <w:rPr>
+          <w:rFonts w:ascii="Consolas" w:eastAsia="Times New Roman" w:hAnsi="Consolas" w:cs="Times New Roman"/>
+          <w:color w:val="D4D4D4"/>
+          <w:sz w:val="16"/>
+          <w:szCs w:val="16"/>
+        </w:rPr>
+        <w:t xml:space="preserve">: </w:t>
+      </w:r>
+      <w:r>
+        <w:rPr>
+          <w:rFonts w:ascii="Consolas" w:eastAsia="Times New Roman" w:hAnsi="Consolas" w:cs="Times New Roman"/>
+          <w:color w:val="4FC1FF"/>
+          <w:sz w:val="16"/>
+          <w:szCs w:val="16"/>
+        </w:rPr>
+        <w:t>PREFERRED_LOCATIONS</w:t>
+      </w:r>
+    </w:p>
+    <w:p>
+      <w:pPr>
+        <w:shd w:val="clear" w:color="auto" w:fill="1E1E1E"/>
+        <w:spacing w:after="0" w:line="285" w:lineRule="atLeast"/>
+        <w:rPr>
+          <w:rFonts w:ascii="Consolas" w:eastAsia="Times New Roman" w:hAnsi="Consolas" w:cs="Times New Roman"/>
+          <w:color w:val="D4D4D4"/>
+          <w:sz w:val="16"/>
+          <w:szCs w:val="16"/>
+        </w:rPr>
+      </w:pPr>
+      <w:r>
+        <w:rPr>
+          <w:rFonts w:ascii="Consolas" w:eastAsia="Times New Roman" w:hAnsi="Consolas" w:cs="Times New Roman"/>
+          <w:color w:val="D4D4D4"/>
+          <w:sz w:val="16"/>
+          <w:szCs w:val="16"/>
+        </w:rPr>
+        <w:t>        }</w:t>
+      </w:r>
+    </w:p>
+    <w:p>
+      <w:pPr>
+        <w:shd w:val="clear" w:color="auto" w:fill="1E1E1E"/>
+        <w:spacing w:after="0" w:line="285" w:lineRule="atLeast"/>
+        <w:rPr>
+          <w:rFonts w:ascii="Consolas" w:eastAsia="Times New Roman" w:hAnsi="Consolas" w:cs="Times New Roman"/>
+          <w:color w:val="D4D4D4"/>
+          <w:sz w:val="16"/>
+          <w:szCs w:val="16"/>
+        </w:rPr>
+      </w:pPr>
+      <w:r>
+        <w:rPr>
+          <w:rFonts w:ascii="Consolas" w:eastAsia="Times New Roman" w:hAnsi="Consolas" w:cs="Times New Roman"/>
+          <w:color w:val="D4D4D4"/>
+          <w:sz w:val="16"/>
+          <w:szCs w:val="16"/>
+        </w:rPr>
+        <w:t>    )</w:t>
+      </w:r>
+    </w:p>
+    <w:p/>
+    <w:p/>
+    <w:p>
+      <w:r>
+        <w:t>Step5:</w:t>
+      </w:r>
+    </w:p>
+    <w:p>
+      <w:r>
+        <w:t xml:space="preserve">Homework: if user enter their resume so redirect to response page successfully uploaded form </w:t>
+      </w:r>
+    </w:p>
+    <w:p>
+      <w:r>
+        <w:t>Main.py:</w:t>
+      </w:r>
+    </w:p>
+    <w:p>
+      <w:pPr>
+        <w:shd w:val="clear" w:color="auto" w:fill="1E1E1E"/>
+        <w:spacing w:after="0" w:line="285" w:lineRule="atLeast"/>
+        <w:rPr>
+          <w:rFonts w:ascii="Consolas" w:eastAsia="Times New Roman" w:hAnsi="Consolas" w:cs="Times New Roman"/>
+          <w:color w:val="D4D4D4"/>
+          <w:sz w:val="21"/>
+          <w:szCs w:val="21"/>
+        </w:rPr>
+      </w:pPr>
+    </w:p>
+    <w:p>
+      <w:pPr>
+        <w:shd w:val="clear" w:color="auto" w:fill="1E1E1E"/>
+        <w:spacing w:after="0" w:line="285" w:lineRule="atLeast"/>
+        <w:rPr>
+          <w:rFonts w:ascii="Consolas" w:eastAsia="Times New Roman" w:hAnsi="Consolas" w:cs="Times New Roman"/>
+          <w:color w:val="D4D4D4"/>
+          <w:sz w:val="21"/>
+          <w:szCs w:val="21"/>
+        </w:rPr>
+      </w:pPr>
+      <w:r>
+        <w:rPr>
+          <w:rFonts w:ascii="Consolas" w:eastAsia="Times New Roman" w:hAnsi="Consolas" w:cs="Times New Roman"/>
+          <w:color w:val="DCDCAA"/>
+          <w:sz w:val="21"/>
+          <w:szCs w:val="21"/>
+        </w:rPr>
+        <w:t>@</w:t>
+      </w:r>
+      <w:r>
+        <w:rPr>
+          <w:rFonts w:ascii="Consolas" w:eastAsia="Times New Roman" w:hAnsi="Consolas" w:cs="Times New Roman"/>
+          <w:color w:val="9CDCFE"/>
+          <w:sz w:val="21"/>
+          <w:szCs w:val="21"/>
+        </w:rPr>
+        <w:t>app</w:t>
+      </w:r>
+      <w:r>
+        <w:rPr>
+          <w:rFonts w:ascii="Consolas" w:eastAsia="Times New Roman" w:hAnsi="Consolas" w:cs="Times New Roman"/>
+          <w:color w:val="DCDCAA"/>
+          <w:sz w:val="21"/>
+          <w:szCs w:val="21"/>
+        </w:rPr>
+        <w:t>.get</w:t>
+      </w:r>
+      <w:r>
+        <w:rPr>
+          <w:rFonts w:ascii="Consolas" w:eastAsia="Times New Roman" w:hAnsi="Consolas" w:cs="Times New Roman"/>
+          <w:color w:val="D4D4D4"/>
+          <w:sz w:val="21"/>
+          <w:szCs w:val="21"/>
+        </w:rPr>
+        <w:t>(</w:t>
+      </w:r>
+      <w:r>
+        <w:rPr>
+          <w:rFonts w:ascii="Consolas" w:eastAsia="Times New Roman" w:hAnsi="Consolas" w:cs="Times New Roman"/>
+          <w:color w:val="CE9178"/>
+          <w:sz w:val="21"/>
+          <w:szCs w:val="21"/>
+        </w:rPr>
+        <w:t>"/success"</w:t>
+      </w:r>
+      <w:r>
+        <w:rPr>
+          <w:rFonts w:ascii="Consolas" w:eastAsia="Times New Roman" w:hAnsi="Consolas" w:cs="Times New Roman"/>
+          <w:color w:val="D4D4D4"/>
+          <w:sz w:val="21"/>
+          <w:szCs w:val="21"/>
+        </w:rPr>
+        <w:t>,</w:t>
+      </w:r>
+      <w:r>
+        <w:rPr>
+          <w:rFonts w:ascii="Consolas" w:eastAsia="Times New Roman" w:hAnsi="Consolas" w:cs="Times New Roman"/>
+          <w:color w:val="9CDCFE"/>
+          <w:sz w:val="21"/>
+          <w:szCs w:val="21"/>
+        </w:rPr>
+        <w:t>response_class</w:t>
+      </w:r>
+      <w:r>
+        <w:rPr>
+          <w:rFonts w:ascii="Consolas" w:eastAsia="Times New Roman" w:hAnsi="Consolas" w:cs="Times New Roman"/>
+          <w:color w:val="D4D4D4"/>
+          <w:sz w:val="21"/>
+          <w:szCs w:val="21"/>
+        </w:rPr>
+        <w:t>=</w:t>
+      </w:r>
+      <w:r>
+        <w:rPr>
+          <w:rFonts w:ascii="Consolas" w:eastAsia="Times New Roman" w:hAnsi="Consolas" w:cs="Times New Roman"/>
+          <w:color w:val="4EC9B0"/>
+          <w:sz w:val="21"/>
+          <w:szCs w:val="21"/>
+        </w:rPr>
+        <w:t>HTMLResponse</w:t>
+      </w:r>
+      <w:r>
+        <w:rPr>
+          <w:rFonts w:ascii="Consolas" w:eastAsia="Times New Roman" w:hAnsi="Consolas" w:cs="Times New Roman"/>
+          <w:color w:val="D4D4D4"/>
+          <w:sz w:val="21"/>
+          <w:szCs w:val="21"/>
+        </w:rPr>
+        <w:t>)</w:t>
+      </w:r>
+    </w:p>
+    <w:p>
+      <w:pPr>
+        <w:shd w:val="clear" w:color="auto" w:fill="1E1E1E"/>
+        <w:spacing w:after="0" w:line="285" w:lineRule="atLeast"/>
+        <w:rPr>
+          <w:rFonts w:ascii="Consolas" w:eastAsia="Times New Roman" w:hAnsi="Consolas" w:cs="Times New Roman"/>
+          <w:color w:val="D4D4D4"/>
+          <w:sz w:val="21"/>
+          <w:szCs w:val="21"/>
+        </w:rPr>
+      </w:pPr>
+      <w:r>
+        <w:rPr>
+          <w:rFonts w:ascii="Consolas" w:eastAsia="Times New Roman" w:hAnsi="Consolas" w:cs="Times New Roman"/>
+          <w:color w:val="569CD6"/>
+          <w:sz w:val="21"/>
+          <w:szCs w:val="21"/>
+        </w:rPr>
+        <w:t>async</w:t>
+      </w:r>
+      <w:r>
+        <w:rPr>
+          <w:rFonts w:ascii="Consolas" w:eastAsia="Times New Roman" w:hAnsi="Consolas" w:cs="Times New Roman"/>
+          <w:color w:val="D4D4D4"/>
+          <w:sz w:val="21"/>
+          <w:szCs w:val="21"/>
+        </w:rPr>
+        <w:t xml:space="preserve"> </w:t>
+      </w:r>
+      <w:r>
+        <w:rPr>
+          <w:rFonts w:ascii="Consolas" w:eastAsia="Times New Roman" w:hAnsi="Consolas" w:cs="Times New Roman"/>
+          <w:color w:val="569CD6"/>
+          <w:sz w:val="21"/>
+          <w:szCs w:val="21"/>
+        </w:rPr>
+        <w:t>def</w:t>
+      </w:r>
+      <w:r>
+        <w:rPr>
+          <w:rFonts w:ascii="Consolas" w:eastAsia="Times New Roman" w:hAnsi="Consolas" w:cs="Times New Roman"/>
+          <w:color w:val="D4D4D4"/>
+          <w:sz w:val="21"/>
+          <w:szCs w:val="21"/>
+        </w:rPr>
+        <w:t xml:space="preserve"> </w:t>
+      </w:r>
+      <w:r>
+        <w:rPr>
+          <w:rFonts w:ascii="Consolas" w:eastAsia="Times New Roman" w:hAnsi="Consolas" w:cs="Times New Roman"/>
+          <w:color w:val="DCDCAA"/>
+          <w:sz w:val="21"/>
+          <w:szCs w:val="21"/>
+        </w:rPr>
+        <w:t>successdef</w:t>
+      </w:r>
+      <w:r>
+        <w:rPr>
+          <w:rFonts w:ascii="Consolas" w:eastAsia="Times New Roman" w:hAnsi="Consolas" w:cs="Times New Roman"/>
+          <w:color w:val="D4D4D4"/>
+          <w:sz w:val="21"/>
+          <w:szCs w:val="21"/>
+        </w:rPr>
+        <w:t>(</w:t>
+      </w:r>
+      <w:r>
+        <w:rPr>
+          <w:rFonts w:ascii="Consolas" w:eastAsia="Times New Roman" w:hAnsi="Consolas" w:cs="Times New Roman"/>
+          <w:color w:val="9CDCFE"/>
+          <w:sz w:val="21"/>
+          <w:szCs w:val="21"/>
+        </w:rPr>
+        <w:t>request</w:t>
+      </w:r>
+      <w:r>
+        <w:rPr>
+          <w:rFonts w:ascii="Consolas" w:eastAsia="Times New Roman" w:hAnsi="Consolas" w:cs="Times New Roman"/>
+          <w:color w:val="D4D4D4"/>
+          <w:sz w:val="21"/>
+          <w:szCs w:val="21"/>
+        </w:rPr>
+        <w:t xml:space="preserve">: </w:t>
+      </w:r>
+      <w:r>
+        <w:rPr>
+          <w:rFonts w:ascii="Consolas" w:eastAsia="Times New Roman" w:hAnsi="Consolas" w:cs="Times New Roman"/>
+          <w:color w:val="4EC9B0"/>
+          <w:sz w:val="21"/>
+          <w:szCs w:val="21"/>
+        </w:rPr>
+        <w:t>Request</w:t>
+      </w:r>
+      <w:r>
+        <w:rPr>
+          <w:rFonts w:ascii="Consolas" w:eastAsia="Times New Roman" w:hAnsi="Consolas" w:cs="Times New Roman"/>
+          <w:color w:val="D4D4D4"/>
+          <w:sz w:val="21"/>
+          <w:szCs w:val="21"/>
+        </w:rPr>
+        <w:t>):</w:t>
+      </w:r>
+    </w:p>
+    <w:p>
+      <w:pPr>
+        <w:shd w:val="clear" w:color="auto" w:fill="1E1E1E"/>
+        <w:spacing w:after="0" w:line="285" w:lineRule="atLeast"/>
+        <w:rPr>
+          <w:rFonts w:ascii="Consolas" w:eastAsia="Times New Roman" w:hAnsi="Consolas" w:cs="Times New Roman"/>
+          <w:color w:val="D4D4D4"/>
+          <w:sz w:val="21"/>
+          <w:szCs w:val="21"/>
+        </w:rPr>
+      </w:pPr>
+      <w:r>
+        <w:rPr>
+          <w:rFonts w:ascii="Consolas" w:eastAsia="Times New Roman" w:hAnsi="Consolas" w:cs="Times New Roman"/>
+          <w:color w:val="D4D4D4"/>
+          <w:sz w:val="21"/>
+          <w:szCs w:val="21"/>
+        </w:rPr>
+        <w:t xml:space="preserve">    </w:t>
+      </w:r>
+      <w:r>
+        <w:rPr>
+          <w:rFonts w:ascii="Consolas" w:eastAsia="Times New Roman" w:hAnsi="Consolas" w:cs="Times New Roman"/>
+          <w:color w:val="C586C0"/>
+          <w:sz w:val="21"/>
+          <w:szCs w:val="21"/>
+        </w:rPr>
+        <w:t>return</w:t>
+      </w:r>
+      <w:r>
+        <w:rPr>
+          <w:rFonts w:ascii="Consolas" w:eastAsia="Times New Roman" w:hAnsi="Consolas" w:cs="Times New Roman"/>
+          <w:color w:val="D4D4D4"/>
+          <w:sz w:val="21"/>
+          <w:szCs w:val="21"/>
+        </w:rPr>
+        <w:t xml:space="preserve"> </w:t>
+      </w:r>
+      <w:r>
+        <w:rPr>
+          <w:rFonts w:ascii="Consolas" w:eastAsia="Times New Roman" w:hAnsi="Consolas" w:cs="Times New Roman"/>
+          <w:color w:val="9CDCFE"/>
+          <w:sz w:val="21"/>
+          <w:szCs w:val="21"/>
+        </w:rPr>
+        <w:t>templates</w:t>
+      </w:r>
+      <w:r>
+        <w:rPr>
+          <w:rFonts w:ascii="Consolas" w:eastAsia="Times New Roman" w:hAnsi="Consolas" w:cs="Times New Roman"/>
+          <w:color w:val="D4D4D4"/>
+          <w:sz w:val="21"/>
+          <w:szCs w:val="21"/>
+        </w:rPr>
+        <w:t>.</w:t>
+      </w:r>
+      <w:r>
+        <w:rPr>
+          <w:rFonts w:ascii="Consolas" w:eastAsia="Times New Roman" w:hAnsi="Consolas" w:cs="Times New Roman"/>
+          <w:color w:val="DCDCAA"/>
+          <w:sz w:val="21"/>
+          <w:szCs w:val="21"/>
+        </w:rPr>
+        <w:t>TemplateResponse</w:t>
+      </w:r>
+      <w:r>
+        <w:rPr>
+          <w:rFonts w:ascii="Consolas" w:eastAsia="Times New Roman" w:hAnsi="Consolas" w:cs="Times New Roman"/>
+          <w:color w:val="D4D4D4"/>
+          <w:sz w:val="21"/>
+          <w:szCs w:val="21"/>
+        </w:rPr>
+        <w:t>(</w:t>
+      </w:r>
+    </w:p>
+    <w:p>
+      <w:pPr>
+        <w:shd w:val="clear" w:color="auto" w:fill="1E1E1E"/>
+        <w:spacing w:after="0" w:line="285" w:lineRule="atLeast"/>
+        <w:rPr>
+          <w:rFonts w:ascii="Consolas" w:eastAsia="Times New Roman" w:hAnsi="Consolas" w:cs="Times New Roman"/>
+          <w:color w:val="D4D4D4"/>
+          <w:sz w:val="21"/>
+          <w:szCs w:val="21"/>
+        </w:rPr>
+      </w:pPr>
+      <w:r>
+        <w:rPr>
+          <w:rFonts w:ascii="Consolas" w:eastAsia="Times New Roman" w:hAnsi="Consolas" w:cs="Times New Roman"/>
+          <w:color w:val="D4D4D4"/>
+          <w:sz w:val="21"/>
+          <w:szCs w:val="21"/>
+        </w:rPr>
+        <w:lastRenderedPageBreak/>
+        <w:t xml:space="preserve">        </w:t>
+      </w:r>
+      <w:r>
+        <w:rPr>
+          <w:rFonts w:ascii="Consolas" w:eastAsia="Times New Roman" w:hAnsi="Consolas" w:cs="Times New Roman"/>
+          <w:color w:val="9CDCFE"/>
+          <w:sz w:val="21"/>
+          <w:szCs w:val="21"/>
+        </w:rPr>
+        <w:t>request</w:t>
+      </w:r>
+      <w:r>
+        <w:rPr>
+          <w:rFonts w:ascii="Consolas" w:eastAsia="Times New Roman" w:hAnsi="Consolas" w:cs="Times New Roman"/>
+          <w:color w:val="D4D4D4"/>
+          <w:sz w:val="21"/>
+          <w:szCs w:val="21"/>
+        </w:rPr>
+        <w:t>=</w:t>
+      </w:r>
+      <w:r>
+        <w:rPr>
+          <w:rFonts w:ascii="Consolas" w:eastAsia="Times New Roman" w:hAnsi="Consolas" w:cs="Times New Roman"/>
+          <w:color w:val="9CDCFE"/>
+          <w:sz w:val="21"/>
+          <w:szCs w:val="21"/>
+        </w:rPr>
+        <w:t>request</w:t>
+      </w:r>
+      <w:r>
+        <w:rPr>
+          <w:rFonts w:ascii="Consolas" w:eastAsia="Times New Roman" w:hAnsi="Consolas" w:cs="Times New Roman"/>
+          <w:color w:val="D4D4D4"/>
+          <w:sz w:val="21"/>
+          <w:szCs w:val="21"/>
+        </w:rPr>
+        <w:t>,</w:t>
+      </w:r>
+    </w:p>
+    <w:p>
+      <w:pPr>
+        <w:shd w:val="clear" w:color="auto" w:fill="1E1E1E"/>
+        <w:spacing w:after="0" w:line="285" w:lineRule="atLeast"/>
+        <w:rPr>
+          <w:rFonts w:ascii="Consolas" w:eastAsia="Times New Roman" w:hAnsi="Consolas" w:cs="Times New Roman"/>
+          <w:color w:val="D4D4D4"/>
+          <w:sz w:val="21"/>
+          <w:szCs w:val="21"/>
+        </w:rPr>
+      </w:pPr>
+      <w:r>
+        <w:rPr>
+          <w:rFonts w:ascii="Consolas" w:eastAsia="Times New Roman" w:hAnsi="Consolas" w:cs="Times New Roman"/>
+          <w:color w:val="D4D4D4"/>
+          <w:sz w:val="21"/>
+          <w:szCs w:val="21"/>
+        </w:rPr>
+        <w:t xml:space="preserve">        </w:t>
+      </w:r>
+      <w:r>
+        <w:rPr>
+          <w:rFonts w:ascii="Consolas" w:eastAsia="Times New Roman" w:hAnsi="Consolas" w:cs="Times New Roman"/>
+          <w:color w:val="9CDCFE"/>
+          <w:sz w:val="21"/>
+          <w:szCs w:val="21"/>
+        </w:rPr>
+        <w:t>name</w:t>
+      </w:r>
+      <w:r>
+        <w:rPr>
+          <w:rFonts w:ascii="Consolas" w:eastAsia="Times New Roman" w:hAnsi="Consolas" w:cs="Times New Roman"/>
+          <w:color w:val="D4D4D4"/>
+          <w:sz w:val="21"/>
+          <w:szCs w:val="21"/>
+        </w:rPr>
+        <w:t>=</w:t>
+      </w:r>
+      <w:r>
+        <w:rPr>
+          <w:rFonts w:ascii="Consolas" w:eastAsia="Times New Roman" w:hAnsi="Consolas" w:cs="Times New Roman"/>
+          <w:color w:val="CE9178"/>
+          <w:sz w:val="21"/>
+          <w:szCs w:val="21"/>
+        </w:rPr>
+        <w:t>"success.html"</w:t>
+      </w:r>
+      <w:r>
+        <w:rPr>
+          <w:rFonts w:ascii="Consolas" w:eastAsia="Times New Roman" w:hAnsi="Consolas" w:cs="Times New Roman"/>
+          <w:color w:val="D4D4D4"/>
+          <w:sz w:val="21"/>
+          <w:szCs w:val="21"/>
+        </w:rPr>
+        <w:t xml:space="preserve"> </w:t>
+      </w:r>
+      <w:r>
+        <w:rPr>
+          <w:rFonts w:ascii="Consolas" w:eastAsia="Times New Roman" w:hAnsi="Consolas" w:cs="Times New Roman"/>
+          <w:color w:val="6A9955"/>
+          <w:sz w:val="21"/>
+          <w:szCs w:val="21"/>
+        </w:rPr>
+        <w:t># &lt;-- Just add this line!</w:t>
+      </w:r>
+    </w:p>
+    <w:p>
+      <w:pPr>
+        <w:shd w:val="clear" w:color="auto" w:fill="1E1E1E"/>
+        <w:spacing w:after="0" w:line="285" w:lineRule="atLeast"/>
+        <w:rPr>
+          <w:rFonts w:ascii="Consolas" w:eastAsia="Times New Roman" w:hAnsi="Consolas" w:cs="Times New Roman"/>
+          <w:color w:val="D4D4D4"/>
+          <w:sz w:val="21"/>
+          <w:szCs w:val="21"/>
+        </w:rPr>
+      </w:pPr>
+      <w:r>
+        <w:rPr>
+          <w:rFonts w:ascii="Consolas" w:eastAsia="Times New Roman" w:hAnsi="Consolas" w:cs="Times New Roman"/>
+          <w:color w:val="D4D4D4"/>
+          <w:sz w:val="21"/>
+          <w:szCs w:val="21"/>
+        </w:rPr>
+        <w:t>    )</w:t>
+      </w:r>
+    </w:p>
+    <w:p/>
+    <w:p>
+      <w:r>
+        <w:t>Success.html:</w:t>
+      </w:r>
+    </w:p>
+    <w:p>
+      <w:pPr>
+        <w:shd w:val="clear" w:color="auto" w:fill="1E1E1E"/>
+        <w:spacing w:after="0" w:line="285" w:lineRule="atLeast"/>
+        <w:rPr>
+          <w:rFonts w:ascii="Consolas" w:eastAsia="Times New Roman" w:hAnsi="Consolas" w:cs="Times New Roman"/>
+          <w:color w:val="D4D4D4"/>
+          <w:sz w:val="21"/>
+          <w:szCs w:val="21"/>
+        </w:rPr>
+      </w:pPr>
+      <w:r>
+        <w:rPr>
+          <w:rFonts w:ascii="Consolas" w:eastAsia="Times New Roman" w:hAnsi="Consolas" w:cs="Times New Roman"/>
+          <w:color w:val="569CD6"/>
+          <w:sz w:val="21"/>
+          <w:szCs w:val="21"/>
+        </w:rPr>
+        <w:t xml:space="preserve">{% </w:t>
+      </w:r>
+      <w:r>
+        <w:rPr>
+          <w:rFonts w:ascii="Consolas" w:eastAsia="Times New Roman" w:hAnsi="Consolas" w:cs="Times New Roman"/>
+          <w:color w:val="C586C0"/>
+          <w:sz w:val="21"/>
+          <w:szCs w:val="21"/>
+        </w:rPr>
+        <w:t>extends</w:t>
+      </w:r>
+      <w:r>
+        <w:rPr>
+          <w:rFonts w:ascii="Consolas" w:eastAsia="Times New Roman" w:hAnsi="Consolas" w:cs="Times New Roman"/>
+          <w:color w:val="569CD6"/>
+          <w:sz w:val="21"/>
+          <w:szCs w:val="21"/>
+        </w:rPr>
+        <w:t xml:space="preserve"> </w:t>
+      </w:r>
+      <w:r>
+        <w:rPr>
+          <w:rFonts w:ascii="Consolas" w:eastAsia="Times New Roman" w:hAnsi="Consolas" w:cs="Times New Roman"/>
+          <w:color w:val="CE9178"/>
+          <w:sz w:val="21"/>
+          <w:szCs w:val="21"/>
+        </w:rPr>
+        <w:t>"base.html"</w:t>
+      </w:r>
+      <w:r>
+        <w:rPr>
+          <w:rFonts w:ascii="Consolas" w:eastAsia="Times New Roman" w:hAnsi="Consolas" w:cs="Times New Roman"/>
+          <w:color w:val="569CD6"/>
+          <w:sz w:val="21"/>
+          <w:szCs w:val="21"/>
+        </w:rPr>
+        <w:t xml:space="preserve"> %}</w:t>
+      </w:r>
+    </w:p>
+    <w:p>
+      <w:pPr>
+        <w:shd w:val="clear" w:color="auto" w:fill="1E1E1E"/>
+        <w:spacing w:after="0" w:line="285" w:lineRule="atLeast"/>
+        <w:rPr>
+          <w:rFonts w:ascii="Consolas" w:eastAsia="Times New Roman" w:hAnsi="Consolas" w:cs="Times New Roman"/>
+          <w:color w:val="D4D4D4"/>
+          <w:sz w:val="21"/>
+          <w:szCs w:val="21"/>
+        </w:rPr>
+      </w:pPr>
+    </w:p>
+    <w:p>
+      <w:pPr>
+        <w:shd w:val="clear" w:color="auto" w:fill="1E1E1E"/>
+        <w:spacing w:after="0" w:line="285" w:lineRule="atLeast"/>
+        <w:rPr>
+          <w:rFonts w:ascii="Consolas" w:eastAsia="Times New Roman" w:hAnsi="Consolas" w:cs="Times New Roman"/>
+          <w:color w:val="D4D4D4"/>
+          <w:sz w:val="21"/>
+          <w:szCs w:val="21"/>
+        </w:rPr>
+      </w:pPr>
+      <w:r>
+        <w:rPr>
+          <w:rFonts w:ascii="Consolas" w:eastAsia="Times New Roman" w:hAnsi="Consolas" w:cs="Times New Roman"/>
+          <w:color w:val="569CD6"/>
+          <w:sz w:val="21"/>
+          <w:szCs w:val="21"/>
+        </w:rPr>
+        <w:t xml:space="preserve">{% </w:t>
+      </w:r>
+      <w:r>
+        <w:rPr>
+          <w:rFonts w:ascii="Consolas" w:eastAsia="Times New Roman" w:hAnsi="Consolas" w:cs="Times New Roman"/>
+          <w:color w:val="C586C0"/>
+          <w:sz w:val="21"/>
+          <w:szCs w:val="21"/>
+        </w:rPr>
+        <w:t>block</w:t>
+      </w:r>
+      <w:r>
+        <w:rPr>
+          <w:rFonts w:ascii="Consolas" w:eastAsia="Times New Roman" w:hAnsi="Consolas" w:cs="Times New Roman"/>
+          <w:color w:val="569CD6"/>
+          <w:sz w:val="21"/>
+          <w:szCs w:val="21"/>
+        </w:rPr>
+        <w:t xml:space="preserve"> </w:t>
+      </w:r>
+      <w:r>
+        <w:rPr>
+          <w:rFonts w:ascii="Consolas" w:eastAsia="Times New Roman" w:hAnsi="Consolas" w:cs="Times New Roman"/>
+          <w:color w:val="CE9178"/>
+          <w:sz w:val="21"/>
+          <w:szCs w:val="21"/>
+        </w:rPr>
+        <w:t>title</w:t>
+      </w:r>
+      <w:r>
+        <w:rPr>
+          <w:rFonts w:ascii="Consolas" w:eastAsia="Times New Roman" w:hAnsi="Consolas" w:cs="Times New Roman"/>
+          <w:color w:val="569CD6"/>
+          <w:sz w:val="21"/>
+          <w:szCs w:val="21"/>
+        </w:rPr>
+        <w:t xml:space="preserve"> %}</w:t>
+      </w:r>
+      <w:r>
+        <w:rPr>
+          <w:rFonts w:ascii="Consolas" w:eastAsia="Times New Roman" w:hAnsi="Consolas" w:cs="Times New Roman"/>
+          <w:color w:val="D4D4D4"/>
+          <w:sz w:val="21"/>
+          <w:szCs w:val="21"/>
+        </w:rPr>
+        <w:t>Success Page</w:t>
+      </w:r>
+      <w:r>
+        <w:rPr>
+          <w:rFonts w:ascii="Consolas" w:eastAsia="Times New Roman" w:hAnsi="Consolas" w:cs="Times New Roman"/>
+          <w:color w:val="569CD6"/>
+          <w:sz w:val="21"/>
+          <w:szCs w:val="21"/>
+        </w:rPr>
+        <w:t xml:space="preserve">{% </w:t>
+      </w:r>
+      <w:r>
+        <w:rPr>
+          <w:rFonts w:ascii="Consolas" w:eastAsia="Times New Roman" w:hAnsi="Consolas" w:cs="Times New Roman"/>
+          <w:color w:val="C586C0"/>
+          <w:sz w:val="21"/>
+          <w:szCs w:val="21"/>
+        </w:rPr>
+        <w:t>endblock</w:t>
+      </w:r>
+      <w:r>
+        <w:rPr>
+          <w:rFonts w:ascii="Consolas" w:eastAsia="Times New Roman" w:hAnsi="Consolas" w:cs="Times New Roman"/>
+          <w:color w:val="569CD6"/>
+          <w:sz w:val="21"/>
+          <w:szCs w:val="21"/>
+        </w:rPr>
+        <w:t xml:space="preserve"> </w:t>
+      </w:r>
+      <w:r>
+        <w:rPr>
+          <w:rFonts w:ascii="Consolas" w:eastAsia="Times New Roman" w:hAnsi="Consolas" w:cs="Times New Roman"/>
+          <w:color w:val="CE9178"/>
+          <w:sz w:val="21"/>
+          <w:szCs w:val="21"/>
+        </w:rPr>
+        <w:t>title</w:t>
+      </w:r>
+      <w:r>
+        <w:rPr>
+          <w:rFonts w:ascii="Consolas" w:eastAsia="Times New Roman" w:hAnsi="Consolas" w:cs="Times New Roman"/>
+          <w:color w:val="569CD6"/>
+          <w:sz w:val="21"/>
+          <w:szCs w:val="21"/>
+        </w:rPr>
+        <w:t xml:space="preserve"> %}</w:t>
+      </w:r>
+    </w:p>
+    <w:p>
+      <w:pPr>
+        <w:shd w:val="clear" w:color="auto" w:fill="1E1E1E"/>
+        <w:spacing w:after="0" w:line="285" w:lineRule="atLeast"/>
+        <w:rPr>
+          <w:rFonts w:ascii="Consolas" w:eastAsia="Times New Roman" w:hAnsi="Consolas" w:cs="Times New Roman"/>
+          <w:color w:val="D4D4D4"/>
+          <w:sz w:val="21"/>
+          <w:szCs w:val="21"/>
+        </w:rPr>
+      </w:pPr>
+    </w:p>
+    <w:p>
+      <w:pPr>
+        <w:shd w:val="clear" w:color="auto" w:fill="1E1E1E"/>
+        <w:spacing w:after="0" w:line="285" w:lineRule="atLeast"/>
+        <w:rPr>
+          <w:rFonts w:ascii="Consolas" w:eastAsia="Times New Roman" w:hAnsi="Consolas" w:cs="Times New Roman"/>
+          <w:color w:val="D4D4D4"/>
+          <w:sz w:val="21"/>
+          <w:szCs w:val="21"/>
+        </w:rPr>
+      </w:pPr>
+      <w:r>
+        <w:rPr>
+          <w:rFonts w:ascii="Consolas" w:eastAsia="Times New Roman" w:hAnsi="Consolas" w:cs="Times New Roman"/>
+          <w:color w:val="569CD6"/>
+          <w:sz w:val="21"/>
+          <w:szCs w:val="21"/>
+        </w:rPr>
+        <w:t xml:space="preserve">{% </w:t>
+      </w:r>
+      <w:r>
+        <w:rPr>
+          <w:rFonts w:ascii="Consolas" w:eastAsia="Times New Roman" w:hAnsi="Consolas" w:cs="Times New Roman"/>
+          <w:color w:val="C586C0"/>
+          <w:sz w:val="21"/>
+          <w:szCs w:val="21"/>
+        </w:rPr>
+        <w:t>block</w:t>
+      </w:r>
+      <w:r>
+        <w:rPr>
+          <w:rFonts w:ascii="Consolas" w:eastAsia="Times New Roman" w:hAnsi="Consolas" w:cs="Times New Roman"/>
+          <w:color w:val="569CD6"/>
+          <w:sz w:val="21"/>
+          <w:szCs w:val="21"/>
+        </w:rPr>
+        <w:t xml:space="preserve"> </w:t>
+      </w:r>
+      <w:r>
+        <w:rPr>
+          <w:rFonts w:ascii="Consolas" w:eastAsia="Times New Roman" w:hAnsi="Consolas" w:cs="Times New Roman"/>
+          <w:color w:val="CE9178"/>
+          <w:sz w:val="21"/>
+          <w:szCs w:val="21"/>
+        </w:rPr>
+        <w:t>content</w:t>
+      </w:r>
+      <w:r>
+        <w:rPr>
+          <w:rFonts w:ascii="Consolas" w:eastAsia="Times New Roman" w:hAnsi="Consolas" w:cs="Times New Roman"/>
+          <w:color w:val="569CD6"/>
+          <w:sz w:val="21"/>
+          <w:szCs w:val="21"/>
+        </w:rPr>
+        <w:t xml:space="preserve"> %}</w:t>
+      </w:r>
+    </w:p>
+    <w:p>
+      <w:pPr>
+        <w:shd w:val="clear" w:color="auto" w:fill="1E1E1E"/>
+        <w:spacing w:after="0" w:line="285" w:lineRule="atLeast"/>
+        <w:rPr>
+          <w:rFonts w:ascii="Consolas" w:eastAsia="Times New Roman" w:hAnsi="Consolas" w:cs="Times New Roman"/>
+          <w:color w:val="D4D4D4"/>
+          <w:sz w:val="21"/>
+          <w:szCs w:val="21"/>
+        </w:rPr>
+      </w:pPr>
+      <w:r>
+        <w:rPr>
+          <w:rFonts w:ascii="Consolas" w:eastAsia="Times New Roman" w:hAnsi="Consolas" w:cs="Times New Roman"/>
+          <w:color w:val="808080"/>
+          <w:sz w:val="21"/>
+          <w:szCs w:val="21"/>
+        </w:rPr>
+        <w:t>&lt;</w:t>
+      </w:r>
+      <w:r>
+        <w:rPr>
+          <w:rFonts w:ascii="Consolas" w:eastAsia="Times New Roman" w:hAnsi="Consolas" w:cs="Times New Roman"/>
+          <w:color w:val="569CD6"/>
+          <w:sz w:val="21"/>
+          <w:szCs w:val="21"/>
+        </w:rPr>
+        <w:t>p</w:t>
+      </w:r>
+      <w:r>
+        <w:rPr>
+          <w:rFonts w:ascii="Consolas" w:eastAsia="Times New Roman" w:hAnsi="Consolas" w:cs="Times New Roman"/>
+          <w:color w:val="808080"/>
+          <w:sz w:val="21"/>
+          <w:szCs w:val="21"/>
+        </w:rPr>
+        <w:t>&gt;</w:t>
+      </w:r>
+      <w:r>
+        <w:rPr>
+          <w:rFonts w:ascii="Consolas" w:eastAsia="Times New Roman" w:hAnsi="Consolas" w:cs="Times New Roman"/>
+          <w:color w:val="D4D4D4"/>
+          <w:sz w:val="21"/>
+          <w:szCs w:val="21"/>
+        </w:rPr>
+        <w:t>Form Upload Successfully</w:t>
+      </w:r>
+      <w:r>
+        <w:rPr>
+          <w:rFonts w:ascii="Consolas" w:eastAsia="Times New Roman" w:hAnsi="Consolas" w:cs="Times New Roman"/>
+          <w:color w:val="808080"/>
+          <w:sz w:val="21"/>
+          <w:szCs w:val="21"/>
+        </w:rPr>
+        <w:t>&lt;/</w:t>
+      </w:r>
+      <w:r>
+        <w:rPr>
+          <w:rFonts w:ascii="Consolas" w:eastAsia="Times New Roman" w:hAnsi="Consolas" w:cs="Times New Roman"/>
+          <w:color w:val="569CD6"/>
+          <w:sz w:val="21"/>
+          <w:szCs w:val="21"/>
+        </w:rPr>
+        <w:t>p</w:t>
+      </w:r>
+      <w:r>
+        <w:rPr>
+          <w:rFonts w:ascii="Consolas" w:eastAsia="Times New Roman" w:hAnsi="Consolas" w:cs="Times New Roman"/>
+          <w:color w:val="808080"/>
+          <w:sz w:val="21"/>
+          <w:szCs w:val="21"/>
+        </w:rPr>
+        <w:t>&gt;</w:t>
+      </w:r>
+    </w:p>
+    <w:p>
+      <w:pPr>
+        <w:shd w:val="clear" w:color="auto" w:fill="1E1E1E"/>
+        <w:spacing w:after="0" w:line="285" w:lineRule="atLeast"/>
+        <w:rPr>
+          <w:rFonts w:ascii="Consolas" w:eastAsia="Times New Roman" w:hAnsi="Consolas" w:cs="Times New Roman"/>
+          <w:color w:val="D4D4D4"/>
+          <w:sz w:val="21"/>
+          <w:szCs w:val="21"/>
+        </w:rPr>
+      </w:pPr>
+    </w:p>
+    <w:p>
+      <w:pPr>
+        <w:shd w:val="clear" w:color="auto" w:fill="1E1E1E"/>
+        <w:spacing w:after="0" w:line="285" w:lineRule="atLeast"/>
+        <w:rPr>
+          <w:rFonts w:ascii="Consolas" w:eastAsia="Times New Roman" w:hAnsi="Consolas" w:cs="Times New Roman"/>
+          <w:color w:val="D4D4D4"/>
+          <w:sz w:val="21"/>
+          <w:szCs w:val="21"/>
+        </w:rPr>
+      </w:pPr>
+      <w:r>
+        <w:rPr>
+          <w:rFonts w:ascii="Consolas" w:eastAsia="Times New Roman" w:hAnsi="Consolas" w:cs="Times New Roman"/>
+          <w:color w:val="808080"/>
+          <w:sz w:val="21"/>
+          <w:szCs w:val="21"/>
+        </w:rPr>
+        <w:t>&lt;</w:t>
+      </w:r>
+      <w:r>
+        <w:rPr>
+          <w:rFonts w:ascii="Consolas" w:eastAsia="Times New Roman" w:hAnsi="Consolas" w:cs="Times New Roman"/>
+          <w:color w:val="569CD6"/>
+          <w:sz w:val="21"/>
+          <w:szCs w:val="21"/>
+        </w:rPr>
+        <w:t>a</w:t>
+      </w:r>
+      <w:r>
+        <w:rPr>
+          <w:rFonts w:ascii="Consolas" w:eastAsia="Times New Roman" w:hAnsi="Consolas" w:cs="Times New Roman"/>
+          <w:color w:val="D4D4D4"/>
+          <w:sz w:val="21"/>
+          <w:szCs w:val="21"/>
+        </w:rPr>
+        <w:t xml:space="preserve"> </w:t>
+      </w:r>
+      <w:r>
+        <w:rPr>
+          <w:rFonts w:ascii="Consolas" w:eastAsia="Times New Roman" w:hAnsi="Consolas" w:cs="Times New Roman"/>
+          <w:color w:val="9CDCFE"/>
+          <w:sz w:val="21"/>
+          <w:szCs w:val="21"/>
+        </w:rPr>
+        <w:t>href</w:t>
+      </w:r>
+      <w:r>
+        <w:rPr>
+          <w:rFonts w:ascii="Consolas" w:eastAsia="Times New Roman" w:hAnsi="Consolas" w:cs="Times New Roman"/>
+          <w:color w:val="D4D4D4"/>
+          <w:sz w:val="21"/>
+          <w:szCs w:val="21"/>
+        </w:rPr>
+        <w:t>=</w:t>
+      </w:r>
+      <w:r>
+        <w:rPr>
+          <w:rFonts w:ascii="Consolas" w:eastAsia="Times New Roman" w:hAnsi="Consolas" w:cs="Times New Roman"/>
+          <w:color w:val="CE9178"/>
+          <w:sz w:val="21"/>
+          <w:szCs w:val="21"/>
+        </w:rPr>
+        <w:t>"/"</w:t>
+      </w:r>
+      <w:r>
+        <w:rPr>
+          <w:rFonts w:ascii="Consolas" w:eastAsia="Times New Roman" w:hAnsi="Consolas" w:cs="Times New Roman"/>
+          <w:color w:val="808080"/>
+          <w:sz w:val="21"/>
+          <w:szCs w:val="21"/>
+        </w:rPr>
+        <w:t>&gt;</w:t>
+      </w:r>
+      <w:r>
+        <w:rPr>
+          <w:rFonts w:ascii="Consolas" w:eastAsia="Times New Roman" w:hAnsi="Consolas" w:cs="Times New Roman"/>
+          <w:color w:val="D4D4D4"/>
+          <w:sz w:val="21"/>
+          <w:szCs w:val="21"/>
+        </w:rPr>
+        <w:t>Back to home</w:t>
+      </w:r>
+      <w:r>
+        <w:rPr>
+          <w:rFonts w:ascii="Consolas" w:eastAsia="Times New Roman" w:hAnsi="Consolas" w:cs="Times New Roman"/>
+          <w:color w:val="808080"/>
+          <w:sz w:val="21"/>
+          <w:szCs w:val="21"/>
+        </w:rPr>
+        <w:t>&lt;/</w:t>
+      </w:r>
+      <w:r>
+        <w:rPr>
+          <w:rFonts w:ascii="Consolas" w:eastAsia="Times New Roman" w:hAnsi="Consolas" w:cs="Times New Roman"/>
+          <w:color w:val="569CD6"/>
+          <w:sz w:val="21"/>
+          <w:szCs w:val="21"/>
+        </w:rPr>
+        <w:t>a</w:t>
+      </w:r>
+      <w:r>
+        <w:rPr>
+          <w:rFonts w:ascii="Consolas" w:eastAsia="Times New Roman" w:hAnsi="Consolas" w:cs="Times New Roman"/>
+          <w:color w:val="808080"/>
+          <w:sz w:val="21"/>
+          <w:szCs w:val="21"/>
+        </w:rPr>
+        <w:t>&gt;</w:t>
+      </w:r>
+    </w:p>
+    <w:p>
+      <w:pPr>
+        <w:shd w:val="clear" w:color="auto" w:fill="1E1E1E"/>
+        <w:spacing w:after="0" w:line="285" w:lineRule="atLeast"/>
+        <w:rPr>
+          <w:rFonts w:ascii="Consolas" w:eastAsia="Times New Roman" w:hAnsi="Consolas" w:cs="Times New Roman"/>
+          <w:color w:val="D4D4D4"/>
+          <w:sz w:val="21"/>
+          <w:szCs w:val="21"/>
+        </w:rPr>
+      </w:pPr>
+      <w:r>
+        <w:rPr>
+          <w:rFonts w:ascii="Consolas" w:eastAsia="Times New Roman" w:hAnsi="Consolas" w:cs="Times New Roman"/>
+          <w:color w:val="569CD6"/>
+          <w:sz w:val="21"/>
+          <w:szCs w:val="21"/>
+        </w:rPr>
+        <w:t xml:space="preserve">{% </w:t>
+      </w:r>
+      <w:r>
+        <w:rPr>
+          <w:rFonts w:ascii="Consolas" w:eastAsia="Times New Roman" w:hAnsi="Consolas" w:cs="Times New Roman"/>
+          <w:color w:val="C586C0"/>
+          <w:sz w:val="21"/>
+          <w:szCs w:val="21"/>
+        </w:rPr>
+        <w:t>endblock</w:t>
+      </w:r>
+      <w:r>
+        <w:rPr>
+          <w:rFonts w:ascii="Consolas" w:eastAsia="Times New Roman" w:hAnsi="Consolas" w:cs="Times New Roman"/>
+          <w:color w:val="569CD6"/>
+          <w:sz w:val="21"/>
+          <w:szCs w:val="21"/>
+        </w:rPr>
+        <w:t xml:space="preserve"> </w:t>
+      </w:r>
+      <w:r>
+        <w:rPr>
+          <w:rFonts w:ascii="Consolas" w:eastAsia="Times New Roman" w:hAnsi="Consolas" w:cs="Times New Roman"/>
+          <w:color w:val="CE9178"/>
+          <w:sz w:val="21"/>
+          <w:szCs w:val="21"/>
+        </w:rPr>
+        <w:t>content</w:t>
+      </w:r>
+      <w:r>
+        <w:rPr>
+          <w:rFonts w:ascii="Consolas" w:eastAsia="Times New Roman" w:hAnsi="Consolas" w:cs="Times New Roman"/>
+          <w:color w:val="569CD6"/>
+          <w:sz w:val="21"/>
+          <w:szCs w:val="21"/>
+        </w:rPr>
+        <w:t xml:space="preserve"> %}</w:t>
+      </w:r>
+    </w:p>
+    <w:p>
+      <w:pPr>
+        <w:shd w:val="clear" w:color="auto" w:fill="1E1E1E"/>
+        <w:spacing w:after="240" w:line="285" w:lineRule="atLeast"/>
+        <w:rPr>
+          <w:rFonts w:ascii="Consolas" w:eastAsia="Times New Roman" w:hAnsi="Consolas" w:cs="Times New Roman"/>
+          <w:color w:val="D4D4D4"/>
+          <w:sz w:val="21"/>
+          <w:szCs w:val="21"/>
+        </w:rPr>
+      </w:pPr>
+    </w:p>
+    <w:p>
+      <w:r>
+        <w:t>app/resume/routers.py:</w:t>
+      </w:r>
+    </w:p>
+    <w:p>
+      <w:pPr>
+        <w:shd w:val="clear" w:color="auto" w:fill="1E1E1E"/>
+        <w:spacing w:after="0" w:line="285" w:lineRule="atLeast"/>
+        <w:rPr>
+          <w:rFonts w:ascii="Consolas" w:eastAsia="Times New Roman" w:hAnsi="Consolas" w:cs="Times New Roman"/>
+          <w:color w:val="D4D4D4"/>
+          <w:sz w:val="21"/>
+          <w:szCs w:val="21"/>
+        </w:rPr>
+      </w:pPr>
+      <w:r>
+        <w:rPr>
+          <w:rFonts w:ascii="Consolas" w:eastAsia="Times New Roman" w:hAnsi="Consolas" w:cs="Times New Roman"/>
+          <w:color w:val="D4D4D4"/>
+          <w:sz w:val="21"/>
+          <w:szCs w:val="21"/>
+        </w:rPr>
+        <w:t xml:space="preserve">  </w:t>
+      </w:r>
+      <w:r>
+        <w:rPr>
+          <w:rFonts w:ascii="Consolas" w:eastAsia="Times New Roman" w:hAnsi="Consolas" w:cs="Times New Roman"/>
+          <w:color w:val="C586C0"/>
+          <w:sz w:val="21"/>
+          <w:szCs w:val="21"/>
+        </w:rPr>
+        <w:t>return</w:t>
+      </w:r>
+      <w:r>
+        <w:rPr>
+          <w:rFonts w:ascii="Consolas" w:eastAsia="Times New Roman" w:hAnsi="Consolas" w:cs="Times New Roman"/>
+          <w:color w:val="D4D4D4"/>
+          <w:sz w:val="21"/>
+          <w:szCs w:val="21"/>
+        </w:rPr>
+        <w:t xml:space="preserve"> </w:t>
+      </w:r>
+      <w:r>
+        <w:rPr>
+          <w:rFonts w:ascii="Consolas" w:eastAsia="Times New Roman" w:hAnsi="Consolas" w:cs="Times New Roman"/>
+          <w:color w:val="4EC9B0"/>
+          <w:sz w:val="21"/>
+          <w:szCs w:val="21"/>
+        </w:rPr>
+        <w:t>RedirectResponse</w:t>
+      </w:r>
+      <w:r>
+        <w:rPr>
+          <w:rFonts w:ascii="Consolas" w:eastAsia="Times New Roman" w:hAnsi="Consolas" w:cs="Times New Roman"/>
+          <w:color w:val="D4D4D4"/>
+          <w:sz w:val="21"/>
+          <w:szCs w:val="21"/>
+        </w:rPr>
+        <w:t>(</w:t>
+      </w:r>
+      <w:r>
+        <w:rPr>
+          <w:rFonts w:ascii="Consolas" w:eastAsia="Times New Roman" w:hAnsi="Consolas" w:cs="Times New Roman"/>
+          <w:color w:val="9CDCFE"/>
+          <w:sz w:val="21"/>
+          <w:szCs w:val="21"/>
+        </w:rPr>
+        <w:t>url</w:t>
+      </w:r>
+      <w:r>
+        <w:rPr>
+          <w:rFonts w:ascii="Consolas" w:eastAsia="Times New Roman" w:hAnsi="Consolas" w:cs="Times New Roman"/>
+          <w:color w:val="D4D4D4"/>
+          <w:sz w:val="21"/>
+          <w:szCs w:val="21"/>
+        </w:rPr>
+        <w:t>=</w:t>
+      </w:r>
+      <w:r>
+        <w:rPr>
+          <w:rFonts w:ascii="Consolas" w:eastAsia="Times New Roman" w:hAnsi="Consolas" w:cs="Times New Roman"/>
+          <w:color w:val="CE9178"/>
+          <w:sz w:val="21"/>
+          <w:szCs w:val="21"/>
+        </w:rPr>
+        <w:t>"/success"</w:t>
+      </w:r>
+      <w:r>
+        <w:rPr>
+          <w:rFonts w:ascii="Consolas" w:eastAsia="Times New Roman" w:hAnsi="Consolas" w:cs="Times New Roman"/>
+          <w:color w:val="D4D4D4"/>
+          <w:sz w:val="21"/>
+          <w:szCs w:val="21"/>
+        </w:rPr>
+        <w:t xml:space="preserve">, </w:t>
+      </w:r>
+      <w:r>
+        <w:rPr>
+          <w:rFonts w:ascii="Consolas" w:eastAsia="Times New Roman" w:hAnsi="Consolas" w:cs="Times New Roman"/>
+          <w:color w:val="9CDCFE"/>
+          <w:sz w:val="21"/>
+          <w:szCs w:val="21"/>
+        </w:rPr>
+        <w:t>status_code</w:t>
+      </w:r>
+      <w:r>
+        <w:rPr>
+          <w:rFonts w:ascii="Consolas" w:eastAsia="Times New Roman" w:hAnsi="Consolas" w:cs="Times New Roman"/>
+          <w:color w:val="D4D4D4"/>
+          <w:sz w:val="21"/>
+          <w:szCs w:val="21"/>
+        </w:rPr>
+        <w:t>=</w:t>
+      </w:r>
+      <w:r>
+        <w:rPr>
+          <w:rFonts w:ascii="Consolas" w:eastAsia="Times New Roman" w:hAnsi="Consolas" w:cs="Times New Roman"/>
+          <w:color w:val="B5CEA8"/>
+          <w:sz w:val="21"/>
+          <w:szCs w:val="21"/>
+        </w:rPr>
+        <w:t>303</w:t>
+      </w:r>
+      <w:r>
+        <w:rPr>
+          <w:rFonts w:ascii="Consolas" w:eastAsia="Times New Roman" w:hAnsi="Consolas" w:cs="Times New Roman"/>
+          <w:color w:val="D4D4D4"/>
+          <w:sz w:val="21"/>
+          <w:szCs w:val="21"/>
+        </w:rPr>
+        <w:t>)</w:t>
+      </w:r>
+    </w:p>
+    <w:p>
+      <w:r>
+        <w:t>add this in post function</w:t>
+      </w:r>
+    </w:p>
+    <w:p/>
+    <w:p>
+      <w:r>
+        <w:t>Step6:</w:t>
+      </w:r>
+    </w:p>
+    <w:p>
+      <w:r>
+        <w:t>Step7:</w:t>
+      </w:r>
+    </w:p>
+    <w:p>
+      <w:r>
+        <w:t>Step8:</w:t>
+      </w:r>
+    </w:p>
+    <w:p>
+      <w:r>
+        <w:t>Step9:</w:t>
+      </w:r>
+    </w:p>
+    <w:p>
+      <w:r>
+        <w:t>Step10:</w:t>
+      </w:r>
+    </w:p>
+    <w:p>
+      <w:r>
+        <w:t>Step11:</w:t>
+      </w:r>
+    </w:p>
+    <w:p>
+      <w:r>
+        <w:t>Step12:</w:t>
+      </w:r>
+    </w:p>
+    <w:p>
+      <w:r>
+        <w:t>Step13:</w:t>
       </w:r>
     </w:p>
     <w:p/>
